--- a/docs/report/CivicLink_Final_Project_Report.docx
+++ b/docs/report/CivicLink_Final_Project_Report.docx
@@ -295,7 +295,7 @@
     </w:p>
     <w:p>
       <w:r>
-        <w:t>The system is built with React and TypeScript on Firebase: Authentication, Cloud Firestore, Cloud Functions and Cloud Storage. Every state-changing operation runs on the server inside a database transaction, and access is enforced by Security Rules. The assessed system runs on the Firebase Emulator Suite, so it can be reproduced with two commands and no cloud account. It is verified by 132 automated tests (unit, security-rule, API integration, end-to-end and non-functional) running in continuous integration. All five success criteria were achieved.</w:t>
+        <w:t>The system is built with React and TypeScript on Firebase Authentication and Cloud Firestore, with a Node.js command API. Every state-changing operation runs on the server inside a database transaction, and access is enforced by Security Rules. It runs entirely on free tiers: the deployed system uses Vercel and Firebase's free Spark plan, and a local configuration using the Firebase Emulator Suite can be reproduced with two commands and no cloud account. It is verified by 136 automated tests (unit, security-rule, API integration, end-to-end and non-functional) running in continuous integration. All five success criteria were achieved.</w:t>
       </w:r>
     </w:p>
     <w:p>
@@ -906,7 +906,7 @@
     </w:p>
     <w:p>
       <w:r>
-        <w:t>CivicLink is a responsive web application backed by Firebase. The system boundary contains the React single-page application (with separate resident, official, field-worker and administrator areas), a Cloud Functions command API, Cloud Firestore, Cloud Storage and Firebase Authentication. The external actors are the four user roles. The only external services are OpenStreetMap, which supplies map tiles, and the browser's geolocation service on the user's device.</w:t>
+        <w:t>CivicLink is a responsive web application backed by Firebase. The system boundary contains the React single-page application (with separate resident, official, field-worker and administrator areas), a Node.js command API (served by Cloud Functions locally and by Vercel serverless functions when deployed), Cloud Firestore and Firebase Authentication. The external actors are the four user roles. The only external services are OpenStreetMap, which supplies map tiles, and the browser's geolocation service on the user's device.</w:t>
       </w:r>
     </w:p>
     <w:p>
@@ -2866,7 +2866,7 @@
     </w:p>
     <w:p>
       <w:r>
-        <w:t xml:space="preserve">The requirements below are the consolidated baseline that controls the project. Changes from the Phase 1–3 documents (for example the added Administrator actor, the eight-state report lifecycle and the rewritten non-functional requirements) are recorded as change requests CR-01 to CR-26 in </w:t>
+        <w:t xml:space="preserve">The requirements below are the consolidated baseline that controls the project. Changes from the Phase 1–3 documents (for example the added Administrator actor, the eight-state report lifecycle and the rewritten non-functional requirements) are recorded as change requests CR-01 to CR-28 in </w:t>
       </w:r>
       <w:r>
         <w:rPr>
@@ -6062,8 +6062,8 @@
         <w:tblLayout w:type="fixed"/>
       </w:tblPr>
       <w:tblGrid>
-        <w:gridCol w:w="1007"/>
-        <w:gridCol w:w="8353"/>
+        <w:gridCol w:w="999"/>
+        <w:gridCol w:w="8361"/>
       </w:tblGrid>
       <w:tr>
         <w:trPr>
@@ -6071,7 +6071,7 @@
         </w:trPr>
         <w:tc>
           <w:tcPr>
-            <w:tcW w:type="dxa" w:w="1007"/>
+            <w:tcW w:type="dxa" w:w="999"/>
             <w:shd w:val="clear" w:color="auto" w:fill="D5EBF4"/>
           </w:tcPr>
           <w:p>
@@ -6089,7 +6089,7 @@
         </w:tc>
         <w:tc>
           <w:tcPr>
-            <w:tcW w:type="dxa" w:w="8353"/>
+            <w:tcW w:type="dxa" w:w="8361"/>
             <w:shd w:val="clear" w:color="auto" w:fill="D5EBF4"/>
           </w:tcPr>
           <w:p>
@@ -6109,7 +6109,7 @@
       <w:tr>
         <w:tc>
           <w:tcPr>
-            <w:tcW w:type="dxa" w:w="1007"/>
+            <w:tcW w:type="dxa" w:w="999"/>
           </w:tcPr>
           <w:p>
             <w:pPr>
@@ -6125,7 +6125,7 @@
         </w:tc>
         <w:tc>
           <w:tcPr>
-            <w:tcW w:type="dxa" w:w="8353"/>
+            <w:tcW w:type="dxa" w:w="8361"/>
           </w:tcPr>
           <w:p>
             <w:pPr>
@@ -6143,7 +6143,7 @@
       <w:tr>
         <w:tc>
           <w:tcPr>
-            <w:tcW w:type="dxa" w:w="1007"/>
+            <w:tcW w:type="dxa" w:w="999"/>
           </w:tcPr>
           <w:p>
             <w:pPr>
@@ -6159,17 +6159,17 @@
         </w:tc>
         <w:tc>
           <w:tcPr>
-            <w:tcW w:type="dxa" w:w="8353"/>
-          </w:tcPr>
-          <w:p>
-            <w:pPr>
-              <w:spacing w:after="0"/>
-            </w:pPr>
-            <w:r>
-              <w:rPr>
-                <w:sz w:val="18"/>
-              </w:rPr>
-              <w:t>A report needs an active category, a description of 10–300 characters, a location inside the Sol Plaatje municipal bounds, a suburb from the configured list and a severity. It may carry 0–3 photos, each JPEG/PNG/WebP and at most 5 MB.</w:t>
+            <w:tcW w:type="dxa" w:w="8361"/>
+          </w:tcPr>
+          <w:p>
+            <w:pPr>
+              <w:spacing w:after="0"/>
+            </w:pPr>
+            <w:r>
+              <w:rPr>
+                <w:sz w:val="18"/>
+              </w:rPr>
+              <w:t>A report needs an active category, a description of 10–300 characters, a location inside the Sol Plaatje municipal bounds, a suburb from the configured list and a severity. It may carry 0–3 photos, each a real JPEG/PNG/WebP image (checked by its content) of at most 700 KB once compressed; residents may pick files of up to 15 MB, which the app compresses.</w:t>
             </w:r>
           </w:p>
         </w:tc>
@@ -6177,7 +6177,7 @@
       <w:tr>
         <w:tc>
           <w:tcPr>
-            <w:tcW w:type="dxa" w:w="1007"/>
+            <w:tcW w:type="dxa" w:w="999"/>
           </w:tcPr>
           <w:p>
             <w:pPr>
@@ -6193,7 +6193,7 @@
         </w:tc>
         <w:tc>
           <w:tcPr>
-            <w:tcW w:type="dxa" w:w="8353"/>
+            <w:tcW w:type="dxa" w:w="8361"/>
           </w:tcPr>
           <w:p>
             <w:pPr>
@@ -6211,7 +6211,7 @@
       <w:tr>
         <w:tc>
           <w:tcPr>
-            <w:tcW w:type="dxa" w:w="1007"/>
+            <w:tcW w:type="dxa" w:w="999"/>
           </w:tcPr>
           <w:p>
             <w:pPr>
@@ -6227,7 +6227,7 @@
         </w:tc>
         <w:tc>
           <w:tcPr>
-            <w:tcW w:type="dxa" w:w="8353"/>
+            <w:tcW w:type="dxa" w:w="8361"/>
           </w:tcPr>
           <w:p>
             <w:pPr>
@@ -6245,7 +6245,7 @@
       <w:tr>
         <w:tc>
           <w:tcPr>
-            <w:tcW w:type="dxa" w:w="1007"/>
+            <w:tcW w:type="dxa" w:w="999"/>
           </w:tcPr>
           <w:p>
             <w:pPr>
@@ -6261,7 +6261,7 @@
         </w:tc>
         <w:tc>
           <w:tcPr>
-            <w:tcW w:type="dxa" w:w="8353"/>
+            <w:tcW w:type="dxa" w:w="8361"/>
           </w:tcPr>
           <w:p>
             <w:pPr>
@@ -6279,7 +6279,7 @@
       <w:tr>
         <w:tc>
           <w:tcPr>
-            <w:tcW w:type="dxa" w:w="1007"/>
+            <w:tcW w:type="dxa" w:w="999"/>
           </w:tcPr>
           <w:p>
             <w:pPr>
@@ -6295,7 +6295,7 @@
         </w:tc>
         <w:tc>
           <w:tcPr>
-            <w:tcW w:type="dxa" w:w="8353"/>
+            <w:tcW w:type="dxa" w:w="8361"/>
           </w:tcPr>
           <w:p>
             <w:pPr>
@@ -6313,7 +6313,7 @@
       <w:tr>
         <w:tc>
           <w:tcPr>
-            <w:tcW w:type="dxa" w:w="1007"/>
+            <w:tcW w:type="dxa" w:w="999"/>
           </w:tcPr>
           <w:p>
             <w:pPr>
@@ -6329,7 +6329,7 @@
         </w:tc>
         <w:tc>
           <w:tcPr>
-            <w:tcW w:type="dxa" w:w="8353"/>
+            <w:tcW w:type="dxa" w:w="8361"/>
           </w:tcPr>
           <w:p>
             <w:pPr>
@@ -6347,7 +6347,7 @@
       <w:tr>
         <w:tc>
           <w:tcPr>
-            <w:tcW w:type="dxa" w:w="1007"/>
+            <w:tcW w:type="dxa" w:w="999"/>
           </w:tcPr>
           <w:p>
             <w:pPr>
@@ -6363,7 +6363,7 @@
         </w:tc>
         <w:tc>
           <w:tcPr>
-            <w:tcW w:type="dxa" w:w="8353"/>
+            <w:tcW w:type="dxa" w:w="8361"/>
           </w:tcPr>
           <w:p>
             <w:pPr>
@@ -6381,7 +6381,7 @@
       <w:tr>
         <w:tc>
           <w:tcPr>
-            <w:tcW w:type="dxa" w:w="1007"/>
+            <w:tcW w:type="dxa" w:w="999"/>
           </w:tcPr>
           <w:p>
             <w:pPr>
@@ -6397,7 +6397,7 @@
         </w:tc>
         <w:tc>
           <w:tcPr>
-            <w:tcW w:type="dxa" w:w="8353"/>
+            <w:tcW w:type="dxa" w:w="8361"/>
           </w:tcPr>
           <w:p>
             <w:pPr>
@@ -6415,7 +6415,7 @@
       <w:tr>
         <w:tc>
           <w:tcPr>
-            <w:tcW w:type="dxa" w:w="1007"/>
+            <w:tcW w:type="dxa" w:w="999"/>
           </w:tcPr>
           <w:p>
             <w:pPr>
@@ -6431,7 +6431,7 @@
         </w:tc>
         <w:tc>
           <w:tcPr>
-            <w:tcW w:type="dxa" w:w="8353"/>
+            <w:tcW w:type="dxa" w:w="8361"/>
           </w:tcPr>
           <w:p>
             <w:pPr>
@@ -6449,7 +6449,7 @@
       <w:tr>
         <w:tc>
           <w:tcPr>
-            <w:tcW w:type="dxa" w:w="1007"/>
+            <w:tcW w:type="dxa" w:w="999"/>
           </w:tcPr>
           <w:p>
             <w:pPr>
@@ -6465,7 +6465,7 @@
         </w:tc>
         <w:tc>
           <w:tcPr>
-            <w:tcW w:type="dxa" w:w="8353"/>
+            <w:tcW w:type="dxa" w:w="8361"/>
           </w:tcPr>
           <w:p>
             <w:pPr>
@@ -6483,7 +6483,7 @@
       <w:tr>
         <w:tc>
           <w:tcPr>
-            <w:tcW w:type="dxa" w:w="1007"/>
+            <w:tcW w:type="dxa" w:w="999"/>
           </w:tcPr>
           <w:p>
             <w:pPr>
@@ -6499,7 +6499,7 @@
         </w:tc>
         <w:tc>
           <w:tcPr>
-            <w:tcW w:type="dxa" w:w="8353"/>
+            <w:tcW w:type="dxa" w:w="8361"/>
           </w:tcPr>
           <w:p>
             <w:pPr>
@@ -6517,7 +6517,7 @@
       <w:tr>
         <w:tc>
           <w:tcPr>
-            <w:tcW w:type="dxa" w:w="1007"/>
+            <w:tcW w:type="dxa" w:w="999"/>
           </w:tcPr>
           <w:p>
             <w:pPr>
@@ -6533,7 +6533,7 @@
         </w:tc>
         <w:tc>
           <w:tcPr>
-            <w:tcW w:type="dxa" w:w="8353"/>
+            <w:tcW w:type="dxa" w:w="8361"/>
           </w:tcPr>
           <w:p>
             <w:pPr>
@@ -6551,7 +6551,7 @@
       <w:tr>
         <w:tc>
           <w:tcPr>
-            <w:tcW w:type="dxa" w:w="1007"/>
+            <w:tcW w:type="dxa" w:w="999"/>
           </w:tcPr>
           <w:p>
             <w:pPr>
@@ -6567,7 +6567,7 @@
         </w:tc>
         <w:tc>
           <w:tcPr>
-            <w:tcW w:type="dxa" w:w="8353"/>
+            <w:tcW w:type="dxa" w:w="8361"/>
           </w:tcPr>
           <w:p>
             <w:pPr>
@@ -6585,7 +6585,7 @@
       <w:tr>
         <w:tc>
           <w:tcPr>
-            <w:tcW w:type="dxa" w:w="1007"/>
+            <w:tcW w:type="dxa" w:w="999"/>
           </w:tcPr>
           <w:p>
             <w:pPr>
@@ -6601,7 +6601,7 @@
         </w:tc>
         <w:tc>
           <w:tcPr>
-            <w:tcW w:type="dxa" w:w="8353"/>
+            <w:tcW w:type="dxa" w:w="8361"/>
           </w:tcPr>
           <w:p>
             <w:pPr>
@@ -6619,7 +6619,7 @@
       <w:tr>
         <w:tc>
           <w:tcPr>
-            <w:tcW w:type="dxa" w:w="1007"/>
+            <w:tcW w:type="dxa" w:w="999"/>
           </w:tcPr>
           <w:p>
             <w:pPr>
@@ -6635,7 +6635,7 @@
         </w:tc>
         <w:tc>
           <w:tcPr>
-            <w:tcW w:type="dxa" w:w="8353"/>
+            <w:tcW w:type="dxa" w:w="8361"/>
           </w:tcPr>
           <w:p>
             <w:pPr>
@@ -6653,7 +6653,7 @@
       <w:tr>
         <w:tc>
           <w:tcPr>
-            <w:tcW w:type="dxa" w:w="1007"/>
+            <w:tcW w:type="dxa" w:w="999"/>
           </w:tcPr>
           <w:p>
             <w:pPr>
@@ -6669,7 +6669,7 @@
         </w:tc>
         <w:tc>
           <w:tcPr>
-            <w:tcW w:type="dxa" w:w="8353"/>
+            <w:tcW w:type="dxa" w:w="8361"/>
           </w:tcPr>
           <w:p>
             <w:pPr>
@@ -6687,7 +6687,7 @@
       <w:tr>
         <w:tc>
           <w:tcPr>
-            <w:tcW w:type="dxa" w:w="1007"/>
+            <w:tcW w:type="dxa" w:w="999"/>
           </w:tcPr>
           <w:p>
             <w:pPr>
@@ -6703,7 +6703,7 @@
         </w:tc>
         <w:tc>
           <w:tcPr>
-            <w:tcW w:type="dxa" w:w="8353"/>
+            <w:tcW w:type="dxa" w:w="8361"/>
           </w:tcPr>
           <w:p>
             <w:pPr>
@@ -6721,7 +6721,7 @@
       <w:tr>
         <w:tc>
           <w:tcPr>
-            <w:tcW w:type="dxa" w:w="1007"/>
+            <w:tcW w:type="dxa" w:w="999"/>
           </w:tcPr>
           <w:p>
             <w:pPr>
@@ -6737,7 +6737,7 @@
         </w:tc>
         <w:tc>
           <w:tcPr>
-            <w:tcW w:type="dxa" w:w="8353"/>
+            <w:tcW w:type="dxa" w:w="8361"/>
           </w:tcPr>
           <w:p>
             <w:pPr>
@@ -6755,7 +6755,7 @@
       <w:tr>
         <w:tc>
           <w:tcPr>
-            <w:tcW w:type="dxa" w:w="1007"/>
+            <w:tcW w:type="dxa" w:w="999"/>
           </w:tcPr>
           <w:p>
             <w:pPr>
@@ -6771,7 +6771,7 @@
         </w:tc>
         <w:tc>
           <w:tcPr>
-            <w:tcW w:type="dxa" w:w="8353"/>
+            <w:tcW w:type="dxa" w:w="8361"/>
           </w:tcPr>
           <w:p>
             <w:pPr>
@@ -6789,7 +6789,7 @@
       <w:tr>
         <w:tc>
           <w:tcPr>
-            <w:tcW w:type="dxa" w:w="1007"/>
+            <w:tcW w:type="dxa" w:w="999"/>
           </w:tcPr>
           <w:p>
             <w:pPr>
@@ -6805,7 +6805,7 @@
         </w:tc>
         <w:tc>
           <w:tcPr>
-            <w:tcW w:type="dxa" w:w="8353"/>
+            <w:tcW w:type="dxa" w:w="8361"/>
           </w:tcPr>
           <w:p>
             <w:pPr>
@@ -6823,7 +6823,7 @@
       <w:tr>
         <w:tc>
           <w:tcPr>
-            <w:tcW w:type="dxa" w:w="1007"/>
+            <w:tcW w:type="dxa" w:w="999"/>
           </w:tcPr>
           <w:p>
             <w:pPr>
@@ -6839,7 +6839,7 @@
         </w:tc>
         <w:tc>
           <w:tcPr>
-            <w:tcW w:type="dxa" w:w="8353"/>
+            <w:tcW w:type="dxa" w:w="8361"/>
           </w:tcPr>
           <w:p>
             <w:pPr>
@@ -6898,7 +6898,7 @@
         <w:t>FR-03 Submit report.</w:t>
       </w:r>
       <w:r>
-        <w:t xml:space="preserve"> Every BR-02 rule is checked in the form and again on the server, with field-level messages. A location outside the municipality, a fourth photo, a file over 5 MB or a non-image is refused. On success the resident sees the reference number.</w:t>
+        <w:t xml:space="preserve"> Every BR-02 rule is checked in the form and again on the server, with field-level messages. A location outside the municipality, a fourth photo, a file over 15 MB or a file that is not really an image is refused. On success the resident sees the reference number.</w:t>
       </w:r>
     </w:p>
     <w:p>
@@ -7275,7 +7275,7 @@
     </w:p>
     <w:p>
       <w:r>
-        <w:t xml:space="preserve">A resident completes the three-step form, and client validation gives immediate feedback. Photos are uploaded to the resident's own Storage folder, where Storage rules reject non-images, oversized files and other users' folders. The </w:t>
+        <w:t xml:space="preserve">A resident completes the three-step form, and client validation gives immediate feedback. Photos are compressed in the browser (≤ 1280 px, ≤ 700 KB) and sent with the request. The </w:t>
       </w:r>
       <w:r>
         <w:rPr>
@@ -7285,7 +7285,7 @@
         <w:t>submitReport</w:t>
       </w:r>
       <w:r>
-        <w:t xml:space="preserve"> command then checks the caller's role and the input, and runs transaction TX-1. TX-1 checks that the category is active, searches for open reports of the same category within 100 m, allocates the next reference, and writes either a new Submitted report (with the public map projection and notifications to the department's officials) or a Duplicate report linked to the original.</w:t>
+        <w:t xml:space="preserve"> command checks the caller's role and the input, verifies each photo's real type from its first bytes, and runs transaction TX-1, which also writes the photos as binary documents. TX-1 checks that the category is active, searches for open reports of the same category within 100 m, allocates the next reference, and writes either a new Submitted report (with the public map projection and notifications to the department's officials) or a Duplicate report linked to the original.</w:t>
       </w:r>
     </w:p>
     <w:p>
@@ -7749,7 +7749,7 @@
       <w:r>
         <w:drawing>
           <wp:inline xmlns:a="http://schemas.openxmlformats.org/drawingml/2006/main" xmlns:pic="http://schemas.openxmlformats.org/drawingml/2006/picture">
-            <wp:extent cx="5943600" cy="3932711"/>
+            <wp:extent cx="5943600" cy="5649058"/>
             <wp:docPr id="10" name="Picture 10"/>
             <wp:cNvGraphicFramePr>
               <a:graphicFrameLocks noChangeAspect="1"/>
@@ -7770,7 +7770,7 @@
                   <pic:spPr>
                     <a:xfrm>
                       <a:off x="0" y="0"/>
-                      <a:ext cx="5943600" cy="3932711"/>
+                      <a:ext cx="5943600" cy="5649058"/>
                     </a:xfrm>
                     <a:prstGeom prst="rect"/>
                   </pic:spPr>
@@ -7809,9 +7809,9 @@
         <w:tblLayout w:type="fixed"/>
       </w:tblPr>
       <w:tblGrid>
-        <w:gridCol w:w="2164"/>
-        <w:gridCol w:w="3768"/>
-        <w:gridCol w:w="3428"/>
+        <w:gridCol w:w="2096"/>
+        <w:gridCol w:w="3993"/>
+        <w:gridCol w:w="3271"/>
       </w:tblGrid>
       <w:tr>
         <w:trPr>
@@ -7819,7 +7819,7 @@
         </w:trPr>
         <w:tc>
           <w:tcPr>
-            <w:tcW w:type="dxa" w:w="2164"/>
+            <w:tcW w:type="dxa" w:w="2096"/>
             <w:shd w:val="clear" w:color="auto" w:fill="D5EBF4"/>
           </w:tcPr>
           <w:p>
@@ -7837,7 +7837,7 @@
         </w:tc>
         <w:tc>
           <w:tcPr>
-            <w:tcW w:type="dxa" w:w="3768"/>
+            <w:tcW w:type="dxa" w:w="3993"/>
             <w:shd w:val="clear" w:color="auto" w:fill="D5EBF4"/>
           </w:tcPr>
           <w:p>
@@ -7855,7 +7855,7 @@
         </w:tc>
         <w:tc>
           <w:tcPr>
-            <w:tcW w:type="dxa" w:w="3428"/>
+            <w:tcW w:type="dxa" w:w="3271"/>
             <w:shd w:val="clear" w:color="auto" w:fill="D5EBF4"/>
           </w:tcPr>
           <w:p>
@@ -7875,7 +7875,7 @@
       <w:tr>
         <w:tc>
           <w:tcPr>
-            <w:tcW w:type="dxa" w:w="2164"/>
+            <w:tcW w:type="dxa" w:w="2096"/>
           </w:tcPr>
           <w:p>
             <w:pPr>
@@ -7891,7 +7891,7 @@
         </w:tc>
         <w:tc>
           <w:tcPr>
-            <w:tcW w:type="dxa" w:w="3768"/>
+            <w:tcW w:type="dxa" w:w="3993"/>
           </w:tcPr>
           <w:p>
             <w:pPr>
@@ -7907,7 +7907,7 @@
         </w:tc>
         <w:tc>
           <w:tcPr>
-            <w:tcW w:type="dxa" w:w="3428"/>
+            <w:tcW w:type="dxa" w:w="3271"/>
           </w:tcPr>
           <w:p>
             <w:pPr>
@@ -7925,7 +7925,7 @@
       <w:tr>
         <w:tc>
           <w:tcPr>
-            <w:tcW w:type="dxa" w:w="2164"/>
+            <w:tcW w:type="dxa" w:w="2096"/>
           </w:tcPr>
           <w:p>
             <w:pPr>
@@ -7941,7 +7941,7 @@
         </w:tc>
         <w:tc>
           <w:tcPr>
-            <w:tcW w:type="dxa" w:w="3768"/>
+            <w:tcW w:type="dxa" w:w="3993"/>
           </w:tcPr>
           <w:p>
             <w:pPr>
@@ -7957,7 +7957,7 @@
         </w:tc>
         <w:tc>
           <w:tcPr>
-            <w:tcW w:type="dxa" w:w="3428"/>
+            <w:tcW w:type="dxa" w:w="3271"/>
           </w:tcPr>
           <w:p>
             <w:pPr>
@@ -7975,7 +7975,7 @@
       <w:tr>
         <w:tc>
           <w:tcPr>
-            <w:tcW w:type="dxa" w:w="2164"/>
+            <w:tcW w:type="dxa" w:w="2096"/>
           </w:tcPr>
           <w:p>
             <w:pPr>
@@ -7991,7 +7991,7 @@
         </w:tc>
         <w:tc>
           <w:tcPr>
-            <w:tcW w:type="dxa" w:w="3768"/>
+            <w:tcW w:type="dxa" w:w="3993"/>
           </w:tcPr>
           <w:p>
             <w:pPr>
@@ -8007,7 +8007,7 @@
         </w:tc>
         <w:tc>
           <w:tcPr>
-            <w:tcW w:type="dxa" w:w="3428"/>
+            <w:tcW w:type="dxa" w:w="3271"/>
           </w:tcPr>
           <w:p>
             <w:pPr>
@@ -8025,7 +8025,7 @@
       <w:tr>
         <w:tc>
           <w:tcPr>
-            <w:tcW w:type="dxa" w:w="2164"/>
+            <w:tcW w:type="dxa" w:w="2096"/>
           </w:tcPr>
           <w:p>
             <w:pPr>
@@ -8041,23 +8041,23 @@
         </w:tc>
         <w:tc>
           <w:tcPr>
-            <w:tcW w:type="dxa" w:w="3768"/>
-          </w:tcPr>
-          <w:p>
-            <w:pPr>
-              <w:spacing w:after="0"/>
-            </w:pPr>
-            <w:r>
-              <w:rPr>
-                <w:sz w:val="18"/>
-              </w:rPr>
-              <w:t>Cloud Functions for Firebase (2nd gen, Node.js 22), region africa-south1</w:t>
-            </w:r>
-          </w:p>
-        </w:tc>
-        <w:tc>
-          <w:tcPr>
-            <w:tcW w:type="dxa" w:w="3428"/>
+            <w:tcW w:type="dxa" w:w="3993"/>
+          </w:tcPr>
+          <w:p>
+            <w:pPr>
+              <w:spacing w:after="0"/>
+            </w:pPr>
+            <w:r>
+              <w:rPr>
+                <w:sz w:val="18"/>
+              </w:rPr>
+              <w:t>Node.js 22 command registry with two adapters: Vercel serverless functions (deployed) and Cloud Functions (local emulator)</w:t>
+            </w:r>
+          </w:p>
+        </w:tc>
+        <w:tc>
+          <w:tcPr>
+            <w:tcW w:type="dxa" w:w="3271"/>
           </w:tcPr>
           <w:p>
             <w:pPr>
@@ -8075,7 +8075,7 @@
       <w:tr>
         <w:tc>
           <w:tcPr>
-            <w:tcW w:type="dxa" w:w="2164"/>
+            <w:tcW w:type="dxa" w:w="2096"/>
           </w:tcPr>
           <w:p>
             <w:pPr>
@@ -8091,33 +8091,33 @@
         </w:tc>
         <w:tc>
           <w:tcPr>
-            <w:tcW w:type="dxa" w:w="3768"/>
-          </w:tcPr>
-          <w:p>
-            <w:pPr>
-              <w:spacing w:after="0"/>
-            </w:pPr>
-            <w:r>
-              <w:rPr>
-                <w:sz w:val="18"/>
-              </w:rPr>
-              <w:t>Cloud Functions scheduler</w:t>
-            </w:r>
-          </w:p>
-        </w:tc>
-        <w:tc>
-          <w:tcPr>
-            <w:tcW w:type="dxa" w:w="3428"/>
-          </w:tcPr>
-          <w:p>
-            <w:pPr>
-              <w:spacing w:after="0"/>
-            </w:pPr>
-            <w:r>
-              <w:rPr>
-                <w:sz w:val="18"/>
-              </w:rPr>
-              <w:t>Hourly SLA escalation, daily auto-close</w:t>
+            <w:tcW w:type="dxa" w:w="3993"/>
+          </w:tcPr>
+          <w:p>
+            <w:pPr>
+              <w:spacing w:after="0"/>
+            </w:pPr>
+            <w:r>
+              <w:rPr>
+                <w:sz w:val="18"/>
+              </w:rPr>
+              <w:t>GitHub Actions (hourly) and Vercel Cron (daily) calling a secret-protected endpoint; Cloud Functions scheduler locally</w:t>
+            </w:r>
+          </w:p>
+        </w:tc>
+        <w:tc>
+          <w:tcPr>
+            <w:tcW w:type="dxa" w:w="3271"/>
+          </w:tcPr>
+          <w:p>
+            <w:pPr>
+              <w:spacing w:after="0"/>
+            </w:pPr>
+            <w:r>
+              <w:rPr>
+                <w:sz w:val="18"/>
+              </w:rPr>
+              <w:t>SLA escalation, auto-close</w:t>
             </w:r>
           </w:p>
         </w:tc>
@@ -8125,7 +8125,7 @@
       <w:tr>
         <w:tc>
           <w:tcPr>
-            <w:tcW w:type="dxa" w:w="2164"/>
+            <w:tcW w:type="dxa" w:w="2096"/>
           </w:tcPr>
           <w:p>
             <w:pPr>
@@ -8141,7 +8141,7 @@
         </w:tc>
         <w:tc>
           <w:tcPr>
-            <w:tcW w:type="dxa" w:w="3768"/>
+            <w:tcW w:type="dxa" w:w="3993"/>
           </w:tcPr>
           <w:p>
             <w:pPr>
@@ -8157,7 +8157,7 @@
         </w:tc>
         <w:tc>
           <w:tcPr>
-            <w:tcW w:type="dxa" w:w="3428"/>
+            <w:tcW w:type="dxa" w:w="3271"/>
           </w:tcPr>
           <w:p>
             <w:pPr>
@@ -8175,7 +8175,7 @@
       <w:tr>
         <w:tc>
           <w:tcPr>
-            <w:tcW w:type="dxa" w:w="2164"/>
+            <w:tcW w:type="dxa" w:w="2096"/>
           </w:tcPr>
           <w:p>
             <w:pPr>
@@ -8191,7 +8191,7 @@
         </w:tc>
         <w:tc>
           <w:tcPr>
-            <w:tcW w:type="dxa" w:w="3768"/>
+            <w:tcW w:type="dxa" w:w="3993"/>
           </w:tcPr>
           <w:p>
             <w:pPr>
@@ -8207,7 +8207,7 @@
         </w:tc>
         <w:tc>
           <w:tcPr>
-            <w:tcW w:type="dxa" w:w="3428"/>
+            <w:tcW w:type="dxa" w:w="3271"/>
           </w:tcPr>
           <w:p>
             <w:pPr>
@@ -8225,49 +8225,62 @@
       <w:tr>
         <w:tc>
           <w:tcPr>
-            <w:tcW w:type="dxa" w:w="2164"/>
-          </w:tcPr>
-          <w:p>
-            <w:pPr>
-              <w:spacing w:after="0"/>
-            </w:pPr>
-            <w:r>
-              <w:rPr>
-                <w:sz w:val="18"/>
-              </w:rPr>
-              <w:t>File storage</w:t>
-            </w:r>
-          </w:p>
-        </w:tc>
-        <w:tc>
-          <w:tcPr>
-            <w:tcW w:type="dxa" w:w="3768"/>
-          </w:tcPr>
-          <w:p>
-            <w:pPr>
-              <w:spacing w:after="0"/>
-            </w:pPr>
-            <w:r>
-              <w:rPr>
-                <w:sz w:val="18"/>
-              </w:rPr>
-              <w:t>Cloud Storage for Firebase</w:t>
-            </w:r>
-          </w:p>
-        </w:tc>
-        <w:tc>
-          <w:tcPr>
-            <w:tcW w:type="dxa" w:w="3428"/>
-          </w:tcPr>
-          <w:p>
-            <w:pPr>
-              <w:spacing w:after="0"/>
-            </w:pPr>
-            <w:r>
-              <w:rPr>
-                <w:sz w:val="18"/>
-              </w:rPr>
-              <w:t>Report and proof photos</w:t>
+            <w:tcW w:type="dxa" w:w="2096"/>
+          </w:tcPr>
+          <w:p>
+            <w:pPr>
+              <w:spacing w:after="0"/>
+            </w:pPr>
+            <w:r>
+              <w:rPr>
+                <w:sz w:val="18"/>
+              </w:rPr>
+              <w:t>Photo storage</w:t>
+            </w:r>
+          </w:p>
+        </w:tc>
+        <w:tc>
+          <w:tcPr>
+            <w:tcW w:type="dxa" w:w="3993"/>
+          </w:tcPr>
+          <w:p>
+            <w:pPr>
+              <w:spacing w:after="0"/>
+            </w:pPr>
+            <w:r>
+              <w:rPr>
+                <w:sz w:val="18"/>
+              </w:rPr>
+              <w:t>Cloud Firestore binary documents (</w:t>
+            </w:r>
+            <w:r>
+              <w:rPr>
+                <w:rFonts w:ascii="Consolas" w:hAnsi="Consolas"/>
+                <w:sz w:val="18"/>
+              </w:rPr>
+              <w:t>photos</w:t>
+            </w:r>
+            <w:r>
+              <w:rPr>
+                <w:sz w:val="18"/>
+              </w:rPr>
+              <w:t>)</w:t>
+            </w:r>
+          </w:p>
+        </w:tc>
+        <w:tc>
+          <w:tcPr>
+            <w:tcW w:type="dxa" w:w="3271"/>
+          </w:tcPr>
+          <w:p>
+            <w:pPr>
+              <w:spacing w:after="0"/>
+            </w:pPr>
+            <w:r>
+              <w:rPr>
+                <w:sz w:val="18"/>
+              </w:rPr>
+              <w:t>Report and proof photos, compressed in the browser (decision D3)</w:t>
             </w:r>
           </w:p>
         </w:tc>
@@ -8275,7 +8288,7 @@
       <w:tr>
         <w:tc>
           <w:tcPr>
-            <w:tcW w:type="dxa" w:w="2164"/>
+            <w:tcW w:type="dxa" w:w="2096"/>
           </w:tcPr>
           <w:p>
             <w:pPr>
@@ -8291,7 +8304,7 @@
         </w:tc>
         <w:tc>
           <w:tcPr>
-            <w:tcW w:type="dxa" w:w="3768"/>
+            <w:tcW w:type="dxa" w:w="3993"/>
           </w:tcPr>
           <w:p>
             <w:pPr>
@@ -8307,7 +8320,7 @@
         </w:tc>
         <w:tc>
           <w:tcPr>
-            <w:tcW w:type="dxa" w:w="3428"/>
+            <w:tcW w:type="dxa" w:w="3271"/>
           </w:tcPr>
           <w:p>
             <w:pPr>
@@ -8325,7 +8338,7 @@
       <w:tr>
         <w:tc>
           <w:tcPr>
-            <w:tcW w:type="dxa" w:w="2164"/>
+            <w:tcW w:type="dxa" w:w="2096"/>
           </w:tcPr>
           <w:p>
             <w:pPr>
@@ -8341,23 +8354,23 @@
         </w:tc>
         <w:tc>
           <w:tcPr>
-            <w:tcW w:type="dxa" w:w="3768"/>
-          </w:tcPr>
-          <w:p>
-            <w:pPr>
-              <w:spacing w:after="0"/>
-            </w:pPr>
-            <w:r>
-              <w:rPr>
-                <w:sz w:val="18"/>
-              </w:rPr>
-              <w:t>Firestore and Storage Security Rules</w:t>
-            </w:r>
-          </w:p>
-        </w:tc>
-        <w:tc>
-          <w:tcPr>
-            <w:tcW w:type="dxa" w:w="3428"/>
+            <w:tcW w:type="dxa" w:w="3993"/>
+          </w:tcPr>
+          <w:p>
+            <w:pPr>
+              <w:spacing w:after="0"/>
+            </w:pPr>
+            <w:r>
+              <w:rPr>
+                <w:sz w:val="18"/>
+              </w:rPr>
+              <w:t>Firestore Security Rules</w:t>
+            </w:r>
+          </w:p>
+        </w:tc>
+        <w:tc>
+          <w:tcPr>
+            <w:tcW w:type="dxa" w:w="3271"/>
           </w:tcPr>
           <w:p>
             <w:pPr>
@@ -8375,49 +8388,49 @@
       <w:tr>
         <w:tc>
           <w:tcPr>
-            <w:tcW w:type="dxa" w:w="2164"/>
-          </w:tcPr>
-          <w:p>
-            <w:pPr>
-              <w:spacing w:after="0"/>
-            </w:pPr>
-            <w:r>
-              <w:rPr>
-                <w:sz w:val="18"/>
-              </w:rPr>
-              <w:t>Runtime (assessed)</w:t>
-            </w:r>
-          </w:p>
-        </w:tc>
-        <w:tc>
-          <w:tcPr>
-            <w:tcW w:type="dxa" w:w="3768"/>
-          </w:tcPr>
-          <w:p>
-            <w:pPr>
-              <w:spacing w:after="0"/>
-            </w:pPr>
-            <w:r>
-              <w:rPr>
-                <w:sz w:val="18"/>
-              </w:rPr>
-              <w:t>Firebase Emulator Suite</w:t>
-            </w:r>
-          </w:p>
-        </w:tc>
-        <w:tc>
-          <w:tcPr>
-            <w:tcW w:type="dxa" w:w="3428"/>
-          </w:tcPr>
-          <w:p>
-            <w:pPr>
-              <w:spacing w:after="0"/>
-            </w:pPr>
-            <w:r>
-              <w:rPr>
-                <w:sz w:val="18"/>
-              </w:rPr>
-              <w:t>Local Auth, Firestore, Functions and Storage</w:t>
+            <w:tcW w:type="dxa" w:w="2096"/>
+          </w:tcPr>
+          <w:p>
+            <w:pPr>
+              <w:spacing w:after="0"/>
+            </w:pPr>
+            <w:r>
+              <w:rPr>
+                <w:sz w:val="18"/>
+              </w:rPr>
+              <w:t>Runtime: deployed</w:t>
+            </w:r>
+          </w:p>
+        </w:tc>
+        <w:tc>
+          <w:tcPr>
+            <w:tcW w:type="dxa" w:w="3993"/>
+          </w:tcPr>
+          <w:p>
+            <w:pPr>
+              <w:spacing w:after="0"/>
+            </w:pPr>
+            <w:r>
+              <w:rPr>
+                <w:sz w:val="18"/>
+              </w:rPr>
+              <w:t>Vercel (static site + Node serverless functions, Cape Town region) and Firebase Spark (Auth, Firestore)</w:t>
+            </w:r>
+          </w:p>
+        </w:tc>
+        <w:tc>
+          <w:tcPr>
+            <w:tcW w:type="dxa" w:w="3271"/>
+          </w:tcPr>
+          <w:p>
+            <w:pPr>
+              <w:spacing w:after="0"/>
+            </w:pPr>
+            <w:r>
+              <w:rPr>
+                <w:sz w:val="18"/>
+              </w:rPr>
+              <w:t>Free-tier production configuration (decision D3)</w:t>
             </w:r>
           </w:p>
         </w:tc>
@@ -8425,7 +8438,57 @@
       <w:tr>
         <w:tc>
           <w:tcPr>
-            <w:tcW w:type="dxa" w:w="2164"/>
+            <w:tcW w:type="dxa" w:w="2096"/>
+          </w:tcPr>
+          <w:p>
+            <w:pPr>
+              <w:spacing w:after="0"/>
+            </w:pPr>
+            <w:r>
+              <w:rPr>
+                <w:sz w:val="18"/>
+              </w:rPr>
+              <w:t>Runtime: local</w:t>
+            </w:r>
+          </w:p>
+        </w:tc>
+        <w:tc>
+          <w:tcPr>
+            <w:tcW w:type="dxa" w:w="3993"/>
+          </w:tcPr>
+          <w:p>
+            <w:pPr>
+              <w:spacing w:after="0"/>
+            </w:pPr>
+            <w:r>
+              <w:rPr>
+                <w:sz w:val="18"/>
+              </w:rPr>
+              <w:t>Firebase Emulator Suite</w:t>
+            </w:r>
+          </w:p>
+        </w:tc>
+        <w:tc>
+          <w:tcPr>
+            <w:tcW w:type="dxa" w:w="3271"/>
+          </w:tcPr>
+          <w:p>
+            <w:pPr>
+              <w:spacing w:after="0"/>
+            </w:pPr>
+            <w:r>
+              <w:rPr>
+                <w:sz w:val="18"/>
+              </w:rPr>
+              <w:t>Local Auth, Firestore and Functions for development, tests and offline demonstration</w:t>
+            </w:r>
+          </w:p>
+        </w:tc>
+      </w:tr>
+      <w:tr>
+        <w:tc>
+          <w:tcPr>
+            <w:tcW w:type="dxa" w:w="2096"/>
           </w:tcPr>
           <w:p>
             <w:pPr>
@@ -8441,7 +8504,7 @@
         </w:tc>
         <w:tc>
           <w:tcPr>
-            <w:tcW w:type="dxa" w:w="3768"/>
+            <w:tcW w:type="dxa" w:w="3993"/>
           </w:tcPr>
           <w:p>
             <w:pPr>
@@ -8457,7 +8520,7 @@
         </w:tc>
         <w:tc>
           <w:tcPr>
-            <w:tcW w:type="dxa" w:w="3428"/>
+            <w:tcW w:type="dxa" w:w="3271"/>
           </w:tcPr>
           <w:p>
             <w:pPr>
@@ -8687,7 +8750,7 @@
         <w:rPr>
           <w:b/>
         </w:rPr>
-        <w:t>D3: The assessed runtime is the Firebase Emulator Suite (ADR-0003).</w:t>
+        <w:t>D3: Free-tier deployment: Firebase Spark, a Node API on Vercel, and photos stored in Firestore (ADR-0006).</w:t>
       </w:r>
     </w:p>
     <w:p>
@@ -8705,7 +8768,7 @@
         <w:t>Context:</w:t>
       </w:r>
       <w:r>
-        <w:t xml:space="preserve"> a reliable, reproducible assessment environment with no cost.</w:t>
+        <w:t xml:space="preserve"> the system had to be deployable without cost. Cloud Functions and Cloud Storage both require Firebase's paid Blaze plan.</w:t>
       </w:r>
     </w:p>
     <w:p>
@@ -8723,7 +8786,7 @@
         <w:t>Options:</w:t>
       </w:r>
       <w:r>
-        <w:t xml:space="preserve"> a live Firebase project only, the emulator only, or the emulator plus an optional cloud deployment.</w:t>
+        <w:t xml:space="preserve"> (a) Blaze with a budget alert; (b) port to Supabase; (c) keep the free Spark plan (Auth, Firestore), serve the command API from a free Node host, and store photos in Firestore.</w:t>
       </w:r>
     </w:p>
     <w:p>
@@ -8741,7 +8804,7 @@
         <w:t>Decision:</w:t>
       </w:r>
       <w:r>
-        <w:t xml:space="preserve"> the emulator as the primary runtime, with the same code deployable to Firebase.</w:t>
+        <w:t xml:space="preserve"> (c). Vercel serverless functions run the API next to the static web app; photos are compressed to ≤ 700 KB and stored as binary documents.</w:t>
       </w:r>
     </w:p>
     <w:p>
@@ -8759,7 +8822,7 @@
         <w:t>Rationale:</w:t>
       </w:r>
       <w:r>
-        <w:t xml:space="preserve"> it needs no billing, works without a cloud dependency during the demonstration, and is identical to the CI test environment.</w:t>
+        <w:t xml:space="preserve"> the commands were already transport-independent, so a second adapter reuses every service unchanged and speaks the same callable protocol (the client only switches its URL). Vercel's free functions do not sleep, which matters in a live demonstration. A Supabase port would have meant rewriting the backend and about 90 tests.</w:t>
       </w:r>
     </w:p>
     <w:p>
@@ -8777,7 +8840,7 @@
         <w:t>Consequences:</w:t>
       </w:r>
       <w:r>
-        <w:t xml:space="preserve"> scheduled functions are triggered from the admin "Run SLA &amp; auto-close now" action in the demonstration, and FCM push notifications cannot be shown (FR-24 deferred).</w:t>
+        <w:t xml:space="preserve"> two adapters must stay equivalent, so CI runs the complete E2E suite through both. Photo size is bounded by Firestore's 1 MiB document limit, and each photo view is one document read. The hourly SLA job runs from GitHub Actions, because Vercel's free cron is daily. The local emulator configuration remains for development, tests and an offline demonstration.</w:t>
       </w:r>
     </w:p>
     <w:p>
@@ -11550,16 +11613,17 @@
         <w:t>Cloud Firestore</w:t>
       </w:r>
       <w:r>
-        <w:t xml:space="preserve">, a document database with real-time listeners and ACID transactions. Photos are stored in </w:t>
+        <w:t xml:space="preserve">, a document database with real-time listeners and ACID transactions. Photos are stored in Firestore as well, as binary documents in the </w:t>
       </w:r>
       <w:r>
         <w:rPr>
-          <w:b/>
+          <w:rFonts w:ascii="Consolas" w:hAnsi="Consolas"/>
+          <w:sz w:val="18"/>
         </w:rPr>
-        <w:t>Cloud Storage</w:t>
-      </w:r>
-      <w:r>
-        <w:t>, and the database holds only their paths. Figure 27 shows the implemented document model. Collections are shown as entities; references between documents (Firestore has no foreign keys) are shown as relationships with their cardinalities.</w:t>
+        <w:t>photos</w:t>
+      </w:r>
+      <w:r>
+        <w:t xml:space="preserve"> collection (decision D3), so the system needs no separate file store. Figure 27 shows the implemented document model. Collections are shown as entities; references between documents (Firestore has no foreign keys) are shown as relationships with their cardinalities.</w:t>
       </w:r>
     </w:p>
     <w:p>
@@ -11630,10 +11694,10 @@
         <w:tblLayout w:type="fixed"/>
       </w:tblPr>
       <w:tblGrid>
-        <w:gridCol w:w="2798"/>
-        <w:gridCol w:w="1724"/>
-        <w:gridCol w:w="2429"/>
-        <w:gridCol w:w="2408"/>
+        <w:gridCol w:w="2788"/>
+        <w:gridCol w:w="1719"/>
+        <w:gridCol w:w="2423"/>
+        <w:gridCol w:w="2430"/>
       </w:tblGrid>
       <w:tr>
         <w:trPr>
@@ -11641,7 +11705,7 @@
         </w:trPr>
         <w:tc>
           <w:tcPr>
-            <w:tcW w:type="dxa" w:w="2798"/>
+            <w:tcW w:type="dxa" w:w="2788"/>
             <w:shd w:val="clear" w:color="auto" w:fill="D5EBF4"/>
           </w:tcPr>
           <w:p>
@@ -11659,7 +11723,7 @@
         </w:tc>
         <w:tc>
           <w:tcPr>
-            <w:tcW w:type="dxa" w:w="1724"/>
+            <w:tcW w:type="dxa" w:w="1719"/>
             <w:shd w:val="clear" w:color="auto" w:fill="D5EBF4"/>
           </w:tcPr>
           <w:p>
@@ -11677,7 +11741,7 @@
         </w:tc>
         <w:tc>
           <w:tcPr>
-            <w:tcW w:type="dxa" w:w="2429"/>
+            <w:tcW w:type="dxa" w:w="2423"/>
             <w:shd w:val="clear" w:color="auto" w:fill="D5EBF4"/>
           </w:tcPr>
           <w:p>
@@ -11695,7 +11759,7 @@
         </w:tc>
         <w:tc>
           <w:tcPr>
-            <w:tcW w:type="dxa" w:w="2408"/>
+            <w:tcW w:type="dxa" w:w="2430"/>
             <w:shd w:val="clear" w:color="auto" w:fill="D5EBF4"/>
           </w:tcPr>
           <w:p>
@@ -11715,7 +11779,7 @@
       <w:tr>
         <w:tc>
           <w:tcPr>
-            <w:tcW w:type="dxa" w:w="2798"/>
+            <w:tcW w:type="dxa" w:w="2788"/>
           </w:tcPr>
           <w:p>
             <w:pPr>
@@ -11732,17 +11796,17 @@
         </w:tc>
         <w:tc>
           <w:tcPr>
-            <w:tcW w:type="dxa" w:w="1724"/>
-          </w:tcPr>
-          <w:p>
-            <w:pPr>
-              <w:spacing w:after="0"/>
-            </w:pPr>
-          </w:p>
-        </w:tc>
-        <w:tc>
-          <w:tcPr>
-            <w:tcW w:type="dxa" w:w="2429"/>
+            <w:tcW w:type="dxa" w:w="1719"/>
+          </w:tcPr>
+          <w:p>
+            <w:pPr>
+              <w:spacing w:after="0"/>
+            </w:pPr>
+          </w:p>
+        </w:tc>
+        <w:tc>
+          <w:tcPr>
+            <w:tcW w:type="dxa" w:w="2423"/>
           </w:tcPr>
           <w:p>
             <w:pPr>
@@ -11758,7 +11822,7 @@
         </w:tc>
         <w:tc>
           <w:tcPr>
-            <w:tcW w:type="dxa" w:w="2408"/>
+            <w:tcW w:type="dxa" w:w="2430"/>
           </w:tcPr>
           <w:p>
             <w:pPr>
@@ -11776,7 +11840,7 @@
       <w:tr>
         <w:tc>
           <w:tcPr>
-            <w:tcW w:type="dxa" w:w="2798"/>
+            <w:tcW w:type="dxa" w:w="2788"/>
           </w:tcPr>
           <w:p>
             <w:pPr>
@@ -11792,7 +11856,7 @@
         </w:tc>
         <w:tc>
           <w:tcPr>
-            <w:tcW w:type="dxa" w:w="1724"/>
+            <w:tcW w:type="dxa" w:w="1719"/>
           </w:tcPr>
           <w:p>
             <w:pPr>
@@ -11808,7 +11872,7 @@
         </w:tc>
         <w:tc>
           <w:tcPr>
-            <w:tcW w:type="dxa" w:w="2429"/>
+            <w:tcW w:type="dxa" w:w="2423"/>
           </w:tcPr>
           <w:p>
             <w:pPr>
@@ -11824,7 +11888,7 @@
         </w:tc>
         <w:tc>
           <w:tcPr>
-            <w:tcW w:type="dxa" w:w="2408"/>
+            <w:tcW w:type="dxa" w:w="2430"/>
           </w:tcPr>
           <w:p>
             <w:pPr>
@@ -11842,7 +11906,7 @@
       <w:tr>
         <w:tc>
           <w:tcPr>
-            <w:tcW w:type="dxa" w:w="2798"/>
+            <w:tcW w:type="dxa" w:w="2788"/>
           </w:tcPr>
           <w:p>
             <w:pPr>
@@ -11858,7 +11922,7 @@
         </w:tc>
         <w:tc>
           <w:tcPr>
-            <w:tcW w:type="dxa" w:w="1724"/>
+            <w:tcW w:type="dxa" w:w="1719"/>
           </w:tcPr>
           <w:p>
             <w:pPr>
@@ -11874,7 +11938,7 @@
         </w:tc>
         <w:tc>
           <w:tcPr>
-            <w:tcW w:type="dxa" w:w="2429"/>
+            <w:tcW w:type="dxa" w:w="2423"/>
           </w:tcPr>
           <w:p>
             <w:pPr>
@@ -11890,7 +11954,7 @@
         </w:tc>
         <w:tc>
           <w:tcPr>
-            <w:tcW w:type="dxa" w:w="2408"/>
+            <w:tcW w:type="dxa" w:w="2430"/>
           </w:tcPr>
           <w:p>
             <w:pPr>
@@ -11908,7 +11972,7 @@
       <w:tr>
         <w:tc>
           <w:tcPr>
-            <w:tcW w:type="dxa" w:w="2798"/>
+            <w:tcW w:type="dxa" w:w="2788"/>
           </w:tcPr>
           <w:p>
             <w:pPr>
@@ -11924,7 +11988,7 @@
         </w:tc>
         <w:tc>
           <w:tcPr>
-            <w:tcW w:type="dxa" w:w="1724"/>
+            <w:tcW w:type="dxa" w:w="1719"/>
           </w:tcPr>
           <w:p>
             <w:pPr>
@@ -11940,7 +12004,7 @@
         </w:tc>
         <w:tc>
           <w:tcPr>
-            <w:tcW w:type="dxa" w:w="2429"/>
+            <w:tcW w:type="dxa" w:w="2423"/>
           </w:tcPr>
           <w:p>
             <w:pPr>
@@ -11956,7 +12020,7 @@
         </w:tc>
         <w:tc>
           <w:tcPr>
-            <w:tcW w:type="dxa" w:w="2408"/>
+            <w:tcW w:type="dxa" w:w="2430"/>
           </w:tcPr>
           <w:p>
             <w:pPr>
@@ -11974,7 +12038,7 @@
       <w:tr>
         <w:tc>
           <w:tcPr>
-            <w:tcW w:type="dxa" w:w="2798"/>
+            <w:tcW w:type="dxa" w:w="2788"/>
           </w:tcPr>
           <w:p>
             <w:pPr>
@@ -11990,7 +12054,7 @@
         </w:tc>
         <w:tc>
           <w:tcPr>
-            <w:tcW w:type="dxa" w:w="1724"/>
+            <w:tcW w:type="dxa" w:w="1719"/>
           </w:tcPr>
           <w:p>
             <w:pPr>
@@ -12006,7 +12070,7 @@
         </w:tc>
         <w:tc>
           <w:tcPr>
-            <w:tcW w:type="dxa" w:w="2429"/>
+            <w:tcW w:type="dxa" w:w="2423"/>
           </w:tcPr>
           <w:p>
             <w:pPr>
@@ -12022,7 +12086,7 @@
         </w:tc>
         <w:tc>
           <w:tcPr>
-            <w:tcW w:type="dxa" w:w="2408"/>
+            <w:tcW w:type="dxa" w:w="2430"/>
           </w:tcPr>
           <w:p>
             <w:pPr>
@@ -12040,7 +12104,7 @@
       <w:tr>
         <w:tc>
           <w:tcPr>
-            <w:tcW w:type="dxa" w:w="2798"/>
+            <w:tcW w:type="dxa" w:w="2788"/>
           </w:tcPr>
           <w:p>
             <w:pPr>
@@ -12056,7 +12120,7 @@
         </w:tc>
         <w:tc>
           <w:tcPr>
-            <w:tcW w:type="dxa" w:w="1724"/>
+            <w:tcW w:type="dxa" w:w="1719"/>
           </w:tcPr>
           <w:p>
             <w:pPr>
@@ -12072,7 +12136,7 @@
         </w:tc>
         <w:tc>
           <w:tcPr>
-            <w:tcW w:type="dxa" w:w="2429"/>
+            <w:tcW w:type="dxa" w:w="2423"/>
           </w:tcPr>
           <w:p>
             <w:pPr>
@@ -12088,7 +12152,7 @@
         </w:tc>
         <w:tc>
           <w:tcPr>
-            <w:tcW w:type="dxa" w:w="2408"/>
+            <w:tcW w:type="dxa" w:w="2430"/>
           </w:tcPr>
           <w:p>
             <w:pPr>
@@ -12106,7 +12170,7 @@
       <w:tr>
         <w:tc>
           <w:tcPr>
-            <w:tcW w:type="dxa" w:w="2798"/>
+            <w:tcW w:type="dxa" w:w="2788"/>
           </w:tcPr>
           <w:p>
             <w:pPr>
@@ -12123,17 +12187,17 @@
         </w:tc>
         <w:tc>
           <w:tcPr>
-            <w:tcW w:type="dxa" w:w="1724"/>
-          </w:tcPr>
-          <w:p>
-            <w:pPr>
-              <w:spacing w:after="0"/>
-            </w:pPr>
-          </w:p>
-        </w:tc>
-        <w:tc>
-          <w:tcPr>
-            <w:tcW w:type="dxa" w:w="2429"/>
+            <w:tcW w:type="dxa" w:w="1719"/>
+          </w:tcPr>
+          <w:p>
+            <w:pPr>
+              <w:spacing w:after="0"/>
+            </w:pPr>
+          </w:p>
+        </w:tc>
+        <w:tc>
+          <w:tcPr>
+            <w:tcW w:type="dxa" w:w="2423"/>
           </w:tcPr>
           <w:p>
             <w:pPr>
@@ -12149,7 +12213,7 @@
         </w:tc>
         <w:tc>
           <w:tcPr>
-            <w:tcW w:type="dxa" w:w="2408"/>
+            <w:tcW w:type="dxa" w:w="2430"/>
           </w:tcPr>
           <w:p>
             <w:pPr>
@@ -12167,7 +12231,7 @@
       <w:tr>
         <w:tc>
           <w:tcPr>
-            <w:tcW w:type="dxa" w:w="2798"/>
+            <w:tcW w:type="dxa" w:w="2788"/>
           </w:tcPr>
           <w:p>
             <w:pPr>
@@ -12183,7 +12247,7 @@
         </w:tc>
         <w:tc>
           <w:tcPr>
-            <w:tcW w:type="dxa" w:w="1724"/>
+            <w:tcW w:type="dxa" w:w="1719"/>
           </w:tcPr>
           <w:p>
             <w:pPr>
@@ -12199,7 +12263,7 @@
         </w:tc>
         <w:tc>
           <w:tcPr>
-            <w:tcW w:type="dxa" w:w="2429"/>
+            <w:tcW w:type="dxa" w:w="2423"/>
           </w:tcPr>
           <w:p>
             <w:pPr>
@@ -12215,7 +12279,7 @@
         </w:tc>
         <w:tc>
           <w:tcPr>
-            <w:tcW w:type="dxa" w:w="2408"/>
+            <w:tcW w:type="dxa" w:w="2430"/>
           </w:tcPr>
           <w:p>
             <w:pPr>
@@ -12233,7 +12297,7 @@
       <w:tr>
         <w:tc>
           <w:tcPr>
-            <w:tcW w:type="dxa" w:w="2798"/>
+            <w:tcW w:type="dxa" w:w="2788"/>
           </w:tcPr>
           <w:p>
             <w:pPr>
@@ -12249,7 +12313,7 @@
         </w:tc>
         <w:tc>
           <w:tcPr>
-            <w:tcW w:type="dxa" w:w="1724"/>
+            <w:tcW w:type="dxa" w:w="1719"/>
           </w:tcPr>
           <w:p>
             <w:pPr>
@@ -12265,7 +12329,7 @@
         </w:tc>
         <w:tc>
           <w:tcPr>
-            <w:tcW w:type="dxa" w:w="2429"/>
+            <w:tcW w:type="dxa" w:w="2423"/>
           </w:tcPr>
           <w:p>
             <w:pPr>
@@ -12281,7 +12345,7 @@
         </w:tc>
         <w:tc>
           <w:tcPr>
-            <w:tcW w:type="dxa" w:w="2408"/>
+            <w:tcW w:type="dxa" w:w="2430"/>
           </w:tcPr>
           <w:p>
             <w:pPr>
@@ -12299,7 +12363,7 @@
       <w:tr>
         <w:tc>
           <w:tcPr>
-            <w:tcW w:type="dxa" w:w="2798"/>
+            <w:tcW w:type="dxa" w:w="2788"/>
           </w:tcPr>
           <w:p>
             <w:pPr>
@@ -12315,7 +12379,7 @@
         </w:tc>
         <w:tc>
           <w:tcPr>
-            <w:tcW w:type="dxa" w:w="1724"/>
+            <w:tcW w:type="dxa" w:w="1719"/>
           </w:tcPr>
           <w:p>
             <w:pPr>
@@ -12331,7 +12395,7 @@
         </w:tc>
         <w:tc>
           <w:tcPr>
-            <w:tcW w:type="dxa" w:w="2429"/>
+            <w:tcW w:type="dxa" w:w="2423"/>
           </w:tcPr>
           <w:p>
             <w:pPr>
@@ -12347,7 +12411,7 @@
         </w:tc>
         <w:tc>
           <w:tcPr>
-            <w:tcW w:type="dxa" w:w="2408"/>
+            <w:tcW w:type="dxa" w:w="2430"/>
           </w:tcPr>
           <w:p>
             <w:pPr>
@@ -12365,7 +12429,7 @@
       <w:tr>
         <w:tc>
           <w:tcPr>
-            <w:tcW w:type="dxa" w:w="2798"/>
+            <w:tcW w:type="dxa" w:w="2788"/>
           </w:tcPr>
           <w:p>
             <w:pPr>
@@ -12381,7 +12445,7 @@
         </w:tc>
         <w:tc>
           <w:tcPr>
-            <w:tcW w:type="dxa" w:w="1724"/>
+            <w:tcW w:type="dxa" w:w="1719"/>
           </w:tcPr>
           <w:p>
             <w:pPr>
@@ -12397,7 +12461,7 @@
         </w:tc>
         <w:tc>
           <w:tcPr>
-            <w:tcW w:type="dxa" w:w="2429"/>
+            <w:tcW w:type="dxa" w:w="2423"/>
           </w:tcPr>
           <w:p>
             <w:pPr>
@@ -12413,7 +12477,7 @@
         </w:tc>
         <w:tc>
           <w:tcPr>
-            <w:tcW w:type="dxa" w:w="2408"/>
+            <w:tcW w:type="dxa" w:w="2430"/>
           </w:tcPr>
           <w:p>
             <w:pPr>
@@ -12431,7 +12495,7 @@
       <w:tr>
         <w:tc>
           <w:tcPr>
-            <w:tcW w:type="dxa" w:w="2798"/>
+            <w:tcW w:type="dxa" w:w="2788"/>
           </w:tcPr>
           <w:p>
             <w:pPr>
@@ -12447,7 +12511,7 @@
         </w:tc>
         <w:tc>
           <w:tcPr>
-            <w:tcW w:type="dxa" w:w="1724"/>
+            <w:tcW w:type="dxa" w:w="1719"/>
           </w:tcPr>
           <w:p>
             <w:pPr>
@@ -12463,7 +12527,7 @@
         </w:tc>
         <w:tc>
           <w:tcPr>
-            <w:tcW w:type="dxa" w:w="2429"/>
+            <w:tcW w:type="dxa" w:w="2423"/>
           </w:tcPr>
           <w:p>
             <w:pPr>
@@ -12479,7 +12543,7 @@
         </w:tc>
         <w:tc>
           <w:tcPr>
-            <w:tcW w:type="dxa" w:w="2408"/>
+            <w:tcW w:type="dxa" w:w="2430"/>
           </w:tcPr>
           <w:p>
             <w:pPr>
@@ -12497,7 +12561,7 @@
       <w:tr>
         <w:tc>
           <w:tcPr>
-            <w:tcW w:type="dxa" w:w="2798"/>
+            <w:tcW w:type="dxa" w:w="2788"/>
           </w:tcPr>
           <w:p>
             <w:pPr>
@@ -12513,7 +12577,7 @@
         </w:tc>
         <w:tc>
           <w:tcPr>
-            <w:tcW w:type="dxa" w:w="1724"/>
+            <w:tcW w:type="dxa" w:w="1719"/>
           </w:tcPr>
           <w:p>
             <w:pPr>
@@ -12529,7 +12593,7 @@
         </w:tc>
         <w:tc>
           <w:tcPr>
-            <w:tcW w:type="dxa" w:w="2429"/>
+            <w:tcW w:type="dxa" w:w="2423"/>
           </w:tcPr>
           <w:p>
             <w:pPr>
@@ -12545,7 +12609,7 @@
         </w:tc>
         <w:tc>
           <w:tcPr>
-            <w:tcW w:type="dxa" w:w="2408"/>
+            <w:tcW w:type="dxa" w:w="2430"/>
           </w:tcPr>
           <w:p>
             <w:pPr>
@@ -12563,7 +12627,7 @@
       <w:tr>
         <w:tc>
           <w:tcPr>
-            <w:tcW w:type="dxa" w:w="2798"/>
+            <w:tcW w:type="dxa" w:w="2788"/>
           </w:tcPr>
           <w:p>
             <w:pPr>
@@ -12579,7 +12643,7 @@
         </w:tc>
         <w:tc>
           <w:tcPr>
-            <w:tcW w:type="dxa" w:w="1724"/>
+            <w:tcW w:type="dxa" w:w="1719"/>
           </w:tcPr>
           <w:p>
             <w:pPr>
@@ -12595,7 +12659,7 @@
         </w:tc>
         <w:tc>
           <w:tcPr>
-            <w:tcW w:type="dxa" w:w="2429"/>
+            <w:tcW w:type="dxa" w:w="2423"/>
           </w:tcPr>
           <w:p>
             <w:pPr>
@@ -12611,7 +12675,7 @@
         </w:tc>
         <w:tc>
           <w:tcPr>
-            <w:tcW w:type="dxa" w:w="2408"/>
+            <w:tcW w:type="dxa" w:w="2430"/>
           </w:tcPr>
           <w:p>
             <w:pPr>
@@ -12629,23 +12693,23 @@
       <w:tr>
         <w:tc>
           <w:tcPr>
-            <w:tcW w:type="dxa" w:w="2798"/>
-          </w:tcPr>
-          <w:p>
-            <w:pPr>
-              <w:spacing w:after="0"/>
-            </w:pPr>
-            <w:r>
-              <w:rPr>
-                <w:sz w:val="18"/>
-              </w:rPr>
-              <w:t>photoPaths</w:t>
-            </w:r>
-          </w:p>
-        </w:tc>
-        <w:tc>
-          <w:tcPr>
-            <w:tcW w:type="dxa" w:w="1724"/>
+            <w:tcW w:type="dxa" w:w="2788"/>
+          </w:tcPr>
+          <w:p>
+            <w:pPr>
+              <w:spacing w:after="0"/>
+            </w:pPr>
+            <w:r>
+              <w:rPr>
+                <w:sz w:val="18"/>
+              </w:rPr>
+              <w:t>photoIds</w:t>
+            </w:r>
+          </w:p>
+        </w:tc>
+        <w:tc>
+          <w:tcPr>
+            <w:tcW w:type="dxa" w:w="1719"/>
           </w:tcPr>
           <w:p>
             <w:pPr>
@@ -12661,7 +12725,7 @@
         </w:tc>
         <w:tc>
           <w:tcPr>
-            <w:tcW w:type="dxa" w:w="2429"/>
+            <w:tcW w:type="dxa" w:w="2423"/>
           </w:tcPr>
           <w:p>
             <w:pPr>
@@ -12677,17 +12741,30 @@
         </w:tc>
         <w:tc>
           <w:tcPr>
-            <w:tcW w:type="dxa" w:w="2408"/>
-          </w:tcPr>
-          <w:p>
-            <w:pPr>
-              <w:spacing w:after="0"/>
-            </w:pPr>
-            <w:r>
-              <w:rPr>
-                <w:sz w:val="18"/>
-              </w:rPr>
-              <w:t>Storage paths of evidence</w:t>
+            <w:tcW w:type="dxa" w:w="2430"/>
+          </w:tcPr>
+          <w:p>
+            <w:pPr>
+              <w:spacing w:after="0"/>
+            </w:pPr>
+            <w:r>
+              <w:rPr>
+                <w:sz w:val="18"/>
+              </w:rPr>
+              <w:t>Ids of evidence photos (</w:t>
+            </w:r>
+            <w:r>
+              <w:rPr>
+                <w:rFonts w:ascii="Consolas" w:hAnsi="Consolas"/>
+                <w:sz w:val="18"/>
+              </w:rPr>
+              <w:t>photos</w:t>
+            </w:r>
+            <w:r>
+              <w:rPr>
+                <w:sz w:val="18"/>
+              </w:rPr>
+              <w:t>)</w:t>
             </w:r>
           </w:p>
         </w:tc>
@@ -12695,7 +12772,7 @@
       <w:tr>
         <w:tc>
           <w:tcPr>
-            <w:tcW w:type="dxa" w:w="2798"/>
+            <w:tcW w:type="dxa" w:w="2788"/>
           </w:tcPr>
           <w:p>
             <w:pPr>
@@ -12711,7 +12788,7 @@
         </w:tc>
         <w:tc>
           <w:tcPr>
-            <w:tcW w:type="dxa" w:w="1724"/>
+            <w:tcW w:type="dxa" w:w="1719"/>
           </w:tcPr>
           <w:p>
             <w:pPr>
@@ -12727,7 +12804,7 @@
         </w:tc>
         <w:tc>
           <w:tcPr>
-            <w:tcW w:type="dxa" w:w="2429"/>
+            <w:tcW w:type="dxa" w:w="2423"/>
           </w:tcPr>
           <w:p>
             <w:pPr>
@@ -12743,7 +12820,7 @@
         </w:tc>
         <w:tc>
           <w:tcPr>
-            <w:tcW w:type="dxa" w:w="2408"/>
+            <w:tcW w:type="dxa" w:w="2430"/>
           </w:tcPr>
           <w:p>
             <w:pPr>
@@ -12761,7 +12838,7 @@
       <w:tr>
         <w:tc>
           <w:tcPr>
-            <w:tcW w:type="dxa" w:w="2798"/>
+            <w:tcW w:type="dxa" w:w="2788"/>
           </w:tcPr>
           <w:p>
             <w:pPr>
@@ -12777,7 +12854,7 @@
         </w:tc>
         <w:tc>
           <w:tcPr>
-            <w:tcW w:type="dxa" w:w="1724"/>
+            <w:tcW w:type="dxa" w:w="1719"/>
           </w:tcPr>
           <w:p>
             <w:pPr>
@@ -12793,7 +12870,7 @@
         </w:tc>
         <w:tc>
           <w:tcPr>
-            <w:tcW w:type="dxa" w:w="2429"/>
+            <w:tcW w:type="dxa" w:w="2423"/>
           </w:tcPr>
           <w:p>
             <w:pPr>
@@ -12809,7 +12886,7 @@
         </w:tc>
         <w:tc>
           <w:tcPr>
-            <w:tcW w:type="dxa" w:w="2408"/>
+            <w:tcW w:type="dxa" w:w="2430"/>
           </w:tcPr>
           <w:p>
             <w:pPr>
@@ -12827,7 +12904,7 @@
       <w:tr>
         <w:tc>
           <w:tcPr>
-            <w:tcW w:type="dxa" w:w="2798"/>
+            <w:tcW w:type="dxa" w:w="2788"/>
           </w:tcPr>
           <w:p>
             <w:pPr>
@@ -12843,7 +12920,7 @@
         </w:tc>
         <w:tc>
           <w:tcPr>
-            <w:tcW w:type="dxa" w:w="1724"/>
+            <w:tcW w:type="dxa" w:w="1719"/>
           </w:tcPr>
           <w:p>
             <w:pPr>
@@ -12859,7 +12936,7 @@
         </w:tc>
         <w:tc>
           <w:tcPr>
-            <w:tcW w:type="dxa" w:w="2429"/>
+            <w:tcW w:type="dxa" w:w="2423"/>
           </w:tcPr>
           <w:p>
             <w:pPr>
@@ -12875,7 +12952,7 @@
         </w:tc>
         <w:tc>
           <w:tcPr>
-            <w:tcW w:type="dxa" w:w="2408"/>
+            <w:tcW w:type="dxa" w:w="2430"/>
           </w:tcPr>
           <w:p>
             <w:pPr>
@@ -12893,7 +12970,7 @@
       <w:tr>
         <w:tc>
           <w:tcPr>
-            <w:tcW w:type="dxa" w:w="2798"/>
+            <w:tcW w:type="dxa" w:w="2788"/>
           </w:tcPr>
           <w:p>
             <w:pPr>
@@ -12909,7 +12986,7 @@
         </w:tc>
         <w:tc>
           <w:tcPr>
-            <w:tcW w:type="dxa" w:w="1724"/>
+            <w:tcW w:type="dxa" w:w="1719"/>
           </w:tcPr>
           <w:p>
             <w:pPr>
@@ -12925,7 +13002,7 @@
         </w:tc>
         <w:tc>
           <w:tcPr>
-            <w:tcW w:type="dxa" w:w="2429"/>
+            <w:tcW w:type="dxa" w:w="2423"/>
           </w:tcPr>
           <w:p>
             <w:pPr>
@@ -12941,7 +13018,7 @@
         </w:tc>
         <w:tc>
           <w:tcPr>
-            <w:tcW w:type="dxa" w:w="2408"/>
+            <w:tcW w:type="dxa" w:w="2430"/>
           </w:tcPr>
           <w:p>
             <w:pPr>
@@ -12959,7 +13036,7 @@
       <w:tr>
         <w:tc>
           <w:tcPr>
-            <w:tcW w:type="dxa" w:w="2798"/>
+            <w:tcW w:type="dxa" w:w="2788"/>
           </w:tcPr>
           <w:p>
             <w:pPr>
@@ -12975,7 +13052,7 @@
         </w:tc>
         <w:tc>
           <w:tcPr>
-            <w:tcW w:type="dxa" w:w="1724"/>
+            <w:tcW w:type="dxa" w:w="1719"/>
           </w:tcPr>
           <w:p>
             <w:pPr>
@@ -12991,7 +13068,7 @@
         </w:tc>
         <w:tc>
           <w:tcPr>
-            <w:tcW w:type="dxa" w:w="2429"/>
+            <w:tcW w:type="dxa" w:w="2423"/>
           </w:tcPr>
           <w:p>
             <w:pPr>
@@ -13007,7 +13084,7 @@
         </w:tc>
         <w:tc>
           <w:tcPr>
-            <w:tcW w:type="dxa" w:w="2408"/>
+            <w:tcW w:type="dxa" w:w="2430"/>
           </w:tcPr>
           <w:p>
             <w:pPr>
@@ -13025,7 +13102,7 @@
       <w:tr>
         <w:tc>
           <w:tcPr>
-            <w:tcW w:type="dxa" w:w="2798"/>
+            <w:tcW w:type="dxa" w:w="2788"/>
           </w:tcPr>
           <w:p>
             <w:pPr>
@@ -13042,17 +13119,17 @@
         </w:tc>
         <w:tc>
           <w:tcPr>
-            <w:tcW w:type="dxa" w:w="1724"/>
-          </w:tcPr>
-          <w:p>
-            <w:pPr>
-              <w:spacing w:after="0"/>
-            </w:pPr>
-          </w:p>
-        </w:tc>
-        <w:tc>
-          <w:tcPr>
-            <w:tcW w:type="dxa" w:w="2429"/>
+            <w:tcW w:type="dxa" w:w="1719"/>
+          </w:tcPr>
+          <w:p>
+            <w:pPr>
+              <w:spacing w:after="0"/>
+            </w:pPr>
+          </w:p>
+        </w:tc>
+        <w:tc>
+          <w:tcPr>
+            <w:tcW w:type="dxa" w:w="2423"/>
           </w:tcPr>
           <w:p>
             <w:pPr>
@@ -13068,7 +13145,7 @@
         </w:tc>
         <w:tc>
           <w:tcPr>
-            <w:tcW w:type="dxa" w:w="2408"/>
+            <w:tcW w:type="dxa" w:w="2430"/>
           </w:tcPr>
           <w:p>
             <w:pPr>
@@ -13086,7 +13163,7 @@
       <w:tr>
         <w:tc>
           <w:tcPr>
-            <w:tcW w:type="dxa" w:w="2798"/>
+            <w:tcW w:type="dxa" w:w="2788"/>
           </w:tcPr>
           <w:p>
             <w:pPr>
@@ -13103,17 +13180,17 @@
         </w:tc>
         <w:tc>
           <w:tcPr>
-            <w:tcW w:type="dxa" w:w="1724"/>
-          </w:tcPr>
-          <w:p>
-            <w:pPr>
-              <w:spacing w:after="0"/>
-            </w:pPr>
-          </w:p>
-        </w:tc>
-        <w:tc>
-          <w:tcPr>
-            <w:tcW w:type="dxa" w:w="2429"/>
+            <w:tcW w:type="dxa" w:w="1719"/>
+          </w:tcPr>
+          <w:p>
+            <w:pPr>
+              <w:spacing w:after="0"/>
+            </w:pPr>
+          </w:p>
+        </w:tc>
+        <w:tc>
+          <w:tcPr>
+            <w:tcW w:type="dxa" w:w="2423"/>
           </w:tcPr>
           <w:p>
             <w:pPr>
@@ -13129,7 +13206,7 @@
         </w:tc>
         <w:tc>
           <w:tcPr>
-            <w:tcW w:type="dxa" w:w="2408"/>
+            <w:tcW w:type="dxa" w:w="2430"/>
           </w:tcPr>
           <w:p>
             <w:pPr>
@@ -13147,7 +13224,7 @@
       <w:tr>
         <w:tc>
           <w:tcPr>
-            <w:tcW w:type="dxa" w:w="2798"/>
+            <w:tcW w:type="dxa" w:w="2788"/>
           </w:tcPr>
           <w:p>
             <w:pPr>
@@ -13164,17 +13241,17 @@
         </w:tc>
         <w:tc>
           <w:tcPr>
-            <w:tcW w:type="dxa" w:w="1724"/>
-          </w:tcPr>
-          <w:p>
-            <w:pPr>
-              <w:spacing w:after="0"/>
-            </w:pPr>
-          </w:p>
-        </w:tc>
-        <w:tc>
-          <w:tcPr>
-            <w:tcW w:type="dxa" w:w="2429"/>
+            <w:tcW w:type="dxa" w:w="1719"/>
+          </w:tcPr>
+          <w:p>
+            <w:pPr>
+              <w:spacing w:after="0"/>
+            </w:pPr>
+          </w:p>
+        </w:tc>
+        <w:tc>
+          <w:tcPr>
+            <w:tcW w:type="dxa" w:w="2423"/>
           </w:tcPr>
           <w:p>
             <w:pPr>
@@ -13190,7 +13267,7 @@
         </w:tc>
         <w:tc>
           <w:tcPr>
-            <w:tcW w:type="dxa" w:w="2408"/>
+            <w:tcW w:type="dxa" w:w="2430"/>
           </w:tcPr>
           <w:p>
             <w:pPr>
@@ -13208,7 +13285,7 @@
       <w:tr>
         <w:tc>
           <w:tcPr>
-            <w:tcW w:type="dxa" w:w="2798"/>
+            <w:tcW w:type="dxa" w:w="2788"/>
           </w:tcPr>
           <w:p>
             <w:pPr>
@@ -13225,17 +13302,17 @@
         </w:tc>
         <w:tc>
           <w:tcPr>
-            <w:tcW w:type="dxa" w:w="1724"/>
-          </w:tcPr>
-          <w:p>
-            <w:pPr>
-              <w:spacing w:after="0"/>
-            </w:pPr>
-          </w:p>
-        </w:tc>
-        <w:tc>
-          <w:tcPr>
-            <w:tcW w:type="dxa" w:w="2429"/>
+            <w:tcW w:type="dxa" w:w="1719"/>
+          </w:tcPr>
+          <w:p>
+            <w:pPr>
+              <w:spacing w:after="0"/>
+            </w:pPr>
+          </w:p>
+        </w:tc>
+        <w:tc>
+          <w:tcPr>
+            <w:tcW w:type="dxa" w:w="2423"/>
           </w:tcPr>
           <w:p>
             <w:pPr>
@@ -13251,7 +13328,7 @@
         </w:tc>
         <w:tc>
           <w:tcPr>
-            <w:tcW w:type="dxa" w:w="2408"/>
+            <w:tcW w:type="dxa" w:w="2430"/>
           </w:tcPr>
           <w:p>
             <w:pPr>
@@ -13269,7 +13346,7 @@
       <w:tr>
         <w:tc>
           <w:tcPr>
-            <w:tcW w:type="dxa" w:w="2798"/>
+            <w:tcW w:type="dxa" w:w="2788"/>
           </w:tcPr>
           <w:p>
             <w:pPr>
@@ -13286,17 +13363,17 @@
         </w:tc>
         <w:tc>
           <w:tcPr>
-            <w:tcW w:type="dxa" w:w="1724"/>
-          </w:tcPr>
-          <w:p>
-            <w:pPr>
-              <w:spacing w:after="0"/>
-            </w:pPr>
-          </w:p>
-        </w:tc>
-        <w:tc>
-          <w:tcPr>
-            <w:tcW w:type="dxa" w:w="2429"/>
+            <w:tcW w:type="dxa" w:w="1719"/>
+          </w:tcPr>
+          <w:p>
+            <w:pPr>
+              <w:spacing w:after="0"/>
+            </w:pPr>
+          </w:p>
+        </w:tc>
+        <w:tc>
+          <w:tcPr>
+            <w:tcW w:type="dxa" w:w="2423"/>
           </w:tcPr>
           <w:p>
             <w:pPr>
@@ -13312,7 +13389,7 @@
         </w:tc>
         <w:tc>
           <w:tcPr>
-            <w:tcW w:type="dxa" w:w="2408"/>
+            <w:tcW w:type="dxa" w:w="2430"/>
           </w:tcPr>
           <w:p>
             <w:pPr>
@@ -13330,7 +13407,7 @@
       <w:tr>
         <w:tc>
           <w:tcPr>
-            <w:tcW w:type="dxa" w:w="2798"/>
+            <w:tcW w:type="dxa" w:w="2788"/>
           </w:tcPr>
           <w:p>
             <w:pPr>
@@ -13347,17 +13424,17 @@
         </w:tc>
         <w:tc>
           <w:tcPr>
-            <w:tcW w:type="dxa" w:w="1724"/>
-          </w:tcPr>
-          <w:p>
-            <w:pPr>
-              <w:spacing w:after="0"/>
-            </w:pPr>
-          </w:p>
-        </w:tc>
-        <w:tc>
-          <w:tcPr>
-            <w:tcW w:type="dxa" w:w="2429"/>
+            <w:tcW w:type="dxa" w:w="1719"/>
+          </w:tcPr>
+          <w:p>
+            <w:pPr>
+              <w:spacing w:after="0"/>
+            </w:pPr>
+          </w:p>
+        </w:tc>
+        <w:tc>
+          <w:tcPr>
+            <w:tcW w:type="dxa" w:w="2423"/>
           </w:tcPr>
           <w:p>
             <w:pPr>
@@ -13373,7 +13450,7 @@
         </w:tc>
         <w:tc>
           <w:tcPr>
-            <w:tcW w:type="dxa" w:w="2408"/>
+            <w:tcW w:type="dxa" w:w="2430"/>
           </w:tcPr>
           <w:p>
             <w:pPr>
@@ -13391,7 +13468,7 @@
       <w:tr>
         <w:tc>
           <w:tcPr>
-            <w:tcW w:type="dxa" w:w="2798"/>
+            <w:tcW w:type="dxa" w:w="2788"/>
           </w:tcPr>
           <w:p>
             <w:pPr>
@@ -13408,17 +13485,17 @@
         </w:tc>
         <w:tc>
           <w:tcPr>
-            <w:tcW w:type="dxa" w:w="1724"/>
-          </w:tcPr>
-          <w:p>
-            <w:pPr>
-              <w:spacing w:after="0"/>
-            </w:pPr>
-          </w:p>
-        </w:tc>
-        <w:tc>
-          <w:tcPr>
-            <w:tcW w:type="dxa" w:w="2429"/>
+            <w:tcW w:type="dxa" w:w="1719"/>
+          </w:tcPr>
+          <w:p>
+            <w:pPr>
+              <w:spacing w:after="0"/>
+            </w:pPr>
+          </w:p>
+        </w:tc>
+        <w:tc>
+          <w:tcPr>
+            <w:tcW w:type="dxa" w:w="2423"/>
           </w:tcPr>
           <w:p>
             <w:pPr>
@@ -13434,7 +13511,7 @@
         </w:tc>
         <w:tc>
           <w:tcPr>
-            <w:tcW w:type="dxa" w:w="2408"/>
+            <w:tcW w:type="dxa" w:w="2430"/>
           </w:tcPr>
           <w:p>
             <w:pPr>
@@ -13452,7 +13529,7 @@
       <w:tr>
         <w:tc>
           <w:tcPr>
-            <w:tcW w:type="dxa" w:w="2798"/>
+            <w:tcW w:type="dxa" w:w="2788"/>
           </w:tcPr>
           <w:p>
             <w:pPr>
@@ -13482,17 +13559,17 @@
         </w:tc>
         <w:tc>
           <w:tcPr>
-            <w:tcW w:type="dxa" w:w="1724"/>
-          </w:tcPr>
-          <w:p>
-            <w:pPr>
-              <w:spacing w:after="0"/>
-            </w:pPr>
-          </w:p>
-        </w:tc>
-        <w:tc>
-          <w:tcPr>
-            <w:tcW w:type="dxa" w:w="2429"/>
+            <w:tcW w:type="dxa" w:w="1719"/>
+          </w:tcPr>
+          <w:p>
+            <w:pPr>
+              <w:spacing w:after="0"/>
+            </w:pPr>
+          </w:p>
+        </w:tc>
+        <w:tc>
+          <w:tcPr>
+            <w:tcW w:type="dxa" w:w="2423"/>
           </w:tcPr>
           <w:p>
             <w:pPr>
@@ -13508,7 +13585,7 @@
         </w:tc>
         <w:tc>
           <w:tcPr>
-            <w:tcW w:type="dxa" w:w="2408"/>
+            <w:tcW w:type="dxa" w:w="2430"/>
           </w:tcPr>
           <w:p>
             <w:pPr>
@@ -13526,7 +13603,7 @@
       <w:tr>
         <w:tc>
           <w:tcPr>
-            <w:tcW w:type="dxa" w:w="2798"/>
+            <w:tcW w:type="dxa" w:w="2788"/>
           </w:tcPr>
           <w:p>
             <w:pPr>
@@ -13537,49 +13614,49 @@
                 <w:b/>
                 <w:sz w:val="18"/>
               </w:rPr>
-              <w:t>counters/reports-{year}</w:t>
-            </w:r>
-          </w:p>
-        </w:tc>
-        <w:tc>
-          <w:tcPr>
-            <w:tcW w:type="dxa" w:w="1724"/>
-          </w:tcPr>
-          <w:p>
-            <w:pPr>
-              <w:spacing w:after="0"/>
-            </w:pPr>
-          </w:p>
-        </w:tc>
-        <w:tc>
-          <w:tcPr>
-            <w:tcW w:type="dxa" w:w="2429"/>
-          </w:tcPr>
-          <w:p>
-            <w:pPr>
-              <w:spacing w:after="0"/>
-            </w:pPr>
-            <w:r>
-              <w:rPr>
-                <w:sz w:val="18"/>
-              </w:rPr>
-              <w:t>year</w:t>
-            </w:r>
-          </w:p>
-        </w:tc>
-        <w:tc>
-          <w:tcPr>
-            <w:tcW w:type="dxa" w:w="2408"/>
-          </w:tcPr>
-          <w:p>
-            <w:pPr>
-              <w:spacing w:after="0"/>
-            </w:pPr>
-            <w:r>
-              <w:rPr>
-                <w:sz w:val="18"/>
-              </w:rPr>
-              <w:t>next reference sequence</w:t>
+              <w:t>photos/{id}</w:t>
+            </w:r>
+          </w:p>
+        </w:tc>
+        <w:tc>
+          <w:tcPr>
+            <w:tcW w:type="dxa" w:w="1719"/>
+          </w:tcPr>
+          <w:p>
+            <w:pPr>
+              <w:spacing w:after="0"/>
+            </w:pPr>
+          </w:p>
+        </w:tc>
+        <w:tc>
+          <w:tcPr>
+            <w:tcW w:type="dxa" w:w="2423"/>
+          </w:tcPr>
+          <w:p>
+            <w:pPr>
+              <w:spacing w:after="0"/>
+            </w:pPr>
+            <w:r>
+              <w:rPr>
+                <w:sz w:val="18"/>
+              </w:rPr>
+              <w:t>auto id</w:t>
+            </w:r>
+          </w:p>
+        </w:tc>
+        <w:tc>
+          <w:tcPr>
+            <w:tcW w:type="dxa" w:w="2430"/>
+          </w:tcPr>
+          <w:p>
+            <w:pPr>
+              <w:spacing w:after="0"/>
+            </w:pPr>
+            <w:r>
+              <w:rPr>
+                <w:sz w:val="18"/>
+              </w:rPr>
+              <w:t>reportId (FK), ownerId (FK users), kind EVIDENCE/PROOF, contentType, size, data (bytes ≤ 700 KB), createdAt; readable by whoever can read the report</w:t>
             </w:r>
           </w:p>
         </w:tc>
@@ -13587,7 +13664,7 @@
       <w:tr>
         <w:tc>
           <w:tcPr>
-            <w:tcW w:type="dxa" w:w="2798"/>
+            <w:tcW w:type="dxa" w:w="2788"/>
           </w:tcPr>
           <w:p>
             <w:pPr>
@@ -13598,49 +13675,49 @@
                 <w:b/>
                 <w:sz w:val="18"/>
               </w:rPr>
-              <w:t>settings/app</w:t>
-            </w:r>
-          </w:p>
-        </w:tc>
-        <w:tc>
-          <w:tcPr>
-            <w:tcW w:type="dxa" w:w="1724"/>
-          </w:tcPr>
-          <w:p>
-            <w:pPr>
-              <w:spacing w:after="0"/>
-            </w:pPr>
-          </w:p>
-        </w:tc>
-        <w:tc>
-          <w:tcPr>
-            <w:tcW w:type="dxa" w:w="2429"/>
-          </w:tcPr>
-          <w:p>
-            <w:pPr>
-              <w:spacing w:after="0"/>
-            </w:pPr>
-            <w:r>
-              <w:rPr>
-                <w:sz w:val="18"/>
-              </w:rPr>
-              <w:t>fixed id</w:t>
-            </w:r>
-          </w:p>
-        </w:tc>
-        <w:tc>
-          <w:tcPr>
-            <w:tcW w:type="dxa" w:w="2408"/>
-          </w:tcPr>
-          <w:p>
-            <w:pPr>
-              <w:spacing w:after="0"/>
-            </w:pPr>
-            <w:r>
-              <w:rPr>
-                <w:sz w:val="18"/>
-              </w:rPr>
-              <w:t>reportsPerHour (BR-21)</w:t>
+              <w:t>counters/reports-{year}</w:t>
+            </w:r>
+          </w:p>
+        </w:tc>
+        <w:tc>
+          <w:tcPr>
+            <w:tcW w:type="dxa" w:w="1719"/>
+          </w:tcPr>
+          <w:p>
+            <w:pPr>
+              <w:spacing w:after="0"/>
+            </w:pPr>
+          </w:p>
+        </w:tc>
+        <w:tc>
+          <w:tcPr>
+            <w:tcW w:type="dxa" w:w="2423"/>
+          </w:tcPr>
+          <w:p>
+            <w:pPr>
+              <w:spacing w:after="0"/>
+            </w:pPr>
+            <w:r>
+              <w:rPr>
+                <w:sz w:val="18"/>
+              </w:rPr>
+              <w:t>year</w:t>
+            </w:r>
+          </w:p>
+        </w:tc>
+        <w:tc>
+          <w:tcPr>
+            <w:tcW w:type="dxa" w:w="2430"/>
+          </w:tcPr>
+          <w:p>
+            <w:pPr>
+              <w:spacing w:after="0"/>
+            </w:pPr>
+            <w:r>
+              <w:rPr>
+                <w:sz w:val="18"/>
+              </w:rPr>
+              <w:t>next reference sequence</w:t>
             </w:r>
           </w:p>
         </w:tc>
@@ -13648,7 +13725,7 @@
       <w:tr>
         <w:tc>
           <w:tcPr>
-            <w:tcW w:type="dxa" w:w="2798"/>
+            <w:tcW w:type="dxa" w:w="2788"/>
           </w:tcPr>
           <w:p>
             <w:pPr>
@@ -13659,23 +13736,84 @@
                 <w:b/>
                 <w:sz w:val="18"/>
               </w:rPr>
+              <w:t>settings/app</w:t>
+            </w:r>
+          </w:p>
+        </w:tc>
+        <w:tc>
+          <w:tcPr>
+            <w:tcW w:type="dxa" w:w="1719"/>
+          </w:tcPr>
+          <w:p>
+            <w:pPr>
+              <w:spacing w:after="0"/>
+            </w:pPr>
+          </w:p>
+        </w:tc>
+        <w:tc>
+          <w:tcPr>
+            <w:tcW w:type="dxa" w:w="2423"/>
+          </w:tcPr>
+          <w:p>
+            <w:pPr>
+              <w:spacing w:after="0"/>
+            </w:pPr>
+            <w:r>
+              <w:rPr>
+                <w:sz w:val="18"/>
+              </w:rPr>
+              <w:t>fixed id</w:t>
+            </w:r>
+          </w:p>
+        </w:tc>
+        <w:tc>
+          <w:tcPr>
+            <w:tcW w:type="dxa" w:w="2430"/>
+          </w:tcPr>
+          <w:p>
+            <w:pPr>
+              <w:spacing w:after="0"/>
+            </w:pPr>
+            <w:r>
+              <w:rPr>
+                <w:sz w:val="18"/>
+              </w:rPr>
+              <w:t>reportsPerHour (BR-21)</w:t>
+            </w:r>
+          </w:p>
+        </w:tc>
+      </w:tr>
+      <w:tr>
+        <w:tc>
+          <w:tcPr>
+            <w:tcW w:type="dxa" w:w="2788"/>
+          </w:tcPr>
+          <w:p>
+            <w:pPr>
+              <w:spacing w:after="0"/>
+            </w:pPr>
+            <w:r>
+              <w:rPr>
+                <w:b/>
+                <w:sz w:val="18"/>
+              </w:rPr>
               <w:t>systemLogs/{id}</w:t>
             </w:r>
           </w:p>
         </w:tc>
         <w:tc>
           <w:tcPr>
-            <w:tcW w:type="dxa" w:w="1724"/>
-          </w:tcPr>
-          <w:p>
-            <w:pPr>
-              <w:spacing w:after="0"/>
-            </w:pPr>
-          </w:p>
-        </w:tc>
-        <w:tc>
-          <w:tcPr>
-            <w:tcW w:type="dxa" w:w="2429"/>
+            <w:tcW w:type="dxa" w:w="1719"/>
+          </w:tcPr>
+          <w:p>
+            <w:pPr>
+              <w:spacing w:after="0"/>
+            </w:pPr>
+          </w:p>
+        </w:tc>
+        <w:tc>
+          <w:tcPr>
+            <w:tcW w:type="dxa" w:w="2423"/>
           </w:tcPr>
           <w:p>
             <w:pPr>
@@ -13691,7 +13829,7 @@
         </w:tc>
         <w:tc>
           <w:tcPr>
-            <w:tcW w:type="dxa" w:w="2408"/>
+            <w:tcW w:type="dxa" w:w="2430"/>
           </w:tcPr>
           <w:p>
             <w:pPr>
@@ -15064,9 +15202,9 @@
         <w:tblLayout w:type="fixed"/>
       </w:tblPr>
       <w:tblGrid>
-        <w:gridCol w:w="2087"/>
-        <w:gridCol w:w="2573"/>
-        <w:gridCol w:w="4700"/>
+        <w:gridCol w:w="2038"/>
+        <w:gridCol w:w="2394"/>
+        <w:gridCol w:w="4928"/>
       </w:tblGrid>
       <w:tr>
         <w:trPr>
@@ -15074,7 +15212,7 @@
         </w:trPr>
         <w:tc>
           <w:tcPr>
-            <w:tcW w:type="dxa" w:w="2087"/>
+            <w:tcW w:type="dxa" w:w="2038"/>
             <w:shd w:val="clear" w:color="auto" w:fill="D5EBF4"/>
           </w:tcPr>
           <w:p>
@@ -15092,7 +15230,7 @@
         </w:tc>
         <w:tc>
           <w:tcPr>
-            <w:tcW w:type="dxa" w:w="2573"/>
+            <w:tcW w:type="dxa" w:w="2394"/>
             <w:shd w:val="clear" w:color="auto" w:fill="D5EBF4"/>
           </w:tcPr>
           <w:p>
@@ -15110,7 +15248,7 @@
         </w:tc>
         <w:tc>
           <w:tcPr>
-            <w:tcW w:type="dxa" w:w="4700"/>
+            <w:tcW w:type="dxa" w:w="4928"/>
             <w:shd w:val="clear" w:color="auto" w:fill="D5EBF4"/>
           </w:tcPr>
           <w:p>
@@ -15130,7 +15268,7 @@
       <w:tr>
         <w:tc>
           <w:tcPr>
-            <w:tcW w:type="dxa" w:w="2087"/>
+            <w:tcW w:type="dxa" w:w="2038"/>
           </w:tcPr>
           <w:p>
             <w:pPr>
@@ -15146,7 +15284,7 @@
         </w:tc>
         <w:tc>
           <w:tcPr>
-            <w:tcW w:type="dxa" w:w="2573"/>
+            <w:tcW w:type="dxa" w:w="2394"/>
           </w:tcPr>
           <w:p>
             <w:pPr>
@@ -15162,7 +15300,7 @@
         </w:tc>
         <w:tc>
           <w:tcPr>
-            <w:tcW w:type="dxa" w:w="4700"/>
+            <w:tcW w:type="dxa" w:w="4928"/>
           </w:tcPr>
           <w:p>
             <w:pPr>
@@ -15180,7 +15318,7 @@
       <w:tr>
         <w:tc>
           <w:tcPr>
-            <w:tcW w:type="dxa" w:w="2087"/>
+            <w:tcW w:type="dxa" w:w="2038"/>
           </w:tcPr>
           <w:p>
             <w:pPr>
@@ -15196,7 +15334,7 @@
         </w:tc>
         <w:tc>
           <w:tcPr>
-            <w:tcW w:type="dxa" w:w="2573"/>
+            <w:tcW w:type="dxa" w:w="2394"/>
           </w:tcPr>
           <w:p>
             <w:pPr>
@@ -15212,7 +15350,7 @@
         </w:tc>
         <w:tc>
           <w:tcPr>
-            <w:tcW w:type="dxa" w:w="4700"/>
+            <w:tcW w:type="dxa" w:w="4928"/>
           </w:tcPr>
           <w:p>
             <w:pPr>
@@ -15230,7 +15368,7 @@
       <w:tr>
         <w:tc>
           <w:tcPr>
-            <w:tcW w:type="dxa" w:w="2087"/>
+            <w:tcW w:type="dxa" w:w="2038"/>
           </w:tcPr>
           <w:p>
             <w:pPr>
@@ -15246,7 +15384,7 @@
         </w:tc>
         <w:tc>
           <w:tcPr>
-            <w:tcW w:type="dxa" w:w="2573"/>
+            <w:tcW w:type="dxa" w:w="2394"/>
           </w:tcPr>
           <w:p>
             <w:pPr>
@@ -15262,7 +15400,7 @@
         </w:tc>
         <w:tc>
           <w:tcPr>
-            <w:tcW w:type="dxa" w:w="4700"/>
+            <w:tcW w:type="dxa" w:w="4928"/>
           </w:tcPr>
           <w:p>
             <w:pPr>
@@ -15280,7 +15418,7 @@
       <w:tr>
         <w:tc>
           <w:tcPr>
-            <w:tcW w:type="dxa" w:w="2087"/>
+            <w:tcW w:type="dxa" w:w="2038"/>
           </w:tcPr>
           <w:p>
             <w:pPr>
@@ -15296,7 +15434,7 @@
         </w:tc>
         <w:tc>
           <w:tcPr>
-            <w:tcW w:type="dxa" w:w="2573"/>
+            <w:tcW w:type="dxa" w:w="2394"/>
           </w:tcPr>
           <w:p>
             <w:pPr>
@@ -15312,17 +15450,17 @@
         </w:tc>
         <w:tc>
           <w:tcPr>
-            <w:tcW w:type="dxa" w:w="4700"/>
-          </w:tcPr>
-          <w:p>
-            <w:pPr>
-              <w:spacing w:after="0"/>
-            </w:pPr>
-            <w:r>
-              <w:rPr>
-                <w:sz w:val="18"/>
-              </w:rPr>
-              <w:t>Firestore and Storage Security Rules per the matrix; role and department checks in every command; client route guards for usability only</w:t>
+            <w:tcW w:type="dxa" w:w="4928"/>
+          </w:tcPr>
+          <w:p>
+            <w:pPr>
+              <w:spacing w:after="0"/>
+            </w:pPr>
+            <w:r>
+              <w:rPr>
+                <w:sz w:val="18"/>
+              </w:rPr>
+              <w:t>Firestore Security Rules per the matrix (photos inherit their report's access); role and department checks in every command; client route guards for usability only</w:t>
             </w:r>
           </w:p>
         </w:tc>
@@ -15330,7 +15468,7 @@
       <w:tr>
         <w:tc>
           <w:tcPr>
-            <w:tcW w:type="dxa" w:w="2087"/>
+            <w:tcW w:type="dxa" w:w="2038"/>
           </w:tcPr>
           <w:p>
             <w:pPr>
@@ -15346,7 +15484,7 @@
         </w:tc>
         <w:tc>
           <w:tcPr>
-            <w:tcW w:type="dxa" w:w="2573"/>
+            <w:tcW w:type="dxa" w:w="2394"/>
           </w:tcPr>
           <w:p>
             <w:pPr>
@@ -15362,7 +15500,7 @@
         </w:tc>
         <w:tc>
           <w:tcPr>
-            <w:tcW w:type="dxa" w:w="4700"/>
+            <w:tcW w:type="dxa" w:w="4928"/>
           </w:tcPr>
           <w:p>
             <w:pPr>
@@ -15380,7 +15518,7 @@
       <w:tr>
         <w:tc>
           <w:tcPr>
-            <w:tcW w:type="dxa" w:w="2087"/>
+            <w:tcW w:type="dxa" w:w="2038"/>
           </w:tcPr>
           <w:p>
             <w:pPr>
@@ -15396,7 +15534,7 @@
         </w:tc>
         <w:tc>
           <w:tcPr>
-            <w:tcW w:type="dxa" w:w="2573"/>
+            <w:tcW w:type="dxa" w:w="2394"/>
           </w:tcPr>
           <w:p>
             <w:pPr>
@@ -15412,17 +15550,17 @@
         </w:tc>
         <w:tc>
           <w:tcPr>
-            <w:tcW w:type="dxa" w:w="4700"/>
-          </w:tcPr>
-          <w:p>
-            <w:pPr>
-              <w:spacing w:after="0"/>
-            </w:pPr>
-            <w:r>
-              <w:rPr>
-                <w:sz w:val="18"/>
-              </w:rPr>
-              <w:t>Zod schemas on the server; geographic bounds; length limits; photo type and size enforced by Storage rules</w:t>
+            <w:tcW w:type="dxa" w:w="4928"/>
+          </w:tcPr>
+          <w:p>
+            <w:pPr>
+              <w:spacing w:after="0"/>
+            </w:pPr>
+            <w:r>
+              <w:rPr>
+                <w:sz w:val="18"/>
+              </w:rPr>
+              <w:t>Zod schemas on the server; geographic bounds; length limits; photo size limit and real-type check from magic bytes, so renamed or script-bearing files (e.g. SVG) are refused; request body limited to 4 MB</w:t>
             </w:r>
           </w:p>
         </w:tc>
@@ -15430,7 +15568,7 @@
       <w:tr>
         <w:tc>
           <w:tcPr>
-            <w:tcW w:type="dxa" w:w="2087"/>
+            <w:tcW w:type="dxa" w:w="2038"/>
           </w:tcPr>
           <w:p>
             <w:pPr>
@@ -15446,7 +15584,7 @@
         </w:tc>
         <w:tc>
           <w:tcPr>
-            <w:tcW w:type="dxa" w:w="2573"/>
+            <w:tcW w:type="dxa" w:w="2394"/>
           </w:tcPr>
           <w:p>
             <w:pPr>
@@ -15462,7 +15600,7 @@
         </w:tc>
         <w:tc>
           <w:tcPr>
-            <w:tcW w:type="dxa" w:w="4700"/>
+            <w:tcW w:type="dxa" w:w="4928"/>
           </w:tcPr>
           <w:p>
             <w:pPr>
@@ -15480,7 +15618,7 @@
       <w:tr>
         <w:tc>
           <w:tcPr>
-            <w:tcW w:type="dxa" w:w="2087"/>
+            <w:tcW w:type="dxa" w:w="2038"/>
           </w:tcPr>
           <w:p>
             <w:pPr>
@@ -15496,33 +15634,33 @@
         </w:tc>
         <w:tc>
           <w:tcPr>
-            <w:tcW w:type="dxa" w:w="2573"/>
-          </w:tcPr>
-          <w:p>
-            <w:pPr>
-              <w:spacing w:after="0"/>
-            </w:pPr>
-            <w:r>
-              <w:rPr>
-                <w:sz w:val="18"/>
-              </w:rPr>
-              <w:t>Malware, oversized files, writing to others' folders</w:t>
-            </w:r>
-          </w:p>
-        </w:tc>
-        <w:tc>
-          <w:tcPr>
-            <w:tcW w:type="dxa" w:w="4700"/>
-          </w:tcPr>
-          <w:p>
-            <w:pPr>
-              <w:spacing w:after="0"/>
-            </w:pPr>
-            <w:r>
-              <w:rPr>
-                <w:sz w:val="18"/>
-              </w:rPr>
-              <w:t>Only images ≤ 5 MB in the uploader's own folder; the server checks that the paths belong to the caller</w:t>
+            <w:tcW w:type="dxa" w:w="2394"/>
+          </w:tcPr>
+          <w:p>
+            <w:pPr>
+              <w:spacing w:after="0"/>
+            </w:pPr>
+            <w:r>
+              <w:rPr>
+                <w:sz w:val="18"/>
+              </w:rPr>
+              <w:t>Malicious or oversized files</w:t>
+            </w:r>
+          </w:p>
+        </w:tc>
+        <w:tc>
+          <w:tcPr>
+            <w:tcW w:type="dxa" w:w="4928"/>
+          </w:tcPr>
+          <w:p>
+            <w:pPr>
+              <w:spacing w:after="0"/>
+            </w:pPr>
+            <w:r>
+              <w:rPr>
+                <w:sz w:val="18"/>
+              </w:rPr>
+              <w:t>Photos accepted only through commands, re-checked server-side (type sniffing, ≤ 700 KB); never served as HTML; displayed from bytes with an explicit image content type</w:t>
             </w:r>
           </w:p>
         </w:tc>
@@ -15530,7 +15668,7 @@
       <w:tr>
         <w:tc>
           <w:tcPr>
-            <w:tcW w:type="dxa" w:w="2087"/>
+            <w:tcW w:type="dxa" w:w="2038"/>
           </w:tcPr>
           <w:p>
             <w:pPr>
@@ -15546,7 +15684,7 @@
         </w:tc>
         <w:tc>
           <w:tcPr>
-            <w:tcW w:type="dxa" w:w="2573"/>
+            <w:tcW w:type="dxa" w:w="2394"/>
           </w:tcPr>
           <w:p>
             <w:pPr>
@@ -15562,7 +15700,7 @@
         </w:tc>
         <w:tc>
           <w:tcPr>
-            <w:tcW w:type="dxa" w:w="4700"/>
+            <w:tcW w:type="dxa" w:w="4928"/>
           </w:tcPr>
           <w:p>
             <w:pPr>
@@ -15580,7 +15718,7 @@
       <w:tr>
         <w:tc>
           <w:tcPr>
-            <w:tcW w:type="dxa" w:w="2087"/>
+            <w:tcW w:type="dxa" w:w="2038"/>
           </w:tcPr>
           <w:p>
             <w:pPr>
@@ -15596,7 +15734,7 @@
         </w:tc>
         <w:tc>
           <w:tcPr>
-            <w:tcW w:type="dxa" w:w="2573"/>
+            <w:tcW w:type="dxa" w:w="2394"/>
           </w:tcPr>
           <w:p>
             <w:pPr>
@@ -15612,17 +15750,17 @@
         </w:tc>
         <w:tc>
           <w:tcPr>
-            <w:tcW w:type="dxa" w:w="4700"/>
-          </w:tcPr>
-          <w:p>
-            <w:pPr>
-              <w:spacing w:after="0"/>
-            </w:pPr>
-            <w:r>
-              <w:rPr>
-                <w:sz w:val="18"/>
-              </w:rPr>
-              <w:t xml:space="preserve">No secrets in the repository; emulator demo configuration; </w:t>
+            <w:tcW w:type="dxa" w:w="4928"/>
+          </w:tcPr>
+          <w:p>
+            <w:pPr>
+              <w:spacing w:after="0"/>
+            </w:pPr>
+            <w:r>
+              <w:rPr>
+                <w:sz w:val="18"/>
+              </w:rPr>
+              <w:t>Service-account key and cron secret only in Vercel's encrypted environment; none in the repository (</w:t>
             </w:r>
             <w:r>
               <w:rPr>
@@ -15635,7 +15773,7 @@
               <w:rPr>
                 <w:sz w:val="18"/>
               </w:rPr>
-              <w:t>; gitleaks scan in CI</w:t>
+              <w:t xml:space="preserve"> lists names only); gitleaks scan in CI; the cron endpoint compares the secret in constant time</w:t>
             </w:r>
           </w:p>
         </w:tc>
@@ -15643,7 +15781,7 @@
       <w:tr>
         <w:tc>
           <w:tcPr>
-            <w:tcW w:type="dxa" w:w="2087"/>
+            <w:tcW w:type="dxa" w:w="2038"/>
           </w:tcPr>
           <w:p>
             <w:pPr>
@@ -15659,7 +15797,7 @@
         </w:tc>
         <w:tc>
           <w:tcPr>
-            <w:tcW w:type="dxa" w:w="2573"/>
+            <w:tcW w:type="dxa" w:w="2394"/>
           </w:tcPr>
           <w:p>
             <w:pPr>
@@ -15675,7 +15813,7 @@
         </w:tc>
         <w:tc>
           <w:tcPr>
-            <w:tcW w:type="dxa" w:w="4700"/>
+            <w:tcW w:type="dxa" w:w="4928"/>
           </w:tcPr>
           <w:p>
             <w:pPr>
@@ -15693,7 +15831,7 @@
       <w:tr>
         <w:tc>
           <w:tcPr>
-            <w:tcW w:type="dxa" w:w="2087"/>
+            <w:tcW w:type="dxa" w:w="2038"/>
           </w:tcPr>
           <w:p>
             <w:pPr>
@@ -15709,7 +15847,7 @@
         </w:tc>
         <w:tc>
           <w:tcPr>
-            <w:tcW w:type="dxa" w:w="2573"/>
+            <w:tcW w:type="dxa" w:w="2394"/>
           </w:tcPr>
           <w:p>
             <w:pPr>
@@ -15725,7 +15863,7 @@
         </w:tc>
         <w:tc>
           <w:tcPr>
-            <w:tcW w:type="dxa" w:w="4700"/>
+            <w:tcW w:type="dxa" w:w="4928"/>
           </w:tcPr>
           <w:p>
             <w:pPr>
@@ -16039,27 +16177,77 @@
     </w:p>
     <w:p>
       <w:r>
-        <w:t xml:space="preserve">The assessed system </w:t>
-      </w:r>
+        <w:t>CivicLink has two runtime configurations built from the same code (Figure 28):</w:t>
+      </w:r>
+    </w:p>
+    <w:p>
+      <w:pPr>
+        <w:pStyle w:val="BulletCompact"/>
+        <w:numPr>
+          <w:ilvl w:val="0"/>
+          <w:numId w:val="8"/>
+        </w:numPr>
+      </w:pPr>
       <w:r>
         <w:rPr>
           <w:b/>
         </w:rPr>
-        <w:t>runs locally</w:t>
-      </w:r>
-      <w:r>
-        <w:t>. The web application is served by Vite. Authentication, Firestore, Cloud Functions and Storage run in the Firebase Emulator Suite on the same machine, with ports listed in Figure 28. The browser loads map tiles from OpenStreetMap over HTTPS. The same code can be deployed unchanged to a Firebase project (Hosting, Cloud Functions in africa-south1, Firestore, Storage, Auth), but that cloud deployment is optional and is not part of the assessed configuration.</w:t>
+        <w:t>Deployed (free tier):</w:t>
+      </w:r>
+      <w:r>
+        <w:t xml:space="preserve"> the static web app and the Node command API run on </w:t>
+      </w:r>
+      <w:r>
+        <w:rPr>
+          <w:b/>
+        </w:rPr>
+        <w:t>Vercel</w:t>
+      </w:r>
+      <w:r>
+        <w:t xml:space="preserve"> (serverless functions in the Cape Town region). Authentication and Firestore run on Firebase's free </w:t>
+      </w:r>
+      <w:r>
+        <w:rPr>
+          <w:b/>
+        </w:rPr>
+        <w:t>Spark</w:t>
+      </w:r>
+      <w:r>
+        <w:t xml:space="preserve"> plan. The API uses a service-account key held in Vercel's encrypted environment. A GitHub Actions schedule calls the protected maintenance endpoint hourly, and Vercel Cron calls it daily. The deployed URL is given in Appendix 11.2.</w:t>
       </w:r>
     </w:p>
     <w:p>
       <w:pPr>
+        <w:pStyle w:val="BulletCompact"/>
+        <w:numPr>
+          <w:ilvl w:val="0"/>
+          <w:numId w:val="8"/>
+        </w:numPr>
+      </w:pPr>
+      <w:r>
+        <w:rPr>
+          <w:b/>
+        </w:rPr>
+        <w:t>Local:</w:t>
+      </w:r>
+      <w:r>
+        <w:t xml:space="preserve"> the web app runs on Vite. Auth, Firestore and Cloud Functions run in the Firebase Emulator Suite on one machine, with the same command registry served by the Cloud Functions adapter. This configuration is used for development, all automated tests and an offline demonstration.</w:t>
+      </w:r>
+    </w:p>
+    <w:p>
+      <w:r>
+        <w:t>In both configurations the browser loads map tiles from OpenStreetMap over HTTPS.</w:t>
+      </w:r>
+    </w:p>
+    <w:p>
+      <w:pPr>
         <w:keepNext/>
         <w:jc w:val="center"/>
       </w:pPr>
       <w:r>
         <w:drawing>
           <wp:inline xmlns:a="http://schemas.openxmlformats.org/drawingml/2006/main" xmlns:pic="http://schemas.openxmlformats.org/drawingml/2006/picture">
-            <wp:extent cx="5943600" cy="2026721"/>
+            <wp:extent cx="5943600" cy="2591639"/>
             <wp:docPr id="30" name="Picture 30"/>
             <wp:cNvGraphicFramePr>
               <a:graphicFrameLocks noChangeAspect="1"/>
@@ -16080,7 +16268,7 @@
                   <pic:spPr>
                     <a:xfrm>
                       <a:off x="0" y="0"/>
-                      <a:ext cx="5943600" cy="2026721"/>
+                      <a:ext cx="5943600" cy="2591639"/>
                     </a:xfrm>
                     <a:prstGeom prst="rect"/>
                   </pic:spPr>
@@ -16148,9 +16336,9 @@
         <w:tblLayout w:type="fixed"/>
       </w:tblPr>
       <w:tblGrid>
-        <w:gridCol w:w="2968"/>
-        <w:gridCol w:w="2098"/>
-        <w:gridCol w:w="4294"/>
+        <w:gridCol w:w="3022"/>
+        <w:gridCol w:w="2077"/>
+        <w:gridCol w:w="4261"/>
       </w:tblGrid>
       <w:tr>
         <w:trPr>
@@ -16158,7 +16346,7 @@
         </w:trPr>
         <w:tc>
           <w:tcPr>
-            <w:tcW w:type="dxa" w:w="2968"/>
+            <w:tcW w:type="dxa" w:w="3022"/>
             <w:shd w:val="clear" w:color="auto" w:fill="D5EBF4"/>
           </w:tcPr>
           <w:p>
@@ -16176,7 +16364,7 @@
         </w:tc>
         <w:tc>
           <w:tcPr>
-            <w:tcW w:type="dxa" w:w="2098"/>
+            <w:tcW w:type="dxa" w:w="2077"/>
             <w:shd w:val="clear" w:color="auto" w:fill="D5EBF4"/>
           </w:tcPr>
           <w:p>
@@ -16194,7 +16382,7 @@
         </w:tc>
         <w:tc>
           <w:tcPr>
-            <w:tcW w:type="dxa" w:w="4294"/>
+            <w:tcW w:type="dxa" w:w="4261"/>
             <w:shd w:val="clear" w:color="auto" w:fill="D5EBF4"/>
           </w:tcPr>
           <w:p>
@@ -16214,7 +16402,7 @@
       <w:tr>
         <w:tc>
           <w:tcPr>
-            <w:tcW w:type="dxa" w:w="2968"/>
+            <w:tcW w:type="dxa" w:w="3022"/>
           </w:tcPr>
           <w:p>
             <w:pPr>
@@ -16231,7 +16419,7 @@
         </w:tc>
         <w:tc>
           <w:tcPr>
-            <w:tcW w:type="dxa" w:w="2098"/>
+            <w:tcW w:type="dxa" w:w="2077"/>
           </w:tcPr>
           <w:p>
             <w:pPr>
@@ -16247,7 +16435,7 @@
         </w:tc>
         <w:tc>
           <w:tcPr>
-            <w:tcW w:type="dxa" w:w="4294"/>
+            <w:tcW w:type="dxa" w:w="4261"/>
           </w:tcPr>
           <w:p>
             <w:pPr>
@@ -16311,7 +16499,7 @@
       <w:tr>
         <w:tc>
           <w:tcPr>
-            <w:tcW w:type="dxa" w:w="2968"/>
+            <w:tcW w:type="dxa" w:w="3022"/>
           </w:tcPr>
           <w:p>
             <w:pPr>
@@ -16328,7 +16516,7 @@
         </w:tc>
         <w:tc>
           <w:tcPr>
-            <w:tcW w:type="dxa" w:w="2098"/>
+            <w:tcW w:type="dxa" w:w="2077"/>
           </w:tcPr>
           <w:p>
             <w:pPr>
@@ -16344,7 +16532,7 @@
         </w:tc>
         <w:tc>
           <w:tcPr>
-            <w:tcW w:type="dxa" w:w="4294"/>
+            <w:tcW w:type="dxa" w:w="4261"/>
           </w:tcPr>
           <w:p>
             <w:pPr>
@@ -16408,7 +16596,7 @@
       <w:tr>
         <w:tc>
           <w:tcPr>
-            <w:tcW w:type="dxa" w:w="2968"/>
+            <w:tcW w:type="dxa" w:w="3022"/>
           </w:tcPr>
           <w:p>
             <w:pPr>
@@ -16425,7 +16613,7 @@
         </w:tc>
         <w:tc>
           <w:tcPr>
-            <w:tcW w:type="dxa" w:w="2098"/>
+            <w:tcW w:type="dxa" w:w="2077"/>
           </w:tcPr>
           <w:p>
             <w:pPr>
@@ -16441,7 +16629,7 @@
         </w:tc>
         <w:tc>
           <w:tcPr>
-            <w:tcW w:type="dxa" w:w="4294"/>
+            <w:tcW w:type="dxa" w:w="4261"/>
           </w:tcPr>
           <w:p>
             <w:pPr>
@@ -16544,7 +16732,7 @@
       <w:tr>
         <w:tc>
           <w:tcPr>
-            <w:tcW w:type="dxa" w:w="2968"/>
+            <w:tcW w:type="dxa" w:w="3022"/>
           </w:tcPr>
           <w:p>
             <w:pPr>
@@ -16568,26 +16756,13 @@
                 <w:rFonts w:ascii="Consolas" w:hAnsi="Consolas"/>
                 <w:sz w:val="18"/>
               </w:rPr>
-              <w:t>storage.rules</w:t>
-            </w:r>
-            <w:r>
-              <w:rPr>
-                <w:sz w:val="18"/>
-              </w:rPr>
-              <w:t xml:space="preserve">, </w:t>
-            </w:r>
-            <w:r>
-              <w:rPr>
-                <w:rFonts w:ascii="Consolas" w:hAnsi="Consolas"/>
-                <w:sz w:val="18"/>
-              </w:rPr>
               <w:t>firestore.indexes.json</w:t>
             </w:r>
           </w:p>
         </w:tc>
         <w:tc>
           <w:tcPr>
-            <w:tcW w:type="dxa" w:w="2098"/>
+            <w:tcW w:type="dxa" w:w="2077"/>
           </w:tcPr>
           <w:p>
             <w:pPr>
@@ -16603,7 +16778,7 @@
         </w:tc>
         <w:tc>
           <w:tcPr>
-            <w:tcW w:type="dxa" w:w="4294"/>
+            <w:tcW w:type="dxa" w:w="4261"/>
           </w:tcPr>
           <w:p>
             <w:pPr>
@@ -16621,7 +16796,7 @@
       <w:tr>
         <w:tc>
           <w:tcPr>
-            <w:tcW w:type="dxa" w:w="2968"/>
+            <w:tcW w:type="dxa" w:w="3022"/>
           </w:tcPr>
           <w:p>
             <w:pPr>
@@ -16632,39 +16807,78 @@
                 <w:rFonts w:ascii="Consolas" w:hAnsi="Consolas"/>
                 <w:sz w:val="18"/>
               </w:rPr>
-              <w:t>scripts/seed.ts</w:t>
-            </w:r>
-          </w:p>
-        </w:tc>
-        <w:tc>
-          <w:tcPr>
-            <w:tcW w:type="dxa" w:w="2098"/>
-          </w:tcPr>
-          <w:p>
-            <w:pPr>
-              <w:spacing w:after="0"/>
-            </w:pPr>
-            <w:r>
-              <w:rPr>
-                <w:sz w:val="18"/>
-              </w:rPr>
-              <w:t>Data initialisation</w:t>
-            </w:r>
-          </w:p>
-        </w:tc>
-        <w:tc>
-          <w:tcPr>
-            <w:tcW w:type="dxa" w:w="4294"/>
-          </w:tcPr>
-          <w:p>
-            <w:pPr>
-              <w:spacing w:after="0"/>
-            </w:pPr>
-            <w:r>
-              <w:rPr>
-                <w:sz w:val="18"/>
-              </w:rPr>
-              <w:t>Deterministic demonstration data</w:t>
+              <w:t>api/</w:t>
+            </w:r>
+            <w:r>
+              <w:rPr>
+                <w:sz w:val="18"/>
+              </w:rPr>
+              <w:t xml:space="preserve">, </w:t>
+            </w:r>
+            <w:r>
+              <w:rPr>
+                <w:rFonts w:ascii="Consolas" w:hAnsi="Consolas"/>
+                <w:sz w:val="18"/>
+              </w:rPr>
+              <w:t>vercel.json</w:t>
+            </w:r>
+            <w:r>
+              <w:rPr>
+                <w:sz w:val="18"/>
+              </w:rPr>
+              <w:t xml:space="preserve">, </w:t>
+            </w:r>
+            <w:r>
+              <w:rPr>
+                <w:rFonts w:ascii="Consolas" w:hAnsi="Consolas"/>
+                <w:sz w:val="18"/>
+              </w:rPr>
+              <w:t>functions/src/http.ts</w:t>
+            </w:r>
+            <w:r>
+              <w:rPr>
+                <w:sz w:val="18"/>
+              </w:rPr>
+              <w:t xml:space="preserve">, </w:t>
+            </w:r>
+            <w:r>
+              <w:rPr>
+                <w:rFonts w:ascii="Consolas" w:hAnsi="Consolas"/>
+                <w:sz w:val="18"/>
+              </w:rPr>
+              <w:t>functions/src/commands.ts</w:t>
+            </w:r>
+          </w:p>
+        </w:tc>
+        <w:tc>
+          <w:tcPr>
+            <w:tcW w:type="dxa" w:w="2077"/>
+          </w:tcPr>
+          <w:p>
+            <w:pPr>
+              <w:spacing w:after="0"/>
+            </w:pPr>
+            <w:r>
+              <w:rPr>
+                <w:sz w:val="18"/>
+              </w:rPr>
+              <w:t>Deployed API</w:t>
+            </w:r>
+          </w:p>
+        </w:tc>
+        <w:tc>
+          <w:tcPr>
+            <w:tcW w:type="dxa" w:w="4261"/>
+          </w:tcPr>
+          <w:p>
+            <w:pPr>
+              <w:spacing w:after="0"/>
+            </w:pPr>
+            <w:r>
+              <w:rPr>
+                <w:sz w:val="18"/>
+              </w:rPr>
+              <w:t>Vercel entry points; Node HTTP adapter; the single command registry shared with Cloud Functions</w:t>
             </w:r>
           </w:p>
         </w:tc>
@@ -16672,7 +16886,7 @@
       <w:tr>
         <w:tc>
           <w:tcPr>
-            <w:tcW w:type="dxa" w:w="2968"/>
+            <w:tcW w:type="dxa" w:w="3022"/>
           </w:tcPr>
           <w:p>
             <w:pPr>
@@ -16683,78 +16897,39 @@
                 <w:rFonts w:ascii="Consolas" w:hAnsi="Consolas"/>
                 <w:sz w:val="18"/>
               </w:rPr>
-              <w:t>tests/rules</w:t>
-            </w:r>
-            <w:r>
-              <w:rPr>
-                <w:sz w:val="18"/>
-              </w:rPr>
-              <w:t xml:space="preserve">, </w:t>
-            </w:r>
-            <w:r>
-              <w:rPr>
-                <w:rFonts w:ascii="Consolas" w:hAnsi="Consolas"/>
-                <w:sz w:val="18"/>
-              </w:rPr>
-              <w:t>tests/e2e</w:t>
-            </w:r>
-            <w:r>
-              <w:rPr>
-                <w:sz w:val="18"/>
-              </w:rPr>
-              <w:t xml:space="preserve">, </w:t>
-            </w:r>
-            <w:r>
-              <w:rPr>
-                <w:rFonts w:ascii="Consolas" w:hAnsi="Consolas"/>
-                <w:sz w:val="18"/>
-              </w:rPr>
-              <w:t>tests/evidence</w:t>
-            </w:r>
-            <w:r>
-              <w:rPr>
-                <w:sz w:val="18"/>
-              </w:rPr>
-              <w:t xml:space="preserve">, </w:t>
-            </w:r>
-            <w:r>
-              <w:rPr>
-                <w:rFonts w:ascii="Consolas" w:hAnsi="Consolas"/>
-                <w:sz w:val="18"/>
-              </w:rPr>
-              <w:t>tests/support</w:t>
-            </w:r>
-          </w:p>
-        </w:tc>
-        <w:tc>
-          <w:tcPr>
-            <w:tcW w:type="dxa" w:w="2098"/>
-          </w:tcPr>
-          <w:p>
-            <w:pPr>
-              <w:spacing w:after="0"/>
-            </w:pPr>
-            <w:r>
-              <w:rPr>
-                <w:sz w:val="18"/>
-              </w:rPr>
-              <w:t>Verification</w:t>
-            </w:r>
-          </w:p>
-        </w:tc>
-        <w:tc>
-          <w:tcPr>
-            <w:tcW w:type="dxa" w:w="4294"/>
-          </w:tcPr>
-          <w:p>
-            <w:pPr>
-              <w:spacing w:after="0"/>
-            </w:pPr>
-            <w:r>
-              <w:rPr>
-                <w:sz w:val="18"/>
-              </w:rPr>
-              <w:t>Rules tests, Playwright tests, screenshot capture, emulator harness</w:t>
+              <w:t>scripts/seed.ts</w:t>
+            </w:r>
+          </w:p>
+        </w:tc>
+        <w:tc>
+          <w:tcPr>
+            <w:tcW w:type="dxa" w:w="2077"/>
+          </w:tcPr>
+          <w:p>
+            <w:pPr>
+              <w:spacing w:after="0"/>
+            </w:pPr>
+            <w:r>
+              <w:rPr>
+                <w:sz w:val="18"/>
+              </w:rPr>
+              <w:t>Data initialisation</w:t>
+            </w:r>
+          </w:p>
+        </w:tc>
+        <w:tc>
+          <w:tcPr>
+            <w:tcW w:type="dxa" w:w="4261"/>
+          </w:tcPr>
+          <w:p>
+            <w:pPr>
+              <w:spacing w:after="0"/>
+            </w:pPr>
+            <w:r>
+              <w:rPr>
+                <w:sz w:val="18"/>
+              </w:rPr>
+              <w:t>Deterministic demonstration data</w:t>
             </w:r>
           </w:p>
         </w:tc>
@@ -16762,7 +16937,7 @@
       <w:tr>
         <w:tc>
           <w:tcPr>
-            <w:tcW w:type="dxa" w:w="2968"/>
+            <w:tcW w:type="dxa" w:w="3022"/>
           </w:tcPr>
           <w:p>
             <w:pPr>
@@ -16773,13 +16948,103 @@
                 <w:rFonts w:ascii="Consolas" w:hAnsi="Consolas"/>
                 <w:sz w:val="18"/>
               </w:rPr>
+              <w:t>tests/rules</w:t>
+            </w:r>
+            <w:r>
+              <w:rPr>
+                <w:sz w:val="18"/>
+              </w:rPr>
+              <w:t xml:space="preserve">, </w:t>
+            </w:r>
+            <w:r>
+              <w:rPr>
+                <w:rFonts w:ascii="Consolas" w:hAnsi="Consolas"/>
+                <w:sz w:val="18"/>
+              </w:rPr>
+              <w:t>tests/e2e</w:t>
+            </w:r>
+            <w:r>
+              <w:rPr>
+                <w:sz w:val="18"/>
+              </w:rPr>
+              <w:t xml:space="preserve">, </w:t>
+            </w:r>
+            <w:r>
+              <w:rPr>
+                <w:rFonts w:ascii="Consolas" w:hAnsi="Consolas"/>
+                <w:sz w:val="18"/>
+              </w:rPr>
+              <w:t>tests/evidence</w:t>
+            </w:r>
+            <w:r>
+              <w:rPr>
+                <w:sz w:val="18"/>
+              </w:rPr>
+              <w:t xml:space="preserve">, </w:t>
+            </w:r>
+            <w:r>
+              <w:rPr>
+                <w:rFonts w:ascii="Consolas" w:hAnsi="Consolas"/>
+                <w:sz w:val="18"/>
+              </w:rPr>
+              <w:t>tests/support</w:t>
+            </w:r>
+          </w:p>
+        </w:tc>
+        <w:tc>
+          <w:tcPr>
+            <w:tcW w:type="dxa" w:w="2077"/>
+          </w:tcPr>
+          <w:p>
+            <w:pPr>
+              <w:spacing w:after="0"/>
+            </w:pPr>
+            <w:r>
+              <w:rPr>
+                <w:sz w:val="18"/>
+              </w:rPr>
+              <w:t>Verification</w:t>
+            </w:r>
+          </w:p>
+        </w:tc>
+        <w:tc>
+          <w:tcPr>
+            <w:tcW w:type="dxa" w:w="4261"/>
+          </w:tcPr>
+          <w:p>
+            <w:pPr>
+              <w:spacing w:after="0"/>
+            </w:pPr>
+            <w:r>
+              <w:rPr>
+                <w:sz w:val="18"/>
+              </w:rPr>
+              <w:t>Rules tests, Playwright tests, screenshot capture, emulator harness</w:t>
+            </w:r>
+          </w:p>
+        </w:tc>
+      </w:tr>
+      <w:tr>
+        <w:tc>
+          <w:tcPr>
+            <w:tcW w:type="dxa" w:w="3022"/>
+          </w:tcPr>
+          <w:p>
+            <w:pPr>
+              <w:spacing w:after="0"/>
+            </w:pPr>
+            <w:r>
+              <w:rPr>
+                <w:rFonts w:ascii="Consolas" w:hAnsi="Consolas"/>
+                <w:sz w:val="18"/>
+              </w:rPr>
               <w:t>docs/</w:t>
             </w:r>
           </w:p>
         </w:tc>
         <w:tc>
           <w:tcPr>
-            <w:tcW w:type="dxa" w:w="2098"/>
+            <w:tcW w:type="dxa" w:w="2077"/>
           </w:tcPr>
           <w:p>
             <w:pPr>
@@ -16795,7 +17060,7 @@
         </w:tc>
         <w:tc>
           <w:tcPr>
-            <w:tcW w:type="dxa" w:w="4294"/>
+            <w:tcW w:type="dxa" w:w="4261"/>
           </w:tcPr>
           <w:p>
             <w:pPr>
@@ -16938,9 +17203,9 @@
         <w:tblLayout w:type="fixed"/>
       </w:tblPr>
       <w:tblGrid>
-        <w:gridCol w:w="2102"/>
-        <w:gridCol w:w="2040"/>
-        <w:gridCol w:w="5219"/>
+        <w:gridCol w:w="2098"/>
+        <w:gridCol w:w="2036"/>
+        <w:gridCol w:w="5226"/>
       </w:tblGrid>
       <w:tr>
         <w:trPr>
@@ -16948,7 +17213,7 @@
         </w:trPr>
         <w:tc>
           <w:tcPr>
-            <w:tcW w:type="dxa" w:w="2102"/>
+            <w:tcW w:type="dxa" w:w="2098"/>
             <w:shd w:val="clear" w:color="auto" w:fill="D5EBF4"/>
           </w:tcPr>
           <w:p>
@@ -16966,7 +17231,7 @@
         </w:tc>
         <w:tc>
           <w:tcPr>
-            <w:tcW w:type="dxa" w:w="2040"/>
+            <w:tcW w:type="dxa" w:w="2036"/>
             <w:shd w:val="clear" w:color="auto" w:fill="D5EBF4"/>
           </w:tcPr>
           <w:p>
@@ -16984,7 +17249,7 @@
         </w:tc>
         <w:tc>
           <w:tcPr>
-            <w:tcW w:type="dxa" w:w="5219"/>
+            <w:tcW w:type="dxa" w:w="5226"/>
             <w:shd w:val="clear" w:color="auto" w:fill="D5EBF4"/>
           </w:tcPr>
           <w:p>
@@ -17004,7 +17269,7 @@
       <w:tr>
         <w:tc>
           <w:tcPr>
-            <w:tcW w:type="dxa" w:w="2102"/>
+            <w:tcW w:type="dxa" w:w="2098"/>
           </w:tcPr>
           <w:p>
             <w:pPr>
@@ -17020,7 +17285,7 @@
         </w:tc>
         <w:tc>
           <w:tcPr>
-            <w:tcW w:type="dxa" w:w="2040"/>
+            <w:tcW w:type="dxa" w:w="2036"/>
           </w:tcPr>
           <w:p>
             <w:pPr>
@@ -17036,7 +17301,7 @@
         </w:tc>
         <w:tc>
           <w:tcPr>
-            <w:tcW w:type="dxa" w:w="5219"/>
+            <w:tcW w:type="dxa" w:w="5226"/>
           </w:tcPr>
           <w:p>
             <w:pPr>
@@ -17093,7 +17358,7 @@
       <w:tr>
         <w:tc>
           <w:tcPr>
-            <w:tcW w:type="dxa" w:w="2102"/>
+            <w:tcW w:type="dxa" w:w="2098"/>
           </w:tcPr>
           <w:p>
             <w:pPr>
@@ -17109,7 +17374,7 @@
         </w:tc>
         <w:tc>
           <w:tcPr>
-            <w:tcW w:type="dxa" w:w="2040"/>
+            <w:tcW w:type="dxa" w:w="2036"/>
           </w:tcPr>
           <w:p>
             <w:pPr>
@@ -17125,7 +17390,7 @@
         </w:tc>
         <w:tc>
           <w:tcPr>
-            <w:tcW w:type="dxa" w:w="5219"/>
+            <w:tcW w:type="dxa" w:w="5226"/>
           </w:tcPr>
           <w:p>
             <w:pPr>
@@ -17148,14 +17413,7 @@
               <w:rPr>
                 <w:sz w:val="18"/>
               </w:rPr>
-              <w:t xml:space="preserve"> → ReportService.submit (TX-1), DuplicatePolicy, formatReference; reports, history, publicReports, counters, Storage </w:t>
-            </w:r>
-            <w:r>
-              <w:rPr>
-                <w:rFonts w:ascii="Consolas" w:hAnsi="Consolas"/>
-                <w:sz w:val="18"/>
-              </w:rPr>
-              <w:t>reports/{uid}</w:t>
+              <w:t xml:space="preserve"> → ReportService.submit (TX-1), DuplicatePolicy, formatReference; reports, history, publicReports, counters, photos (photoService: decode, size, type sniffing)</w:t>
             </w:r>
           </w:p>
         </w:tc>
@@ -17163,7 +17421,7 @@
       <w:tr>
         <w:tc>
           <w:tcPr>
-            <w:tcW w:type="dxa" w:w="2102"/>
+            <w:tcW w:type="dxa" w:w="2098"/>
           </w:tcPr>
           <w:p>
             <w:pPr>
@@ -17179,7 +17437,7 @@
         </w:tc>
         <w:tc>
           <w:tcPr>
-            <w:tcW w:type="dxa" w:w="2040"/>
+            <w:tcW w:type="dxa" w:w="2036"/>
           </w:tcPr>
           <w:p>
             <w:pPr>
@@ -17195,7 +17453,7 @@
         </w:tc>
         <w:tc>
           <w:tcPr>
-            <w:tcW w:type="dxa" w:w="5219"/>
+            <w:tcW w:type="dxa" w:w="5226"/>
           </w:tcPr>
           <w:p>
             <w:pPr>
@@ -17213,7 +17471,7 @@
       <w:tr>
         <w:tc>
           <w:tcPr>
-            <w:tcW w:type="dxa" w:w="2102"/>
+            <w:tcW w:type="dxa" w:w="2098"/>
           </w:tcPr>
           <w:p>
             <w:pPr>
@@ -17229,7 +17487,7 @@
         </w:tc>
         <w:tc>
           <w:tcPr>
-            <w:tcW w:type="dxa" w:w="2040"/>
+            <w:tcW w:type="dxa" w:w="2036"/>
           </w:tcPr>
           <w:p>
             <w:pPr>
@@ -17245,7 +17503,7 @@
         </w:tc>
         <w:tc>
           <w:tcPr>
-            <w:tcW w:type="dxa" w:w="5219"/>
+            <w:tcW w:type="dxa" w:w="5226"/>
           </w:tcPr>
           <w:p>
             <w:pPr>
@@ -17263,7 +17521,7 @@
       <w:tr>
         <w:tc>
           <w:tcPr>
-            <w:tcW w:type="dxa" w:w="2102"/>
+            <w:tcW w:type="dxa" w:w="2098"/>
           </w:tcPr>
           <w:p>
             <w:pPr>
@@ -17279,7 +17537,7 @@
         </w:tc>
         <w:tc>
           <w:tcPr>
-            <w:tcW w:type="dxa" w:w="2040"/>
+            <w:tcW w:type="dxa" w:w="2036"/>
           </w:tcPr>
           <w:p>
             <w:pPr>
@@ -17295,7 +17553,7 @@
         </w:tc>
         <w:tc>
           <w:tcPr>
-            <w:tcW w:type="dxa" w:w="5219"/>
+            <w:tcW w:type="dxa" w:w="5226"/>
           </w:tcPr>
           <w:p>
             <w:pPr>
@@ -17331,14 +17589,7 @@
               <w:rPr>
                 <w:sz w:val="18"/>
               </w:rPr>
-              <w:t xml:space="preserve"> → TaskService (TX-3), TaskStateMachine; tasks, reports, Storage </w:t>
-            </w:r>
-            <w:r>
-              <w:rPr>
-                <w:rFonts w:ascii="Consolas" w:hAnsi="Consolas"/>
-                <w:sz w:val="18"/>
-              </w:rPr>
-              <w:t>proofs/</w:t>
+              <w:t xml:space="preserve"> → TaskService (TX-3), TaskStateMachine; tasks, reports, photos</w:t>
             </w:r>
           </w:p>
         </w:tc>
@@ -17346,7 +17597,7 @@
       <w:tr>
         <w:tc>
           <w:tcPr>
-            <w:tcW w:type="dxa" w:w="2102"/>
+            <w:tcW w:type="dxa" w:w="2098"/>
           </w:tcPr>
           <w:p>
             <w:pPr>
@@ -17362,7 +17613,7 @@
         </w:tc>
         <w:tc>
           <w:tcPr>
-            <w:tcW w:type="dxa" w:w="2040"/>
+            <w:tcW w:type="dxa" w:w="2036"/>
           </w:tcPr>
           <w:p>
             <w:pPr>
@@ -17378,7 +17629,7 @@
         </w:tc>
         <w:tc>
           <w:tcPr>
-            <w:tcW w:type="dxa" w:w="5219"/>
+            <w:tcW w:type="dxa" w:w="5226"/>
           </w:tcPr>
           <w:p>
             <w:pPr>
@@ -17429,7 +17680,7 @@
       <w:tr>
         <w:tc>
           <w:tcPr>
-            <w:tcW w:type="dxa" w:w="2102"/>
+            <w:tcW w:type="dxa" w:w="2098"/>
           </w:tcPr>
           <w:p>
             <w:pPr>
@@ -17445,7 +17696,7 @@
         </w:tc>
         <w:tc>
           <w:tcPr>
-            <w:tcW w:type="dxa" w:w="2040"/>
+            <w:tcW w:type="dxa" w:w="2036"/>
           </w:tcPr>
           <w:p>
             <w:pPr>
@@ -17461,7 +17712,7 @@
         </w:tc>
         <w:tc>
           <w:tcPr>
-            <w:tcW w:type="dxa" w:w="5219"/>
+            <w:tcW w:type="dxa" w:w="5226"/>
           </w:tcPr>
           <w:p>
             <w:pPr>
@@ -17479,7 +17730,7 @@
       <w:tr>
         <w:tc>
           <w:tcPr>
-            <w:tcW w:type="dxa" w:w="2102"/>
+            <w:tcW w:type="dxa" w:w="2098"/>
           </w:tcPr>
           <w:p>
             <w:pPr>
@@ -17495,7 +17746,7 @@
         </w:tc>
         <w:tc>
           <w:tcPr>
-            <w:tcW w:type="dxa" w:w="2040"/>
+            <w:tcW w:type="dxa" w:w="2036"/>
           </w:tcPr>
           <w:p>
             <w:pPr>
@@ -17511,7 +17762,7 @@
         </w:tc>
         <w:tc>
           <w:tcPr>
-            <w:tcW w:type="dxa" w:w="5219"/>
+            <w:tcW w:type="dxa" w:w="5226"/>
           </w:tcPr>
           <w:p>
             <w:pPr>
@@ -17573,7 +17824,7 @@
               <w:rPr>
                 <w:sz w:val="18"/>
               </w:rPr>
-              <w:t xml:space="preserve"> → UserService; users, Auth claims, Storage</w:t>
+              <w:t xml:space="preserve"> → UserService; users, Auth claims, photos</w:t>
             </w:r>
           </w:p>
         </w:tc>
@@ -17581,7 +17832,7 @@
       <w:tr>
         <w:tc>
           <w:tcPr>
-            <w:tcW w:type="dxa" w:w="2102"/>
+            <w:tcW w:type="dxa" w:w="2098"/>
           </w:tcPr>
           <w:p>
             <w:pPr>
@@ -17597,7 +17848,7 @@
         </w:tc>
         <w:tc>
           <w:tcPr>
-            <w:tcW w:type="dxa" w:w="2040"/>
+            <w:tcW w:type="dxa" w:w="2036"/>
           </w:tcPr>
           <w:p>
             <w:pPr>
@@ -17613,7 +17864,7 @@
         </w:tc>
         <w:tc>
           <w:tcPr>
-            <w:tcW w:type="dxa" w:w="5219"/>
+            <w:tcW w:type="dxa" w:w="5226"/>
           </w:tcPr>
           <w:p>
             <w:pPr>
@@ -19035,10 +19286,50 @@
         <w:rPr>
           <w:b/>
         </w:rPr>
-        <w:t>Substituted integrations.</w:t>
-      </w:r>
-      <w:r>
-        <w:t xml:space="preserve"> In the assessed configuration, Firebase Authentication, Firestore, Cloud Functions and Storage are provided by the official Firebase Emulator Suite, not by Google Cloud. No integration is mocked within the application code.</w:t>
+        <w:t>Two adapters, one API.</w:t>
+      </w:r>
+      <w:r>
+        <w:t xml:space="preserve"> </w:t>
+      </w:r>
+      <w:r>
+        <w:rPr>
+          <w:rFonts w:ascii="Consolas" w:hAnsi="Consolas"/>
+          <w:sz w:val="18"/>
+        </w:rPr>
+        <w:t>functions/src/commands.ts</w:t>
+      </w:r>
+      <w:r>
+        <w:t xml:space="preserve"> defines all 26 commands once. </w:t>
+      </w:r>
+      <w:r>
+        <w:rPr>
+          <w:rFonts w:ascii="Consolas" w:hAnsi="Consolas"/>
+          <w:sz w:val="18"/>
+        </w:rPr>
+        <w:t>index.ts</w:t>
+      </w:r>
+      <w:r>
+        <w:t xml:space="preserve"> exposes them as Cloud Functions (local emulator), and </w:t>
+      </w:r>
+      <w:r>
+        <w:rPr>
+          <w:rFonts w:ascii="Consolas" w:hAnsi="Consolas"/>
+          <w:sz w:val="18"/>
+        </w:rPr>
+        <w:t>http.ts</w:t>
+      </w:r>
+      <w:r>
+        <w:t xml:space="preserve"> exposes them as a plain Node handler (Vercel). The Node adapter verifies the Firebase ID token (rejecting revoked sessions), limits the request size, and returns errors in the callable protocol. The client therefore uses </w:t>
+      </w:r>
+      <w:r>
+        <w:rPr>
+          <w:rFonts w:ascii="Consolas" w:hAnsi="Consolas"/>
+          <w:sz w:val="18"/>
+        </w:rPr>
+        <w:t>httpsCallableFromURL</w:t>
+      </w:r>
+      <w:r>
+        <w:t xml:space="preserve"> with no other changes. In the local configuration, Firebase services come from the official Emulator Suite. No integration is mocked in the application code.</w:t>
       </w:r>
     </w:p>
     <w:p>
@@ -19126,10 +19417,10 @@
         <w:tblLayout w:type="fixed"/>
       </w:tblPr>
       <w:tblGrid>
-        <w:gridCol w:w="1803"/>
-        <w:gridCol w:w="2766"/>
-        <w:gridCol w:w="3013"/>
-        <w:gridCol w:w="1778"/>
+        <w:gridCol w:w="1799"/>
+        <w:gridCol w:w="2753"/>
+        <w:gridCol w:w="3008"/>
+        <w:gridCol w:w="1801"/>
       </w:tblGrid>
       <w:tr>
         <w:trPr>
@@ -19137,7 +19428,7 @@
         </w:trPr>
         <w:tc>
           <w:tcPr>
-            <w:tcW w:type="dxa" w:w="1803"/>
+            <w:tcW w:type="dxa" w:w="1799"/>
             <w:shd w:val="clear" w:color="auto" w:fill="D5EBF4"/>
           </w:tcPr>
           <w:p>
@@ -19155,7 +19446,7 @@
         </w:tc>
         <w:tc>
           <w:tcPr>
-            <w:tcW w:type="dxa" w:w="2766"/>
+            <w:tcW w:type="dxa" w:w="2753"/>
             <w:shd w:val="clear" w:color="auto" w:fill="D5EBF4"/>
           </w:tcPr>
           <w:p>
@@ -19173,7 +19464,7 @@
         </w:tc>
         <w:tc>
           <w:tcPr>
-            <w:tcW w:type="dxa" w:w="3013"/>
+            <w:tcW w:type="dxa" w:w="3008"/>
             <w:shd w:val="clear" w:color="auto" w:fill="D5EBF4"/>
           </w:tcPr>
           <w:p>
@@ -19191,7 +19482,7 @@
         </w:tc>
         <w:tc>
           <w:tcPr>
-            <w:tcW w:type="dxa" w:w="1778"/>
+            <w:tcW w:type="dxa" w:w="1801"/>
             <w:shd w:val="clear" w:color="auto" w:fill="D5EBF4"/>
           </w:tcPr>
           <w:p>
@@ -19211,7 +19502,7 @@
       <w:tr>
         <w:tc>
           <w:tcPr>
-            <w:tcW w:type="dxa" w:w="1803"/>
+            <w:tcW w:type="dxa" w:w="1799"/>
           </w:tcPr>
           <w:p>
             <w:pPr>
@@ -19227,7 +19518,7 @@
         </w:tc>
         <w:tc>
           <w:tcPr>
-            <w:tcW w:type="dxa" w:w="2766"/>
+            <w:tcW w:type="dxa" w:w="2753"/>
           </w:tcPr>
           <w:p>
             <w:pPr>
@@ -19243,33 +19534,33 @@
         </w:tc>
         <w:tc>
           <w:tcPr>
-            <w:tcW w:type="dxa" w:w="3013"/>
-          </w:tcPr>
-          <w:p>
-            <w:pPr>
-              <w:spacing w:after="0"/>
-            </w:pPr>
-            <w:r>
-              <w:rPr>
-                <w:sz w:val="18"/>
-              </w:rPr>
-              <w:t>Shared domain: schemas, state machines, duplicate/SLA/resolution policies, location helpers, references, analytics, CSV (≈ 98% line coverage)</w:t>
-            </w:r>
-          </w:p>
-        </w:tc>
-        <w:tc>
-          <w:tcPr>
-            <w:tcW w:type="dxa" w:w="1778"/>
-          </w:tcPr>
-          <w:p>
-            <w:pPr>
-              <w:spacing w:after="0"/>
-            </w:pPr>
-            <w:r>
-              <w:rPr>
-                <w:sz w:val="18"/>
-              </w:rPr>
-              <w:t>29</w:t>
+            <w:tcW w:type="dxa" w:w="3008"/>
+          </w:tcPr>
+          <w:p>
+            <w:pPr>
+              <w:spacing w:after="0"/>
+            </w:pPr>
+            <w:r>
+              <w:rPr>
+                <w:sz w:val="18"/>
+              </w:rPr>
+              <w:t>Shared domain: schemas, state machines, duplicate/SLA/resolution policies, location helpers, image sniffing, references, analytics, CSV (≈ 98% line coverage)</w:t>
+            </w:r>
+          </w:p>
+        </w:tc>
+        <w:tc>
+          <w:tcPr>
+            <w:tcW w:type="dxa" w:w="1801"/>
+          </w:tcPr>
+          <w:p>
+            <w:pPr>
+              <w:spacing w:after="0"/>
+            </w:pPr>
+            <w:r>
+              <w:rPr>
+                <w:sz w:val="18"/>
+              </w:rPr>
+              <w:t>30</w:t>
             </w:r>
           </w:p>
         </w:tc>
@@ -19277,7 +19568,7 @@
       <w:tr>
         <w:tc>
           <w:tcPr>
-            <w:tcW w:type="dxa" w:w="1803"/>
+            <w:tcW w:type="dxa" w:w="1799"/>
           </w:tcPr>
           <w:p>
             <w:pPr>
@@ -19293,7 +19584,7 @@
         </w:tc>
         <w:tc>
           <w:tcPr>
-            <w:tcW w:type="dxa" w:w="2766"/>
+            <w:tcW w:type="dxa" w:w="2753"/>
           </w:tcPr>
           <w:p>
             <w:pPr>
@@ -19309,33 +19600,33 @@
         </w:tc>
         <w:tc>
           <w:tcPr>
-            <w:tcW w:type="dxa" w:w="3013"/>
-          </w:tcPr>
-          <w:p>
-            <w:pPr>
-              <w:spacing w:after="0"/>
-            </w:pPr>
-            <w:r>
-              <w:rPr>
-                <w:sz w:val="18"/>
-              </w:rPr>
-              <w:t>Allow and deny case for every permission-matrix cell, Firestore and Storage</w:t>
-            </w:r>
-          </w:p>
-        </w:tc>
-        <w:tc>
-          <w:tcPr>
-            <w:tcW w:type="dxa" w:w="1778"/>
-          </w:tcPr>
-          <w:p>
-            <w:pPr>
-              <w:spacing w:after="0"/>
-            </w:pPr>
-            <w:r>
-              <w:rPr>
-                <w:sz w:val="18"/>
-              </w:rPr>
-              <w:t>20</w:t>
+            <w:tcW w:type="dxa" w:w="3008"/>
+          </w:tcPr>
+          <w:p>
+            <w:pPr>
+              <w:spacing w:after="0"/>
+            </w:pPr>
+            <w:r>
+              <w:rPr>
+                <w:sz w:val="18"/>
+              </w:rPr>
+              <w:t>Allow and deny case for every permission-matrix cell, including photos</w:t>
+            </w:r>
+          </w:p>
+        </w:tc>
+        <w:tc>
+          <w:tcPr>
+            <w:tcW w:type="dxa" w:w="1801"/>
+          </w:tcPr>
+          <w:p>
+            <w:pPr>
+              <w:spacing w:after="0"/>
+            </w:pPr>
+            <w:r>
+              <w:rPr>
+                <w:sz w:val="18"/>
+              </w:rPr>
+              <w:t>19</w:t>
             </w:r>
           </w:p>
         </w:tc>
@@ -19343,7 +19634,7 @@
       <w:tr>
         <w:tc>
           <w:tcPr>
-            <w:tcW w:type="dxa" w:w="1803"/>
+            <w:tcW w:type="dxa" w:w="1799"/>
           </w:tcPr>
           <w:p>
             <w:pPr>
@@ -19359,7 +19650,7 @@
         </w:tc>
         <w:tc>
           <w:tcPr>
-            <w:tcW w:type="dxa" w:w="2766"/>
+            <w:tcW w:type="dxa" w:w="2753"/>
           </w:tcPr>
           <w:p>
             <w:pPr>
@@ -19375,33 +19666,33 @@
         </w:tc>
         <w:tc>
           <w:tcPr>
-            <w:tcW w:type="dxa" w:w="3013"/>
-          </w:tcPr>
-          <w:p>
-            <w:pPr>
-              <w:spacing w:after="0"/>
-            </w:pPr>
-            <w:r>
-              <w:rPr>
-                <w:sz w:val="18"/>
-              </w:rPr>
-              <w:t>Every command: success, validation, boundary, authorisation, state conflict and concurrency</w:t>
-            </w:r>
-          </w:p>
-        </w:tc>
-        <w:tc>
-          <w:tcPr>
-            <w:tcW w:type="dxa" w:w="1778"/>
-          </w:tcPr>
-          <w:p>
-            <w:pPr>
-              <w:spacing w:after="0"/>
-            </w:pPr>
-            <w:r>
-              <w:rPr>
-                <w:sz w:val="18"/>
-              </w:rPr>
-              <w:t>70</w:t>
+            <w:tcW w:type="dxa" w:w="3008"/>
+          </w:tcPr>
+          <w:p>
+            <w:pPr>
+              <w:spacing w:after="0"/>
+            </w:pPr>
+            <w:r>
+              <w:rPr>
+                <w:sz w:val="18"/>
+              </w:rPr>
+              <w:t>Every command: success, validation, boundary, authorisation, state conflict and concurrency; the Node HTTP adapter</w:t>
+            </w:r>
+          </w:p>
+        </w:tc>
+        <w:tc>
+          <w:tcPr>
+            <w:tcW w:type="dxa" w:w="1801"/>
+          </w:tcPr>
+          <w:p>
+            <w:pPr>
+              <w:spacing w:after="0"/>
+            </w:pPr>
+            <w:r>
+              <w:rPr>
+                <w:sz w:val="18"/>
+              </w:rPr>
+              <w:t>74</w:t>
             </w:r>
           </w:p>
         </w:tc>
@@ -19409,7 +19700,7 @@
       <w:tr>
         <w:tc>
           <w:tcPr>
-            <w:tcW w:type="dxa" w:w="1803"/>
+            <w:tcW w:type="dxa" w:w="1799"/>
           </w:tcPr>
           <w:p>
             <w:pPr>
@@ -19425,7 +19716,7 @@
         </w:tc>
         <w:tc>
           <w:tcPr>
-            <w:tcW w:type="dxa" w:w="2766"/>
+            <w:tcW w:type="dxa" w:w="2753"/>
           </w:tcPr>
           <w:p>
             <w:pPr>
@@ -19441,7 +19732,7 @@
         </w:tc>
         <w:tc>
           <w:tcPr>
-            <w:tcW w:type="dxa" w:w="3013"/>
+            <w:tcW w:type="dxa" w:w="3008"/>
           </w:tcPr>
           <w:p>
             <w:pPr>
@@ -19457,17 +19748,17 @@
         </w:tc>
         <w:tc>
           <w:tcPr>
-            <w:tcW w:type="dxa" w:w="1778"/>
-          </w:tcPr>
-          <w:p>
-            <w:pPr>
-              <w:spacing w:after="0"/>
-            </w:pPr>
-            <w:r>
-              <w:rPr>
-                <w:sz w:val="18"/>
-              </w:rPr>
-              <w:t>10 + 3 non-functional</w:t>
+            <w:tcW w:type="dxa" w:w="1801"/>
+          </w:tcPr>
+          <w:p>
+            <w:pPr>
+              <w:spacing w:after="0"/>
+            </w:pPr>
+            <w:r>
+              <w:rPr>
+                <w:sz w:val="18"/>
+              </w:rPr>
+              <w:t>10 + 3 non-functional (run through both API adapters)</w:t>
             </w:r>
           </w:p>
         </w:tc>
@@ -19475,7 +19766,7 @@
       <w:tr>
         <w:tc>
           <w:tcPr>
-            <w:tcW w:type="dxa" w:w="1803"/>
+            <w:tcW w:type="dxa" w:w="1799"/>
           </w:tcPr>
           <w:p>
             <w:pPr>
@@ -19491,7 +19782,7 @@
         </w:tc>
         <w:tc>
           <w:tcPr>
-            <w:tcW w:type="dxa" w:w="2766"/>
+            <w:tcW w:type="dxa" w:w="2753"/>
           </w:tcPr>
           <w:p>
             <w:pPr>
@@ -19507,7 +19798,7 @@
         </w:tc>
         <w:tc>
           <w:tcPr>
-            <w:tcW w:type="dxa" w:w="3013"/>
+            <w:tcW w:type="dxa" w:w="3008"/>
           </w:tcPr>
           <w:p>
             <w:pPr>
@@ -19523,7 +19814,7 @@
         </w:tc>
         <w:tc>
           <w:tcPr>
-            <w:tcW w:type="dxa" w:w="1778"/>
+            <w:tcW w:type="dxa" w:w="1801"/>
           </w:tcPr>
           <w:p>
             <w:pPr>
@@ -19578,7 +19869,7 @@
     </w:p>
     <w:p>
       <w:r>
-        <w:t>The table below lists the principal test cases. The complete list of 132 automated tests, with their results, is produced by CI for the submitted commit (Appendix 11.3). All tests listed passed. "As expected" means the actual result matched the expected result exactly.</w:t>
+        <w:t>The table below lists the principal test cases. The complete list of 136 automated tests, with their results, is produced by CI for the submitted commit (Appendix 11.3). All tests listed passed. "As expected" means the actual result matched the expected result exactly.</w:t>
       </w:r>
     </w:p>
     <w:p>
@@ -24560,10 +24851,10 @@
         <w:tblLayout w:type="fixed"/>
       </w:tblPr>
       <w:tblGrid>
-        <w:gridCol w:w="2219"/>
-        <w:gridCol w:w="3850"/>
-        <w:gridCol w:w="2303"/>
-        <w:gridCol w:w="988"/>
+        <w:gridCol w:w="2216"/>
+        <w:gridCol w:w="3859"/>
+        <w:gridCol w:w="2298"/>
+        <w:gridCol w:w="987"/>
       </w:tblGrid>
       <w:tr>
         <w:trPr>
@@ -24571,7 +24862,7 @@
         </w:trPr>
         <w:tc>
           <w:tcPr>
-            <w:tcW w:type="dxa" w:w="2219"/>
+            <w:tcW w:type="dxa" w:w="2216"/>
             <w:shd w:val="clear" w:color="auto" w:fill="D5EBF4"/>
           </w:tcPr>
           <w:p>
@@ -24589,7 +24880,7 @@
         </w:tc>
         <w:tc>
           <w:tcPr>
-            <w:tcW w:type="dxa" w:w="3850"/>
+            <w:tcW w:type="dxa" w:w="3859"/>
             <w:shd w:val="clear" w:color="auto" w:fill="D5EBF4"/>
           </w:tcPr>
           <w:p>
@@ -24607,7 +24898,7 @@
         </w:tc>
         <w:tc>
           <w:tcPr>
-            <w:tcW w:type="dxa" w:w="2303"/>
+            <w:tcW w:type="dxa" w:w="2298"/>
             <w:shd w:val="clear" w:color="auto" w:fill="D5EBF4"/>
           </w:tcPr>
           <w:p>
@@ -24625,7 +24916,7 @@
         </w:tc>
         <w:tc>
           <w:tcPr>
-            <w:tcW w:type="dxa" w:w="988"/>
+            <w:tcW w:type="dxa" w:w="987"/>
             <w:shd w:val="clear" w:color="auto" w:fill="D5EBF4"/>
           </w:tcPr>
           <w:p>
@@ -24645,7 +24936,7 @@
       <w:tr>
         <w:tc>
           <w:tcPr>
-            <w:tcW w:type="dxa" w:w="2219"/>
+            <w:tcW w:type="dxa" w:w="2216"/>
           </w:tcPr>
           <w:p>
             <w:pPr>
@@ -24661,7 +24952,7 @@
         </w:tc>
         <w:tc>
           <w:tcPr>
-            <w:tcW w:type="dxa" w:w="3850"/>
+            <w:tcW w:type="dxa" w:w="3859"/>
           </w:tcPr>
           <w:p>
             <w:pPr>
@@ -24677,7 +24968,7 @@
         </w:tc>
         <w:tc>
           <w:tcPr>
-            <w:tcW w:type="dxa" w:w="2303"/>
+            <w:tcW w:type="dxa" w:w="2298"/>
           </w:tcPr>
           <w:p>
             <w:pPr>
@@ -24693,7 +24984,7 @@
         </w:tc>
         <w:tc>
           <w:tcPr>
-            <w:tcW w:type="dxa" w:w="988"/>
+            <w:tcW w:type="dxa" w:w="987"/>
           </w:tcPr>
           <w:p>
             <w:pPr>
@@ -24711,7 +25002,7 @@
       <w:tr>
         <w:tc>
           <w:tcPr>
-            <w:tcW w:type="dxa" w:w="2219"/>
+            <w:tcW w:type="dxa" w:w="2216"/>
           </w:tcPr>
           <w:p>
             <w:pPr>
@@ -24727,7 +25018,7 @@
         </w:tc>
         <w:tc>
           <w:tcPr>
-            <w:tcW w:type="dxa" w:w="3850"/>
+            <w:tcW w:type="dxa" w:w="3859"/>
           </w:tcPr>
           <w:p>
             <w:pPr>
@@ -24743,7 +25034,7 @@
         </w:tc>
         <w:tc>
           <w:tcPr>
-            <w:tcW w:type="dxa" w:w="2303"/>
+            <w:tcW w:type="dxa" w:w="2298"/>
           </w:tcPr>
           <w:p>
             <w:pPr>
@@ -24759,7 +25050,7 @@
         </w:tc>
         <w:tc>
           <w:tcPr>
-            <w:tcW w:type="dxa" w:w="988"/>
+            <w:tcW w:type="dxa" w:w="987"/>
           </w:tcPr>
           <w:p>
             <w:pPr>
@@ -24777,7 +25068,7 @@
       <w:tr>
         <w:tc>
           <w:tcPr>
-            <w:tcW w:type="dxa" w:w="2219"/>
+            <w:tcW w:type="dxa" w:w="2216"/>
           </w:tcPr>
           <w:p>
             <w:pPr>
@@ -24793,7 +25084,7 @@
         </w:tc>
         <w:tc>
           <w:tcPr>
-            <w:tcW w:type="dxa" w:w="3850"/>
+            <w:tcW w:type="dxa" w:w="3859"/>
           </w:tcPr>
           <w:p>
             <w:pPr>
@@ -24809,7 +25100,7 @@
         </w:tc>
         <w:tc>
           <w:tcPr>
-            <w:tcW w:type="dxa" w:w="2303"/>
+            <w:tcW w:type="dxa" w:w="2298"/>
           </w:tcPr>
           <w:p>
             <w:pPr>
@@ -24825,7 +25116,7 @@
         </w:tc>
         <w:tc>
           <w:tcPr>
-            <w:tcW w:type="dxa" w:w="988"/>
+            <w:tcW w:type="dxa" w:w="987"/>
           </w:tcPr>
           <w:p>
             <w:pPr>
@@ -24843,7 +25134,7 @@
       <w:tr>
         <w:tc>
           <w:tcPr>
-            <w:tcW w:type="dxa" w:w="2219"/>
+            <w:tcW w:type="dxa" w:w="2216"/>
           </w:tcPr>
           <w:p>
             <w:pPr>
@@ -24859,7 +25150,7 @@
         </w:tc>
         <w:tc>
           <w:tcPr>
-            <w:tcW w:type="dxa" w:w="3850"/>
+            <w:tcW w:type="dxa" w:w="3859"/>
           </w:tcPr>
           <w:p>
             <w:pPr>
@@ -24875,7 +25166,7 @@
         </w:tc>
         <w:tc>
           <w:tcPr>
-            <w:tcW w:type="dxa" w:w="2303"/>
+            <w:tcW w:type="dxa" w:w="2298"/>
           </w:tcPr>
           <w:p>
             <w:pPr>
@@ -24891,7 +25182,7 @@
         </w:tc>
         <w:tc>
           <w:tcPr>
-            <w:tcW w:type="dxa" w:w="988"/>
+            <w:tcW w:type="dxa" w:w="987"/>
           </w:tcPr>
           <w:p>
             <w:pPr>
@@ -24909,7 +25200,7 @@
       <w:tr>
         <w:tc>
           <w:tcPr>
-            <w:tcW w:type="dxa" w:w="2219"/>
+            <w:tcW w:type="dxa" w:w="2216"/>
           </w:tcPr>
           <w:p>
             <w:pPr>
@@ -24925,7 +25216,7 @@
         </w:tc>
         <w:tc>
           <w:tcPr>
-            <w:tcW w:type="dxa" w:w="3850"/>
+            <w:tcW w:type="dxa" w:w="3859"/>
           </w:tcPr>
           <w:p>
             <w:pPr>
@@ -24941,7 +25232,7 @@
         </w:tc>
         <w:tc>
           <w:tcPr>
-            <w:tcW w:type="dxa" w:w="2303"/>
+            <w:tcW w:type="dxa" w:w="2298"/>
           </w:tcPr>
           <w:p>
             <w:pPr>
@@ -24957,7 +25248,7 @@
         </w:tc>
         <w:tc>
           <w:tcPr>
-            <w:tcW w:type="dxa" w:w="988"/>
+            <w:tcW w:type="dxa" w:w="987"/>
           </w:tcPr>
           <w:p>
             <w:pPr>
@@ -24975,7 +25266,7 @@
       <w:tr>
         <w:tc>
           <w:tcPr>
-            <w:tcW w:type="dxa" w:w="2219"/>
+            <w:tcW w:type="dxa" w:w="2216"/>
           </w:tcPr>
           <w:p>
             <w:pPr>
@@ -24991,7 +25282,7 @@
         </w:tc>
         <w:tc>
           <w:tcPr>
-            <w:tcW w:type="dxa" w:w="3850"/>
+            <w:tcW w:type="dxa" w:w="3859"/>
           </w:tcPr>
           <w:p>
             <w:pPr>
@@ -25007,7 +25298,7 @@
         </w:tc>
         <w:tc>
           <w:tcPr>
-            <w:tcW w:type="dxa" w:w="2303"/>
+            <w:tcW w:type="dxa" w:w="2298"/>
           </w:tcPr>
           <w:p>
             <w:pPr>
@@ -25023,7 +25314,7 @@
         </w:tc>
         <w:tc>
           <w:tcPr>
-            <w:tcW w:type="dxa" w:w="988"/>
+            <w:tcW w:type="dxa" w:w="987"/>
           </w:tcPr>
           <w:p>
             <w:pPr>
@@ -25041,7 +25332,7 @@
       <w:tr>
         <w:tc>
           <w:tcPr>
-            <w:tcW w:type="dxa" w:w="2219"/>
+            <w:tcW w:type="dxa" w:w="2216"/>
           </w:tcPr>
           <w:p>
             <w:pPr>
@@ -25057,7 +25348,7 @@
         </w:tc>
         <w:tc>
           <w:tcPr>
-            <w:tcW w:type="dxa" w:w="3850"/>
+            <w:tcW w:type="dxa" w:w="3859"/>
           </w:tcPr>
           <w:p>
             <w:pPr>
@@ -25073,7 +25364,7 @@
         </w:tc>
         <w:tc>
           <w:tcPr>
-            <w:tcW w:type="dxa" w:w="2303"/>
+            <w:tcW w:type="dxa" w:w="2298"/>
           </w:tcPr>
           <w:p>
             <w:pPr>
@@ -25089,7 +25380,7 @@
         </w:tc>
         <w:tc>
           <w:tcPr>
-            <w:tcW w:type="dxa" w:w="988"/>
+            <w:tcW w:type="dxa" w:w="987"/>
           </w:tcPr>
           <w:p>
             <w:pPr>
@@ -25107,7 +25398,7 @@
       <w:tr>
         <w:tc>
           <w:tcPr>
-            <w:tcW w:type="dxa" w:w="2219"/>
+            <w:tcW w:type="dxa" w:w="2216"/>
           </w:tcPr>
           <w:p>
             <w:pPr>
@@ -25123,7 +25414,7 @@
         </w:tc>
         <w:tc>
           <w:tcPr>
-            <w:tcW w:type="dxa" w:w="3850"/>
+            <w:tcW w:type="dxa" w:w="3859"/>
           </w:tcPr>
           <w:p>
             <w:pPr>
@@ -25139,7 +25430,7 @@
         </w:tc>
         <w:tc>
           <w:tcPr>
-            <w:tcW w:type="dxa" w:w="2303"/>
+            <w:tcW w:type="dxa" w:w="2298"/>
           </w:tcPr>
           <w:p>
             <w:pPr>
@@ -25155,7 +25446,7 @@
         </w:tc>
         <w:tc>
           <w:tcPr>
-            <w:tcW w:type="dxa" w:w="988"/>
+            <w:tcW w:type="dxa" w:w="987"/>
           </w:tcPr>
           <w:p>
             <w:pPr>
@@ -25173,7 +25464,7 @@
       <w:tr>
         <w:tc>
           <w:tcPr>
-            <w:tcW w:type="dxa" w:w="2219"/>
+            <w:tcW w:type="dxa" w:w="2216"/>
           </w:tcPr>
           <w:p>
             <w:pPr>
@@ -25189,7 +25480,7 @@
         </w:tc>
         <w:tc>
           <w:tcPr>
-            <w:tcW w:type="dxa" w:w="3850"/>
+            <w:tcW w:type="dxa" w:w="3859"/>
           </w:tcPr>
           <w:p>
             <w:pPr>
@@ -25205,7 +25496,7 @@
         </w:tc>
         <w:tc>
           <w:tcPr>
-            <w:tcW w:type="dxa" w:w="2303"/>
+            <w:tcW w:type="dxa" w:w="2298"/>
           </w:tcPr>
           <w:p>
             <w:pPr>
@@ -25221,7 +25512,7 @@
         </w:tc>
         <w:tc>
           <w:tcPr>
-            <w:tcW w:type="dxa" w:w="988"/>
+            <w:tcW w:type="dxa" w:w="987"/>
           </w:tcPr>
           <w:p>
             <w:pPr>
@@ -25239,7 +25530,7 @@
       <w:tr>
         <w:tc>
           <w:tcPr>
-            <w:tcW w:type="dxa" w:w="2219"/>
+            <w:tcW w:type="dxa" w:w="2216"/>
           </w:tcPr>
           <w:p>
             <w:pPr>
@@ -25255,7 +25546,7 @@
         </w:tc>
         <w:tc>
           <w:tcPr>
-            <w:tcW w:type="dxa" w:w="3850"/>
+            <w:tcW w:type="dxa" w:w="3859"/>
           </w:tcPr>
           <w:p>
             <w:pPr>
@@ -25271,7 +25562,7 @@
         </w:tc>
         <w:tc>
           <w:tcPr>
-            <w:tcW w:type="dxa" w:w="2303"/>
+            <w:tcW w:type="dxa" w:w="2298"/>
           </w:tcPr>
           <w:p>
             <w:pPr>
@@ -25287,7 +25578,7 @@
         </w:tc>
         <w:tc>
           <w:tcPr>
-            <w:tcW w:type="dxa" w:w="988"/>
+            <w:tcW w:type="dxa" w:w="987"/>
           </w:tcPr>
           <w:p>
             <w:pPr>
@@ -25305,7 +25596,7 @@
       <w:tr>
         <w:tc>
           <w:tcPr>
-            <w:tcW w:type="dxa" w:w="2219"/>
+            <w:tcW w:type="dxa" w:w="2216"/>
           </w:tcPr>
           <w:p>
             <w:pPr>
@@ -25321,23 +25612,23 @@
         </w:tc>
         <w:tc>
           <w:tcPr>
-            <w:tcW w:type="dxa" w:w="3850"/>
-          </w:tcPr>
-          <w:p>
-            <w:pPr>
-              <w:spacing w:after="0"/>
-            </w:pPr>
-            <w:r>
-              <w:rPr>
-                <w:sz w:val="18"/>
-              </w:rPr>
-              <w:t>RT-RPT-03, RT-PUB-01, RT-STO-02, UT-PRV-01, IT-RPT-07</w:t>
-            </w:r>
-          </w:p>
-        </w:tc>
-        <w:tc>
-          <w:tcPr>
-            <w:tcW w:type="dxa" w:w="2303"/>
+            <w:tcW w:type="dxa" w:w="3859"/>
+          </w:tcPr>
+          <w:p>
+            <w:pPr>
+              <w:spacing w:after="0"/>
+            </w:pPr>
+            <w:r>
+              <w:rPr>
+                <w:sz w:val="18"/>
+              </w:rPr>
+              <w:t>RT-RPT-03, RT-PUB-01, RT-PHO-01, RT-PHO-02, UT-PRV-01, IT-RPT-07</w:t>
+            </w:r>
+          </w:p>
+        </w:tc>
+        <w:tc>
+          <w:tcPr>
+            <w:tcW w:type="dxa" w:w="2298"/>
           </w:tcPr>
           <w:p>
             <w:pPr>
@@ -25353,7 +25644,7 @@
         </w:tc>
         <w:tc>
           <w:tcPr>
-            <w:tcW w:type="dxa" w:w="988"/>
+            <w:tcW w:type="dxa" w:w="987"/>
           </w:tcPr>
           <w:p>
             <w:pPr>
@@ -25371,7 +25662,7 @@
       <w:tr>
         <w:tc>
           <w:tcPr>
-            <w:tcW w:type="dxa" w:w="2219"/>
+            <w:tcW w:type="dxa" w:w="2216"/>
           </w:tcPr>
           <w:p>
             <w:pPr>
@@ -25387,7 +25678,7 @@
         </w:tc>
         <w:tc>
           <w:tcPr>
-            <w:tcW w:type="dxa" w:w="3850"/>
+            <w:tcW w:type="dxa" w:w="3859"/>
           </w:tcPr>
           <w:p>
             <w:pPr>
@@ -25403,7 +25694,7 @@
         </w:tc>
         <w:tc>
           <w:tcPr>
-            <w:tcW w:type="dxa" w:w="2303"/>
+            <w:tcW w:type="dxa" w:w="2298"/>
           </w:tcPr>
           <w:p>
             <w:pPr>
@@ -25419,7 +25710,7 @@
         </w:tc>
         <w:tc>
           <w:tcPr>
-            <w:tcW w:type="dxa" w:w="988"/>
+            <w:tcW w:type="dxa" w:w="987"/>
           </w:tcPr>
           <w:p>
             <w:pPr>
@@ -26001,7 +26292,7 @@
         <w:t>npm run dev</w:t>
       </w:r>
       <w:r>
-        <w:t xml:space="preserve"> builds the Cloud Functions, starts the Auth, Firestore, Functions and Storage emulators, initialises the database with the deterministic seed (departments, categories, 15 accounts, 150 reports with valid histories, and alerts), and starts the web application. Open </w:t>
+        <w:t xml:space="preserve"> builds the Cloud Functions, starts the Auth, Firestore and Functions emulators, initialises the database with the deterministic seed (departments, categories, 15 accounts, 150 reports with valid histories, and alerts), and starts the web application. Open </w:t>
       </w:r>
       <w:r>
         <w:rPr>
@@ -26424,7 +26715,20 @@
         <w:rPr>
           <w:b/>
         </w:rPr>
-        <w:t>Optional cloud deployment.</w:t>
+        <w:t>Deployed configuration (free tier).</w:t>
+      </w:r>
+      <w:r>
+        <w:t xml:space="preserve"> The full runbook is in </w:t>
+      </w:r>
+      <w:r>
+        <w:rPr>
+          <w:rFonts w:ascii="Consolas" w:hAnsi="Consolas"/>
+          <w:sz w:val="18"/>
+        </w:rPr>
+        <w:t>docs/deploy.md</w:t>
+      </w:r>
+      <w:r>
+        <w:t>. In summary:</w:t>
       </w:r>
     </w:p>
     <w:p>
@@ -26432,7 +26736,51 @@
         <w:pStyle w:val="ListNumber"/>
       </w:pPr>
       <w:r>
-        <w:t xml:space="preserve">Copy </w:t>
+        <w:t>In the Firebase console, enable Email/Password and Google sign-in and create the Firestore database (location africa-south1).</w:t>
+      </w:r>
+    </w:p>
+    <w:p>
+      <w:pPr>
+        <w:pStyle w:val="ListNumber"/>
+      </w:pPr>
+      <w:r>
+        <w:t xml:space="preserve">Deploy the rules and indexes with </w:t>
+      </w:r>
+      <w:r>
+        <w:rPr>
+          <w:rFonts w:ascii="Consolas" w:hAnsi="Consolas"/>
+          <w:sz w:val="18"/>
+        </w:rPr>
+        <w:t>npx firebase deploy --only firestore --project prod</w:t>
+      </w:r>
+      <w:r>
+        <w:t>.</w:t>
+      </w:r>
+    </w:p>
+    <w:p>
+      <w:pPr>
+        <w:pStyle w:val="ListNumber"/>
+      </w:pPr>
+      <w:r>
+        <w:t xml:space="preserve">Import the GitHub repository into Vercel, which reads the build settings from </w:t>
+      </w:r>
+      <w:r>
+        <w:rPr>
+          <w:rFonts w:ascii="Consolas" w:hAnsi="Consolas"/>
+          <w:sz w:val="18"/>
+        </w:rPr>
+        <w:t>vercel.json</w:t>
+      </w:r>
+      <w:r>
+        <w:t>.</w:t>
+      </w:r>
+    </w:p>
+    <w:p>
+      <w:pPr>
+        <w:pStyle w:val="ListNumber"/>
+      </w:pPr>
+      <w:r>
+        <w:t xml:space="preserve">Set the environment variables listed in </w:t>
       </w:r>
       <w:r>
         <w:rPr>
@@ -26442,6 +26790,118 @@
         <w:t>.env.example</w:t>
       </w:r>
       <w:r>
+        <w:t xml:space="preserve">: Firebase web config, </w:t>
+      </w:r>
+      <w:r>
+        <w:rPr>
+          <w:rFonts w:ascii="Consolas" w:hAnsi="Consolas"/>
+          <w:sz w:val="18"/>
+        </w:rPr>
+        <w:t>VITE_API_BASE=/api</w:t>
+      </w:r>
+      <w:r>
+        <w:t xml:space="preserve">, </w:t>
+      </w:r>
+      <w:r>
+        <w:rPr>
+          <w:rFonts w:ascii="Consolas" w:hAnsi="Consolas"/>
+          <w:sz w:val="18"/>
+        </w:rPr>
+        <w:t>VITE_USE_EMULATORS=false</w:t>
+      </w:r>
+      <w:r>
+        <w:t xml:space="preserve">, </w:t>
+      </w:r>
+      <w:r>
+        <w:rPr>
+          <w:rFonts w:ascii="Consolas" w:hAnsi="Consolas"/>
+          <w:sz w:val="18"/>
+        </w:rPr>
+        <w:t>FIREBASE_SERVICE_ACCOUNT</w:t>
+      </w:r>
+      <w:r>
+        <w:t xml:space="preserve"> and </w:t>
+      </w:r>
+      <w:r>
+        <w:rPr>
+          <w:rFonts w:ascii="Consolas" w:hAnsi="Consolas"/>
+          <w:sz w:val="18"/>
+        </w:rPr>
+        <w:t>CRON_SECRET</w:t>
+      </w:r>
+      <w:r>
+        <w:t>.</w:t>
+      </w:r>
+    </w:p>
+    <w:p>
+      <w:pPr>
+        <w:pStyle w:val="ListNumber"/>
+      </w:pPr>
+      <w:r>
+        <w:t xml:space="preserve">Set the same </w:t>
+      </w:r>
+      <w:r>
+        <w:rPr>
+          <w:rFonts w:ascii="Consolas" w:hAnsi="Consolas"/>
+          <w:sz w:val="18"/>
+        </w:rPr>
+        <w:t>CRON_SECRET</w:t>
+      </w:r>
+      <w:r>
+        <w:t xml:space="preserve"> and the </w:t>
+      </w:r>
+      <w:r>
+        <w:rPr>
+          <w:rFonts w:ascii="Consolas" w:hAnsi="Consolas"/>
+          <w:sz w:val="18"/>
+        </w:rPr>
+        <w:t>APP_URL</w:t>
+      </w:r>
+      <w:r>
+        <w:t xml:space="preserve"> in the GitHub repository for the hourly schedule.</w:t>
+      </w:r>
+    </w:p>
+    <w:p>
+      <w:pPr>
+        <w:pStyle w:val="ListNumber"/>
+      </w:pPr>
+      <w:r>
+        <w:t xml:space="preserve">Seed the deployed project with </w:t>
+      </w:r>
+      <w:r>
+        <w:rPr>
+          <w:rFonts w:ascii="Consolas" w:hAnsi="Consolas"/>
+          <w:sz w:val="18"/>
+        </w:rPr>
+        <w:t>npm run seed:prod</w:t>
+      </w:r>
+      <w:r>
+        <w:t>.</w:t>
+      </w:r>
+    </w:p>
+    <w:p>
+      <w:r>
+        <w:rPr>
+          <w:b/>
+        </w:rPr>
+        <w:t>Alternative cloud deployment (Blaze plan).</w:t>
+      </w:r>
+    </w:p>
+    <w:p>
+      <w:pPr>
+        <w:pStyle w:val="ListNumber"/>
+      </w:pPr>
+      <w:r>
+        <w:t xml:space="preserve">Copy </w:t>
+      </w:r>
+      <w:r>
+        <w:rPr>
+          <w:rFonts w:ascii="Consolas" w:hAnsi="Consolas"/>
+          <w:sz w:val="18"/>
+        </w:rPr>
+        <w:t>.env.example</w:t>
+      </w:r>
+      <w:r>
         <w:t xml:space="preserve"> to </w:t>
       </w:r>
       <w:r>
@@ -26470,7 +26930,17 @@
         <w:t>VITE_USE_EMULATORS=false</w:t>
       </w:r>
       <w:r>
-        <w:t>.</w:t>
+        <w:t xml:space="preserve"> and leave </w:t>
+      </w:r>
+      <w:r>
+        <w:rPr>
+          <w:rFonts w:ascii="Consolas" w:hAnsi="Consolas"/>
+          <w:sz w:val="18"/>
+        </w:rPr>
+        <w:t>VITE_API_BASE</w:t>
+      </w:r>
+      <w:r>
+        <w:t xml:space="preserve"> empty.</w:t>
       </w:r>
     </w:p>
     <w:p>
@@ -26495,7 +26965,7 @@
           <w:rFonts w:ascii="Consolas" w:hAnsi="Consolas"/>
           <w:sz w:val="18"/>
         </w:rPr>
-        <w:t>npx firebase deploy</w:t>
+        <w:t>npx firebase deploy --project prod</w:t>
       </w:r>
       <w:r>
         <w:t>.</w:t>
@@ -26503,7 +26973,7 @@
     </w:p>
     <w:p>
       <w:r>
-        <w:t>The assessed system is the local configuration above, so no deployed URL is required.</w:t>
+        <w:t>The same code also runs entirely on Firebase.</w:t>
       </w:r>
     </w:p>
     <w:p>
@@ -27134,7 +27604,7 @@
         <w:rPr>
           <w:b/>
         </w:rPr>
-        <w:t>64995475bf9f9a609e8abd216aa8e31666233567</w:t>
+        <w:t>bb32d75a137417a9fb6437cad15cd95094fdedcf</w:t>
       </w:r>
       <w:r>
         <w:t>.</w:t>
@@ -27154,7 +27624,25 @@
     </w:p>
     <w:p>
       <w:r>
-        <w:t>Not applicable. The assessed system runs locally on the Firebase Emulator Suite (Section 8 and decision D3).</w:t>
+        <w:t xml:space="preserve">URL: </w:t>
+      </w:r>
+      <w:r>
+        <w:rPr>
+          <w:b/>
+        </w:rPr>
+        <w:t>(deployed URL pending)</w:t>
+      </w:r>
+      <w:r>
+        <w:t xml:space="preserve"> (Vercel + Firebase Spark, decision D3). Demo accounts are listed in Section 8. The local emulator configuration in Section 8 reproduces the same system offline.</w:t>
+      </w:r>
+    </w:p>
+    <w:p>
+      <w:r>
+        <w:rPr>
+          <w:b/>
+          <w:highlight w:val="yellow"/>
+        </w:rPr>
+        <w:t>TO VERIFY BEFORE SUBMISSION: Confirm the deployed URL works and the demo accounts exist in the deployed project before submission.</w:t>
       </w:r>
     </w:p>
     <w:p>
@@ -27184,7 +27672,7 @@
         <w:t>Complete automated test results:</w:t>
       </w:r>
       <w:r>
-        <w:t xml:space="preserve"> the GitHub Actions run for commit 64995475bf9f9a609e8abd216aa8e31666233567 (tab "Actions"). It includes the Playwright HTML report and the coverage report as downloadable artefacts.</w:t>
+        <w:t xml:space="preserve"> the GitHub Actions run for commit bb32d75a137417a9fb6437cad15cd95094fdedcf (tab "Actions"). It includes the Playwright HTML report and the coverage report as downloadable artefacts.</w:t>
       </w:r>
     </w:p>
     <w:p>
@@ -27277,7 +27765,7 @@
         <w:t>Baseline change log</w:t>
       </w:r>
       <w:r>
-        <w:t xml:space="preserve"> reconciling Phases 1–3 (CR-01 to CR-26): </w:t>
+        <w:t xml:space="preserve"> reconciling Phases 1–3 (CR-01 to CR-28): </w:t>
       </w:r>
       <w:r>
         <w:rPr>

--- a/docs/report/CivicLink_Final_Project_Report.docx
+++ b/docs/report/CivicLink_Final_Project_Report.docx
@@ -25729,28 +25729,18 @@
     <w:p/>
     <w:p>
       <w:r>
-        <w:t>Timings were measured on the development laptop running the emulators, Vite and the browsers at the same time, which is the assessed configuration.</w:t>
+        <w:t>Timings were measured on the development laptop running the emulators, Vite and the browsers at the same time (local configuration).</w:t>
       </w:r>
     </w:p>
     <w:p>
-      <w:pPr>
-        <w:pStyle w:val="Heading2"/>
-        <w:numPr>
-          <w:ilvl w:val="1"/>
-          <w:numId w:val="9"/>
-        </w:numPr>
-      </w:pPr>
-      <w:r>
-        <w:t>Defects and Known Issues</w:t>
-      </w:r>
-    </w:p>
-    <w:p>
-      <w:pPr>
-        <w:pStyle w:val="Caption"/>
-        <w:keepNext/>
-      </w:pPr>
-      <w:r>
-        <w:t>Table 19: Significant defects found and resolved</w:t>
+      <w:r>
+        <w:rPr>
+          <w:b/>
+        </w:rPr>
+        <w:t>Production verification.</w:t>
+      </w:r>
+      <w:r>
+        <w:t xml:space="preserve"> The same Playwright tests were run against the deployed system (https://civiclink-five.vercel.app) on 20 October 2026:</w:t>
       </w:r>
     </w:p>
     <w:tbl>
@@ -25763,10 +25753,8 @@
         <w:tblLayout w:type="fixed"/>
       </w:tblPr>
       <w:tblGrid>
-        <w:gridCol w:w="1058"/>
-        <w:gridCol w:w="1503"/>
-        <w:gridCol w:w="3656"/>
-        <w:gridCol w:w="3144"/>
+        <w:gridCol w:w="5279"/>
+        <w:gridCol w:w="4081"/>
       </w:tblGrid>
       <w:tr>
         <w:trPr>
@@ -25774,7 +25762,7 @@
         </w:trPr>
         <w:tc>
           <w:tcPr>
-            <w:tcW w:type="dxa" w:w="1058"/>
+            <w:tcW w:type="dxa" w:w="5279"/>
             <w:shd w:val="clear" w:color="auto" w:fill="D5EBF4"/>
           </w:tcPr>
           <w:p>
@@ -25786,13 +25774,13 @@
                 <w:b/>
                 <w:sz w:val="18"/>
               </w:rPr>
-              <w:t>ID</w:t>
-            </w:r>
-          </w:p>
-        </w:tc>
-        <w:tc>
-          <w:tcPr>
-            <w:tcW w:type="dxa" w:w="1503"/>
+              <w:t>Test</w:t>
+            </w:r>
+          </w:p>
+        </w:tc>
+        <w:tc>
+          <w:tcPr>
+            <w:tcW w:type="dxa" w:w="4081"/>
             <w:shd w:val="clear" w:color="auto" w:fill="D5EBF4"/>
           </w:tcPr>
           <w:p>
@@ -25804,43 +25792,7 @@
                 <w:b/>
                 <w:sz w:val="18"/>
               </w:rPr>
-              <w:t>Found by</w:t>
-            </w:r>
-          </w:p>
-        </w:tc>
-        <w:tc>
-          <w:tcPr>
-            <w:tcW w:type="dxa" w:w="3656"/>
-            <w:shd w:val="clear" w:color="auto" w:fill="D5EBF4"/>
-          </w:tcPr>
-          <w:p>
-            <w:pPr>
-              <w:spacing w:after="0"/>
-            </w:pPr>
-            <w:r>
-              <w:rPr>
-                <w:b/>
-                <w:sz w:val="18"/>
-              </w:rPr>
-              <w:t>Description</w:t>
-            </w:r>
-          </w:p>
-        </w:tc>
-        <w:tc>
-          <w:tcPr>
-            <w:tcW w:type="dxa" w:w="3144"/>
-            <w:shd w:val="clear" w:color="auto" w:fill="D5EBF4"/>
-          </w:tcPr>
-          <w:p>
-            <w:pPr>
-              <w:spacing w:after="0"/>
-            </w:pPr>
-            <w:r>
-              <w:rPr>
-                <w:b/>
-                <w:sz w:val="18"/>
-              </w:rPr>
-              <w:t>Resolution</w:t>
+              <w:t>Result on the live system</w:t>
             </w:r>
           </w:p>
         </w:tc>
@@ -25848,65 +25800,33 @@
       <w:tr>
         <w:tc>
           <w:tcPr>
-            <w:tcW w:type="dxa" w:w="1058"/>
-          </w:tcPr>
-          <w:p>
-            <w:pPr>
-              <w:spacing w:after="0"/>
-            </w:pPr>
-            <w:r>
-              <w:rPr>
-                <w:sz w:val="18"/>
-              </w:rPr>
-              <w:t>DEF-01</w:t>
-            </w:r>
-          </w:p>
-        </w:tc>
-        <w:tc>
-          <w:tcPr>
-            <w:tcW w:type="dxa" w:w="1503"/>
-          </w:tcPr>
-          <w:p>
-            <w:pPr>
-              <w:spacing w:after="0"/>
-            </w:pPr>
-            <w:r>
-              <w:rPr>
-                <w:sz w:val="18"/>
-              </w:rPr>
-              <w:t>IT-CFG-02</w:t>
-            </w:r>
-          </w:p>
-        </w:tc>
-        <w:tc>
-          <w:tcPr>
-            <w:tcW w:type="dxa" w:w="3656"/>
-          </w:tcPr>
-          <w:p>
-            <w:pPr>
-              <w:spacing w:after="0"/>
-            </w:pPr>
-            <w:r>
-              <w:rPr>
-                <w:sz w:val="18"/>
-              </w:rPr>
-              <w:t>Creating a department whose name produced an existing identifier silently overwrote that department</w:t>
-            </w:r>
-          </w:p>
-        </w:tc>
-        <w:tc>
-          <w:tcPr>
-            <w:tcW w:type="dxa" w:w="3144"/>
-          </w:tcPr>
-          <w:p>
-            <w:pPr>
-              <w:spacing w:after="0"/>
-            </w:pPr>
-            <w:r>
-              <w:rPr>
-                <w:sz w:val="18"/>
-              </w:rPr>
-              <w:t>Creation now refuses existing identifiers; updates require an existing record</w:t>
+            <w:tcW w:type="dxa" w:w="5279"/>
+          </w:tcPr>
+          <w:p>
+            <w:pPr>
+              <w:spacing w:after="0"/>
+            </w:pPr>
+            <w:r>
+              <w:rPr>
+                <w:sz w:val="18"/>
+              </w:rPr>
+              <w:t>E2E-01 full lifecycle (three browser sessions)</w:t>
+            </w:r>
+          </w:p>
+        </w:tc>
+        <w:tc>
+          <w:tcPr>
+            <w:tcW w:type="dxa" w:w="4081"/>
+          </w:tcPr>
+          <w:p>
+            <w:pPr>
+              <w:spacing w:after="0"/>
+            </w:pPr>
+            <w:r>
+              <w:rPr>
+                <w:sz w:val="18"/>
+              </w:rPr>
+              <w:t>Pass. New report on the official's queue after 0.11 s; resolution on the resident's screen after 0.85 s (NFR-05 target 5 s)</w:t>
             </w:r>
           </w:p>
         </w:tc>
@@ -25914,85 +25834,33 @@
       <w:tr>
         <w:tc>
           <w:tcPr>
-            <w:tcW w:type="dxa" w:w="1058"/>
-          </w:tcPr>
-          <w:p>
-            <w:pPr>
-              <w:spacing w:after="0"/>
-            </w:pPr>
-            <w:r>
-              <w:rPr>
-                <w:sz w:val="18"/>
-              </w:rPr>
-              <w:t>DEF-02</w:t>
-            </w:r>
-          </w:p>
-        </w:tc>
-        <w:tc>
-          <w:tcPr>
-            <w:tcW w:type="dxa" w:w="1503"/>
-          </w:tcPr>
-          <w:p>
-            <w:pPr>
-              <w:spacing w:after="0"/>
-            </w:pPr>
-            <w:r>
-              <w:rPr>
-                <w:sz w:val="18"/>
-              </w:rPr>
-              <w:t>E2E-01</w:t>
-            </w:r>
-          </w:p>
-        </w:tc>
-        <w:tc>
-          <w:tcPr>
-            <w:tcW w:type="dxa" w:w="3656"/>
-          </w:tcPr>
-          <w:p>
-            <w:pPr>
-              <w:spacing w:after="0"/>
-            </w:pPr>
-            <w:r>
-              <w:rPr>
-                <w:sz w:val="18"/>
-              </w:rPr>
-              <w:t xml:space="preserve">Submissions with an empty optional field were rejected, because the callable protocol sends </w:t>
-            </w:r>
-            <w:r>
-              <w:rPr>
-                <w:rFonts w:ascii="Consolas" w:hAnsi="Consolas"/>
-                <w:sz w:val="18"/>
-              </w:rPr>
-              <w:t>undefined</w:t>
-            </w:r>
-            <w:r>
-              <w:rPr>
-                <w:sz w:val="18"/>
-              </w:rPr>
-              <w:t xml:space="preserve"> as </w:t>
-            </w:r>
-            <w:r>
-              <w:rPr>
-                <w:rFonts w:ascii="Consolas" w:hAnsi="Consolas"/>
-                <w:sz w:val="18"/>
-              </w:rPr>
-              <w:t>null</w:t>
-            </w:r>
-          </w:p>
-        </w:tc>
-        <w:tc>
-          <w:tcPr>
-            <w:tcW w:type="dxa" w:w="3144"/>
-          </w:tcPr>
-          <w:p>
-            <w:pPr>
-              <w:spacing w:after="0"/>
-            </w:pPr>
-            <w:r>
-              <w:rPr>
-                <w:sz w:val="18"/>
-              </w:rPr>
-              <w:t>The command wrapper treats top-level nulls as absent; regression test IT-RPT-10</w:t>
+            <w:tcW w:type="dxa" w:w="5279"/>
+          </w:tcPr>
+          <w:p>
+            <w:pPr>
+              <w:spacing w:after="0"/>
+            </w:pPr>
+            <w:r>
+              <w:rPr>
+                <w:sz w:val="18"/>
+              </w:rPr>
+              <w:t>E2E-02 duplicate detection, E2E-07 out-of-area GPS</w:t>
+            </w:r>
+          </w:p>
+        </w:tc>
+        <w:tc>
+          <w:tcPr>
+            <w:tcW w:type="dxa" w:w="4081"/>
+          </w:tcPr>
+          <w:p>
+            <w:pPr>
+              <w:spacing w:after="0"/>
+            </w:pPr>
+            <w:r>
+              <w:rPr>
+                <w:sz w:val="18"/>
+              </w:rPr>
+              <w:t>Pass</w:t>
             </w:r>
           </w:p>
         </w:tc>
@@ -26000,65 +25868,33 @@
       <w:tr>
         <w:tc>
           <w:tcPr>
-            <w:tcW w:type="dxa" w:w="1058"/>
-          </w:tcPr>
-          <w:p>
-            <w:pPr>
-              <w:spacing w:after="0"/>
-            </w:pPr>
-            <w:r>
-              <w:rPr>
-                <w:sz w:val="18"/>
-              </w:rPr>
-              <w:t>DEF-03</w:t>
-            </w:r>
-          </w:p>
-        </w:tc>
-        <w:tc>
-          <w:tcPr>
-            <w:tcW w:type="dxa" w:w="1503"/>
-          </w:tcPr>
-          <w:p>
-            <w:pPr>
-              <w:spacing w:after="0"/>
-            </w:pPr>
-            <w:r>
-              <w:rPr>
-                <w:sz w:val="18"/>
-              </w:rPr>
-              <w:t>NFT-08</w:t>
-            </w:r>
-          </w:p>
-        </w:tc>
-        <w:tc>
-          <w:tcPr>
-            <w:tcW w:type="dxa" w:w="3656"/>
-          </w:tcPr>
-          <w:p>
-            <w:pPr>
-              <w:spacing w:after="0"/>
-            </w:pPr>
-            <w:r>
-              <w:rPr>
-                <w:sz w:val="18"/>
-              </w:rPr>
-              <w:t>Three text styles were below the WCAG AA contrast ratio</w:t>
-            </w:r>
-          </w:p>
-        </w:tc>
-        <w:tc>
-          <w:tcPr>
-            <w:tcW w:type="dxa" w:w="3144"/>
-          </w:tcPr>
-          <w:p>
-            <w:pPr>
-              <w:spacing w:after="0"/>
-            </w:pPr>
-            <w:r>
-              <w:rPr>
-                <w:sz w:val="18"/>
-              </w:rPr>
-              <w:t>Darker text colours</w:t>
+            <w:tcW w:type="dxa" w:w="5279"/>
+          </w:tcPr>
+          <w:p>
+            <w:pPr>
+              <w:spacing w:after="0"/>
+            </w:pPr>
+            <w:r>
+              <w:rPr>
+                <w:sz w:val="18"/>
+              </w:rPr>
+              <w:t>E2E-04 access denied per role, E2E-06 wrong password</w:t>
+            </w:r>
+          </w:p>
+        </w:tc>
+        <w:tc>
+          <w:tcPr>
+            <w:tcW w:type="dxa" w:w="4081"/>
+          </w:tcPr>
+          <w:p>
+            <w:pPr>
+              <w:spacing w:after="0"/>
+            </w:pPr>
+            <w:r>
+              <w:rPr>
+                <w:sz w:val="18"/>
+              </w:rPr>
+              <w:t>Pass</w:t>
             </w:r>
           </w:p>
         </w:tc>
@@ -26066,65 +25902,33 @@
       <w:tr>
         <w:tc>
           <w:tcPr>
-            <w:tcW w:type="dxa" w:w="1058"/>
-          </w:tcPr>
-          <w:p>
-            <w:pPr>
-              <w:spacing w:after="0"/>
-            </w:pPr>
-            <w:r>
-              <w:rPr>
-                <w:sz w:val="18"/>
-              </w:rPr>
-              <w:t>DEF-05</w:t>
-            </w:r>
-          </w:p>
-        </w:tc>
-        <w:tc>
-          <w:tcPr>
-            <w:tcW w:type="dxa" w:w="1503"/>
-          </w:tcPr>
-          <w:p>
-            <w:pPr>
-              <w:spacing w:after="0"/>
-            </w:pPr>
-            <w:r>
-              <w:rPr>
-                <w:sz w:val="18"/>
-              </w:rPr>
-              <w:t>E2E-10</w:t>
-            </w:r>
-          </w:p>
-        </w:tc>
-        <w:tc>
-          <w:tcPr>
-            <w:tcW w:type="dxa" w:w="3656"/>
-          </w:tcPr>
-          <w:p>
-            <w:pPr>
-              <w:spacing w:after="0"/>
-            </w:pPr>
-            <w:r>
-              <w:rPr>
-                <w:sz w:val="18"/>
-              </w:rPr>
-              <w:t>The profile form opened with an empty name, because it read the profile before it had loaded</w:t>
-            </w:r>
-          </w:p>
-        </w:tc>
-        <w:tc>
-          <w:tcPr>
-            <w:tcW w:type="dxa" w:w="3144"/>
-          </w:tcPr>
-          <w:p>
-            <w:pPr>
-              <w:spacing w:after="0"/>
-            </w:pPr>
-            <w:r>
-              <w:rPr>
-                <w:sz w:val="18"/>
-              </w:rPr>
-              <w:t>The form is rendered only after the profile loads</w:t>
+            <w:tcW w:type="dxa" w:w="5279"/>
+          </w:tcPr>
+          <w:p>
+            <w:pPr>
+              <w:spacing w:after="0"/>
+            </w:pPr>
+            <w:r>
+              <w:rPr>
+                <w:sz w:val="18"/>
+              </w:rPr>
+              <w:t>NFT-06 page loads</w:t>
+            </w:r>
+          </w:p>
+        </w:tc>
+        <w:tc>
+          <w:tcPr>
+            <w:tcW w:type="dxa" w:w="4081"/>
+          </w:tcPr>
+          <w:p>
+            <w:pPr>
+              <w:spacing w:after="0"/>
+            </w:pPr>
+            <w:r>
+              <w:rPr>
+                <w:sz w:val="18"/>
+              </w:rPr>
+              <w:t>Dashboard 1.02 s, queue 1.06 s, alerts 0.50 s (target 3 s)</w:t>
             </w:r>
           </w:p>
         </w:tc>
@@ -26132,7 +25936,692 @@
       <w:tr>
         <w:tc>
           <w:tcPr>
-            <w:tcW w:type="dxa" w:w="1058"/>
+            <w:tcW w:type="dxa" w:w="5279"/>
+          </w:tcPr>
+          <w:p>
+            <w:pPr>
+              <w:spacing w:after="0"/>
+            </w:pPr>
+            <w:r>
+              <w:rPr>
+                <w:sz w:val="18"/>
+              </w:rPr>
+              <w:t>NFT-08 accessibility (axe-core)</w:t>
+            </w:r>
+          </w:p>
+        </w:tc>
+        <w:tc>
+          <w:tcPr>
+            <w:tcW w:type="dxa" w:w="4081"/>
+          </w:tcPr>
+          <w:p>
+            <w:pPr>
+              <w:spacing w:after="0"/>
+            </w:pPr>
+            <w:r>
+              <w:rPr>
+                <w:sz w:val="18"/>
+              </w:rPr>
+              <w:t>0 violations</w:t>
+            </w:r>
+          </w:p>
+        </w:tc>
+      </w:tr>
+      <w:tr>
+        <w:tc>
+          <w:tcPr>
+            <w:tcW w:type="dxa" w:w="5279"/>
+          </w:tcPr>
+          <w:p>
+            <w:pPr>
+              <w:spacing w:after="0"/>
+            </w:pPr>
+            <w:r>
+              <w:rPr>
+                <w:sz w:val="18"/>
+              </w:rPr>
+              <w:t xml:space="preserve">Hourly maintenance schedule (GitHub Actions → </w:t>
+            </w:r>
+            <w:r>
+              <w:rPr>
+                <w:rFonts w:ascii="Consolas" w:hAnsi="Consolas"/>
+                <w:sz w:val="18"/>
+              </w:rPr>
+              <w:t>/api/cron/maintenance</w:t>
+            </w:r>
+            <w:r>
+              <w:rPr>
+                <w:sz w:val="18"/>
+              </w:rPr>
+              <w:t>)</w:t>
+            </w:r>
+          </w:p>
+        </w:tc>
+        <w:tc>
+          <w:tcPr>
+            <w:tcW w:type="dxa" w:w="4081"/>
+          </w:tcPr>
+          <w:p>
+            <w:pPr>
+              <w:spacing w:after="0"/>
+            </w:pPr>
+            <w:r>
+              <w:rPr>
+                <w:sz w:val="18"/>
+              </w:rPr>
+              <w:t>Run succeeded with the secret; refused without it</w:t>
+            </w:r>
+          </w:p>
+        </w:tc>
+      </w:tr>
+    </w:tbl>
+    <w:p/>
+    <w:p>
+      <w:pPr>
+        <w:pStyle w:val="Heading2"/>
+        <w:numPr>
+          <w:ilvl w:val="1"/>
+          <w:numId w:val="9"/>
+        </w:numPr>
+      </w:pPr>
+      <w:r>
+        <w:t>Defects and Known Issues</w:t>
+      </w:r>
+    </w:p>
+    <w:p>
+      <w:pPr>
+        <w:pStyle w:val="Caption"/>
+        <w:keepNext/>
+      </w:pPr>
+      <w:r>
+        <w:t>Table 19: Significant defects found and resolved</w:t>
+      </w:r>
+    </w:p>
+    <w:tbl>
+      <w:tblPr>
+        <w:tblStyle w:val="TableGrid"/>
+        <w:tblW w:type="auto" w:w="0"/>
+        <w:jc w:val="center"/>
+        <w:tblLayout w:type="fixed"/>
+        <w:tblLook w:firstColumn="1" w:firstRow="1" w:lastColumn="0" w:lastRow="0" w:noHBand="0" w:noVBand="1" w:val="04A0"/>
+        <w:tblLayout w:type="fixed"/>
+      </w:tblPr>
+      <w:tblGrid>
+        <w:gridCol w:w="1024"/>
+        <w:gridCol w:w="1636"/>
+        <w:gridCol w:w="3806"/>
+        <w:gridCol w:w="2894"/>
+      </w:tblGrid>
+      <w:tr>
+        <w:trPr>
+          <w:tblHeader w:val="true"/>
+        </w:trPr>
+        <w:tc>
+          <w:tcPr>
+            <w:tcW w:type="dxa" w:w="1024"/>
+            <w:shd w:val="clear" w:color="auto" w:fill="D5EBF4"/>
+          </w:tcPr>
+          <w:p>
+            <w:pPr>
+              <w:spacing w:after="0"/>
+            </w:pPr>
+            <w:r>
+              <w:rPr>
+                <w:b/>
+                <w:sz w:val="18"/>
+              </w:rPr>
+              <w:t>ID</w:t>
+            </w:r>
+          </w:p>
+        </w:tc>
+        <w:tc>
+          <w:tcPr>
+            <w:tcW w:type="dxa" w:w="1636"/>
+            <w:shd w:val="clear" w:color="auto" w:fill="D5EBF4"/>
+          </w:tcPr>
+          <w:p>
+            <w:pPr>
+              <w:spacing w:after="0"/>
+            </w:pPr>
+            <w:r>
+              <w:rPr>
+                <w:b/>
+                <w:sz w:val="18"/>
+              </w:rPr>
+              <w:t>Found by</w:t>
+            </w:r>
+          </w:p>
+        </w:tc>
+        <w:tc>
+          <w:tcPr>
+            <w:tcW w:type="dxa" w:w="3806"/>
+            <w:shd w:val="clear" w:color="auto" w:fill="D5EBF4"/>
+          </w:tcPr>
+          <w:p>
+            <w:pPr>
+              <w:spacing w:after="0"/>
+            </w:pPr>
+            <w:r>
+              <w:rPr>
+                <w:b/>
+                <w:sz w:val="18"/>
+              </w:rPr>
+              <w:t>Description</w:t>
+            </w:r>
+          </w:p>
+        </w:tc>
+        <w:tc>
+          <w:tcPr>
+            <w:tcW w:type="dxa" w:w="2894"/>
+            <w:shd w:val="clear" w:color="auto" w:fill="D5EBF4"/>
+          </w:tcPr>
+          <w:p>
+            <w:pPr>
+              <w:spacing w:after="0"/>
+            </w:pPr>
+            <w:r>
+              <w:rPr>
+                <w:b/>
+                <w:sz w:val="18"/>
+              </w:rPr>
+              <w:t>Resolution</w:t>
+            </w:r>
+          </w:p>
+        </w:tc>
+      </w:tr>
+      <w:tr>
+        <w:tc>
+          <w:tcPr>
+            <w:tcW w:type="dxa" w:w="1024"/>
+          </w:tcPr>
+          <w:p>
+            <w:pPr>
+              <w:spacing w:after="0"/>
+            </w:pPr>
+            <w:r>
+              <w:rPr>
+                <w:sz w:val="18"/>
+              </w:rPr>
+              <w:t>DEF-01</w:t>
+            </w:r>
+          </w:p>
+        </w:tc>
+        <w:tc>
+          <w:tcPr>
+            <w:tcW w:type="dxa" w:w="1636"/>
+          </w:tcPr>
+          <w:p>
+            <w:pPr>
+              <w:spacing w:after="0"/>
+            </w:pPr>
+            <w:r>
+              <w:rPr>
+                <w:sz w:val="18"/>
+              </w:rPr>
+              <w:t>IT-CFG-02</w:t>
+            </w:r>
+          </w:p>
+        </w:tc>
+        <w:tc>
+          <w:tcPr>
+            <w:tcW w:type="dxa" w:w="3806"/>
+          </w:tcPr>
+          <w:p>
+            <w:pPr>
+              <w:spacing w:after="0"/>
+            </w:pPr>
+            <w:r>
+              <w:rPr>
+                <w:sz w:val="18"/>
+              </w:rPr>
+              <w:t>Creating a department whose name produced an existing identifier silently overwrote that department</w:t>
+            </w:r>
+          </w:p>
+        </w:tc>
+        <w:tc>
+          <w:tcPr>
+            <w:tcW w:type="dxa" w:w="2894"/>
+          </w:tcPr>
+          <w:p>
+            <w:pPr>
+              <w:spacing w:after="0"/>
+            </w:pPr>
+            <w:r>
+              <w:rPr>
+                <w:sz w:val="18"/>
+              </w:rPr>
+              <w:t>Creation now refuses existing identifiers; updates require an existing record</w:t>
+            </w:r>
+          </w:p>
+        </w:tc>
+      </w:tr>
+      <w:tr>
+        <w:tc>
+          <w:tcPr>
+            <w:tcW w:type="dxa" w:w="1024"/>
+          </w:tcPr>
+          <w:p>
+            <w:pPr>
+              <w:spacing w:after="0"/>
+            </w:pPr>
+            <w:r>
+              <w:rPr>
+                <w:sz w:val="18"/>
+              </w:rPr>
+              <w:t>DEF-02</w:t>
+            </w:r>
+          </w:p>
+        </w:tc>
+        <w:tc>
+          <w:tcPr>
+            <w:tcW w:type="dxa" w:w="1636"/>
+          </w:tcPr>
+          <w:p>
+            <w:pPr>
+              <w:spacing w:after="0"/>
+            </w:pPr>
+            <w:r>
+              <w:rPr>
+                <w:sz w:val="18"/>
+              </w:rPr>
+              <w:t>E2E-01</w:t>
+            </w:r>
+          </w:p>
+        </w:tc>
+        <w:tc>
+          <w:tcPr>
+            <w:tcW w:type="dxa" w:w="3806"/>
+          </w:tcPr>
+          <w:p>
+            <w:pPr>
+              <w:spacing w:after="0"/>
+            </w:pPr>
+            <w:r>
+              <w:rPr>
+                <w:sz w:val="18"/>
+              </w:rPr>
+              <w:t xml:space="preserve">Submissions with an empty optional field were rejected, because the callable protocol sends </w:t>
+            </w:r>
+            <w:r>
+              <w:rPr>
+                <w:rFonts w:ascii="Consolas" w:hAnsi="Consolas"/>
+                <w:sz w:val="18"/>
+              </w:rPr>
+              <w:t>undefined</w:t>
+            </w:r>
+            <w:r>
+              <w:rPr>
+                <w:sz w:val="18"/>
+              </w:rPr>
+              <w:t xml:space="preserve"> as </w:t>
+            </w:r>
+            <w:r>
+              <w:rPr>
+                <w:rFonts w:ascii="Consolas" w:hAnsi="Consolas"/>
+                <w:sz w:val="18"/>
+              </w:rPr>
+              <w:t>null</w:t>
+            </w:r>
+          </w:p>
+        </w:tc>
+        <w:tc>
+          <w:tcPr>
+            <w:tcW w:type="dxa" w:w="2894"/>
+          </w:tcPr>
+          <w:p>
+            <w:pPr>
+              <w:spacing w:after="0"/>
+            </w:pPr>
+            <w:r>
+              <w:rPr>
+                <w:sz w:val="18"/>
+              </w:rPr>
+              <w:t>The command wrapper treats top-level nulls as absent; regression test IT-RPT-10</w:t>
+            </w:r>
+          </w:p>
+        </w:tc>
+      </w:tr>
+      <w:tr>
+        <w:tc>
+          <w:tcPr>
+            <w:tcW w:type="dxa" w:w="1024"/>
+          </w:tcPr>
+          <w:p>
+            <w:pPr>
+              <w:spacing w:after="0"/>
+            </w:pPr>
+            <w:r>
+              <w:rPr>
+                <w:sz w:val="18"/>
+              </w:rPr>
+              <w:t>DEF-03</w:t>
+            </w:r>
+          </w:p>
+        </w:tc>
+        <w:tc>
+          <w:tcPr>
+            <w:tcW w:type="dxa" w:w="1636"/>
+          </w:tcPr>
+          <w:p>
+            <w:pPr>
+              <w:spacing w:after="0"/>
+            </w:pPr>
+            <w:r>
+              <w:rPr>
+                <w:sz w:val="18"/>
+              </w:rPr>
+              <w:t>NFT-08</w:t>
+            </w:r>
+          </w:p>
+        </w:tc>
+        <w:tc>
+          <w:tcPr>
+            <w:tcW w:type="dxa" w:w="3806"/>
+          </w:tcPr>
+          <w:p>
+            <w:pPr>
+              <w:spacing w:after="0"/>
+            </w:pPr>
+            <w:r>
+              <w:rPr>
+                <w:sz w:val="18"/>
+              </w:rPr>
+              <w:t>Three text styles were below the WCAG AA contrast ratio</w:t>
+            </w:r>
+          </w:p>
+        </w:tc>
+        <w:tc>
+          <w:tcPr>
+            <w:tcW w:type="dxa" w:w="2894"/>
+          </w:tcPr>
+          <w:p>
+            <w:pPr>
+              <w:spacing w:after="0"/>
+            </w:pPr>
+            <w:r>
+              <w:rPr>
+                <w:sz w:val="18"/>
+              </w:rPr>
+              <w:t>Darker text colours</w:t>
+            </w:r>
+          </w:p>
+        </w:tc>
+      </w:tr>
+      <w:tr>
+        <w:tc>
+          <w:tcPr>
+            <w:tcW w:type="dxa" w:w="1024"/>
+          </w:tcPr>
+          <w:p>
+            <w:pPr>
+              <w:spacing w:after="0"/>
+            </w:pPr>
+            <w:r>
+              <w:rPr>
+                <w:sz w:val="18"/>
+              </w:rPr>
+              <w:t>DEF-05</w:t>
+            </w:r>
+          </w:p>
+        </w:tc>
+        <w:tc>
+          <w:tcPr>
+            <w:tcW w:type="dxa" w:w="1636"/>
+          </w:tcPr>
+          <w:p>
+            <w:pPr>
+              <w:spacing w:after="0"/>
+            </w:pPr>
+            <w:r>
+              <w:rPr>
+                <w:sz w:val="18"/>
+              </w:rPr>
+              <w:t>E2E-10</w:t>
+            </w:r>
+          </w:p>
+        </w:tc>
+        <w:tc>
+          <w:tcPr>
+            <w:tcW w:type="dxa" w:w="3806"/>
+          </w:tcPr>
+          <w:p>
+            <w:pPr>
+              <w:spacing w:after="0"/>
+            </w:pPr>
+            <w:r>
+              <w:rPr>
+                <w:sz w:val="18"/>
+              </w:rPr>
+              <w:t>The profile form opened with an empty name, because it read the profile before it had loaded</w:t>
+            </w:r>
+          </w:p>
+        </w:tc>
+        <w:tc>
+          <w:tcPr>
+            <w:tcW w:type="dxa" w:w="2894"/>
+          </w:tcPr>
+          <w:p>
+            <w:pPr>
+              <w:spacing w:after="0"/>
+            </w:pPr>
+            <w:r>
+              <w:rPr>
+                <w:sz w:val="18"/>
+              </w:rPr>
+              <w:t>The form is rendered only after the profile loads</w:t>
+            </w:r>
+          </w:p>
+        </w:tc>
+      </w:tr>
+      <w:tr>
+        <w:tc>
+          <w:tcPr>
+            <w:tcW w:type="dxa" w:w="1024"/>
+          </w:tcPr>
+          <w:p>
+            <w:pPr>
+              <w:spacing w:after="0"/>
+            </w:pPr>
+            <w:r>
+              <w:rPr>
+                <w:sz w:val="18"/>
+              </w:rPr>
+              <w:t>DEF-06</w:t>
+            </w:r>
+          </w:p>
+        </w:tc>
+        <w:tc>
+          <w:tcPr>
+            <w:tcW w:type="dxa" w:w="1636"/>
+          </w:tcPr>
+          <w:p>
+            <w:pPr>
+              <w:spacing w:after="0"/>
+            </w:pPr>
+            <w:r>
+              <w:rPr>
+                <w:sz w:val="18"/>
+              </w:rPr>
+              <w:t>IT-RPT-08 in CI</w:t>
+            </w:r>
+          </w:p>
+        </w:tc>
+        <w:tc>
+          <w:tcPr>
+            <w:tcW w:type="dxa" w:w="3806"/>
+          </w:tcPr>
+          <w:p>
+            <w:pPr>
+              <w:spacing w:after="0"/>
+            </w:pPr>
+            <w:r>
+              <w:rPr>
+                <w:sz w:val="18"/>
+              </w:rPr>
+              <w:t>Under concurrency, extra reads inside the submission transaction (rate-limit count, profile, settings, officials) caused lock timeouts</w:t>
+            </w:r>
+          </w:p>
+        </w:tc>
+        <w:tc>
+          <w:tcPr>
+            <w:tcW w:type="dxa" w:w="2894"/>
+          </w:tcPr>
+          <w:p>
+            <w:pPr>
+              <w:spacing w:after="0"/>
+            </w:pPr>
+            <w:r>
+              <w:rPr>
+                <w:sz w:val="18"/>
+              </w:rPr>
+              <w:t>Those reads moved before the transaction; it now contends only on the reference counter</w:t>
+            </w:r>
+          </w:p>
+        </w:tc>
+      </w:tr>
+      <w:tr>
+        <w:tc>
+          <w:tcPr>
+            <w:tcW w:type="dxa" w:w="1024"/>
+          </w:tcPr>
+          <w:p>
+            <w:pPr>
+              <w:spacing w:after="0"/>
+            </w:pPr>
+            <w:r>
+              <w:rPr>
+                <w:sz w:val="18"/>
+              </w:rPr>
+              <w:t>DEF-07</w:t>
+            </w:r>
+          </w:p>
+        </w:tc>
+        <w:tc>
+          <w:tcPr>
+            <w:tcW w:type="dxa" w:w="1636"/>
+          </w:tcPr>
+          <w:p>
+            <w:pPr>
+              <w:spacing w:after="0"/>
+            </w:pPr>
+            <w:r>
+              <w:rPr>
+                <w:sz w:val="18"/>
+              </w:rPr>
+              <w:t>E2E-01 run against production</w:t>
+            </w:r>
+          </w:p>
+        </w:tc>
+        <w:tc>
+          <w:tcPr>
+            <w:tcW w:type="dxa" w:w="3806"/>
+          </w:tcPr>
+          <w:p>
+            <w:pPr>
+              <w:spacing w:after="0"/>
+            </w:pPr>
+            <w:r>
+              <w:rPr>
+                <w:sz w:val="18"/>
+              </w:rPr>
+              <w:t>Submission failed in production because the rate-limit query needed a composite index, which the emulator never requires</w:t>
+            </w:r>
+          </w:p>
+        </w:tc>
+        <w:tc>
+          <w:tcPr>
+            <w:tcW w:type="dxa" w:w="2894"/>
+          </w:tcPr>
+          <w:p>
+            <w:pPr>
+              <w:spacing w:after="0"/>
+            </w:pPr>
+            <w:r>
+              <w:rPr>
+                <w:sz w:val="18"/>
+              </w:rPr>
+              <w:t>Index added and deployed; the E2E suite can now run against the deployed URL</w:t>
+            </w:r>
+          </w:p>
+        </w:tc>
+      </w:tr>
+      <w:tr>
+        <w:tc>
+          <w:tcPr>
+            <w:tcW w:type="dxa" w:w="1024"/>
+          </w:tcPr>
+          <w:p>
+            <w:pPr>
+              <w:spacing w:after="0"/>
+            </w:pPr>
+            <w:r>
+              <w:rPr>
+                <w:sz w:val="18"/>
+              </w:rPr>
+              <w:t>DEF-08</w:t>
+            </w:r>
+          </w:p>
+        </w:tc>
+        <w:tc>
+          <w:tcPr>
+            <w:tcW w:type="dxa" w:w="1636"/>
+          </w:tcPr>
+          <w:p>
+            <w:pPr>
+              <w:spacing w:after="0"/>
+            </w:pPr>
+            <w:r>
+              <w:rPr>
+                <w:sz w:val="18"/>
+              </w:rPr>
+              <w:t>First Vercel deployment</w:t>
+            </w:r>
+          </w:p>
+        </w:tc>
+        <w:tc>
+          <w:tcPr>
+            <w:tcW w:type="dxa" w:w="3806"/>
+          </w:tcPr>
+          <w:p>
+            <w:pPr>
+              <w:spacing w:after="0"/>
+            </w:pPr>
+            <w:r>
+              <w:rPr>
+                <w:sz w:val="18"/>
+              </w:rPr>
+              <w:t xml:space="preserve">API calls crashed because a firebase-admin dependency pulls in an ESM-only package that Vercel's loader cannot </w:t>
+            </w:r>
+            <w:r>
+              <w:rPr>
+                <w:rFonts w:ascii="Consolas" w:hAnsi="Consolas"/>
+                <w:sz w:val="18"/>
+              </w:rPr>
+              <w:t>require()</w:t>
+            </w:r>
+          </w:p>
+        </w:tc>
+        <w:tc>
+          <w:tcPr>
+            <w:tcW w:type="dxa" w:w="2894"/>
+          </w:tcPr>
+          <w:p>
+            <w:pPr>
+              <w:spacing w:after="0"/>
+            </w:pPr>
+            <w:r>
+              <w:rPr>
+                <w:sz w:val="18"/>
+              </w:rPr>
+              <w:t>Dependency pinned to a compatible version (npm override)</w:t>
+            </w:r>
+          </w:p>
+        </w:tc>
+      </w:tr>
+      <w:tr>
+        <w:tc>
+          <w:tcPr>
+            <w:tcW w:type="dxa" w:w="1024"/>
           </w:tcPr>
           <w:p>
             <w:pPr>
@@ -26148,7 +26637,7 @@
         </w:tc>
         <w:tc>
           <w:tcPr>
-            <w:tcW w:type="dxa" w:w="1503"/>
+            <w:tcW w:type="dxa" w:w="1636"/>
           </w:tcPr>
           <w:p>
             <w:pPr>
@@ -26164,7 +26653,7 @@
         </w:tc>
         <w:tc>
           <w:tcPr>
-            <w:tcW w:type="dxa" w:w="3656"/>
+            <w:tcW w:type="dxa" w:w="3806"/>
           </w:tcPr>
           <w:p>
             <w:pPr>
@@ -26193,7 +26682,7 @@
         </w:tc>
         <w:tc>
           <w:tcPr>
-            <w:tcW w:type="dxa" w:w="3144"/>
+            <w:tcW w:type="dxa" w:w="2894"/>
           </w:tcPr>
           <w:p>
             <w:pPr>
@@ -26312,7 +26801,7 @@
         <w:t>Demo accounts.</w:t>
       </w:r>
       <w:r>
-        <w:t xml:space="preserve"> All accounts use the password </w:t>
+        <w:t xml:space="preserve"> Locally, all accounts use the password </w:t>
       </w:r>
       <w:r>
         <w:rPr>
@@ -26322,7 +26811,16 @@
         <w:t>CivicLink#2026</w:t>
       </w:r>
       <w:r>
-        <w:t>. The login page offers one-click shortcuts for the main four.</w:t>
+        <w:t xml:space="preserve">, and the login page offers one-click shortcuts for the main four. The deployed system at </w:t>
+      </w:r>
+      <w:r>
+        <w:rPr>
+          <w:b/>
+        </w:rPr>
+        <w:t>https://civiclink-five.vercel.app</w:t>
+      </w:r>
+      <w:r>
+        <w:t xml:space="preserve"> has the same accounts with a private password, supplied to the lecturer separately.</w:t>
       </w:r>
     </w:p>
     <w:p>
@@ -27604,7 +28102,7 @@
         <w:rPr>
           <w:b/>
         </w:rPr>
-        <w:t>bb32d75a137417a9fb6437cad15cd95094fdedcf</w:t>
+        <w:t>6416c93f2b2ab12a12994a70c4bb0e28c8dee35c</w:t>
       </w:r>
       <w:r>
         <w:t>.</w:t>
@@ -27630,19 +28128,10 @@
         <w:rPr>
           <w:b/>
         </w:rPr>
-        <w:t>(deployed URL pending)</w:t>
+        <w:t>https://civiclink-five.vercel.app</w:t>
       </w:r>
       <w:r>
         <w:t xml:space="preserve"> (Vercel + Firebase Spark, decision D3). Demo accounts are listed in Section 8. The local emulator configuration in Section 8 reproduces the same system offline.</w:t>
-      </w:r>
-    </w:p>
-    <w:p>
-      <w:r>
-        <w:rPr>
-          <w:b/>
-          <w:highlight w:val="yellow"/>
-        </w:rPr>
-        <w:t>TO VERIFY BEFORE SUBMISSION: Confirm the deployed URL works and the demo accounts exist in the deployed project before submission.</w:t>
       </w:r>
     </w:p>
     <w:p>
@@ -27672,7 +28161,7 @@
         <w:t>Complete automated test results:</w:t>
       </w:r>
       <w:r>
-        <w:t xml:space="preserve"> the GitHub Actions run for commit bb32d75a137417a9fb6437cad15cd95094fdedcf (tab "Actions"). It includes the Playwright HTML report and the coverage report as downloadable artefacts.</w:t>
+        <w:t xml:space="preserve"> the GitHub Actions run for commit 6416c93f2b2ab12a12994a70c4bb0e28c8dee35c (tab "Actions"). It includes the Playwright HTML report and the coverage report as downloadable artefacts.</w:t>
       </w:r>
     </w:p>
     <w:p>

--- a/docs/report/CivicLink_Final_Project_Report.docx
+++ b/docs/report/CivicLink_Final_Project_Report.docx
@@ -623,12 +623,22 @@
     </w:p>
     <w:p>
       <w:r>
-        <w:t xml:space="preserve">Figure 27: Firestore document model</w:t>
+        <w:t xml:space="preserve">Figure 27: Resident, "Me too" from the community map</w:t>
       </w:r>
     </w:p>
     <w:p>
       <w:r>
-        <w:t xml:space="preserve">Figure 28: Deployment diagram</w:t>
+        <w:t xml:space="preserve">Figure 28: Resident, offline mode</w:t>
+      </w:r>
+    </w:p>
+    <w:p>
+      <w:r>
+        <w:t xml:space="preserve">Figure 29: Firestore document model</w:t>
+      </w:r>
+    </w:p>
+    <w:p>
+      <w:r>
+        <w:t xml:space="preserve">Figure 30: Deployment diagram</w:t>
       </w:r>
       <w:r>
         <w:fldChar w:fldCharType="end"/>
@@ -10380,10 +10390,10 @@
         <w:tblLayout w:type="fixed"/>
       </w:tblPr>
       <w:tblGrid>
-        <w:gridCol w:w="1030"/>
-        <w:gridCol w:w="2128"/>
-        <w:gridCol w:w="4201"/>
-        <w:gridCol w:w="2001"/>
+        <w:gridCol w:w="1028"/>
+        <w:gridCol w:w="2124"/>
+        <w:gridCol w:w="4219"/>
+        <w:gridCol w:w="1990"/>
       </w:tblGrid>
       <w:tr>
         <w:trPr>
@@ -10391,7 +10401,7 @@
         </w:trPr>
         <w:tc>
           <w:tcPr>
-            <w:tcW w:type="dxa" w:w="1030"/>
+            <w:tcW w:type="dxa" w:w="1028"/>
             <w:shd w:val="clear" w:color="auto" w:fill="D5EBF4"/>
           </w:tcPr>
           <w:p>
@@ -10409,7 +10419,7 @@
         </w:tc>
         <w:tc>
           <w:tcPr>
-            <w:tcW w:type="dxa" w:w="2128"/>
+            <w:tcW w:type="dxa" w:w="2124"/>
             <w:shd w:val="clear" w:color="auto" w:fill="D5EBF4"/>
           </w:tcPr>
           <w:p>
@@ -10427,7 +10437,7 @@
         </w:tc>
         <w:tc>
           <w:tcPr>
-            <w:tcW w:type="dxa" w:w="4201"/>
+            <w:tcW w:type="dxa" w:w="4219"/>
             <w:shd w:val="clear" w:color="auto" w:fill="D5EBF4"/>
           </w:tcPr>
           <w:p>
@@ -10445,7 +10455,7 @@
         </w:tc>
         <w:tc>
           <w:tcPr>
-            <w:tcW w:type="dxa" w:w="2001"/>
+            <w:tcW w:type="dxa" w:w="1990"/>
             <w:shd w:val="clear" w:color="auto" w:fill="D5EBF4"/>
           </w:tcPr>
           <w:p>
@@ -10465,7 +10475,7 @@
       <w:tr>
         <w:tc>
           <w:tcPr>
-            <w:tcW w:type="dxa" w:w="1030"/>
+            <w:tcW w:type="dxa" w:w="1028"/>
           </w:tcPr>
           <w:p>
             <w:pPr>
@@ -10481,7 +10491,7 @@
         </w:tc>
         <w:tc>
           <w:tcPr>
-            <w:tcW w:type="dxa" w:w="2128"/>
+            <w:tcW w:type="dxa" w:w="2124"/>
           </w:tcPr>
           <w:p>
             <w:pPr>
@@ -10497,7 +10507,7 @@
         </w:tc>
         <w:tc>
           <w:tcPr>
-            <w:tcW w:type="dxa" w:w="4201"/>
+            <w:tcW w:type="dxa" w:w="4219"/>
           </w:tcPr>
           <w:p>
             <w:pPr>
@@ -10513,7 +10523,7 @@
         </w:tc>
         <w:tc>
           <w:tcPr>
-            <w:tcW w:type="dxa" w:w="2001"/>
+            <w:tcW w:type="dxa" w:w="1990"/>
           </w:tcPr>
           <w:p>
             <w:pPr>
@@ -10531,7 +10541,7 @@
       <w:tr>
         <w:tc>
           <w:tcPr>
-            <w:tcW w:type="dxa" w:w="1030"/>
+            <w:tcW w:type="dxa" w:w="1028"/>
           </w:tcPr>
           <w:p>
             <w:pPr>
@@ -10547,7 +10557,7 @@
         </w:tc>
         <w:tc>
           <w:tcPr>
-            <w:tcW w:type="dxa" w:w="2128"/>
+            <w:tcW w:type="dxa" w:w="2124"/>
           </w:tcPr>
           <w:p>
             <w:pPr>
@@ -10563,7 +10573,7 @@
         </w:tc>
         <w:tc>
           <w:tcPr>
-            <w:tcW w:type="dxa" w:w="4201"/>
+            <w:tcW w:type="dxa" w:w="4219"/>
           </w:tcPr>
           <w:p>
             <w:pPr>
@@ -10579,7 +10589,7 @@
         </w:tc>
         <w:tc>
           <w:tcPr>
-            <w:tcW w:type="dxa" w:w="2001"/>
+            <w:tcW w:type="dxa" w:w="1990"/>
           </w:tcPr>
           <w:p>
             <w:pPr>
@@ -10597,7 +10607,7 @@
       <w:tr>
         <w:tc>
           <w:tcPr>
-            <w:tcW w:type="dxa" w:w="1030"/>
+            <w:tcW w:type="dxa" w:w="1028"/>
           </w:tcPr>
           <w:p>
             <w:pPr>
@@ -10613,7 +10623,7 @@
         </w:tc>
         <w:tc>
           <w:tcPr>
-            <w:tcW w:type="dxa" w:w="2128"/>
+            <w:tcW w:type="dxa" w:w="2124"/>
           </w:tcPr>
           <w:p>
             <w:pPr>
@@ -10629,7 +10639,7 @@
         </w:tc>
         <w:tc>
           <w:tcPr>
-            <w:tcW w:type="dxa" w:w="4201"/>
+            <w:tcW w:type="dxa" w:w="4219"/>
           </w:tcPr>
           <w:p>
             <w:pPr>
@@ -10645,7 +10655,7 @@
         </w:tc>
         <w:tc>
           <w:tcPr>
-            <w:tcW w:type="dxa" w:w="2001"/>
+            <w:tcW w:type="dxa" w:w="1990"/>
           </w:tcPr>
           <w:p>
             <w:pPr>
@@ -10663,7 +10673,7 @@
       <w:tr>
         <w:tc>
           <w:tcPr>
-            <w:tcW w:type="dxa" w:w="1030"/>
+            <w:tcW w:type="dxa" w:w="1028"/>
           </w:tcPr>
           <w:p>
             <w:pPr>
@@ -10679,7 +10689,7 @@
         </w:tc>
         <w:tc>
           <w:tcPr>
-            <w:tcW w:type="dxa" w:w="2128"/>
+            <w:tcW w:type="dxa" w:w="2124"/>
           </w:tcPr>
           <w:p>
             <w:pPr>
@@ -10695,7 +10705,7 @@
         </w:tc>
         <w:tc>
           <w:tcPr>
-            <w:tcW w:type="dxa" w:w="4201"/>
+            <w:tcW w:type="dxa" w:w="4219"/>
           </w:tcPr>
           <w:p>
             <w:pPr>
@@ -10711,7 +10721,7 @@
         </w:tc>
         <w:tc>
           <w:tcPr>
-            <w:tcW w:type="dxa" w:w="2001"/>
+            <w:tcW w:type="dxa" w:w="1990"/>
           </w:tcPr>
           <w:p>
             <w:pPr>
@@ -10729,7 +10739,7 @@
       <w:tr>
         <w:tc>
           <w:tcPr>
-            <w:tcW w:type="dxa" w:w="1030"/>
+            <w:tcW w:type="dxa" w:w="1028"/>
           </w:tcPr>
           <w:p>
             <w:pPr>
@@ -10745,7 +10755,7 @@
         </w:tc>
         <w:tc>
           <w:tcPr>
-            <w:tcW w:type="dxa" w:w="2128"/>
+            <w:tcW w:type="dxa" w:w="2124"/>
           </w:tcPr>
           <w:p>
             <w:pPr>
@@ -10761,7 +10771,7 @@
         </w:tc>
         <w:tc>
           <w:tcPr>
-            <w:tcW w:type="dxa" w:w="4201"/>
+            <w:tcW w:type="dxa" w:w="4219"/>
           </w:tcPr>
           <w:p>
             <w:pPr>
@@ -10777,7 +10787,7 @@
         </w:tc>
         <w:tc>
           <w:tcPr>
-            <w:tcW w:type="dxa" w:w="2001"/>
+            <w:tcW w:type="dxa" w:w="1990"/>
           </w:tcPr>
           <w:p>
             <w:pPr>
@@ -10795,7 +10805,7 @@
       <w:tr>
         <w:tc>
           <w:tcPr>
-            <w:tcW w:type="dxa" w:w="1030"/>
+            <w:tcW w:type="dxa" w:w="1028"/>
           </w:tcPr>
           <w:p>
             <w:pPr>
@@ -10811,7 +10821,7 @@
         </w:tc>
         <w:tc>
           <w:tcPr>
-            <w:tcW w:type="dxa" w:w="2128"/>
+            <w:tcW w:type="dxa" w:w="2124"/>
           </w:tcPr>
           <w:p>
             <w:pPr>
@@ -10827,7 +10837,7 @@
         </w:tc>
         <w:tc>
           <w:tcPr>
-            <w:tcW w:type="dxa" w:w="4201"/>
+            <w:tcW w:type="dxa" w:w="4219"/>
           </w:tcPr>
           <w:p>
             <w:pPr>
@@ -10843,7 +10853,7 @@
         </w:tc>
         <w:tc>
           <w:tcPr>
-            <w:tcW w:type="dxa" w:w="2001"/>
+            <w:tcW w:type="dxa" w:w="1990"/>
           </w:tcPr>
           <w:p>
             <w:pPr>
@@ -10861,7 +10871,7 @@
       <w:tr>
         <w:tc>
           <w:tcPr>
-            <w:tcW w:type="dxa" w:w="1030"/>
+            <w:tcW w:type="dxa" w:w="1028"/>
           </w:tcPr>
           <w:p>
             <w:pPr>
@@ -10877,7 +10887,7 @@
         </w:tc>
         <w:tc>
           <w:tcPr>
-            <w:tcW w:type="dxa" w:w="2128"/>
+            <w:tcW w:type="dxa" w:w="2124"/>
           </w:tcPr>
           <w:p>
             <w:pPr>
@@ -10893,7 +10903,7 @@
         </w:tc>
         <w:tc>
           <w:tcPr>
-            <w:tcW w:type="dxa" w:w="4201"/>
+            <w:tcW w:type="dxa" w:w="4219"/>
           </w:tcPr>
           <w:p>
             <w:pPr>
@@ -10909,7 +10919,7 @@
         </w:tc>
         <w:tc>
           <w:tcPr>
-            <w:tcW w:type="dxa" w:w="2001"/>
+            <w:tcW w:type="dxa" w:w="1990"/>
           </w:tcPr>
           <w:p>
             <w:pPr>
@@ -10927,7 +10937,7 @@
       <w:tr>
         <w:tc>
           <w:tcPr>
-            <w:tcW w:type="dxa" w:w="1030"/>
+            <w:tcW w:type="dxa" w:w="1028"/>
           </w:tcPr>
           <w:p>
             <w:pPr>
@@ -10943,7 +10953,7 @@
         </w:tc>
         <w:tc>
           <w:tcPr>
-            <w:tcW w:type="dxa" w:w="2128"/>
+            <w:tcW w:type="dxa" w:w="2124"/>
           </w:tcPr>
           <w:p>
             <w:pPr>
@@ -10959,7 +10969,7 @@
         </w:tc>
         <w:tc>
           <w:tcPr>
-            <w:tcW w:type="dxa" w:w="4201"/>
+            <w:tcW w:type="dxa" w:w="4219"/>
           </w:tcPr>
           <w:p>
             <w:pPr>
@@ -10975,7 +10985,7 @@
         </w:tc>
         <w:tc>
           <w:tcPr>
-            <w:tcW w:type="dxa" w:w="2001"/>
+            <w:tcW w:type="dxa" w:w="1990"/>
           </w:tcPr>
           <w:p>
             <w:pPr>
@@ -10993,7 +11003,7 @@
       <w:tr>
         <w:tc>
           <w:tcPr>
-            <w:tcW w:type="dxa" w:w="1030"/>
+            <w:tcW w:type="dxa" w:w="1028"/>
           </w:tcPr>
           <w:p>
             <w:pPr>
@@ -11009,7 +11019,7 @@
         </w:tc>
         <w:tc>
           <w:tcPr>
-            <w:tcW w:type="dxa" w:w="2128"/>
+            <w:tcW w:type="dxa" w:w="2124"/>
           </w:tcPr>
           <w:p>
             <w:pPr>
@@ -11025,7 +11035,7 @@
         </w:tc>
         <w:tc>
           <w:tcPr>
-            <w:tcW w:type="dxa" w:w="4201"/>
+            <w:tcW w:type="dxa" w:w="4219"/>
           </w:tcPr>
           <w:p>
             <w:pPr>
@@ -11041,7 +11051,7 @@
         </w:tc>
         <w:tc>
           <w:tcPr>
-            <w:tcW w:type="dxa" w:w="2001"/>
+            <w:tcW w:type="dxa" w:w="1990"/>
           </w:tcPr>
           <w:p>
             <w:pPr>
@@ -11059,7 +11069,7 @@
       <w:tr>
         <w:tc>
           <w:tcPr>
-            <w:tcW w:type="dxa" w:w="1030"/>
+            <w:tcW w:type="dxa" w:w="1028"/>
           </w:tcPr>
           <w:p>
             <w:pPr>
@@ -11075,7 +11085,7 @@
         </w:tc>
         <w:tc>
           <w:tcPr>
-            <w:tcW w:type="dxa" w:w="2128"/>
+            <w:tcW w:type="dxa" w:w="2124"/>
           </w:tcPr>
           <w:p>
             <w:pPr>
@@ -11091,7 +11101,7 @@
         </w:tc>
         <w:tc>
           <w:tcPr>
-            <w:tcW w:type="dxa" w:w="4201"/>
+            <w:tcW w:type="dxa" w:w="4219"/>
           </w:tcPr>
           <w:p>
             <w:pPr>
@@ -11107,7 +11117,7 @@
         </w:tc>
         <w:tc>
           <w:tcPr>
-            <w:tcW w:type="dxa" w:w="2001"/>
+            <w:tcW w:type="dxa" w:w="1990"/>
           </w:tcPr>
           <w:p>
             <w:pPr>
@@ -11125,7 +11135,7 @@
       <w:tr>
         <w:tc>
           <w:tcPr>
-            <w:tcW w:type="dxa" w:w="1030"/>
+            <w:tcW w:type="dxa" w:w="1028"/>
           </w:tcPr>
           <w:p>
             <w:pPr>
@@ -11141,7 +11151,7 @@
         </w:tc>
         <w:tc>
           <w:tcPr>
-            <w:tcW w:type="dxa" w:w="2128"/>
+            <w:tcW w:type="dxa" w:w="2124"/>
           </w:tcPr>
           <w:p>
             <w:pPr>
@@ -11157,7 +11167,7 @@
         </w:tc>
         <w:tc>
           <w:tcPr>
-            <w:tcW w:type="dxa" w:w="4201"/>
+            <w:tcW w:type="dxa" w:w="4219"/>
           </w:tcPr>
           <w:p>
             <w:pPr>
@@ -11173,7 +11183,7 @@
         </w:tc>
         <w:tc>
           <w:tcPr>
-            <w:tcW w:type="dxa" w:w="2001"/>
+            <w:tcW w:type="dxa" w:w="1990"/>
           </w:tcPr>
           <w:p>
             <w:pPr>
@@ -11191,7 +11201,7 @@
       <w:tr>
         <w:tc>
           <w:tcPr>
-            <w:tcW w:type="dxa" w:w="1030"/>
+            <w:tcW w:type="dxa" w:w="1028"/>
           </w:tcPr>
           <w:p>
             <w:pPr>
@@ -11207,7 +11217,7 @@
         </w:tc>
         <w:tc>
           <w:tcPr>
-            <w:tcW w:type="dxa" w:w="2128"/>
+            <w:tcW w:type="dxa" w:w="2124"/>
           </w:tcPr>
           <w:p>
             <w:pPr>
@@ -11223,7 +11233,7 @@
         </w:tc>
         <w:tc>
           <w:tcPr>
-            <w:tcW w:type="dxa" w:w="4201"/>
+            <w:tcW w:type="dxa" w:w="4219"/>
           </w:tcPr>
           <w:p>
             <w:pPr>
@@ -11239,7 +11249,7 @@
         </w:tc>
         <w:tc>
           <w:tcPr>
-            <w:tcW w:type="dxa" w:w="2001"/>
+            <w:tcW w:type="dxa" w:w="1990"/>
           </w:tcPr>
           <w:p>
             <w:pPr>
@@ -11257,7 +11267,7 @@
       <w:tr>
         <w:tc>
           <w:tcPr>
-            <w:tcW w:type="dxa" w:w="1030"/>
+            <w:tcW w:type="dxa" w:w="1028"/>
           </w:tcPr>
           <w:p>
             <w:pPr>
@@ -11273,7 +11283,7 @@
         </w:tc>
         <w:tc>
           <w:tcPr>
-            <w:tcW w:type="dxa" w:w="2128"/>
+            <w:tcW w:type="dxa" w:w="2124"/>
           </w:tcPr>
           <w:p>
             <w:pPr>
@@ -11289,7 +11299,7 @@
         </w:tc>
         <w:tc>
           <w:tcPr>
-            <w:tcW w:type="dxa" w:w="4201"/>
+            <w:tcW w:type="dxa" w:w="4219"/>
           </w:tcPr>
           <w:p>
             <w:pPr>
@@ -11305,7 +11315,7 @@
         </w:tc>
         <w:tc>
           <w:tcPr>
-            <w:tcW w:type="dxa" w:w="2001"/>
+            <w:tcW w:type="dxa" w:w="1990"/>
           </w:tcPr>
           <w:p>
             <w:pPr>
@@ -11323,7 +11333,7 @@
       <w:tr>
         <w:tc>
           <w:tcPr>
-            <w:tcW w:type="dxa" w:w="1030"/>
+            <w:tcW w:type="dxa" w:w="1028"/>
           </w:tcPr>
           <w:p>
             <w:pPr>
@@ -11339,7 +11349,7 @@
         </w:tc>
         <w:tc>
           <w:tcPr>
-            <w:tcW w:type="dxa" w:w="2128"/>
+            <w:tcW w:type="dxa" w:w="2124"/>
           </w:tcPr>
           <w:p>
             <w:pPr>
@@ -11355,7 +11365,7 @@
         </w:tc>
         <w:tc>
           <w:tcPr>
-            <w:tcW w:type="dxa" w:w="4201"/>
+            <w:tcW w:type="dxa" w:w="4219"/>
           </w:tcPr>
           <w:p>
             <w:pPr>
@@ -11371,7 +11381,7 @@
         </w:tc>
         <w:tc>
           <w:tcPr>
-            <w:tcW w:type="dxa" w:w="2001"/>
+            <w:tcW w:type="dxa" w:w="1990"/>
           </w:tcPr>
           <w:p>
             <w:pPr>
@@ -11389,7 +11399,7 @@
       <w:tr>
         <w:tc>
           <w:tcPr>
-            <w:tcW w:type="dxa" w:w="1030"/>
+            <w:tcW w:type="dxa" w:w="1028"/>
           </w:tcPr>
           <w:p>
             <w:pPr>
@@ -11405,7 +11415,7 @@
         </w:tc>
         <w:tc>
           <w:tcPr>
-            <w:tcW w:type="dxa" w:w="2128"/>
+            <w:tcW w:type="dxa" w:w="2124"/>
           </w:tcPr>
           <w:p>
             <w:pPr>
@@ -11421,7 +11431,7 @@
         </w:tc>
         <w:tc>
           <w:tcPr>
-            <w:tcW w:type="dxa" w:w="4201"/>
+            <w:tcW w:type="dxa" w:w="4219"/>
           </w:tcPr>
           <w:p>
             <w:pPr>
@@ -11437,7 +11447,7 @@
         </w:tc>
         <w:tc>
           <w:tcPr>
-            <w:tcW w:type="dxa" w:w="2001"/>
+            <w:tcW w:type="dxa" w:w="1990"/>
           </w:tcPr>
           <w:p>
             <w:pPr>
@@ -11455,7 +11465,7 @@
       <w:tr>
         <w:tc>
           <w:tcPr>
-            <w:tcW w:type="dxa" w:w="1030"/>
+            <w:tcW w:type="dxa" w:w="1028"/>
           </w:tcPr>
           <w:p>
             <w:pPr>
@@ -11471,7 +11481,7 @@
         </w:tc>
         <w:tc>
           <w:tcPr>
-            <w:tcW w:type="dxa" w:w="2128"/>
+            <w:tcW w:type="dxa" w:w="2124"/>
           </w:tcPr>
           <w:p>
             <w:pPr>
@@ -11487,7 +11497,7 @@
         </w:tc>
         <w:tc>
           <w:tcPr>
-            <w:tcW w:type="dxa" w:w="4201"/>
+            <w:tcW w:type="dxa" w:w="4219"/>
           </w:tcPr>
           <w:p>
             <w:pPr>
@@ -11503,7 +11513,7 @@
         </w:tc>
         <w:tc>
           <w:tcPr>
-            <w:tcW w:type="dxa" w:w="2001"/>
+            <w:tcW w:type="dxa" w:w="1990"/>
           </w:tcPr>
           <w:p>
             <w:pPr>
@@ -11514,6 +11524,138 @@
                 <w:sz w:val="18"/>
               </w:rPr>
               <w:t>FR-31, FR-32</w:t>
+            </w:r>
+          </w:p>
+        </w:tc>
+      </w:tr>
+      <w:tr>
+        <w:tc>
+          <w:tcPr>
+            <w:tcW w:type="dxa" w:w="1028"/>
+          </w:tcPr>
+          <w:p>
+            <w:pPr>
+              <w:spacing w:after="0"/>
+            </w:pPr>
+            <w:r>
+              <w:rPr>
+                <w:sz w:val="18"/>
+              </w:rPr>
+              <w:t>27</w:t>
+            </w:r>
+          </w:p>
+        </w:tc>
+        <w:tc>
+          <w:tcPr>
+            <w:tcW w:type="dxa" w:w="2124"/>
+          </w:tcPr>
+          <w:p>
+            <w:pPr>
+              <w:spacing w:after="0"/>
+            </w:pPr>
+            <w:r>
+              <w:rPr>
+                <w:sz w:val="18"/>
+              </w:rPr>
+              <w:t>Resident</w:t>
+            </w:r>
+          </w:p>
+        </w:tc>
+        <w:tc>
+          <w:tcPr>
+            <w:tcW w:type="dxa" w:w="4219"/>
+          </w:tcPr>
+          <w:p>
+            <w:pPr>
+              <w:spacing w:after="0"/>
+            </w:pPr>
+            <w:r>
+              <w:rPr>
+                <w:sz w:val="18"/>
+              </w:rPr>
+              <w:t>"Me too" on an open issue from the community map</w:t>
+            </w:r>
+          </w:p>
+        </w:tc>
+        <w:tc>
+          <w:tcPr>
+            <w:tcW w:type="dxa" w:w="1990"/>
+          </w:tcPr>
+          <w:p>
+            <w:pPr>
+              <w:spacing w:after="0"/>
+            </w:pPr>
+            <w:r>
+              <w:rPr>
+                <w:sz w:val="18"/>
+              </w:rPr>
+              <w:t>FR-33, BR-23</w:t>
+            </w:r>
+          </w:p>
+        </w:tc>
+      </w:tr>
+      <w:tr>
+        <w:tc>
+          <w:tcPr>
+            <w:tcW w:type="dxa" w:w="1028"/>
+          </w:tcPr>
+          <w:p>
+            <w:pPr>
+              <w:spacing w:after="0"/>
+            </w:pPr>
+            <w:r>
+              <w:rPr>
+                <w:sz w:val="18"/>
+              </w:rPr>
+              <w:t>28</w:t>
+            </w:r>
+          </w:p>
+        </w:tc>
+        <w:tc>
+          <w:tcPr>
+            <w:tcW w:type="dxa" w:w="2124"/>
+          </w:tcPr>
+          <w:p>
+            <w:pPr>
+              <w:spacing w:after="0"/>
+            </w:pPr>
+            <w:r>
+              <w:rPr>
+                <w:sz w:val="18"/>
+              </w:rPr>
+              <w:t>Resident</w:t>
+            </w:r>
+          </w:p>
+        </w:tc>
+        <w:tc>
+          <w:tcPr>
+            <w:tcW w:type="dxa" w:w="4219"/>
+          </w:tcPr>
+          <w:p>
+            <w:pPr>
+              <w:spacing w:after="0"/>
+            </w:pPr>
+            <w:r>
+              <w:rPr>
+                <w:sz w:val="18"/>
+              </w:rPr>
+              <w:t>Offline mode: saved information with an offline notice</w:t>
+            </w:r>
+          </w:p>
+        </w:tc>
+        <w:tc>
+          <w:tcPr>
+            <w:tcW w:type="dxa" w:w="1990"/>
+          </w:tcPr>
+          <w:p>
+            <w:pPr>
+              <w:spacing w:after="0"/>
+            </w:pPr>
+            <w:r>
+              <w:rPr>
+                <w:sz w:val="18"/>
+              </w:rPr>
+              <w:t>FR-34</w:t>
             </w:r>
           </w:p>
         </w:tc>
@@ -12363,13 +12505,14 @@
         <w:tblLook w:firstColumn="1" w:firstRow="1" w:lastColumn="0" w:lastRow="0" w:noHBand="0" w:noVBand="1" w:val="04A0"/>
       </w:tblPr>
       <w:tblGrid>
-        <w:gridCol w:w="4680"/>
-        <w:gridCol w:w="4680"/>
+        <w:gridCol w:w="3120"/>
+        <w:gridCol w:w="3120"/>
+        <w:gridCol w:w="3120"/>
       </w:tblGrid>
       <w:tr>
         <w:tc>
           <w:tcPr>
-            <w:tcW w:type="dxa" w:w="4680"/>
+            <w:tcW w:type="dxa" w:w="3120"/>
           </w:tcPr>
           <w:p>
             <w:pPr>
@@ -12413,7 +12556,7 @@
         </w:tc>
         <w:tc>
           <w:tcPr>
-            <w:tcW w:type="dxa" w:w="4680"/>
+            <w:tcW w:type="dxa" w:w="3120"/>
           </w:tcPr>
           <w:p>
             <w:pPr>
@@ -12455,11 +12598,55 @@
             </w:r>
           </w:p>
         </w:tc>
+        <w:tc>
+          <w:tcPr>
+            <w:tcW w:type="dxa" w:w="3120"/>
+          </w:tcPr>
+          <w:p>
+            <w:pPr>
+              <w:jc w:val="center"/>
+            </w:pPr>
+            <w:r>
+              <w:drawing>
+                <wp:inline xmlns:a="http://schemas.openxmlformats.org/drawingml/2006/main" xmlns:pic="http://schemas.openxmlformats.org/drawingml/2006/picture">
+                  <wp:extent cx="1920240" cy="4162009"/>
+                  <wp:docPr id="29" name="Picture 29"/>
+                  <wp:cNvGraphicFramePr>
+                    <a:graphicFrameLocks noChangeAspect="1"/>
+                  </wp:cNvGraphicFramePr>
+                  <a:graphic>
+                    <a:graphicData uri="http://schemas.openxmlformats.org/drawingml/2006/picture">
+                      <pic:pic>
+                        <pic:nvPicPr>
+                          <pic:cNvPr id="0" name="18-map-me-too.png"/>
+                          <pic:cNvPicPr/>
+                        </pic:nvPicPr>
+                        <pic:blipFill>
+                          <a:blip r:embed="rId39"/>
+                          <a:stretch>
+                            <a:fillRect/>
+                          </a:stretch>
+                        </pic:blipFill>
+                        <pic:spPr>
+                          <a:xfrm>
+                            <a:off x="0" y="0"/>
+                            <a:ext cx="1920240" cy="4162009"/>
+                          </a:xfrm>
+                          <a:prstGeom prst="rect"/>
+                        </pic:spPr>
+                      </pic:pic>
+                    </a:graphicData>
+                  </a:graphic>
+                </wp:inline>
+              </w:drawing>
+            </w:r>
+          </w:p>
+        </w:tc>
       </w:tr>
       <w:tr>
         <w:tc>
           <w:tcPr>
-            <w:tcW w:type="dxa" w:w="4680"/>
+            <w:tcW w:type="dxa" w:w="3120"/>
           </w:tcPr>
           <w:p>
             <w:pPr>
@@ -12473,7 +12660,7 @@
         </w:tc>
         <w:tc>
           <w:tcPr>
-            <w:tcW w:type="dxa" w:w="4680"/>
+            <w:tcW w:type="dxa" w:w="3120"/>
           </w:tcPr>
           <w:p>
             <w:pPr>
@@ -12482,6 +12669,93 @@
             </w:pPr>
             <w:r>
               <w:t>Figure 26: Resident profile with POPIA account deletion</w:t>
+            </w:r>
+          </w:p>
+        </w:tc>
+        <w:tc>
+          <w:tcPr>
+            <w:tcW w:type="dxa" w:w="3120"/>
+          </w:tcPr>
+          <w:p>
+            <w:pPr>
+              <w:pStyle w:val="FigureCaption"/>
+              <w:jc w:val="center"/>
+            </w:pPr>
+            <w:r>
+              <w:t>Figure 27: Resident, "Me too" from the community map</w:t>
+            </w:r>
+          </w:p>
+        </w:tc>
+      </w:tr>
+    </w:tbl>
+    <w:p/>
+    <w:tbl>
+      <w:tblPr>
+        <w:tblW w:type="auto" w:w="0"/>
+        <w:jc w:val="center"/>
+        <w:tblLook w:firstColumn="1" w:firstRow="1" w:lastColumn="0" w:lastRow="0" w:noHBand="0" w:noVBand="1" w:val="04A0"/>
+      </w:tblPr>
+      <w:tblGrid>
+        <w:gridCol w:w="9360"/>
+      </w:tblGrid>
+      <w:tr>
+        <w:tc>
+          <w:tcPr>
+            <w:tcW w:type="dxa" w:w="9360"/>
+          </w:tcPr>
+          <w:p>
+            <w:pPr>
+              <w:jc w:val="center"/>
+            </w:pPr>
+            <w:r>
+              <w:drawing>
+                <wp:inline xmlns:a="http://schemas.openxmlformats.org/drawingml/2006/main" xmlns:pic="http://schemas.openxmlformats.org/drawingml/2006/picture">
+                  <wp:extent cx="1920240" cy="4162009"/>
+                  <wp:docPr id="30" name="Picture 30"/>
+                  <wp:cNvGraphicFramePr>
+                    <a:graphicFrameLocks noChangeAspect="1"/>
+                  </wp:cNvGraphicFramePr>
+                  <a:graphic>
+                    <a:graphicData uri="http://schemas.openxmlformats.org/drawingml/2006/picture">
+                      <pic:pic>
+                        <pic:nvPicPr>
+                          <pic:cNvPr id="0" name="19-offline-mode.png"/>
+                          <pic:cNvPicPr/>
+                        </pic:nvPicPr>
+                        <pic:blipFill>
+                          <a:blip r:embed="rId40"/>
+                          <a:stretch>
+                            <a:fillRect/>
+                          </a:stretch>
+                        </pic:blipFill>
+                        <pic:spPr>
+                          <a:xfrm>
+                            <a:off x="0" y="0"/>
+                            <a:ext cx="1920240" cy="4162009"/>
+                          </a:xfrm>
+                          <a:prstGeom prst="rect"/>
+                        </pic:spPr>
+                      </pic:pic>
+                    </a:graphicData>
+                  </a:graphic>
+                </wp:inline>
+              </w:drawing>
+            </w:r>
+          </w:p>
+        </w:tc>
+      </w:tr>
+      <w:tr>
+        <w:tc>
+          <w:tcPr>
+            <w:tcW w:type="dxa" w:w="9360"/>
+          </w:tcPr>
+          <w:p>
+            <w:pPr>
+              <w:pStyle w:val="FigureCaption"/>
+              <w:jc w:val="center"/>
+            </w:pPr>
+            <w:r>
+              <w:t>Figure 28: Resident, offline mode</w:t>
             </w:r>
           </w:p>
         </w:tc>
@@ -12521,7 +12795,7 @@
         <w:t>photos</w:t>
       </w:r>
       <w:r>
-        <w:t xml:space="preserve"> collection (decision D3), so the system needs no separate file store. Figure 27 shows the implemented document model. Collections are shown as entities; references between documents (Firestore has no foreign keys) are shown as relationships with their cardinalities.</w:t>
+        <w:t xml:space="preserve"> collection (decision D3), so the system needs no separate file store. Figure 29 shows the implemented document model. Collections are shown as entities; references between documents (Firestore has no foreign keys) are shown as relationships with their cardinalities.</w:t>
       </w:r>
     </w:p>
     <w:p>
@@ -12533,7 +12807,7 @@
         <w:drawing>
           <wp:inline xmlns:a="http://schemas.openxmlformats.org/drawingml/2006/main" xmlns:pic="http://schemas.openxmlformats.org/drawingml/2006/picture">
             <wp:extent cx="5943600" cy="4696750"/>
-            <wp:docPr id="29" name="Picture 29"/>
+            <wp:docPr id="31" name="Picture 31"/>
             <wp:cNvGraphicFramePr>
               <a:graphicFrameLocks noChangeAspect="1"/>
             </wp:cNvGraphicFramePr>
@@ -12545,7 +12819,7 @@
                     <pic:cNvPicPr/>
                   </pic:nvPicPr>
                   <pic:blipFill>
-                    <a:blip r:embed="rId39"/>
+                    <a:blip r:embed="rId41"/>
                     <a:stretch>
                       <a:fillRect/>
                     </a:stretch>
@@ -12570,7 +12844,7 @@
         <w:jc w:val="center"/>
       </w:pPr>
       <w:r>
-        <w:t>Figure 27: Firestore document model</w:t>
+        <w:t>Figure 29: Firestore document model</w:t>
       </w:r>
     </w:p>
     <w:p>
@@ -17350,7 +17624,7 @@
     </w:p>
     <w:p>
       <w:r>
-        <w:t>CivicLink has two runtime configurations built from the same code (Figure 28):</w:t>
+        <w:t>CivicLink has two runtime configurations built from the same code (Figure 30):</w:t>
       </w:r>
     </w:p>
     <w:p>
@@ -17421,7 +17695,7 @@
         <w:drawing>
           <wp:inline xmlns:a="http://schemas.openxmlformats.org/drawingml/2006/main" xmlns:pic="http://schemas.openxmlformats.org/drawingml/2006/picture">
             <wp:extent cx="5943600" cy="2591639"/>
-            <wp:docPr id="30" name="Picture 30"/>
+            <wp:docPr id="32" name="Picture 32"/>
             <wp:cNvGraphicFramePr>
               <a:graphicFrameLocks noChangeAspect="1"/>
             </wp:cNvGraphicFramePr>
@@ -17433,7 +17707,7 @@
                     <pic:cNvPicPr/>
                   </pic:nvPicPr>
                   <pic:blipFill>
-                    <a:blip r:embed="rId40"/>
+                    <a:blip r:embed="rId42"/>
                     <a:stretch>
                       <a:fillRect/>
                     </a:stretch>
@@ -17458,7 +17732,7 @@
         <w:jc w:val="center"/>
       </w:pPr>
       <w:r>
-        <w:t>Figure 28: Deployment diagram</w:t>
+        <w:t>Figure 30: Deployment diagram</w:t>
       </w:r>
     </w:p>
     <w:p>
@@ -30240,7 +30514,7 @@
         <w:rPr>
           <w:b/>
         </w:rPr>
-        <w:t>f2dcf1e7f2744567c2c1097d4903897a3e300323</w:t>
+        <w:t>adf5e53b399bf54b5fd6034c466f156b1c1c0711</w:t>
       </w:r>
       <w:r>
         <w:t>.</w:t>
@@ -30299,7 +30573,7 @@
         <w:t>Complete automated test results:</w:t>
       </w:r>
       <w:r>
-        <w:t xml:space="preserve"> the GitHub Actions run for commit f2dcf1e7f2744567c2c1097d4903897a3e300323 (tab "Actions"). It includes the Playwright HTML report and the coverage report as downloadable artefacts.</w:t>
+        <w:t xml:space="preserve"> the GitHub Actions run for commit adf5e53b399bf54b5fd6034c466f156b1c1c0711 (tab "Actions"). It includes the Playwright HTML report and the coverage report as downloadable artefacts.</w:t>
       </w:r>
     </w:p>
     <w:p>

--- a/docs/report/CivicLink_Final_Project_Report.docx
+++ b/docs/report/CivicLink_Final_Project_Report.docx
@@ -28412,10 +28412,10 @@
         <w:tblLayout w:type="fixed"/>
       </w:tblPr>
       <w:tblGrid>
-        <w:gridCol w:w="1024"/>
-        <w:gridCol w:w="1636"/>
-        <w:gridCol w:w="3806"/>
-        <w:gridCol w:w="2894"/>
+        <w:gridCol w:w="1018"/>
+        <w:gridCol w:w="1643"/>
+        <w:gridCol w:w="3765"/>
+        <w:gridCol w:w="2934"/>
       </w:tblGrid>
       <w:tr>
         <w:trPr>
@@ -28423,7 +28423,7 @@
         </w:trPr>
         <w:tc>
           <w:tcPr>
-            <w:tcW w:type="dxa" w:w="1024"/>
+            <w:tcW w:type="dxa" w:w="1018"/>
             <w:shd w:val="clear" w:color="auto" w:fill="D5EBF4"/>
           </w:tcPr>
           <w:p>
@@ -28441,7 +28441,7 @@
         </w:tc>
         <w:tc>
           <w:tcPr>
-            <w:tcW w:type="dxa" w:w="1636"/>
+            <w:tcW w:type="dxa" w:w="1643"/>
             <w:shd w:val="clear" w:color="auto" w:fill="D5EBF4"/>
           </w:tcPr>
           <w:p>
@@ -28459,7 +28459,7 @@
         </w:tc>
         <w:tc>
           <w:tcPr>
-            <w:tcW w:type="dxa" w:w="3806"/>
+            <w:tcW w:type="dxa" w:w="3765"/>
             <w:shd w:val="clear" w:color="auto" w:fill="D5EBF4"/>
           </w:tcPr>
           <w:p>
@@ -28477,7 +28477,7 @@
         </w:tc>
         <w:tc>
           <w:tcPr>
-            <w:tcW w:type="dxa" w:w="2894"/>
+            <w:tcW w:type="dxa" w:w="2934"/>
             <w:shd w:val="clear" w:color="auto" w:fill="D5EBF4"/>
           </w:tcPr>
           <w:p>
@@ -28497,7 +28497,7 @@
       <w:tr>
         <w:tc>
           <w:tcPr>
-            <w:tcW w:type="dxa" w:w="1024"/>
+            <w:tcW w:type="dxa" w:w="1018"/>
           </w:tcPr>
           <w:p>
             <w:pPr>
@@ -28513,7 +28513,7 @@
         </w:tc>
         <w:tc>
           <w:tcPr>
-            <w:tcW w:type="dxa" w:w="1636"/>
+            <w:tcW w:type="dxa" w:w="1643"/>
           </w:tcPr>
           <w:p>
             <w:pPr>
@@ -28529,7 +28529,7 @@
         </w:tc>
         <w:tc>
           <w:tcPr>
-            <w:tcW w:type="dxa" w:w="3806"/>
+            <w:tcW w:type="dxa" w:w="3765"/>
           </w:tcPr>
           <w:p>
             <w:pPr>
@@ -28545,7 +28545,7 @@
         </w:tc>
         <w:tc>
           <w:tcPr>
-            <w:tcW w:type="dxa" w:w="2894"/>
+            <w:tcW w:type="dxa" w:w="2934"/>
           </w:tcPr>
           <w:p>
             <w:pPr>
@@ -28563,7 +28563,7 @@
       <w:tr>
         <w:tc>
           <w:tcPr>
-            <w:tcW w:type="dxa" w:w="1024"/>
+            <w:tcW w:type="dxa" w:w="1018"/>
           </w:tcPr>
           <w:p>
             <w:pPr>
@@ -28579,7 +28579,7 @@
         </w:tc>
         <w:tc>
           <w:tcPr>
-            <w:tcW w:type="dxa" w:w="1636"/>
+            <w:tcW w:type="dxa" w:w="1643"/>
           </w:tcPr>
           <w:p>
             <w:pPr>
@@ -28595,7 +28595,7 @@
         </w:tc>
         <w:tc>
           <w:tcPr>
-            <w:tcW w:type="dxa" w:w="3806"/>
+            <w:tcW w:type="dxa" w:w="3765"/>
           </w:tcPr>
           <w:p>
             <w:pPr>
@@ -28631,7 +28631,7 @@
         </w:tc>
         <w:tc>
           <w:tcPr>
-            <w:tcW w:type="dxa" w:w="2894"/>
+            <w:tcW w:type="dxa" w:w="2934"/>
           </w:tcPr>
           <w:p>
             <w:pPr>
@@ -28649,7 +28649,7 @@
       <w:tr>
         <w:tc>
           <w:tcPr>
-            <w:tcW w:type="dxa" w:w="1024"/>
+            <w:tcW w:type="dxa" w:w="1018"/>
           </w:tcPr>
           <w:p>
             <w:pPr>
@@ -28665,7 +28665,7 @@
         </w:tc>
         <w:tc>
           <w:tcPr>
-            <w:tcW w:type="dxa" w:w="1636"/>
+            <w:tcW w:type="dxa" w:w="1643"/>
           </w:tcPr>
           <w:p>
             <w:pPr>
@@ -28681,7 +28681,7 @@
         </w:tc>
         <w:tc>
           <w:tcPr>
-            <w:tcW w:type="dxa" w:w="3806"/>
+            <w:tcW w:type="dxa" w:w="3765"/>
           </w:tcPr>
           <w:p>
             <w:pPr>
@@ -28697,7 +28697,7 @@
         </w:tc>
         <w:tc>
           <w:tcPr>
-            <w:tcW w:type="dxa" w:w="2894"/>
+            <w:tcW w:type="dxa" w:w="2934"/>
           </w:tcPr>
           <w:p>
             <w:pPr>
@@ -28715,7 +28715,7 @@
       <w:tr>
         <w:tc>
           <w:tcPr>
-            <w:tcW w:type="dxa" w:w="1024"/>
+            <w:tcW w:type="dxa" w:w="1018"/>
           </w:tcPr>
           <w:p>
             <w:pPr>
@@ -28731,7 +28731,7 @@
         </w:tc>
         <w:tc>
           <w:tcPr>
-            <w:tcW w:type="dxa" w:w="1636"/>
+            <w:tcW w:type="dxa" w:w="1643"/>
           </w:tcPr>
           <w:p>
             <w:pPr>
@@ -28747,7 +28747,7 @@
         </w:tc>
         <w:tc>
           <w:tcPr>
-            <w:tcW w:type="dxa" w:w="3806"/>
+            <w:tcW w:type="dxa" w:w="3765"/>
           </w:tcPr>
           <w:p>
             <w:pPr>
@@ -28763,7 +28763,7 @@
         </w:tc>
         <w:tc>
           <w:tcPr>
-            <w:tcW w:type="dxa" w:w="2894"/>
+            <w:tcW w:type="dxa" w:w="2934"/>
           </w:tcPr>
           <w:p>
             <w:pPr>
@@ -28781,7 +28781,7 @@
       <w:tr>
         <w:tc>
           <w:tcPr>
-            <w:tcW w:type="dxa" w:w="1024"/>
+            <w:tcW w:type="dxa" w:w="1018"/>
           </w:tcPr>
           <w:p>
             <w:pPr>
@@ -28797,7 +28797,7 @@
         </w:tc>
         <w:tc>
           <w:tcPr>
-            <w:tcW w:type="dxa" w:w="1636"/>
+            <w:tcW w:type="dxa" w:w="1643"/>
           </w:tcPr>
           <w:p>
             <w:pPr>
@@ -28813,7 +28813,7 @@
         </w:tc>
         <w:tc>
           <w:tcPr>
-            <w:tcW w:type="dxa" w:w="3806"/>
+            <w:tcW w:type="dxa" w:w="3765"/>
           </w:tcPr>
           <w:p>
             <w:pPr>
@@ -28829,7 +28829,7 @@
         </w:tc>
         <w:tc>
           <w:tcPr>
-            <w:tcW w:type="dxa" w:w="2894"/>
+            <w:tcW w:type="dxa" w:w="2934"/>
           </w:tcPr>
           <w:p>
             <w:pPr>
@@ -28847,7 +28847,7 @@
       <w:tr>
         <w:tc>
           <w:tcPr>
-            <w:tcW w:type="dxa" w:w="1024"/>
+            <w:tcW w:type="dxa" w:w="1018"/>
           </w:tcPr>
           <w:p>
             <w:pPr>
@@ -28863,7 +28863,7 @@
         </w:tc>
         <w:tc>
           <w:tcPr>
-            <w:tcW w:type="dxa" w:w="1636"/>
+            <w:tcW w:type="dxa" w:w="1643"/>
           </w:tcPr>
           <w:p>
             <w:pPr>
@@ -28879,7 +28879,7 @@
         </w:tc>
         <w:tc>
           <w:tcPr>
-            <w:tcW w:type="dxa" w:w="3806"/>
+            <w:tcW w:type="dxa" w:w="3765"/>
           </w:tcPr>
           <w:p>
             <w:pPr>
@@ -28895,7 +28895,7 @@
         </w:tc>
         <w:tc>
           <w:tcPr>
-            <w:tcW w:type="dxa" w:w="2894"/>
+            <w:tcW w:type="dxa" w:w="2934"/>
           </w:tcPr>
           <w:p>
             <w:pPr>
@@ -28913,7 +28913,7 @@
       <w:tr>
         <w:tc>
           <w:tcPr>
-            <w:tcW w:type="dxa" w:w="1024"/>
+            <w:tcW w:type="dxa" w:w="1018"/>
           </w:tcPr>
           <w:p>
             <w:pPr>
@@ -28929,7 +28929,7 @@
         </w:tc>
         <w:tc>
           <w:tcPr>
-            <w:tcW w:type="dxa" w:w="1636"/>
+            <w:tcW w:type="dxa" w:w="1643"/>
           </w:tcPr>
           <w:p>
             <w:pPr>
@@ -28945,7 +28945,7 @@
         </w:tc>
         <w:tc>
           <w:tcPr>
-            <w:tcW w:type="dxa" w:w="3806"/>
+            <w:tcW w:type="dxa" w:w="3765"/>
           </w:tcPr>
           <w:p>
             <w:pPr>
@@ -28968,7 +28968,7 @@
         </w:tc>
         <w:tc>
           <w:tcPr>
-            <w:tcW w:type="dxa" w:w="2894"/>
+            <w:tcW w:type="dxa" w:w="2934"/>
           </w:tcPr>
           <w:p>
             <w:pPr>
@@ -28986,7 +28986,73 @@
       <w:tr>
         <w:tc>
           <w:tcPr>
-            <w:tcW w:type="dxa" w:w="1024"/>
+            <w:tcW w:type="dxa" w:w="1018"/>
+          </w:tcPr>
+          <w:p>
+            <w:pPr>
+              <w:spacing w:after="0"/>
+            </w:pPr>
+            <w:r>
+              <w:rPr>
+                <w:sz w:val="18"/>
+              </w:rPr>
+              <w:t>DEF-09</w:t>
+            </w:r>
+          </w:p>
+        </w:tc>
+        <w:tc>
+          <w:tcPr>
+            <w:tcW w:type="dxa" w:w="1643"/>
+          </w:tcPr>
+          <w:p>
+            <w:pPr>
+              <w:spacing w:after="0"/>
+            </w:pPr>
+            <w:r>
+              <w:rPr>
+                <w:sz w:val="18"/>
+              </w:rPr>
+              <w:t>E2E-11 against production</w:t>
+            </w:r>
+          </w:p>
+        </w:tc>
+        <w:tc>
+          <w:tcPr>
+            <w:tcW w:type="dxa" w:w="3765"/>
+          </w:tcPr>
+          <w:p>
+            <w:pPr>
+              <w:spacing w:after="0"/>
+            </w:pPr>
+            <w:r>
+              <w:rPr>
+                <w:sz w:val="18"/>
+              </w:rPr>
+              <w:t>Map markers lost their per-report CSS class in production builds (set through a styling option Leaflet ignores for classes)</w:t>
+            </w:r>
+          </w:p>
+        </w:tc>
+        <w:tc>
+          <w:tcPr>
+            <w:tcW w:type="dxa" w:w="2934"/>
+          </w:tcPr>
+          <w:p>
+            <w:pPr>
+              <w:spacing w:after="0"/>
+            </w:pPr>
+            <w:r>
+              <w:rPr>
+                <w:sz w:val="18"/>
+              </w:rPr>
+              <w:t>Class passed when the marker is created; production E2E runs now use per-run locations because live data persists</w:t>
+            </w:r>
+          </w:p>
+        </w:tc>
+      </w:tr>
+      <w:tr>
+        <w:tc>
+          <w:tcPr>
+            <w:tcW w:type="dxa" w:w="1018"/>
           </w:tcPr>
           <w:p>
             <w:pPr>
@@ -29002,7 +29068,7 @@
         </w:tc>
         <w:tc>
           <w:tcPr>
-            <w:tcW w:type="dxa" w:w="1636"/>
+            <w:tcW w:type="dxa" w:w="1643"/>
           </w:tcPr>
           <w:p>
             <w:pPr>
@@ -29018,7 +29084,7 @@
         </w:tc>
         <w:tc>
           <w:tcPr>
-            <w:tcW w:type="dxa" w:w="3806"/>
+            <w:tcW w:type="dxa" w:w="3765"/>
           </w:tcPr>
           <w:p>
             <w:pPr>
@@ -29047,7 +29113,7 @@
         </w:tc>
         <w:tc>
           <w:tcPr>
-            <w:tcW w:type="dxa" w:w="2894"/>
+            <w:tcW w:type="dxa" w:w="2934"/>
           </w:tcPr>
           <w:p>
             <w:pPr>
@@ -30514,7 +30580,7 @@
         <w:rPr>
           <w:b/>
         </w:rPr>
-        <w:t>adf5e53b399bf54b5fd6034c466f156b1c1c0711</w:t>
+        <w:t>7fa5805c2e3a3322c17a344734be7ada1a39e259</w:t>
       </w:r>
       <w:r>
         <w:t>.</w:t>
@@ -30573,7 +30639,7 @@
         <w:t>Complete automated test results:</w:t>
       </w:r>
       <w:r>
-        <w:t xml:space="preserve"> the GitHub Actions run for commit adf5e53b399bf54b5fd6034c466f156b1c1c0711 (tab "Actions"). It includes the Playwright HTML report and the coverage report as downloadable artefacts.</w:t>
+        <w:t xml:space="preserve"> the GitHub Actions run for commit 7fa5805c2e3a3322c17a344734be7ada1a39e259 (tab "Actions"). It includes the Playwright HTML report and the coverage report as downloadable artefacts.</w:t>
       </w:r>
     </w:p>
     <w:p>

--- a/docs/report/CivicLink_Final_Project_Report.docx
+++ b/docs/report/CivicLink_Final_Project_Report.docx
@@ -543,52 +543,52 @@
     </w:p>
     <w:p>
       <w:r>
-        <w:t xml:space="preserve">Figure 11: Sign in (all roles)</w:t>
+        <w:t xml:space="preserve">Figure 11: Entry: public home, sign in, guest account</w:t>
       </w:r>
     </w:p>
     <w:p>
       <w:r>
-        <w:t xml:space="preserve">Figure 12: Resident, report step 2 (location, details and photo)</w:t>
+        <w:t xml:space="preserve">Figure 12: Resident reporting (W1): details, validation errors, duplicate</w:t>
       </w:r>
     </w:p>
     <w:p>
       <w:r>
-        <w:t xml:space="preserve">Figure 13: Resident, validation errors</w:t>
+        <w:t xml:space="preserve">Figure 13: Official dashboard</w:t>
       </w:r>
     </w:p>
     <w:p>
       <w:r>
-        <w:t xml:space="preserve">Figure 14: Resident, duplicate report detected</w:t>
+        <w:t xml:space="preserve">Figure 14: Official, triage and assignment</w:t>
       </w:r>
     </w:p>
     <w:p>
       <w:r>
-        <w:t xml:space="preserve">Figure 15: Official dashboard</w:t>
+        <w:t xml:space="preserve">Figure 15: Official, bulk assignment</w:t>
       </w:r>
     </w:p>
     <w:p>
       <w:r>
-        <w:t xml:space="preserve">Figure 16: Official, triage and assignment</w:t>
+        <w:t xml:space="preserve">Figure 16: Empty state in the report queue</w:t>
       </w:r>
     </w:p>
     <w:p>
       <w:r>
-        <w:t xml:space="preserve">Figure 17: Field worker, completion with proof</w:t>
+        <w:t xml:space="preserve">Figure 17: Resolution (W2): worker completion, resolved report, rating</w:t>
       </w:r>
     </w:p>
     <w:p>
       <w:r>
-        <w:t xml:space="preserve">Figure 18: Resident, resolved report with proof and confirm/reopen</w:t>
+        <w:t xml:space="preserve">Figure 18: Official, alert composer with preview</w:t>
       </w:r>
     </w:p>
     <w:p>
       <w:r>
-        <w:t xml:space="preserve">Figure 19: Official, alert composer with preview</w:t>
+        <w:t xml:space="preserve">Figure 19: Official, scheduled alerts</w:t>
       </w:r>
     </w:p>
     <w:p>
       <w:r>
-        <w:t xml:space="preserve">Figure 20: Resident, alerts feed</w:t>
+        <w:t xml:space="preserve">Figure 20: Resident community features: alerts, "Me too", offline report</w:t>
       </w:r>
     </w:p>
     <w:p>
@@ -598,82 +598,32 @@
     </w:p>
     <w:p>
       <w:r>
-        <w:t xml:space="preserve">Figure 22: Administrator, user management</w:t>
+        <w:t xml:space="preserve">Figure 22: Public transparency page</w:t>
       </w:r>
     </w:p>
     <w:p>
       <w:r>
-        <w:t xml:space="preserve">Figure 23: Permission-denied state</w:t>
+        <w:t xml:space="preserve">Figure 23: Administrator, user management</w:t>
       </w:r>
     </w:p>
     <w:p>
       <w:r>
-        <w:t xml:space="preserve">Figure 24: Empty state in the report queue</w:t>
+        <w:t xml:space="preserve">Figure 24: Administrator, SMS outbox</w:t>
       </w:r>
     </w:p>
     <w:p>
       <w:r>
-        <w:t xml:space="preserve">Figure 25: First Google sign-in, profile completion</w:t>
+        <w:t xml:space="preserve">Figure 25: Access and accounts: permission denied, Google first sign-in, POPIA deletion</w:t>
       </w:r>
     </w:p>
     <w:p>
       <w:r>
-        <w:t xml:space="preserve">Figure 26: Resident profile with POPIA account deletion</w:t>
+        <w:t xml:space="preserve">Figure 26: Firestore document model</w:t>
       </w:r>
     </w:p>
     <w:p>
       <w:r>
-        <w:t xml:space="preserve">Figure 27: Resident, "Me too" from the community map</w:t>
-      </w:r>
-    </w:p>
-    <w:p>
-      <w:r>
-        <w:t xml:space="preserve">Figure 28: Resident, offline mode with a report saved on the phone</w:t>
-      </w:r>
-    </w:p>
-    <w:p>
-      <w:r>
-        <w:t xml:space="preserve">Figure 29: Official, scheduled alerts</w:t>
-      </w:r>
-    </w:p>
-    <w:p>
-      <w:r>
-        <w:t xml:space="preserve">Figure 30: Official, bulk assignment</w:t>
-      </w:r>
-    </w:p>
-    <w:p>
-      <w:r>
-        <w:t xml:space="preserve">Figure 31: Public transparency page</w:t>
-      </w:r>
-    </w:p>
-    <w:p>
-      <w:r>
-        <w:t xml:space="preserve">Figure 32: Resident, rating the service</w:t>
-      </w:r>
-    </w:p>
-    <w:p>
-      <w:r>
-        <w:t xml:space="preserve">Figure 33: Administrator, SMS outbox</w:t>
-      </w:r>
-    </w:p>
-    <w:p>
-      <w:r>
-        <w:t xml:space="preserve">Figure 34: Public home page</w:t>
-      </w:r>
-    </w:p>
-    <w:p>
-      <w:r>
-        <w:t xml:space="preserve">Figure 35: Guest, keeping reports with an account</w:t>
-      </w:r>
-    </w:p>
-    <w:p>
-      <w:r>
-        <w:t xml:space="preserve">Figure 36: Firestore document model</w:t>
-      </w:r>
-    </w:p>
-    <w:p>
-      <w:r>
-        <w:t xml:space="preserve">Figure 37: Deployment diagram</w:t>
+        <w:t xml:space="preserve">Figure 27: Deployment diagram</w:t>
       </w:r>
       <w:r>
         <w:fldChar w:fldCharType="end"/>
@@ -743,82 +693,87 @@
     </w:p>
     <w:p>
       <w:r>
-        <w:t xml:space="preserve">Table 9: User interface evidence</w:t>
+        <w:t xml:space="preserve">Table 9: Supporting decisions</w:t>
       </w:r>
     </w:p>
     <w:p>
       <w:r>
-        <w:t xml:space="preserve">Table 10: Data dictionary (principal collections)</w:t>
+        <w:t xml:space="preserve">Table 10: User interface evidence</w:t>
       </w:r>
     </w:p>
     <w:p>
       <w:r>
-        <w:t xml:space="preserve">Table 11: Role / permission matrix (✓ allowed; scope in brackets)</w:t>
+        <w:t xml:space="preserve">Table 11: Data dictionary (principal collections)</w:t>
       </w:r>
     </w:p>
     <w:p>
       <w:r>
-        <w:t xml:space="preserve">Table 12: Security controls</w:t>
+        <w:t xml:space="preserve">Table 12: Role / permission matrix (✓ allowed; scope in brackets)</w:t>
       </w:r>
     </w:p>
     <w:p>
       <w:r>
-        <w:t xml:space="preserve">Table 13: Repository structure</w:t>
+        <w:t xml:space="preserve">Table 13: Security controls</w:t>
       </w:r>
     </w:p>
     <w:p>
       <w:r>
-        <w:t xml:space="preserve">Table 14: Capability implementation</w:t>
+        <w:t xml:space="preserve">Table 14: Repository structure</w:t>
       </w:r>
     </w:p>
     <w:p>
       <w:r>
-        <w:t xml:space="preserve">Table 15: Callable command API</w:t>
+        <w:t xml:space="preserve">Table 15: Capability implementation</w:t>
       </w:r>
     </w:p>
     <w:p>
       <w:r>
-        <w:t xml:space="preserve">Table 16: Test levels</w:t>
+        <w:t xml:space="preserve">Table 16: Callable command API</w:t>
       </w:r>
     </w:p>
     <w:p>
       <w:r>
-        <w:t xml:space="preserve">Table 17: Functional and business-rule test results</w:t>
+        <w:t xml:space="preserve">Table 17: Test levels</w:t>
       </w:r>
     </w:p>
     <w:p>
       <w:r>
-        <w:t xml:space="preserve">Table 18: Non-functional verification results</w:t>
+        <w:t xml:space="preserve">Table 18: Functional and business-rule test results</w:t>
       </w:r>
     </w:p>
     <w:p>
       <w:r>
-        <w:t xml:space="preserve">Table 19: Significant defects found and resolved</w:t>
+        <w:t xml:space="preserve">Table 19: Non-functional verification results</w:t>
       </w:r>
     </w:p>
     <w:p>
       <w:r>
-        <w:t xml:space="preserve">Table 20: Demo accounts</w:t>
+        <w:t xml:space="preserve">Table 20: Significant defects found and resolved</w:t>
       </w:r>
     </w:p>
     <w:p>
       <w:r>
-        <w:t xml:space="preserve">Table 21: Evaluation against the success criteria</w:t>
+        <w:t xml:space="preserve">Table 21: Demo accounts</w:t>
       </w:r>
     </w:p>
     <w:p>
       <w:r>
-        <w:t xml:space="preserve">Table 22: Abbreviations</w:t>
+        <w:t xml:space="preserve">Table 22: Evaluation against the success criteria</w:t>
       </w:r>
     </w:p>
     <w:p>
       <w:r>
-        <w:t xml:space="preserve">Table 23: Requirements traceability (condensed from docs/trackers/traceability-matrix.md)</w:t>
+        <w:t xml:space="preserve">Table 23: Abbreviations</w:t>
       </w:r>
     </w:p>
     <w:p>
       <w:r>
-        <w:t xml:space="preserve">Table 24: Complete automated test results</w:t>
+        <w:t xml:space="preserve">Table 24: Requirements traceability (condensed from docs/trackers/traceability-matrix.md)</w:t>
+      </w:r>
+    </w:p>
+    <w:p>
+      <w:r>
+        <w:t xml:space="preserve">Table 25: Complete automated test results</w:t>
       </w:r>
       <w:r>
         <w:fldChar w:fldCharType="end"/>
@@ -1100,16 +1055,7 @@
     </w:p>
     <w:p>
       <w:r>
-        <w:t>Published evidence supports these findings. Sol Plaatje is home to 270,078 people (Statistics South Africa, 2023). The municipality's own plan sets a turnaround strategy for water and electricity losses (Sol Plaatje Local Municipality, 2022), and municipal management has reported physical and technical water losses of about 60%, with inner-city pipelines bursting frequently (Noordkaap Bulletin, 2024). Residents have publicly criticised slow responses to near-daily burst pipes (Diamond Fields Advertiser, 2026), the same response-time gap identified in the interview. Nationally, only 34 of South Africa's municipalities (13%) obtained clean audits in 2022-23, and the Auditor-General reports weak controls over performance information and service delivery (Auditor-General South Africa, 2024). Accountable, traceable records of service delivery are therefore a recognised need, not only a local one.</w:t>
-      </w:r>
-    </w:p>
-    <w:p>
-      <w:r>
-        <w:rPr>
-          <w:b/>
-          <w:highlight w:val="yellow"/>
-        </w:rPr>
-        <w:t>TO VERIFY BEFORE SUBMISSION: Quick final check of the two press figures (60% water losses; near-daily bursts) against the articles listed in the references.</w:t>
+        <w:t>Published evidence supports these findings. Sol Plaatje is home to 270,078 people (Statistics South Africa, 2023). The municipality's own plan sets a turnaround strategy for water and electricity losses (Sol Plaatje Local Municipality, 2022), and the municipal manager has reported non-revenue physical and technical water losses of 60%, with the bulk pipelines from Riverton leaking because of corrosion and sabotage (Noordkaap Bulletin, 2024). In 2026 a resident's published opinion piece described burst pipes as "a near-daily occurrence", with a reported burst still running hours later (Diamond Fields Advertiser, 2026), the same response-time gap identified in the interview. Nationally, only 34 of South Africa's municipalities (13%) obtained clean audits in 2022-23, and the Auditor-General reports weak controls over performance information and service delivery (Auditor-General South Africa, 2024). Accountable, traceable records of service delivery are therefore a recognised need, not only a local one.</w:t>
       </w:r>
     </w:p>
     <w:p>
@@ -2871,9 +2817,9 @@
         <w:tblLayout w:type="fixed"/>
       </w:tblPr>
       <w:tblGrid>
-        <w:gridCol w:w="3069"/>
-        <w:gridCol w:w="1767"/>
-        <w:gridCol w:w="4524"/>
+        <w:gridCol w:w="3076"/>
+        <w:gridCol w:w="1769"/>
+        <w:gridCol w:w="4515"/>
       </w:tblGrid>
       <w:tr>
         <w:trPr>
@@ -2881,7 +2827,7 @@
         </w:trPr>
         <w:tc>
           <w:tcPr>
-            <w:tcW w:type="dxa" w:w="3069"/>
+            <w:tcW w:type="dxa" w:w="3076"/>
             <w:shd w:val="clear" w:color="auto" w:fill="D5EBF4"/>
           </w:tcPr>
           <w:p>
@@ -2899,7 +2845,7 @@
         </w:tc>
         <w:tc>
           <w:tcPr>
-            <w:tcW w:type="dxa" w:w="1767"/>
+            <w:tcW w:type="dxa" w:w="1769"/>
             <w:shd w:val="clear" w:color="auto" w:fill="D5EBF4"/>
           </w:tcPr>
           <w:p>
@@ -2917,7 +2863,7 @@
         </w:tc>
         <w:tc>
           <w:tcPr>
-            <w:tcW w:type="dxa" w:w="4524"/>
+            <w:tcW w:type="dxa" w:w="4515"/>
             <w:shd w:val="clear" w:color="auto" w:fill="D5EBF4"/>
           </w:tcPr>
           <w:p>
@@ -2937,7 +2883,7 @@
       <w:tr>
         <w:tc>
           <w:tcPr>
-            <w:tcW w:type="dxa" w:w="3069"/>
+            <w:tcW w:type="dxa" w:w="3076"/>
           </w:tcPr>
           <w:p>
             <w:pPr>
@@ -2953,7 +2899,7 @@
         </w:tc>
         <w:tc>
           <w:tcPr>
-            <w:tcW w:type="dxa" w:w="1767"/>
+            <w:tcW w:type="dxa" w:w="1769"/>
           </w:tcPr>
           <w:p>
             <w:pPr>
@@ -2969,7 +2915,7 @@
         </w:tc>
         <w:tc>
           <w:tcPr>
-            <w:tcW w:type="dxa" w:w="4524"/>
+            <w:tcW w:type="dxa" w:w="4515"/>
           </w:tcPr>
           <w:p>
             <w:pPr>
@@ -2987,7 +2933,7 @@
       <w:tr>
         <w:tc>
           <w:tcPr>
-            <w:tcW w:type="dxa" w:w="3069"/>
+            <w:tcW w:type="dxa" w:w="3076"/>
           </w:tcPr>
           <w:p>
             <w:pPr>
@@ -3003,7 +2949,7 @@
         </w:tc>
         <w:tc>
           <w:tcPr>
-            <w:tcW w:type="dxa" w:w="1767"/>
+            <w:tcW w:type="dxa" w:w="1769"/>
           </w:tcPr>
           <w:p>
             <w:pPr>
@@ -3019,7 +2965,7 @@
         </w:tc>
         <w:tc>
           <w:tcPr>
-            <w:tcW w:type="dxa" w:w="4524"/>
+            <w:tcW w:type="dxa" w:w="4515"/>
           </w:tcPr>
           <w:p>
             <w:pPr>
@@ -3037,7 +2983,7 @@
       <w:tr>
         <w:tc>
           <w:tcPr>
-            <w:tcW w:type="dxa" w:w="3069"/>
+            <w:tcW w:type="dxa" w:w="3076"/>
           </w:tcPr>
           <w:p>
             <w:pPr>
@@ -3053,7 +2999,7 @@
         </w:tc>
         <w:tc>
           <w:tcPr>
-            <w:tcW w:type="dxa" w:w="1767"/>
+            <w:tcW w:type="dxa" w:w="1769"/>
           </w:tcPr>
           <w:p>
             <w:pPr>
@@ -3069,17 +3015,17 @@
         </w:tc>
         <w:tc>
           <w:tcPr>
-            <w:tcW w:type="dxa" w:w="4524"/>
-          </w:tcPr>
-          <w:p>
-            <w:pPr>
-              <w:spacing w:after="0"/>
-            </w:pPr>
-            <w:r>
-              <w:rPr>
-                <w:sz w:val="18"/>
-              </w:rPr>
-              <w:t>Replaced by Leaflet and OpenStreetMap (decision D4)</w:t>
+            <w:tcW w:type="dxa" w:w="4515"/>
+          </w:tcPr>
+          <w:p>
+            <w:pPr>
+              <w:spacing w:after="0"/>
+            </w:pPr>
+            <w:r>
+              <w:rPr>
+                <w:sz w:val="18"/>
+              </w:rPr>
+              <w:t>Replaced by Leaflet and OpenStreetMap (ADR-0004)</w:t>
             </w:r>
           </w:p>
         </w:tc>
@@ -3087,7 +3033,7 @@
       <w:tr>
         <w:tc>
           <w:tcPr>
-            <w:tcW w:type="dxa" w:w="3069"/>
+            <w:tcW w:type="dxa" w:w="3076"/>
           </w:tcPr>
           <w:p>
             <w:pPr>
@@ -3103,7 +3049,7 @@
         </w:tc>
         <w:tc>
           <w:tcPr>
-            <w:tcW w:type="dxa" w:w="1767"/>
+            <w:tcW w:type="dxa" w:w="1769"/>
           </w:tcPr>
           <w:p>
             <w:pPr>
@@ -3119,7 +3065,7 @@
         </w:tc>
         <w:tc>
           <w:tcPr>
-            <w:tcW w:type="dxa" w:w="4524"/>
+            <w:tcW w:type="dxa" w:w="4515"/>
           </w:tcPr>
           <w:p>
             <w:pPr>
@@ -3137,7 +3083,7 @@
       <w:tr>
         <w:tc>
           <w:tcPr>
-            <w:tcW w:type="dxa" w:w="3069"/>
+            <w:tcW w:type="dxa" w:w="3076"/>
           </w:tcPr>
           <w:p>
             <w:pPr>
@@ -3153,7 +3099,7 @@
         </w:tc>
         <w:tc>
           <w:tcPr>
-            <w:tcW w:type="dxa" w:w="1767"/>
+            <w:tcW w:type="dxa" w:w="1769"/>
           </w:tcPr>
           <w:p>
             <w:pPr>
@@ -3169,7 +3115,7 @@
         </w:tc>
         <w:tc>
           <w:tcPr>
-            <w:tcW w:type="dxa" w:w="4524"/>
+            <w:tcW w:type="dxa" w:w="4515"/>
           </w:tcPr>
           <w:p>
             <w:pPr>
@@ -3222,10 +3168,10 @@
         <w:tblLayout w:type="fixed"/>
       </w:tblPr>
       <w:tblGrid>
-        <w:gridCol w:w="1474"/>
-        <w:gridCol w:w="2613"/>
-        <w:gridCol w:w="2676"/>
-        <w:gridCol w:w="2597"/>
+        <w:gridCol w:w="1446"/>
+        <w:gridCol w:w="2727"/>
+        <w:gridCol w:w="2691"/>
+        <w:gridCol w:w="2497"/>
       </w:tblGrid>
       <w:tr>
         <w:trPr>
@@ -3233,7 +3179,7 @@
         </w:trPr>
         <w:tc>
           <w:tcPr>
-            <w:tcW w:type="dxa" w:w="1474"/>
+            <w:tcW w:type="dxa" w:w="1446"/>
             <w:shd w:val="clear" w:color="auto" w:fill="D5EBF4"/>
           </w:tcPr>
           <w:p>
@@ -3251,7 +3197,7 @@
         </w:tc>
         <w:tc>
           <w:tcPr>
-            <w:tcW w:type="dxa" w:w="2613"/>
+            <w:tcW w:type="dxa" w:w="2727"/>
             <w:shd w:val="clear" w:color="auto" w:fill="D5EBF4"/>
           </w:tcPr>
           <w:p>
@@ -3269,7 +3215,7 @@
         </w:tc>
         <w:tc>
           <w:tcPr>
-            <w:tcW w:type="dxa" w:w="2676"/>
+            <w:tcW w:type="dxa" w:w="2691"/>
             <w:shd w:val="clear" w:color="auto" w:fill="D5EBF4"/>
           </w:tcPr>
           <w:p>
@@ -3287,7 +3233,7 @@
         </w:tc>
         <w:tc>
           <w:tcPr>
-            <w:tcW w:type="dxa" w:w="2597"/>
+            <w:tcW w:type="dxa" w:w="2497"/>
             <w:shd w:val="clear" w:color="auto" w:fill="D5EBF4"/>
           </w:tcPr>
           <w:p>
@@ -3307,7 +3253,7 @@
       <w:tr>
         <w:tc>
           <w:tcPr>
-            <w:tcW w:type="dxa" w:w="1474"/>
+            <w:tcW w:type="dxa" w:w="1446"/>
           </w:tcPr>
           <w:p>
             <w:pPr>
@@ -3323,7 +3269,7 @@
         </w:tc>
         <w:tc>
           <w:tcPr>
-            <w:tcW w:type="dxa" w:w="2613"/>
+            <w:tcW w:type="dxa" w:w="2727"/>
           </w:tcPr>
           <w:p>
             <w:pPr>
@@ -3339,7 +3285,7 @@
         </w:tc>
         <w:tc>
           <w:tcPr>
-            <w:tcW w:type="dxa" w:w="2676"/>
+            <w:tcW w:type="dxa" w:w="2691"/>
           </w:tcPr>
           <w:p>
             <w:pPr>
@@ -3355,7 +3301,7 @@
         </w:tc>
         <w:tc>
           <w:tcPr>
-            <w:tcW w:type="dxa" w:w="2597"/>
+            <w:tcW w:type="dxa" w:w="2497"/>
           </w:tcPr>
           <w:p>
             <w:pPr>
@@ -3373,7 +3319,7 @@
       <w:tr>
         <w:tc>
           <w:tcPr>
-            <w:tcW w:type="dxa" w:w="1474"/>
+            <w:tcW w:type="dxa" w:w="1446"/>
           </w:tcPr>
           <w:p>
             <w:pPr>
@@ -3389,23 +3335,23 @@
         </w:tc>
         <w:tc>
           <w:tcPr>
-            <w:tcW w:type="dxa" w:w="2613"/>
-          </w:tcPr>
-          <w:p>
-            <w:pPr>
-              <w:spacing w:after="0"/>
-            </w:pPr>
-            <w:r>
-              <w:rPr>
-                <w:sz w:val="18"/>
-              </w:rPr>
-              <w:t>No paid gateway in the demo; SMS are sent inside the alert request</w:t>
-            </w:r>
-          </w:p>
-        </w:tc>
-        <w:tc>
-          <w:tcPr>
-            <w:tcW w:type="dxa" w:w="2676"/>
+            <w:tcW w:type="dxa" w:w="2727"/>
+          </w:tcPr>
+          <w:p>
+            <w:pPr>
+              <w:spacing w:after="0"/>
+            </w:pPr>
+            <w:r>
+              <w:rPr>
+                <w:sz w:val="18"/>
+              </w:rPr>
+              <w:t>No paid gateway in the demo (the Twilio trial sends a predefined template text instead of the alert; the real text is kept in the outbox); SMS are sent inside the alert request</w:t>
+            </w:r>
+          </w:p>
+        </w:tc>
+        <w:tc>
+          <w:tcPr>
+            <w:tcW w:type="dxa" w:w="2691"/>
           </w:tcPr>
           <w:p>
             <w:pPr>
@@ -3421,7 +3367,7 @@
         </w:tc>
         <w:tc>
           <w:tcPr>
-            <w:tcW w:type="dxa" w:w="2597"/>
+            <w:tcW w:type="dxa" w:w="2497"/>
           </w:tcPr>
           <w:p>
             <w:pPr>
@@ -3439,7 +3385,7 @@
       <w:tr>
         <w:tc>
           <w:tcPr>
-            <w:tcW w:type="dxa" w:w="1474"/>
+            <w:tcW w:type="dxa" w:w="1446"/>
           </w:tcPr>
           <w:p>
             <w:pPr>
@@ -3455,7 +3401,7 @@
         </w:tc>
         <w:tc>
           <w:tcPr>
-            <w:tcW w:type="dxa" w:w="2613"/>
+            <w:tcW w:type="dxa" w:w="2727"/>
           </w:tcPr>
           <w:p>
             <w:pPr>
@@ -3471,7 +3417,7 @@
         </w:tc>
         <w:tc>
           <w:tcPr>
-            <w:tcW w:type="dxa" w:w="2676"/>
+            <w:tcW w:type="dxa" w:w="2691"/>
           </w:tcPr>
           <w:p>
             <w:pPr>
@@ -3487,7 +3433,7 @@
         </w:tc>
         <w:tc>
           <w:tcPr>
-            <w:tcW w:type="dxa" w:w="2597"/>
+            <w:tcW w:type="dxa" w:w="2497"/>
           </w:tcPr>
           <w:p>
             <w:pPr>
@@ -3505,7 +3451,7 @@
       <w:tr>
         <w:tc>
           <w:tcPr>
-            <w:tcW w:type="dxa" w:w="1474"/>
+            <w:tcW w:type="dxa" w:w="1446"/>
           </w:tcPr>
           <w:p>
             <w:pPr>
@@ -3521,7 +3467,7 @@
         </w:tc>
         <w:tc>
           <w:tcPr>
-            <w:tcW w:type="dxa" w:w="2613"/>
+            <w:tcW w:type="dxa" w:w="2727"/>
           </w:tcPr>
           <w:p>
             <w:pPr>
@@ -3537,7 +3483,7 @@
         </w:tc>
         <w:tc>
           <w:tcPr>
-            <w:tcW w:type="dxa" w:w="2676"/>
+            <w:tcW w:type="dxa" w:w="2691"/>
           </w:tcPr>
           <w:p>
             <w:pPr>
@@ -3553,7 +3499,7 @@
         </w:tc>
         <w:tc>
           <w:tcPr>
-            <w:tcW w:type="dxa" w:w="2597"/>
+            <w:tcW w:type="dxa" w:w="2497"/>
           </w:tcPr>
           <w:p>
             <w:pPr>
@@ -3571,7 +3517,7 @@
       <w:tr>
         <w:tc>
           <w:tcPr>
-            <w:tcW w:type="dxa" w:w="1474"/>
+            <w:tcW w:type="dxa" w:w="1446"/>
           </w:tcPr>
           <w:p>
             <w:pPr>
@@ -3587,7 +3533,7 @@
         </w:tc>
         <w:tc>
           <w:tcPr>
-            <w:tcW w:type="dxa" w:w="2613"/>
+            <w:tcW w:type="dxa" w:w="2727"/>
           </w:tcPr>
           <w:p>
             <w:pPr>
@@ -3603,7 +3549,7 @@
         </w:tc>
         <w:tc>
           <w:tcPr>
-            <w:tcW w:type="dxa" w:w="2676"/>
+            <w:tcW w:type="dxa" w:w="2691"/>
           </w:tcPr>
           <w:p>
             <w:pPr>
@@ -3619,7 +3565,7 @@
         </w:tc>
         <w:tc>
           <w:tcPr>
-            <w:tcW w:type="dxa" w:w="2597"/>
+            <w:tcW w:type="dxa" w:w="2497"/>
           </w:tcPr>
           <w:p>
             <w:pPr>
@@ -3637,7 +3583,73 @@
       <w:tr>
         <w:tc>
           <w:tcPr>
-            <w:tcW w:type="dxa" w:w="1474"/>
+            <w:tcW w:type="dxa" w:w="1446"/>
+          </w:tcPr>
+          <w:p>
+            <w:pPr>
+              <w:spacing w:after="0"/>
+            </w:pPr>
+            <w:r>
+              <w:rPr>
+                <w:sz w:val="18"/>
+              </w:rPr>
+              <w:t>Guest accounts (FR-39)</w:t>
+            </w:r>
+          </w:p>
+        </w:tc>
+        <w:tc>
+          <w:tcPr>
+            <w:tcW w:type="dxa" w:w="2727"/>
+          </w:tcPr>
+          <w:p>
+            <w:pPr>
+              <w:spacing w:after="0"/>
+            </w:pPr>
+            <w:r>
+              <w:rPr>
+                <w:sz w:val="18"/>
+              </w:rPr>
+              <w:t>Guest sessions that never report are not deleted automatically</w:t>
+            </w:r>
+          </w:p>
+        </w:tc>
+        <w:tc>
+          <w:tcPr>
+            <w:tcW w:type="dxa" w:w="2691"/>
+          </w:tcPr>
+          <w:p>
+            <w:pPr>
+              <w:spacing w:after="0"/>
+            </w:pPr>
+            <w:r>
+              <w:rPr>
+                <w:sz w:val="18"/>
+              </w:rPr>
+              <w:t>Unused anonymous accounts accumulate in Firebase Authentication (no personal data is stored for them)</w:t>
+            </w:r>
+          </w:p>
+        </w:tc>
+        <w:tc>
+          <w:tcPr>
+            <w:tcW w:type="dxa" w:w="2497"/>
+          </w:tcPr>
+          <w:p>
+            <w:pPr>
+              <w:spacing w:after="0"/>
+            </w:pPr>
+            <w:r>
+              <w:rPr>
+                <w:sz w:val="18"/>
+              </w:rPr>
+              <w:t>A scheduled clean-up of empty guest accounts is a production follow-up</w:t>
+            </w:r>
+          </w:p>
+        </w:tc>
+      </w:tr>
+      <w:tr>
+        <w:tc>
+          <w:tcPr>
+            <w:tcW w:type="dxa" w:w="1446"/>
           </w:tcPr>
           <w:p>
             <w:pPr>
@@ -3653,7 +3665,7 @@
         </w:tc>
         <w:tc>
           <w:tcPr>
-            <w:tcW w:type="dxa" w:w="2613"/>
+            <w:tcW w:type="dxa" w:w="2727"/>
           </w:tcPr>
           <w:p>
             <w:pPr>
@@ -3669,7 +3681,7 @@
         </w:tc>
         <w:tc>
           <w:tcPr>
-            <w:tcW w:type="dxa" w:w="2676"/>
+            <w:tcW w:type="dxa" w:w="2691"/>
           </w:tcPr>
           <w:p>
             <w:pPr>
@@ -3685,17 +3697,17 @@
         </w:tc>
         <w:tc>
           <w:tcPr>
-            <w:tcW w:type="dxa" w:w="2597"/>
-          </w:tcPr>
-          <w:p>
-            <w:pPr>
-              <w:spacing w:after="0"/>
-            </w:pPr>
-            <w:r>
-              <w:rPr>
-                <w:sz w:val="18"/>
-              </w:rPr>
-              <w:t>Deliberate (decision D4)</w:t>
+            <w:tcW w:type="dxa" w:w="2497"/>
+          </w:tcPr>
+          <w:p>
+            <w:pPr>
+              <w:spacing w:after="0"/>
+            </w:pPr>
+            <w:r>
+              <w:rPr>
+                <w:sz w:val="18"/>
+              </w:rPr>
+              <w:t>Deliberate (ADR-0004)</w:t>
             </w:r>
           </w:p>
         </w:tc>
@@ -3716,7 +3728,7 @@
     </w:p>
     <w:p>
       <w:r>
-        <w:t xml:space="preserve">The requirements below are the consolidated baseline that controls the project. Changes from the Phase 1–3 documents (for example the added Administrator actor, the eight-state report lifecycle and the rewritten non-functional requirements) are recorded as change requests CR-01 to CR-43 in </w:t>
+        <w:t xml:space="preserve">The requirements below are the consolidated baseline that controls the project. Changes from the Phase 1–3 documents (for example the added Administrator actor, the eight-state report lifecycle and the rewritten non-functional requirements) are recorded as change requests CR-01 to CR-44 in </w:t>
       </w:r>
       <w:r>
         <w:rPr>
@@ -9043,7 +9055,7 @@
       <w:r>
         <w:drawing>
           <wp:inline xmlns:a="http://schemas.openxmlformats.org/drawingml/2006/main" xmlns:pic="http://schemas.openxmlformats.org/drawingml/2006/picture">
-            <wp:extent cx="3566160" cy="9011112"/>
+            <wp:extent cx="3566160" cy="12205059"/>
             <wp:docPr id="4" name="Picture 4"/>
             <wp:cNvGraphicFramePr>
               <a:graphicFrameLocks noChangeAspect="1"/>
@@ -9064,7 +9076,7 @@
                   <pic:spPr>
                     <a:xfrm>
                       <a:off x="0" y="0"/>
-                      <a:ext cx="3566160" cy="9011112"/>
+                      <a:ext cx="3566160" cy="12205059"/>
                     </a:xfrm>
                     <a:prstGeom prst="rect"/>
                   </pic:spPr>
@@ -9092,7 +9104,7 @@
       <w:r>
         <w:drawing>
           <wp:inline xmlns:a="http://schemas.openxmlformats.org/drawingml/2006/main" xmlns:pic="http://schemas.openxmlformats.org/drawingml/2006/picture">
-            <wp:extent cx="5943600" cy="6433073"/>
+            <wp:extent cx="5943600" cy="6957209"/>
             <wp:docPr id="5" name="Picture 5"/>
             <wp:cNvGraphicFramePr>
               <a:graphicFrameLocks noChangeAspect="1"/>
@@ -9113,7 +9125,7 @@
                   <pic:spPr>
                     <a:xfrm>
                       <a:off x="0" y="0"/>
-                      <a:ext cx="5943600" cy="6433073"/>
+                      <a:ext cx="5943600" cy="6957209"/>
                     </a:xfrm>
                     <a:prstGeom prst="rect"/>
                   </pic:spPr>
@@ -9496,7 +9508,7 @@
       <w:r>
         <w:drawing>
           <wp:inline xmlns:a="http://schemas.openxmlformats.org/drawingml/2006/main" xmlns:pic="http://schemas.openxmlformats.org/drawingml/2006/picture">
-            <wp:extent cx="5943600" cy="4787564"/>
+            <wp:extent cx="5943600" cy="4457700"/>
             <wp:docPr id="10" name="Picture 10"/>
             <wp:cNvGraphicFramePr>
               <a:graphicFrameLocks noChangeAspect="1"/>
@@ -9517,7 +9529,7 @@
                   <pic:spPr>
                     <a:xfrm>
                       <a:off x="0" y="0"/>
-                      <a:ext cx="5943600" cy="4787564"/>
+                      <a:ext cx="5943600" cy="4457700"/>
                     </a:xfrm>
                     <a:prstGeom prst="rect"/>
                   </pic:spPr>
@@ -9556,9 +9568,9 @@
         <w:tblLayout w:type="fixed"/>
       </w:tblPr>
       <w:tblGrid>
-        <w:gridCol w:w="2083"/>
-        <w:gridCol w:w="4107"/>
-        <w:gridCol w:w="3170"/>
+        <w:gridCol w:w="2027"/>
+        <w:gridCol w:w="4274"/>
+        <w:gridCol w:w="3060"/>
       </w:tblGrid>
       <w:tr>
         <w:trPr>
@@ -9566,7 +9578,7 @@
         </w:trPr>
         <w:tc>
           <w:tcPr>
-            <w:tcW w:type="dxa" w:w="2083"/>
+            <w:tcW w:type="dxa" w:w="2027"/>
             <w:shd w:val="clear" w:color="auto" w:fill="D5EBF4"/>
           </w:tcPr>
           <w:p>
@@ -9584,7 +9596,7 @@
         </w:tc>
         <w:tc>
           <w:tcPr>
-            <w:tcW w:type="dxa" w:w="4107"/>
+            <w:tcW w:type="dxa" w:w="4274"/>
             <w:shd w:val="clear" w:color="auto" w:fill="D5EBF4"/>
           </w:tcPr>
           <w:p>
@@ -9602,7 +9614,7 @@
         </w:tc>
         <w:tc>
           <w:tcPr>
-            <w:tcW w:type="dxa" w:w="3170"/>
+            <w:tcW w:type="dxa" w:w="3060"/>
             <w:shd w:val="clear" w:color="auto" w:fill="D5EBF4"/>
           </w:tcPr>
           <w:p>
@@ -9622,7 +9634,7 @@
       <w:tr>
         <w:tc>
           <w:tcPr>
-            <w:tcW w:type="dxa" w:w="2083"/>
+            <w:tcW w:type="dxa" w:w="2027"/>
           </w:tcPr>
           <w:p>
             <w:pPr>
@@ -9638,23 +9650,23 @@
         </w:tc>
         <w:tc>
           <w:tcPr>
-            <w:tcW w:type="dxa" w:w="4107"/>
-          </w:tcPr>
-          <w:p>
-            <w:pPr>
-              <w:spacing w:after="0"/>
-            </w:pPr>
-            <w:r>
-              <w:rPr>
-                <w:sz w:val="18"/>
-              </w:rPr>
-              <w:t>React 19, TypeScript, Vite, React Router, Tailwind CSS</w:t>
-            </w:r>
-          </w:p>
-        </w:tc>
-        <w:tc>
-          <w:tcPr>
-            <w:tcW w:type="dxa" w:w="3170"/>
+            <w:tcW w:type="dxa" w:w="4274"/>
+          </w:tcPr>
+          <w:p>
+            <w:pPr>
+              <w:spacing w:after="0"/>
+            </w:pPr>
+            <w:r>
+              <w:rPr>
+                <w:sz w:val="18"/>
+              </w:rPr>
+              <w:t>React 19 (Meta Platforms, 2026), TypeScript, Vite, React Router, Tailwind CSS</w:t>
+            </w:r>
+          </w:p>
+        </w:tc>
+        <w:tc>
+          <w:tcPr>
+            <w:tcW w:type="dxa" w:w="3060"/>
           </w:tcPr>
           <w:p>
             <w:pPr>
@@ -9672,7 +9684,7 @@
       <w:tr>
         <w:tc>
           <w:tcPr>
-            <w:tcW w:type="dxa" w:w="2083"/>
+            <w:tcW w:type="dxa" w:w="2027"/>
           </w:tcPr>
           <w:p>
             <w:pPr>
@@ -9688,23 +9700,23 @@
         </w:tc>
         <w:tc>
           <w:tcPr>
-            <w:tcW w:type="dxa" w:w="4107"/>
-          </w:tcPr>
-          <w:p>
-            <w:pPr>
-              <w:spacing w:after="0"/>
-            </w:pPr>
-            <w:r>
-              <w:rPr>
-                <w:sz w:val="18"/>
-              </w:rPr>
-              <w:t>Leaflet 1.9 with OpenStreetMap tiles</w:t>
-            </w:r>
-          </w:p>
-        </w:tc>
-        <w:tc>
-          <w:tcPr>
-            <w:tcW w:type="dxa" w:w="3170"/>
+            <w:tcW w:type="dxa" w:w="4274"/>
+          </w:tcPr>
+          <w:p>
+            <w:pPr>
+              <w:spacing w:after="0"/>
+            </w:pPr>
+            <w:r>
+              <w:rPr>
+                <w:sz w:val="18"/>
+              </w:rPr>
+              <w:t>Leaflet 1.9 (Leaflet, 2023) with OpenStreetMap tiles (OpenStreetMap contributors, 2026)</w:t>
+            </w:r>
+          </w:p>
+        </w:tc>
+        <w:tc>
+          <w:tcPr>
+            <w:tcW w:type="dxa" w:w="3060"/>
           </w:tcPr>
           <w:p>
             <w:pPr>
@@ -9722,7 +9734,7 @@
       <w:tr>
         <w:tc>
           <w:tcPr>
-            <w:tcW w:type="dxa" w:w="2083"/>
+            <w:tcW w:type="dxa" w:w="2027"/>
           </w:tcPr>
           <w:p>
             <w:pPr>
@@ -9738,7 +9750,7 @@
         </w:tc>
         <w:tc>
           <w:tcPr>
-            <w:tcW w:type="dxa" w:w="4107"/>
+            <w:tcW w:type="dxa" w:w="4274"/>
           </w:tcPr>
           <w:p>
             <w:pPr>
@@ -9754,7 +9766,7 @@
         </w:tc>
         <w:tc>
           <w:tcPr>
-            <w:tcW w:type="dxa" w:w="3170"/>
+            <w:tcW w:type="dxa" w:w="3060"/>
           </w:tcPr>
           <w:p>
             <w:pPr>
@@ -9772,7 +9784,7 @@
       <w:tr>
         <w:tc>
           <w:tcPr>
-            <w:tcW w:type="dxa" w:w="2083"/>
+            <w:tcW w:type="dxa" w:w="2027"/>
           </w:tcPr>
           <w:p>
             <w:pPr>
@@ -9788,7 +9800,7 @@
         </w:tc>
         <w:tc>
           <w:tcPr>
-            <w:tcW w:type="dxa" w:w="4107"/>
+            <w:tcW w:type="dxa" w:w="4274"/>
           </w:tcPr>
           <w:p>
             <w:pPr>
@@ -9804,7 +9816,7 @@
         </w:tc>
         <w:tc>
           <w:tcPr>
-            <w:tcW w:type="dxa" w:w="3170"/>
+            <w:tcW w:type="dxa" w:w="3060"/>
           </w:tcPr>
           <w:p>
             <w:pPr>
@@ -9822,7 +9834,7 @@
       <w:tr>
         <w:tc>
           <w:tcPr>
-            <w:tcW w:type="dxa" w:w="2083"/>
+            <w:tcW w:type="dxa" w:w="2027"/>
           </w:tcPr>
           <w:p>
             <w:pPr>
@@ -9838,7 +9850,7 @@
         </w:tc>
         <w:tc>
           <w:tcPr>
-            <w:tcW w:type="dxa" w:w="4107"/>
+            <w:tcW w:type="dxa" w:w="4274"/>
           </w:tcPr>
           <w:p>
             <w:pPr>
@@ -9854,7 +9866,7 @@
         </w:tc>
         <w:tc>
           <w:tcPr>
-            <w:tcW w:type="dxa" w:w="3170"/>
+            <w:tcW w:type="dxa" w:w="3060"/>
           </w:tcPr>
           <w:p>
             <w:pPr>
@@ -9872,7 +9884,7 @@
       <w:tr>
         <w:tc>
           <w:tcPr>
-            <w:tcW w:type="dxa" w:w="2083"/>
+            <w:tcW w:type="dxa" w:w="2027"/>
           </w:tcPr>
           <w:p>
             <w:pPr>
@@ -9888,23 +9900,23 @@
         </w:tc>
         <w:tc>
           <w:tcPr>
-            <w:tcW w:type="dxa" w:w="4107"/>
-          </w:tcPr>
-          <w:p>
-            <w:pPr>
-              <w:spacing w:after="0"/>
-            </w:pPr>
-            <w:r>
-              <w:rPr>
-                <w:sz w:val="18"/>
-              </w:rPr>
-              <w:t>Firebase Cloud Messaging (web push) via the app's service worker; Twilio REST API for SMS (optional)</w:t>
-            </w:r>
-          </w:p>
-        </w:tc>
-        <w:tc>
-          <w:tcPr>
-            <w:tcW w:type="dxa" w:w="3170"/>
+            <w:tcW w:type="dxa" w:w="4274"/>
+          </w:tcPr>
+          <w:p>
+            <w:pPr>
+              <w:spacing w:after="0"/>
+            </w:pPr>
+            <w:r>
+              <w:rPr>
+                <w:sz w:val="18"/>
+              </w:rPr>
+              <w:t>Firebase Cloud Messaging web push (Firebase, 2026c) via the app's service worker; Twilio Programmable Messaging REST API for SMS (Twilio, 2026a)</w:t>
+            </w:r>
+          </w:p>
+        </w:tc>
+        <w:tc>
+          <w:tcPr>
+            <w:tcW w:type="dxa" w:w="3060"/>
           </w:tcPr>
           <w:p>
             <w:pPr>
@@ -9922,7 +9934,7 @@
       <w:tr>
         <w:tc>
           <w:tcPr>
-            <w:tcW w:type="dxa" w:w="2083"/>
+            <w:tcW w:type="dxa" w:w="2027"/>
           </w:tcPr>
           <w:p>
             <w:pPr>
@@ -9938,23 +9950,23 @@
         </w:tc>
         <w:tc>
           <w:tcPr>
-            <w:tcW w:type="dxa" w:w="4107"/>
-          </w:tcPr>
-          <w:p>
-            <w:pPr>
-              <w:spacing w:after="0"/>
-            </w:pPr>
-            <w:r>
-              <w:rPr>
-                <w:sz w:val="18"/>
-              </w:rPr>
-              <w:t>Service worker (app shell, map tiles), IndexedDB outbox, Firestore offline cache; Vercel CDN edge cache</w:t>
-            </w:r>
-          </w:p>
-        </w:tc>
-        <w:tc>
-          <w:tcPr>
-            <w:tcW w:type="dxa" w:w="3170"/>
+            <w:tcW w:type="dxa" w:w="4274"/>
+          </w:tcPr>
+          <w:p>
+            <w:pPr>
+              <w:spacing w:after="0"/>
+            </w:pPr>
+            <w:r>
+              <w:rPr>
+                <w:sz w:val="18"/>
+              </w:rPr>
+              <w:t>Web app manifest (W3C, 2023) and service worker (app shell, map tiles), IndexedDB outbox, Firestore offline cache; Vercel CDN edge cache (Vercel, 2026a)</w:t>
+            </w:r>
+          </w:p>
+        </w:tc>
+        <w:tc>
+          <w:tcPr>
+            <w:tcW w:type="dxa" w:w="3060"/>
           </w:tcPr>
           <w:p>
             <w:pPr>
@@ -9972,7 +9984,7 @@
       <w:tr>
         <w:tc>
           <w:tcPr>
-            <w:tcW w:type="dxa" w:w="2083"/>
+            <w:tcW w:type="dxa" w:w="2027"/>
           </w:tcPr>
           <w:p>
             <w:pPr>
@@ -9988,23 +10000,23 @@
         </w:tc>
         <w:tc>
           <w:tcPr>
-            <w:tcW w:type="dxa" w:w="4107"/>
-          </w:tcPr>
-          <w:p>
-            <w:pPr>
-              <w:spacing w:after="0"/>
-            </w:pPr>
-            <w:r>
-              <w:rPr>
-                <w:sz w:val="18"/>
-              </w:rPr>
-              <w:t>TypeScript, Zod 4</w:t>
-            </w:r>
-          </w:p>
-        </w:tc>
-        <w:tc>
-          <w:tcPr>
-            <w:tcW w:type="dxa" w:w="3170"/>
+            <w:tcW w:type="dxa" w:w="4274"/>
+          </w:tcPr>
+          <w:p>
+            <w:pPr>
+              <w:spacing w:after="0"/>
+            </w:pPr>
+            <w:r>
+              <w:rPr>
+                <w:sz w:val="18"/>
+              </w:rPr>
+              <w:t>TypeScript, Zod 4 (Zod, 2026)</w:t>
+            </w:r>
+          </w:p>
+        </w:tc>
+        <w:tc>
+          <w:tcPr>
+            <w:tcW w:type="dxa" w:w="3060"/>
           </w:tcPr>
           <w:p>
             <w:pPr>
@@ -10022,7 +10034,7 @@
       <w:tr>
         <w:tc>
           <w:tcPr>
-            <w:tcW w:type="dxa" w:w="2083"/>
+            <w:tcW w:type="dxa" w:w="2027"/>
           </w:tcPr>
           <w:p>
             <w:pPr>
@@ -10038,23 +10050,23 @@
         </w:tc>
         <w:tc>
           <w:tcPr>
-            <w:tcW w:type="dxa" w:w="4107"/>
-          </w:tcPr>
-          <w:p>
-            <w:pPr>
-              <w:spacing w:after="0"/>
-            </w:pPr>
-            <w:r>
-              <w:rPr>
-                <w:sz w:val="18"/>
-              </w:rPr>
-              <w:t>Cloud Firestore</w:t>
-            </w:r>
-          </w:p>
-        </w:tc>
-        <w:tc>
-          <w:tcPr>
-            <w:tcW w:type="dxa" w:w="3170"/>
+            <w:tcW w:type="dxa" w:w="4274"/>
+          </w:tcPr>
+          <w:p>
+            <w:pPr>
+              <w:spacing w:after="0"/>
+            </w:pPr>
+            <w:r>
+              <w:rPr>
+                <w:sz w:val="18"/>
+              </w:rPr>
+              <w:t>Cloud Firestore (Firebase, 2026b)</w:t>
+            </w:r>
+          </w:p>
+        </w:tc>
+        <w:tc>
+          <w:tcPr>
+            <w:tcW w:type="dxa" w:w="3060"/>
           </w:tcPr>
           <w:p>
             <w:pPr>
@@ -10072,7 +10084,7 @@
       <w:tr>
         <w:tc>
           <w:tcPr>
-            <w:tcW w:type="dxa" w:w="2083"/>
+            <w:tcW w:type="dxa" w:w="2027"/>
           </w:tcPr>
           <w:p>
             <w:pPr>
@@ -10088,7 +10100,7 @@
         </w:tc>
         <w:tc>
           <w:tcPr>
-            <w:tcW w:type="dxa" w:w="4107"/>
+            <w:tcW w:type="dxa" w:w="4274"/>
           </w:tcPr>
           <w:p>
             <w:pPr>
@@ -10117,17 +10129,17 @@
         </w:tc>
         <w:tc>
           <w:tcPr>
-            <w:tcW w:type="dxa" w:w="3170"/>
-          </w:tcPr>
-          <w:p>
-            <w:pPr>
-              <w:spacing w:after="0"/>
-            </w:pPr>
-            <w:r>
-              <w:rPr>
-                <w:sz w:val="18"/>
-              </w:rPr>
-              <w:t>Report and proof photos, compressed in the browser (decision D3)</w:t>
+            <w:tcW w:type="dxa" w:w="3060"/>
+          </w:tcPr>
+          <w:p>
+            <w:pPr>
+              <w:spacing w:after="0"/>
+            </w:pPr>
+            <w:r>
+              <w:rPr>
+                <w:sz w:val="18"/>
+              </w:rPr>
+              <w:t>Report and proof photos, compressed in the browser (decision D2)</w:t>
             </w:r>
           </w:p>
         </w:tc>
@@ -10135,7 +10147,7 @@
       <w:tr>
         <w:tc>
           <w:tcPr>
-            <w:tcW w:type="dxa" w:w="2083"/>
+            <w:tcW w:type="dxa" w:w="2027"/>
           </w:tcPr>
           <w:p>
             <w:pPr>
@@ -10151,33 +10163,33 @@
         </w:tc>
         <w:tc>
           <w:tcPr>
-            <w:tcW w:type="dxa" w:w="4107"/>
-          </w:tcPr>
-          <w:p>
-            <w:pPr>
-              <w:spacing w:after="0"/>
-            </w:pPr>
-            <w:r>
-              <w:rPr>
-                <w:sz w:val="18"/>
-              </w:rPr>
-              <w:t>Firebase Authentication with custom claims</w:t>
-            </w:r>
-          </w:p>
-        </w:tc>
-        <w:tc>
-          <w:tcPr>
-            <w:tcW w:type="dxa" w:w="3170"/>
-          </w:tcPr>
-          <w:p>
-            <w:pPr>
-              <w:spacing w:after="0"/>
-            </w:pPr>
-            <w:r>
-              <w:rPr>
-                <w:sz w:val="18"/>
-              </w:rPr>
-              <w:t>Email/password sign-in, role, department, suburb and active-account claims</w:t>
+            <w:tcW w:type="dxa" w:w="4274"/>
+          </w:tcPr>
+          <w:p>
+            <w:pPr>
+              <w:spacing w:after="0"/>
+            </w:pPr>
+            <w:r>
+              <w:rPr>
+                <w:sz w:val="18"/>
+              </w:rPr>
+              <w:t>Firebase Authentication with custom claims; anonymous sign-in for guests (Firebase, 2026a)</w:t>
+            </w:r>
+          </w:p>
+        </w:tc>
+        <w:tc>
+          <w:tcPr>
+            <w:tcW w:type="dxa" w:w="3060"/>
+          </w:tcPr>
+          <w:p>
+            <w:pPr>
+              <w:spacing w:after="0"/>
+            </w:pPr>
+            <w:r>
+              <w:rPr>
+                <w:sz w:val="18"/>
+              </w:rPr>
+              <w:t>Email/password, Google and guest sign-in, role, department, suburb and active-account claims</w:t>
             </w:r>
           </w:p>
         </w:tc>
@@ -10185,7 +10197,7 @@
       <w:tr>
         <w:tc>
           <w:tcPr>
-            <w:tcW w:type="dxa" w:w="2083"/>
+            <w:tcW w:type="dxa" w:w="2027"/>
           </w:tcPr>
           <w:p>
             <w:pPr>
@@ -10201,23 +10213,23 @@
         </w:tc>
         <w:tc>
           <w:tcPr>
-            <w:tcW w:type="dxa" w:w="4107"/>
-          </w:tcPr>
-          <w:p>
-            <w:pPr>
-              <w:spacing w:after="0"/>
-            </w:pPr>
-            <w:r>
-              <w:rPr>
-                <w:sz w:val="18"/>
-              </w:rPr>
-              <w:t>Firestore Security Rules</w:t>
-            </w:r>
-          </w:p>
-        </w:tc>
-        <w:tc>
-          <w:tcPr>
-            <w:tcW w:type="dxa" w:w="3170"/>
+            <w:tcW w:type="dxa" w:w="4274"/>
+          </w:tcPr>
+          <w:p>
+            <w:pPr>
+              <w:spacing w:after="0"/>
+            </w:pPr>
+            <w:r>
+              <w:rPr>
+                <w:sz w:val="18"/>
+              </w:rPr>
+              <w:t>Firestore Security Rules (Firebase, 2026e)</w:t>
+            </w:r>
+          </w:p>
+        </w:tc>
+        <w:tc>
+          <w:tcPr>
+            <w:tcW w:type="dxa" w:w="3060"/>
           </w:tcPr>
           <w:p>
             <w:pPr>
@@ -10235,7 +10247,7 @@
       <w:tr>
         <w:tc>
           <w:tcPr>
-            <w:tcW w:type="dxa" w:w="2083"/>
+            <w:tcW w:type="dxa" w:w="2027"/>
           </w:tcPr>
           <w:p>
             <w:pPr>
@@ -10251,33 +10263,33 @@
         </w:tc>
         <w:tc>
           <w:tcPr>
-            <w:tcW w:type="dxa" w:w="4107"/>
-          </w:tcPr>
-          <w:p>
-            <w:pPr>
-              <w:spacing w:after="0"/>
-            </w:pPr>
-            <w:r>
-              <w:rPr>
-                <w:sz w:val="18"/>
-              </w:rPr>
-              <w:t>Vercel (static site + Node serverless functions, Cape Town region) and Firebase Spark (Auth, Firestore)</w:t>
-            </w:r>
-          </w:p>
-        </w:tc>
-        <w:tc>
-          <w:tcPr>
-            <w:tcW w:type="dxa" w:w="3170"/>
-          </w:tcPr>
-          <w:p>
-            <w:pPr>
-              <w:spacing w:after="0"/>
-            </w:pPr>
-            <w:r>
-              <w:rPr>
-                <w:sz w:val="18"/>
-              </w:rPr>
-              <w:t>Free-tier production configuration (decision D3)</w:t>
+            <w:tcW w:type="dxa" w:w="4274"/>
+          </w:tcPr>
+          <w:p>
+            <w:pPr>
+              <w:spacing w:after="0"/>
+            </w:pPr>
+            <w:r>
+              <w:rPr>
+                <w:sz w:val="18"/>
+              </w:rPr>
+              <w:t>Vercel (static site + Node serverless functions, Cape Town region; Vercel, 2026b) and Firebase Spark (Auth, Firestore)</w:t>
+            </w:r>
+          </w:p>
+        </w:tc>
+        <w:tc>
+          <w:tcPr>
+            <w:tcW w:type="dxa" w:w="3060"/>
+          </w:tcPr>
+          <w:p>
+            <w:pPr>
+              <w:spacing w:after="0"/>
+            </w:pPr>
+            <w:r>
+              <w:rPr>
+                <w:sz w:val="18"/>
+              </w:rPr>
+              <w:t>Free-tier production configuration (decision D2)</w:t>
             </w:r>
           </w:p>
         </w:tc>
@@ -10285,7 +10297,7 @@
       <w:tr>
         <w:tc>
           <w:tcPr>
-            <w:tcW w:type="dxa" w:w="2083"/>
+            <w:tcW w:type="dxa" w:w="2027"/>
           </w:tcPr>
           <w:p>
             <w:pPr>
@@ -10301,23 +10313,23 @@
         </w:tc>
         <w:tc>
           <w:tcPr>
-            <w:tcW w:type="dxa" w:w="4107"/>
-          </w:tcPr>
-          <w:p>
-            <w:pPr>
-              <w:spacing w:after="0"/>
-            </w:pPr>
-            <w:r>
-              <w:rPr>
-                <w:sz w:val="18"/>
-              </w:rPr>
-              <w:t>Firebase Emulator Suite</w:t>
-            </w:r>
-          </w:p>
-        </w:tc>
-        <w:tc>
-          <w:tcPr>
-            <w:tcW w:type="dxa" w:w="3170"/>
+            <w:tcW w:type="dxa" w:w="4274"/>
+          </w:tcPr>
+          <w:p>
+            <w:pPr>
+              <w:spacing w:after="0"/>
+            </w:pPr>
+            <w:r>
+              <w:rPr>
+                <w:sz w:val="18"/>
+              </w:rPr>
+              <w:t>Firebase Emulator Suite (Firebase, 2026d)</w:t>
+            </w:r>
+          </w:p>
+        </w:tc>
+        <w:tc>
+          <w:tcPr>
+            <w:tcW w:type="dxa" w:w="3060"/>
           </w:tcPr>
           <w:p>
             <w:pPr>
@@ -10335,7 +10347,7 @@
       <w:tr>
         <w:tc>
           <w:tcPr>
-            <w:tcW w:type="dxa" w:w="2083"/>
+            <w:tcW w:type="dxa" w:w="2027"/>
           </w:tcPr>
           <w:p>
             <w:pPr>
@@ -10351,23 +10363,23 @@
         </w:tc>
         <w:tc>
           <w:tcPr>
-            <w:tcW w:type="dxa" w:w="4107"/>
-          </w:tcPr>
-          <w:p>
-            <w:pPr>
-              <w:spacing w:after="0"/>
-            </w:pPr>
-            <w:r>
-              <w:rPr>
-                <w:sz w:val="18"/>
-              </w:rPr>
-              <w:t>Vitest, @firebase/rules-unit-testing, Playwright, axe-core, GitHub Actions, gitleaks</w:t>
-            </w:r>
-          </w:p>
-        </w:tc>
-        <w:tc>
-          <w:tcPr>
-            <w:tcW w:type="dxa" w:w="3170"/>
+            <w:tcW w:type="dxa" w:w="4274"/>
+          </w:tcPr>
+          <w:p>
+            <w:pPr>
+              <w:spacing w:after="0"/>
+            </w:pPr>
+            <w:r>
+              <w:rPr>
+                <w:sz w:val="18"/>
+              </w:rPr>
+              <w:t>Vitest, @firebase/rules-unit-testing, Playwright (Microsoft, 2026), axe-core, GitHub Actions, gitleaks</w:t>
+            </w:r>
+          </w:p>
+        </w:tc>
+        <w:tc>
+          <w:tcPr>
+            <w:tcW w:type="dxa" w:w="3060"/>
           </w:tcPr>
           <w:p>
             <w:pPr>
@@ -10385,7 +10397,7 @@
       <w:tr>
         <w:tc>
           <w:tcPr>
-            <w:tcW w:type="dxa" w:w="2083"/>
+            <w:tcW w:type="dxa" w:w="2027"/>
           </w:tcPr>
           <w:p>
             <w:pPr>
@@ -10401,17 +10413,17 @@
         </w:tc>
         <w:tc>
           <w:tcPr>
-            <w:tcW w:type="dxa" w:w="4107"/>
-          </w:tcPr>
-          <w:p>
-            <w:pPr>
-              <w:spacing w:after="0"/>
-            </w:pPr>
-            <w:r>
-              <w:rPr>
-                <w:sz w:val="18"/>
-              </w:rPr>
-              <w:t xml:space="preserve">Content Security Policy, HSTS and related headers in </w:t>
+            <w:tcW w:type="dxa" w:w="4274"/>
+          </w:tcPr>
+          <w:p>
+            <w:pPr>
+              <w:spacing w:after="0"/>
+            </w:pPr>
+            <w:r>
+              <w:rPr>
+                <w:sz w:val="18"/>
+              </w:rPr>
+              <w:t xml:space="preserve">Content Security Policy (MDN contributors, 2026), HSTS and related headers in </w:t>
             </w:r>
             <w:r>
               <w:rPr>
@@ -10424,7 +10436,7 @@
         </w:tc>
         <w:tc>
           <w:tcPr>
-            <w:tcW w:type="dxa" w:w="3170"/>
+            <w:tcW w:type="dxa" w:w="3060"/>
           </w:tcPr>
           <w:p>
             <w:pPr>
@@ -10455,6 +10467,21 @@
     </w:p>
     <w:p>
       <w:r>
+        <w:t xml:space="preserve">Four decisions shaped the system most; three smaller supporting decisions are summarised in the table that follows. Each is recorded as an architecture decision record in </w:t>
+      </w:r>
+      <w:r>
+        <w:rPr>
+          <w:rFonts w:ascii="Consolas" w:hAnsi="Consolas"/>
+          <w:sz w:val="18"/>
+        </w:rPr>
+        <w:t>docs/adr/</w:t>
+      </w:r>
+      <w:r>
+        <w:t>.</w:t>
+      </w:r>
+    </w:p>
+    <w:p>
+      <w:r>
         <w:rPr>
           <w:b/>
         </w:rPr>
@@ -10556,7 +10583,7 @@
         <w:rPr>
           <w:b/>
         </w:rPr>
-        <w:t>D2: React single-page application instead of Next.js (ADR-0002).</w:t>
+        <w:t>D2: Free-tier deployment: Firebase Spark, a Node API on Vercel, and photos stored in Firestore (ADR-0006).</w:t>
       </w:r>
     </w:p>
     <w:p>
@@ -10574,7 +10601,7 @@
         <w:t>Context:</w:t>
       </w:r>
       <w:r>
-        <w:t xml:space="preserve"> four role-specific interfaces, mobile-first for residents and workers.</w:t>
+        <w:t xml:space="preserve"> the system had to be deployable without cost. Cloud Functions and Cloud Storage both require Firebase's paid Blaze plan.</w:t>
       </w:r>
     </w:p>
     <w:p>
@@ -10592,7 +10619,7 @@
         <w:t>Options:</w:t>
       </w:r>
       <w:r>
-        <w:t xml:space="preserve"> Next.js, React with Vite, Flutter.</w:t>
+        <w:t xml:space="preserve"> (a) Blaze with a budget alert; (b) port to Supabase; (c) keep the free Spark plan (Auth, Firestore), serve the command API from a free Node host, and store photos in Firestore.</w:t>
       </w:r>
     </w:p>
     <w:p>
@@ -10610,7 +10637,7 @@
         <w:t>Decision:</w:t>
       </w:r>
       <w:r>
-        <w:t xml:space="preserve"> React + Vite + React Router.</w:t>
+        <w:t xml:space="preserve"> (c). Vercel serverless functions run the API next to the static web app; photos are compressed to ≤ 700 KB and stored as binary documents.</w:t>
       </w:r>
     </w:p>
     <w:p>
@@ -10628,7 +10655,7 @@
         <w:t>Rationale:</w:t>
       </w:r>
       <w:r>
-        <w:t xml:space="preserve"> all data comes from the Firebase SDK in the browser, so server rendering adds complexity for no benefit. A static single-page app deploys to Firebase Hosting, and Phase 3 already used React Router conventions.</w:t>
+        <w:t xml:space="preserve"> the commands were already transport-independent, so a second adapter reuses every service unchanged and speaks the same callable protocol (the client only switches its URL). Vercel's free functions do not sleep, which matters in a live demonstration. A Supabase port would have meant rewriting the backend and about 90 tests.</w:t>
       </w:r>
     </w:p>
     <w:p>
@@ -10646,7 +10673,7 @@
         <w:t>Consequences:</w:t>
       </w:r>
       <w:r>
-        <w:t xml:space="preserve"> simple hosting and a fast build. Search-engine indexing is irrelevant for an authenticated application.</w:t>
+        <w:t xml:space="preserve"> two adapters must stay equivalent, so CI runs the complete E2E suite through both. Photo size is bounded by Firestore's 1 MiB document limit, and each photo view is one document read. The hourly SLA job runs from GitHub Actions, because Vercel's free cron is daily. The local emulator configuration remains for development, tests and an offline demonstration.</w:t>
       </w:r>
     </w:p>
     <w:p>
@@ -10654,7 +10681,7 @@
         <w:rPr>
           <w:b/>
         </w:rPr>
-        <w:t>D3: Free-tier deployment: Firebase Spark, a Node API on Vercel, and photos stored in Firestore (ADR-0006).</w:t>
+        <w:t>D3: Offline reports through an on-device outbox and idempotent commands (ADR-0007).</w:t>
       </w:r>
     </w:p>
     <w:p>
@@ -10672,7 +10699,7 @@
         <w:t>Context:</w:t>
       </w:r>
       <w:r>
-        <w:t xml:space="preserve"> the system had to be deployable without cost. Cloud Functions and Cloud Storage both require Firebase's paid Blaze plan.</w:t>
+        <w:t xml:space="preserve"> residents with weak signal must be able to report when they have no connection (FR-27). Reports are created by a server command (D1), so Firestore's own offline write queue cannot be used.</w:t>
       </w:r>
     </w:p>
     <w:p>
@@ -10690,7 +10717,7 @@
         <w:t>Options:</w:t>
       </w:r>
       <w:r>
-        <w:t xml:space="preserve"> (a) Blaze with a budget alert; (b) port to Supabase; (c) keep the free Spark plan (Auth, Firestore), serve the command API from a free Node host, and store photos in Firestore.</w:t>
+        <w:t xml:space="preserve"> (a) the Background Sync API in the service worker; (b) an IndexedDB outbox in the app, sent when the browser reports it is online again; (c) disable submission offline (the Phase 3 baseline).</w:t>
       </w:r>
     </w:p>
     <w:p>
@@ -10708,7 +10735,17 @@
         <w:t>Decision:</w:t>
       </w:r>
       <w:r>
-        <w:t xml:space="preserve"> (c). Vercel serverless functions run the API next to the static web app; photos are compressed to ≤ 700 KB and stored as binary documents.</w:t>
+        <w:t xml:space="preserve"> (b), with a </w:t>
+      </w:r>
+      <w:r>
+        <w:rPr>
+          <w:rFonts w:ascii="Consolas" w:hAnsi="Consolas"/>
+          <w:sz w:val="18"/>
+        </w:rPr>
+        <w:t>clientId</w:t>
+      </w:r>
+      <w:r>
+        <w:t xml:space="preserve"> chosen on the device and sent with the report. The server derives the report's document id from the user and this id, so a resend after a lost response returns the stored report instead of creating a second one.</w:t>
       </w:r>
     </w:p>
     <w:p>
@@ -10726,7 +10763,7 @@
         <w:t>Rationale:</w:t>
       </w:r>
       <w:r>
-        <w:t xml:space="preserve"> the commands were already transport-independent, so a second adapter reuses every service unchanged and speaks the same callable protocol (the client only switches its URL). Vercel's free functions do not sleep, which matters in a live demonstration. A Supabase port would have meant rewriting the backend and about 90 tests.</w:t>
+        <w:t xml:space="preserve"> Background Sync is not available in Firefox or Safari (NFR-09). The outbox works in every browser, keeps compressed photos, and belongs to one account. Idempotency makes "at least once" sending safe.</w:t>
       </w:r>
     </w:p>
     <w:p>
@@ -10744,7 +10781,7 @@
         <w:t>Consequences:</w:t>
       </w:r>
       <w:r>
-        <w:t xml:space="preserve"> two adapters must stay equivalent, so CI runs the complete E2E suite through both. Photo size is bounded by Firestore's 1 MiB document limit, and each photo view is one document read. The hourly SLA job runs from GitHub Actions, because Vercel's free cron is daily. The local emulator configuration remains for development, tests and an offline demonstration.</w:t>
+        <w:t xml:space="preserve"> a saved report gets its reference number only when it is sent. Entries the server refuses stay on the phone with the reason, so nothing is lost silently.</w:t>
       </w:r>
     </w:p>
     <w:p>
@@ -10752,7 +10789,7 @@
         <w:rPr>
           <w:b/>
         </w:rPr>
-        <w:t>D5: Offline reports through an on-device outbox and idempotent commands.</w:t>
+        <w:t>D4: Guest reporting through anonymous sign-in, not unauthenticated writes (ADR-0009).</w:t>
       </w:r>
     </w:p>
     <w:p>
@@ -10770,7 +10807,7 @@
         <w:t>Context:</w:t>
       </w:r>
       <w:r>
-        <w:t xml:space="preserve"> residents with weak signal must be able to report when they have no connection (FR-27). Reports are created by a server command (D1), so Firestore's own offline write queue cannot be used.</w:t>
+        <w:t xml:space="preserve"> residents should be able to report without signing up (FR-39), but every write must still be authorised on the server (D1, NFR-01) and abuse must be limited.</w:t>
       </w:r>
     </w:p>
     <w:p>
@@ -10788,7 +10825,7 @@
         <w:t>Options:</w:t>
       </w:r>
       <w:r>
-        <w:t xml:space="preserve"> (a) the Background Sync API in the service worker; (b) an IndexedDB outbox in the app, sent when the browser reports it is online again; (c) disable submission offline (the Phase 3 baseline).</w:t>
+        <w:t xml:space="preserve"> (a) an unauthenticated "submit" endpoint; (b) Firebase anonymous sign-in plus a server-created guest Resident profile; (c) keep registration mandatory.</w:t>
       </w:r>
     </w:p>
     <w:p>
@@ -10806,17 +10843,7 @@
         <w:t>Decision:</w:t>
       </w:r>
       <w:r>
-        <w:t xml:space="preserve"> (b), with a </w:t>
-      </w:r>
-      <w:r>
-        <w:rPr>
-          <w:rFonts w:ascii="Consolas" w:hAnsi="Consolas"/>
-          <w:sz w:val="18"/>
-        </w:rPr>
-        <w:t>clientId</w:t>
-      </w:r>
-      <w:r>
-        <w:t xml:space="preserve"> chosen on the device and sent with the report. The server derives the report's document id from the user and this id, so a resend after a lost response returns the stored report instead of creating a second one.</w:t>
+        <w:t xml:space="preserve"> (b).</w:t>
       </w:r>
     </w:p>
     <w:p>
@@ -10834,7 +10861,7 @@
         <w:t>Rationale:</w:t>
       </w:r>
       <w:r>
-        <w:t xml:space="preserve"> Background Sync is not available in Firefox or Safari (NFR-09). The outbox works in every browser, keeps compressed photos, and belongs to one account. Idempotency makes "at least once" sending safe.</w:t>
+        <w:t xml:space="preserve"> the guest is a real Firebase user (Firebase, 2026a), so every existing rule, command check and Security Rule applies unchanged, the guest can follow and confirm their report, and the account can later be upgraded in place by linking an email/password or Google sign-in to the same user id, so nothing has to be copied. (a) would need a parallel, weaker authorisation path.</w:t>
       </w:r>
     </w:p>
     <w:p>
@@ -10852,313 +10879,243 @@
         <w:t>Consequences:</w:t>
       </w:r>
       <w:r>
-        <w:t xml:space="preserve"> a saved report gets its reference number only when it is sent. Entries the server refuses stay on the phone with the reason, so nothing is lost silently.</w:t>
-      </w:r>
-    </w:p>
-    <w:p>
-      <w:r>
-        <w:rPr>
-          <w:b/>
-        </w:rPr>
-        <w:t>D6: Public figures served through the CDN cache, not from Firestore.</w:t>
+        <w:t xml:space="preserve"> guest sessions are cheap to create, so BR-26 adds a lower report limit and a per-address session limit. A guest who clears the browser loses access unless they created an account; the interface says so before sign-out.</w:t>
       </w:r>
     </w:p>
     <w:p>
       <w:pPr>
-        <w:pStyle w:val="BulletCompact"/>
-        <w:numPr>
-          <w:ilvl w:val="0"/>
-          <w:numId w:val="8"/>
-        </w:numPr>
+        <w:pStyle w:val="TableCaption"/>
+        <w:keepNext/>
       </w:pPr>
       <w:r>
-        <w:rPr>
-          <w:i/>
-        </w:rPr>
-        <w:t>Context:</w:t>
-      </w:r>
-      <w:r>
-        <w:t xml:space="preserve"> the transparency page (FR-36) is open to anyone, so traffic is unpredictable, and Firestore's free quota counts every read.</w:t>
+        <w:t>Table 9: Supporting decisions</w:t>
       </w:r>
     </w:p>
-    <w:p>
-      <w:pPr>
-        <w:pStyle w:val="BulletCompact"/>
-        <w:numPr>
-          <w:ilvl w:val="0"/>
-          <w:numId w:val="8"/>
-        </w:numPr>
-      </w:pPr>
-      <w:r>
-        <w:rPr>
-          <w:i/>
-        </w:rPr>
-        <w:t>Options:</w:t>
-      </w:r>
-      <w:r>
-        <w:t xml:space="preserve"> (a) public Firestore reads of an aggregate document; (b) a server endpoint that computes the figures, with CDN caching (</w:t>
-      </w:r>
-      <w:r>
-        <w:rPr>
-          <w:rFonts w:ascii="Consolas" w:hAnsi="Consolas"/>
-          <w:sz w:val="18"/>
-        </w:rPr>
-        <w:t>s-maxage=300, stale-while-revalidate=600</w:t>
-      </w:r>
-      <w:r>
-        <w:t>) and a one-minute cache in the server instance.</w:t>
-      </w:r>
-    </w:p>
-    <w:p>
-      <w:pPr>
-        <w:pStyle w:val="BulletCompact"/>
-        <w:numPr>
-          <w:ilvl w:val="0"/>
-          <w:numId w:val="8"/>
-        </w:numPr>
-      </w:pPr>
-      <w:r>
-        <w:rPr>
-          <w:i/>
-        </w:rPr>
-        <w:t>Decision:</w:t>
-      </w:r>
-      <w:r>
-        <w:t xml:space="preserve"> (b).</w:t>
-      </w:r>
-    </w:p>
-    <w:p>
-      <w:pPr>
-        <w:pStyle w:val="BulletCompact"/>
-        <w:numPr>
-          <w:ilvl w:val="0"/>
-          <w:numId w:val="8"/>
-        </w:numPr>
-      </w:pPr>
-      <w:r>
-        <w:rPr>
-          <w:i/>
-        </w:rPr>
-        <w:t>Rationale:</w:t>
-      </w:r>
-      <w:r>
-        <w:t xml:space="preserve"> no Security Rule has to open data to anonymous users, only aggregates leave the server, and however many people view the page, the database is read at most about once every five minutes.</w:t>
-      </w:r>
-    </w:p>
-    <w:p>
-      <w:pPr>
-        <w:pStyle w:val="BulletCompact"/>
-        <w:numPr>
-          <w:ilvl w:val="0"/>
-          <w:numId w:val="8"/>
-        </w:numPr>
-      </w:pPr>
-      <w:r>
-        <w:rPr>
-          <w:i/>
-        </w:rPr>
-        <w:t>Consequences:</w:t>
-      </w:r>
-      <w:r>
-        <w:t xml:space="preserve"> figures can be up to five minutes old, which is stated on the page.</w:t>
-      </w:r>
-    </w:p>
-    <w:p>
-      <w:r>
-        <w:rPr>
-          <w:b/>
-        </w:rPr>
-        <w:t>D7: Guest reporting through anonymous sign-in, not unauthenticated writes.</w:t>
-      </w:r>
-    </w:p>
-    <w:p>
-      <w:pPr>
-        <w:pStyle w:val="BulletCompact"/>
-        <w:numPr>
-          <w:ilvl w:val="0"/>
-          <w:numId w:val="8"/>
-        </w:numPr>
-      </w:pPr>
-      <w:r>
-        <w:rPr>
-          <w:i/>
-        </w:rPr>
-        <w:t>Context:</w:t>
-      </w:r>
-      <w:r>
-        <w:t xml:space="preserve"> residents should be able to report without signing up (FR-39), but every write must still be authorised on the server (D1, NFR-01) and abuse must be limited.</w:t>
-      </w:r>
-    </w:p>
-    <w:p>
-      <w:pPr>
-        <w:pStyle w:val="BulletCompact"/>
-        <w:numPr>
-          <w:ilvl w:val="0"/>
-          <w:numId w:val="8"/>
-        </w:numPr>
-      </w:pPr>
-      <w:r>
-        <w:rPr>
-          <w:i/>
-        </w:rPr>
-        <w:t>Options:</w:t>
-      </w:r>
-      <w:r>
-        <w:t xml:space="preserve"> (a) an unauthenticated "submit" endpoint; (b) Firebase anonymous sign-in plus a server-created guest Resident profile; (c) keep registration mandatory.</w:t>
-      </w:r>
-    </w:p>
-    <w:p>
-      <w:pPr>
-        <w:pStyle w:val="BulletCompact"/>
-        <w:numPr>
-          <w:ilvl w:val="0"/>
-          <w:numId w:val="8"/>
-        </w:numPr>
-      </w:pPr>
-      <w:r>
-        <w:rPr>
-          <w:i/>
-        </w:rPr>
-        <w:t>Decision:</w:t>
-      </w:r>
-      <w:r>
-        <w:t xml:space="preserve"> (b).</w:t>
-      </w:r>
-    </w:p>
-    <w:p>
-      <w:pPr>
-        <w:pStyle w:val="BulletCompact"/>
-        <w:numPr>
-          <w:ilvl w:val="0"/>
-          <w:numId w:val="8"/>
-        </w:numPr>
-      </w:pPr>
-      <w:r>
-        <w:rPr>
-          <w:i/>
-        </w:rPr>
-        <w:t>Rationale:</w:t>
-      </w:r>
-      <w:r>
-        <w:t xml:space="preserve"> the guest is a real Firebase user, so every existing rule, command check and Security Rule applies unchanged, the guest can follow and confirm their report, and the account can later be upgraded in place by linking an email/password or Google sign-in to the same user id, so nothing has to be copied. (a) would need a parallel, weaker authorisation path.</w:t>
-      </w:r>
-    </w:p>
-    <w:p>
-      <w:pPr>
-        <w:pStyle w:val="BulletCompact"/>
-        <w:numPr>
-          <w:ilvl w:val="0"/>
-          <w:numId w:val="8"/>
-        </w:numPr>
-      </w:pPr>
-      <w:r>
-        <w:rPr>
-          <w:i/>
-        </w:rPr>
-        <w:t>Consequences:</w:t>
-      </w:r>
-      <w:r>
-        <w:t xml:space="preserve"> guest sessions are cheap to create, so BR-26 adds a lower report limit and a per-address session limit. A guest who clears the browser loses access unless they created an account; the interface says so before sign-out.</w:t>
-      </w:r>
-    </w:p>
-    <w:p>
-      <w:r>
-        <w:rPr>
-          <w:b/>
-        </w:rPr>
-        <w:t>D4: Leaflet and OpenStreetMap instead of Google Maps (ADR-0004).</w:t>
-      </w:r>
-    </w:p>
-    <w:p>
-      <w:pPr>
-        <w:pStyle w:val="BulletCompact"/>
-        <w:numPr>
-          <w:ilvl w:val="0"/>
-          <w:numId w:val="8"/>
-        </w:numPr>
-      </w:pPr>
-      <w:r>
-        <w:rPr>
-          <w:i/>
-        </w:rPr>
-        <w:t>Context:</w:t>
-      </w:r>
-      <w:r>
-        <w:t xml:space="preserve"> residents must pinpoint incidents, and staff must see them.</w:t>
-      </w:r>
-    </w:p>
-    <w:p>
-      <w:pPr>
-        <w:pStyle w:val="BulletCompact"/>
-        <w:numPr>
-          <w:ilvl w:val="0"/>
-          <w:numId w:val="8"/>
-        </w:numPr>
-      </w:pPr>
-      <w:r>
-        <w:rPr>
-          <w:i/>
-        </w:rPr>
-        <w:t>Options:</w:t>
-      </w:r>
-      <w:r>
-        <w:t xml:space="preserve"> Google Maps with Geocoding, Mapbox, Leaflet with OpenStreetMap.</w:t>
-      </w:r>
-    </w:p>
-    <w:p>
-      <w:pPr>
-        <w:pStyle w:val="BulletCompact"/>
-        <w:numPr>
-          <w:ilvl w:val="0"/>
-          <w:numId w:val="8"/>
-        </w:numPr>
-      </w:pPr>
-      <w:r>
-        <w:rPr>
-          <w:i/>
-        </w:rPr>
-        <w:t>Decision:</w:t>
-      </w:r>
-      <w:r>
-        <w:t xml:space="preserve"> Leaflet with OpenStreetMap.</w:t>
-      </w:r>
-    </w:p>
-    <w:p>
-      <w:pPr>
-        <w:pStyle w:val="BulletCompact"/>
-        <w:numPr>
-          <w:ilvl w:val="0"/>
-          <w:numId w:val="8"/>
-        </w:numPr>
-      </w:pPr>
-      <w:r>
-        <w:rPr>
-          <w:i/>
-        </w:rPr>
-        <w:t>Rationale:</w:t>
-      </w:r>
-      <w:r>
-        <w:t xml:space="preserve"> no API key or billing is needed, and the suburb, which drives alert targeting, is chosen from a list anyway.</w:t>
-      </w:r>
-    </w:p>
-    <w:p>
-      <w:pPr>
-        <w:pStyle w:val="BulletCompact"/>
-        <w:numPr>
-          <w:ilvl w:val="0"/>
-          <w:numId w:val="8"/>
-        </w:numPr>
-      </w:pPr>
-      <w:r>
-        <w:rPr>
-          <w:i/>
-        </w:rPr>
-        <w:t>Consequences:</w:t>
-      </w:r>
-      <w:r>
-        <w:t xml:space="preserve"> there is no reverse geocoding, so officials rely on the pin and the landmark text. Tile usage must follow the OpenStreetMap policy, which suits low volumes.</w:t>
-      </w:r>
-    </w:p>
+    <w:tbl>
+      <w:tblPr>
+        <w:tblStyle w:val="TableGrid"/>
+        <w:tblW w:type="auto" w:w="0"/>
+        <w:jc w:val="center"/>
+        <w:tblLayout w:type="fixed"/>
+        <w:tblLook w:firstColumn="1" w:firstRow="1" w:lastColumn="0" w:lastRow="0" w:noHBand="0" w:noVBand="1" w:val="04A0"/>
+        <w:tblLayout w:type="fixed"/>
+      </w:tblPr>
+      <w:tblGrid>
+        <w:gridCol w:w="3047"/>
+        <w:gridCol w:w="4998"/>
+        <w:gridCol w:w="1315"/>
+      </w:tblGrid>
+      <w:tr>
+        <w:trPr>
+          <w:tblHeader w:val="true"/>
+        </w:trPr>
+        <w:tc>
+          <w:tcPr>
+            <w:tcW w:type="dxa" w:w="3047"/>
+            <w:shd w:val="clear" w:color="auto" w:fill="D5EBF4"/>
+          </w:tcPr>
+          <w:p>
+            <w:pPr>
+              <w:spacing w:after="0"/>
+            </w:pPr>
+            <w:r>
+              <w:rPr>
+                <w:b/>
+                <w:sz w:val="18"/>
+              </w:rPr>
+              <w:t>Decision</w:t>
+            </w:r>
+          </w:p>
+        </w:tc>
+        <w:tc>
+          <w:tcPr>
+            <w:tcW w:type="dxa" w:w="4998"/>
+            <w:shd w:val="clear" w:color="auto" w:fill="D5EBF4"/>
+          </w:tcPr>
+          <w:p>
+            <w:pPr>
+              <w:spacing w:after="0"/>
+            </w:pPr>
+            <w:r>
+              <w:rPr>
+                <w:b/>
+                <w:sz w:val="18"/>
+              </w:rPr>
+              <w:t>Reason</w:t>
+            </w:r>
+          </w:p>
+        </w:tc>
+        <w:tc>
+          <w:tcPr>
+            <w:tcW w:type="dxa" w:w="1315"/>
+            <w:shd w:val="clear" w:color="auto" w:fill="D5EBF4"/>
+          </w:tcPr>
+          <w:p>
+            <w:pPr>
+              <w:spacing w:after="0"/>
+            </w:pPr>
+            <w:r>
+              <w:rPr>
+                <w:b/>
+                <w:sz w:val="18"/>
+              </w:rPr>
+              <w:t>Record</w:t>
+            </w:r>
+          </w:p>
+        </w:tc>
+      </w:tr>
+      <w:tr>
+        <w:tc>
+          <w:tcPr>
+            <w:tcW w:type="dxa" w:w="3047"/>
+          </w:tcPr>
+          <w:p>
+            <w:pPr>
+              <w:spacing w:after="0"/>
+            </w:pPr>
+            <w:r>
+              <w:rPr>
+                <w:sz w:val="18"/>
+              </w:rPr>
+              <w:t>React single-page application with Vite, not Next.js</w:t>
+            </w:r>
+          </w:p>
+        </w:tc>
+        <w:tc>
+          <w:tcPr>
+            <w:tcW w:type="dxa" w:w="4998"/>
+          </w:tcPr>
+          <w:p>
+            <w:pPr>
+              <w:spacing w:after="0"/>
+            </w:pPr>
+            <w:r>
+              <w:rPr>
+                <w:sz w:val="18"/>
+              </w:rPr>
+              <w:t>All data comes from the Firebase SDK in the browser, so server rendering adds complexity without benefit; a static build deploys to any CDN</w:t>
+            </w:r>
+          </w:p>
+        </w:tc>
+        <w:tc>
+          <w:tcPr>
+            <w:tcW w:type="dxa" w:w="1315"/>
+          </w:tcPr>
+          <w:p>
+            <w:pPr>
+              <w:spacing w:after="0"/>
+            </w:pPr>
+            <w:r>
+              <w:rPr>
+                <w:sz w:val="18"/>
+              </w:rPr>
+              <w:t>ADR-0002</w:t>
+            </w:r>
+          </w:p>
+        </w:tc>
+      </w:tr>
+      <w:tr>
+        <w:tc>
+          <w:tcPr>
+            <w:tcW w:type="dxa" w:w="3047"/>
+          </w:tcPr>
+          <w:p>
+            <w:pPr>
+              <w:spacing w:after="0"/>
+            </w:pPr>
+            <w:r>
+              <w:rPr>
+                <w:sz w:val="18"/>
+              </w:rPr>
+              <w:t>Leaflet with OpenStreetMap, not Google Maps</w:t>
+            </w:r>
+          </w:p>
+        </w:tc>
+        <w:tc>
+          <w:tcPr>
+            <w:tcW w:type="dxa" w:w="4998"/>
+          </w:tcPr>
+          <w:p>
+            <w:pPr>
+              <w:spacing w:after="0"/>
+            </w:pPr>
+            <w:r>
+              <w:rPr>
+                <w:sz w:val="18"/>
+              </w:rPr>
+              <w:t>No API key or billing; the suburb that drives alert targeting is chosen from a list, so reverse geocoding is not needed (officials rely on the pin and landmark)</w:t>
+            </w:r>
+          </w:p>
+        </w:tc>
+        <w:tc>
+          <w:tcPr>
+            <w:tcW w:type="dxa" w:w="1315"/>
+          </w:tcPr>
+          <w:p>
+            <w:pPr>
+              <w:spacing w:after="0"/>
+            </w:pPr>
+            <w:r>
+              <w:rPr>
+                <w:sz w:val="18"/>
+              </w:rPr>
+              <w:t>ADR-0004</w:t>
+            </w:r>
+          </w:p>
+        </w:tc>
+      </w:tr>
+      <w:tr>
+        <w:tc>
+          <w:tcPr>
+            <w:tcW w:type="dxa" w:w="3047"/>
+          </w:tcPr>
+          <w:p>
+            <w:pPr>
+              <w:spacing w:after="0"/>
+            </w:pPr>
+            <w:r>
+              <w:rPr>
+                <w:sz w:val="18"/>
+              </w:rPr>
+              <w:t>Public figures and the public feed served from the CDN cache, not public Firestore reads</w:t>
+            </w:r>
+          </w:p>
+        </w:tc>
+        <w:tc>
+          <w:tcPr>
+            <w:tcW w:type="dxa" w:w="4998"/>
+          </w:tcPr>
+          <w:p>
+            <w:pPr>
+              <w:spacing w:after="0"/>
+            </w:pPr>
+            <w:r>
+              <w:rPr>
+                <w:sz w:val="18"/>
+              </w:rPr>
+              <w:t>No Security Rule opens data to anonymous users and only aggregates or the privacy-safe projection leave the server; database reads stay bounded however many people visit (figures ≤ 5 min old, feed ≤ 1 min)</w:t>
+            </w:r>
+          </w:p>
+        </w:tc>
+        <w:tc>
+          <w:tcPr>
+            <w:tcW w:type="dxa" w:w="1315"/>
+          </w:tcPr>
+          <w:p>
+            <w:pPr>
+              <w:spacing w:after="0"/>
+            </w:pPr>
+            <w:r>
+              <w:rPr>
+                <w:sz w:val="18"/>
+              </w:rPr>
+              <w:t>ADR-0008</w:t>
+            </w:r>
+          </w:p>
+        </w:tc>
+      </w:tr>
+    </w:tbl>
+    <w:p/>
     <w:p>
       <w:pPr>
         <w:pStyle w:val="Heading2"/>
@@ -11708,7 +11665,7 @@
         <w:t>tests/evidence/capture.spec.ts</w:t>
       </w:r>
       <w:r>
-        <w:t>). The photos in them are illustrative sample images.</w:t>
+        <w:t>). The photos in them are illustrative sample images. Phone screens are grouped three to a figure by user journey, labelled (a)–(c); desktop screens are shown one per figure.</w:t>
       </w:r>
     </w:p>
     <w:p>
@@ -11717,7 +11674,7 @@
         <w:keepNext/>
       </w:pPr>
       <w:r>
-        <w:t>Table 9: User interface evidence</w:t>
+        <w:t>Table 10: User interface evidence</w:t>
       </w:r>
     </w:p>
     <w:tbl>
@@ -11730,10 +11687,10 @@
         <w:tblLayout w:type="fixed"/>
       </w:tblPr>
       <w:tblGrid>
-        <w:gridCol w:w="1031"/>
-        <w:gridCol w:w="2140"/>
-        <w:gridCol w:w="4230"/>
-        <w:gridCol w:w="1960"/>
+        <w:gridCol w:w="988"/>
+        <w:gridCol w:w="2049"/>
+        <w:gridCol w:w="4325"/>
+        <w:gridCol w:w="1998"/>
       </w:tblGrid>
       <w:tr>
         <w:trPr>
@@ -11741,7 +11698,7 @@
         </w:trPr>
         <w:tc>
           <w:tcPr>
-            <w:tcW w:type="dxa" w:w="1031"/>
+            <w:tcW w:type="dxa" w:w="988"/>
             <w:shd w:val="clear" w:color="auto" w:fill="D5EBF4"/>
           </w:tcPr>
           <w:p>
@@ -11759,7 +11716,7 @@
         </w:tc>
         <w:tc>
           <w:tcPr>
-            <w:tcW w:type="dxa" w:w="2140"/>
+            <w:tcW w:type="dxa" w:w="2049"/>
             <w:shd w:val="clear" w:color="auto" w:fill="D5EBF4"/>
           </w:tcPr>
           <w:p>
@@ -11777,7 +11734,7 @@
         </w:tc>
         <w:tc>
           <w:tcPr>
-            <w:tcW w:type="dxa" w:w="4230"/>
+            <w:tcW w:type="dxa" w:w="4325"/>
             <w:shd w:val="clear" w:color="auto" w:fill="D5EBF4"/>
           </w:tcPr>
           <w:p>
@@ -11795,7 +11752,7 @@
         </w:tc>
         <w:tc>
           <w:tcPr>
-            <w:tcW w:type="dxa" w:w="1960"/>
+            <w:tcW w:type="dxa" w:w="1998"/>
             <w:shd w:val="clear" w:color="auto" w:fill="D5EBF4"/>
           </w:tcPr>
           <w:p>
@@ -11815,7 +11772,7 @@
       <w:tr>
         <w:tc>
           <w:tcPr>
-            <w:tcW w:type="dxa" w:w="1031"/>
+            <w:tcW w:type="dxa" w:w="988"/>
           </w:tcPr>
           <w:p>
             <w:pPr>
@@ -11831,49 +11788,49 @@
         </w:tc>
         <w:tc>
           <w:tcPr>
-            <w:tcW w:type="dxa" w:w="2140"/>
-          </w:tcPr>
-          <w:p>
-            <w:pPr>
-              <w:spacing w:after="0"/>
-            </w:pPr>
-            <w:r>
-              <w:rPr>
-                <w:sz w:val="18"/>
-              </w:rPr>
-              <w:t>Any</w:t>
-            </w:r>
-          </w:p>
-        </w:tc>
-        <w:tc>
-          <w:tcPr>
-            <w:tcW w:type="dxa" w:w="4230"/>
-          </w:tcPr>
-          <w:p>
-            <w:pPr>
-              <w:spacing w:after="0"/>
-            </w:pPr>
-            <w:r>
-              <w:rPr>
-                <w:sz w:val="18"/>
-              </w:rPr>
-              <w:t>Sign in; demo-account shortcuts in the emulator</w:t>
-            </w:r>
-          </w:p>
-        </w:tc>
-        <w:tc>
-          <w:tcPr>
-            <w:tcW w:type="dxa" w:w="1960"/>
-          </w:tcPr>
-          <w:p>
-            <w:pPr>
-              <w:spacing w:after="0"/>
-            </w:pPr>
-            <w:r>
-              <w:rPr>
-                <w:sz w:val="18"/>
-              </w:rPr>
-              <w:t>FR-02</w:t>
+            <w:tcW w:type="dxa" w:w="2049"/>
+          </w:tcPr>
+          <w:p>
+            <w:pPr>
+              <w:spacing w:after="0"/>
+            </w:pPr>
+            <w:r>
+              <w:rPr>
+                <w:sz w:val="18"/>
+              </w:rPr>
+              <w:t>Visitor, any user, guest</w:t>
+            </w:r>
+          </w:p>
+        </w:tc>
+        <w:tc>
+          <w:tcPr>
+            <w:tcW w:type="dxa" w:w="4325"/>
+          </w:tcPr>
+          <w:p>
+            <w:pPr>
+              <w:spacing w:after="0"/>
+            </w:pPr>
+            <w:r>
+              <w:rPr>
+                <w:sz w:val="18"/>
+              </w:rPr>
+              <w:t>(a) Public home with alerts and open issues; (b) sign in; (c) a guest keeping their reports by creating an account or signing in</w:t>
+            </w:r>
+          </w:p>
+        </w:tc>
+        <w:tc>
+          <w:tcPr>
+            <w:tcW w:type="dxa" w:w="1998"/>
+          </w:tcPr>
+          <w:p>
+            <w:pPr>
+              <w:spacing w:after="0"/>
+            </w:pPr>
+            <w:r>
+              <w:rPr>
+                <w:sz w:val="18"/>
+              </w:rPr>
+              <w:t>FR-38, FR-02, FR-39</w:t>
             </w:r>
           </w:p>
         </w:tc>
@@ -11881,7 +11838,7 @@
       <w:tr>
         <w:tc>
           <w:tcPr>
-            <w:tcW w:type="dxa" w:w="1031"/>
+            <w:tcW w:type="dxa" w:w="988"/>
           </w:tcPr>
           <w:p>
             <w:pPr>
@@ -11897,7 +11854,7 @@
         </w:tc>
         <w:tc>
           <w:tcPr>
-            <w:tcW w:type="dxa" w:w="2140"/>
+            <w:tcW w:type="dxa" w:w="2049"/>
           </w:tcPr>
           <w:p>
             <w:pPr>
@@ -11913,33 +11870,33 @@
         </w:tc>
         <w:tc>
           <w:tcPr>
-            <w:tcW w:type="dxa" w:w="4230"/>
-          </w:tcPr>
-          <w:p>
-            <w:pPr>
-              <w:spacing w:after="0"/>
-            </w:pPr>
-            <w:r>
-              <w:rPr>
-                <w:sz w:val="18"/>
-              </w:rPr>
-              <w:t>Three-step report: details with map pin, suburb, description, severity and photo</w:t>
-            </w:r>
-          </w:p>
-        </w:tc>
-        <w:tc>
-          <w:tcPr>
-            <w:tcW w:type="dxa" w:w="1960"/>
-          </w:tcPr>
-          <w:p>
-            <w:pPr>
-              <w:spacing w:after="0"/>
-            </w:pPr>
-            <w:r>
-              <w:rPr>
-                <w:sz w:val="18"/>
-              </w:rPr>
-              <w:t>FR-03, W1</w:t>
+            <w:tcW w:type="dxa" w:w="4325"/>
+          </w:tcPr>
+          <w:p>
+            <w:pPr>
+              <w:spacing w:after="0"/>
+            </w:pPr>
+            <w:r>
+              <w:rPr>
+                <w:sz w:val="18"/>
+              </w:rPr>
+              <w:t>(a) Report details with map pin, suburb, description, severity and photo; (b) validation errors before submission; (c) duplicate detected, resident follows the original</w:t>
+            </w:r>
+          </w:p>
+        </w:tc>
+        <w:tc>
+          <w:tcPr>
+            <w:tcW w:type="dxa" w:w="1998"/>
+          </w:tcPr>
+          <w:p>
+            <w:pPr>
+              <w:spacing w:after="0"/>
+            </w:pPr>
+            <w:r>
+              <w:rPr>
+                <w:sz w:val="18"/>
+              </w:rPr>
+              <w:t>FR-03, BR-02, FR-05, W1 and its alternative paths</w:t>
             </w:r>
           </w:p>
         </w:tc>
@@ -11947,7 +11904,7 @@
       <w:tr>
         <w:tc>
           <w:tcPr>
-            <w:tcW w:type="dxa" w:w="1031"/>
+            <w:tcW w:type="dxa" w:w="988"/>
           </w:tcPr>
           <w:p>
             <w:pPr>
@@ -11963,49 +11920,49 @@
         </w:tc>
         <w:tc>
           <w:tcPr>
-            <w:tcW w:type="dxa" w:w="2140"/>
-          </w:tcPr>
-          <w:p>
-            <w:pPr>
-              <w:spacing w:after="0"/>
-            </w:pPr>
-            <w:r>
-              <w:rPr>
-                <w:sz w:val="18"/>
-              </w:rPr>
-              <w:t>Resident</w:t>
-            </w:r>
-          </w:p>
-        </w:tc>
-        <w:tc>
-          <w:tcPr>
-            <w:tcW w:type="dxa" w:w="4230"/>
-          </w:tcPr>
-          <w:p>
-            <w:pPr>
-              <w:spacing w:after="0"/>
-            </w:pPr>
-            <w:r>
-              <w:rPr>
-                <w:sz w:val="18"/>
-              </w:rPr>
-              <w:t>Validation errors before submission</w:t>
-            </w:r>
-          </w:p>
-        </w:tc>
-        <w:tc>
-          <w:tcPr>
-            <w:tcW w:type="dxa" w:w="1960"/>
-          </w:tcPr>
-          <w:p>
-            <w:pPr>
-              <w:spacing w:after="0"/>
-            </w:pPr>
-            <w:r>
-              <w:rPr>
-                <w:sz w:val="18"/>
-              </w:rPr>
-              <w:t>BR-02, NFR-03</w:t>
+            <w:tcW w:type="dxa" w:w="2049"/>
+          </w:tcPr>
+          <w:p>
+            <w:pPr>
+              <w:spacing w:after="0"/>
+            </w:pPr>
+            <w:r>
+              <w:rPr>
+                <w:sz w:val="18"/>
+              </w:rPr>
+              <w:t>Official</w:t>
+            </w:r>
+          </w:p>
+        </w:tc>
+        <w:tc>
+          <w:tcPr>
+            <w:tcW w:type="dxa" w:w="4325"/>
+          </w:tcPr>
+          <w:p>
+            <w:pPr>
+              <w:spacing w:after="0"/>
+            </w:pPr>
+            <w:r>
+              <w:rPr>
+                <w:sz w:val="18"/>
+              </w:rPr>
+              <w:t>Department dashboard with KPIs and reports needing action</w:t>
+            </w:r>
+          </w:p>
+        </w:tc>
+        <w:tc>
+          <w:tcPr>
+            <w:tcW w:type="dxa" w:w="1998"/>
+          </w:tcPr>
+          <w:p>
+            <w:pPr>
+              <w:spacing w:after="0"/>
+            </w:pPr>
+            <w:r>
+              <w:rPr>
+                <w:sz w:val="18"/>
+              </w:rPr>
+              <w:t>FR-08</w:t>
             </w:r>
           </w:p>
         </w:tc>
@@ -12013,7 +11970,7 @@
       <w:tr>
         <w:tc>
           <w:tcPr>
-            <w:tcW w:type="dxa" w:w="1031"/>
+            <w:tcW w:type="dxa" w:w="988"/>
           </w:tcPr>
           <w:p>
             <w:pPr>
@@ -12029,49 +11986,49 @@
         </w:tc>
         <w:tc>
           <w:tcPr>
-            <w:tcW w:type="dxa" w:w="2140"/>
-          </w:tcPr>
-          <w:p>
-            <w:pPr>
-              <w:spacing w:after="0"/>
-            </w:pPr>
-            <w:r>
-              <w:rPr>
-                <w:sz w:val="18"/>
-              </w:rPr>
-              <w:t>Resident</w:t>
-            </w:r>
-          </w:p>
-        </w:tc>
-        <w:tc>
-          <w:tcPr>
-            <w:tcW w:type="dxa" w:w="4230"/>
-          </w:tcPr>
-          <w:p>
-            <w:pPr>
-              <w:spacing w:after="0"/>
-            </w:pPr>
-            <w:r>
-              <w:rPr>
-                <w:sz w:val="18"/>
-              </w:rPr>
-              <w:t>Duplicate detected; resident follows the original report</w:t>
-            </w:r>
-          </w:p>
-        </w:tc>
-        <w:tc>
-          <w:tcPr>
-            <w:tcW w:type="dxa" w:w="1960"/>
-          </w:tcPr>
-          <w:p>
-            <w:pPr>
-              <w:spacing w:after="0"/>
-            </w:pPr>
-            <w:r>
-              <w:rPr>
-                <w:sz w:val="18"/>
-              </w:rPr>
-              <w:t>FR-05, W1 alternative path</w:t>
+            <w:tcW w:type="dxa" w:w="2049"/>
+          </w:tcPr>
+          <w:p>
+            <w:pPr>
+              <w:spacing w:after="0"/>
+            </w:pPr>
+            <w:r>
+              <w:rPr>
+                <w:sz w:val="18"/>
+              </w:rPr>
+              <w:t>Official</w:t>
+            </w:r>
+          </w:p>
+        </w:tc>
+        <w:tc>
+          <w:tcPr>
+            <w:tcW w:type="dxa" w:w="4325"/>
+          </w:tcPr>
+          <w:p>
+            <w:pPr>
+              <w:spacing w:after="0"/>
+            </w:pPr>
+            <w:r>
+              <w:rPr>
+                <w:sz w:val="18"/>
+              </w:rPr>
+              <w:t>Triage and assignment, with history and internal notes</w:t>
+            </w:r>
+          </w:p>
+        </w:tc>
+        <w:tc>
+          <w:tcPr>
+            <w:tcW w:type="dxa" w:w="1998"/>
+          </w:tcPr>
+          <w:p>
+            <w:pPr>
+              <w:spacing w:after="0"/>
+            </w:pPr>
+            <w:r>
+              <w:rPr>
+                <w:sz w:val="18"/>
+              </w:rPr>
+              <w:t>FR-09, FR-10, W2</w:t>
             </w:r>
           </w:p>
         </w:tc>
@@ -12079,7 +12036,7 @@
       <w:tr>
         <w:tc>
           <w:tcPr>
-            <w:tcW w:type="dxa" w:w="1031"/>
+            <w:tcW w:type="dxa" w:w="988"/>
           </w:tcPr>
           <w:p>
             <w:pPr>
@@ -12095,7 +12052,7 @@
         </w:tc>
         <w:tc>
           <w:tcPr>
-            <w:tcW w:type="dxa" w:w="2140"/>
+            <w:tcW w:type="dxa" w:w="2049"/>
           </w:tcPr>
           <w:p>
             <w:pPr>
@@ -12111,33 +12068,33 @@
         </w:tc>
         <w:tc>
           <w:tcPr>
-            <w:tcW w:type="dxa" w:w="4230"/>
-          </w:tcPr>
-          <w:p>
-            <w:pPr>
-              <w:spacing w:after="0"/>
-            </w:pPr>
-            <w:r>
-              <w:rPr>
-                <w:sz w:val="18"/>
-              </w:rPr>
-              <w:t>Department dashboard with KPIs and reports needing action</w:t>
-            </w:r>
-          </w:p>
-        </w:tc>
-        <w:tc>
-          <w:tcPr>
-            <w:tcW w:type="dxa" w:w="1960"/>
-          </w:tcPr>
-          <w:p>
-            <w:pPr>
-              <w:spacing w:after="0"/>
-            </w:pPr>
-            <w:r>
-              <w:rPr>
-                <w:sz w:val="18"/>
-              </w:rPr>
-              <w:t>FR-08</w:t>
+            <w:tcW w:type="dxa" w:w="4325"/>
+          </w:tcPr>
+          <w:p>
+            <w:pPr>
+              <w:spacing w:after="0"/>
+            </w:pPr>
+            <w:r>
+              <w:rPr>
+                <w:sz w:val="18"/>
+              </w:rPr>
+              <w:t>Bulk assignment of selected reports to one field worker</w:t>
+            </w:r>
+          </w:p>
+        </w:tc>
+        <w:tc>
+          <w:tcPr>
+            <w:tcW w:type="dxa" w:w="1998"/>
+          </w:tcPr>
+          <w:p>
+            <w:pPr>
+              <w:spacing w:after="0"/>
+            </w:pPr>
+            <w:r>
+              <w:rPr>
+                <w:sz w:val="18"/>
+              </w:rPr>
+              <w:t>FR-35</w:t>
             </w:r>
           </w:p>
         </w:tc>
@@ -12145,7 +12102,7 @@
       <w:tr>
         <w:tc>
           <w:tcPr>
-            <w:tcW w:type="dxa" w:w="1031"/>
+            <w:tcW w:type="dxa" w:w="988"/>
           </w:tcPr>
           <w:p>
             <w:pPr>
@@ -12161,7 +12118,7 @@
         </w:tc>
         <w:tc>
           <w:tcPr>
-            <w:tcW w:type="dxa" w:w="2140"/>
+            <w:tcW w:type="dxa" w:w="2049"/>
           </w:tcPr>
           <w:p>
             <w:pPr>
@@ -12177,33 +12134,33 @@
         </w:tc>
         <w:tc>
           <w:tcPr>
-            <w:tcW w:type="dxa" w:w="4230"/>
-          </w:tcPr>
-          <w:p>
-            <w:pPr>
-              <w:spacing w:after="0"/>
-            </w:pPr>
-            <w:r>
-              <w:rPr>
-                <w:sz w:val="18"/>
-              </w:rPr>
-              <w:t>Triage and assignment, with history and internal notes</w:t>
-            </w:r>
-          </w:p>
-        </w:tc>
-        <w:tc>
-          <w:tcPr>
-            <w:tcW w:type="dxa" w:w="1960"/>
-          </w:tcPr>
-          <w:p>
-            <w:pPr>
-              <w:spacing w:after="0"/>
-            </w:pPr>
-            <w:r>
-              <w:rPr>
-                <w:sz w:val="18"/>
-              </w:rPr>
-              <w:t>FR-09, FR-10, W2</w:t>
+            <w:tcW w:type="dxa" w:w="4325"/>
+          </w:tcPr>
+          <w:p>
+            <w:pPr>
+              <w:spacing w:after="0"/>
+            </w:pPr>
+            <w:r>
+              <w:rPr>
+                <w:sz w:val="18"/>
+              </w:rPr>
+              <w:t>Empty state in the report queue</w:t>
+            </w:r>
+          </w:p>
+        </w:tc>
+        <w:tc>
+          <w:tcPr>
+            <w:tcW w:type="dxa" w:w="1998"/>
+          </w:tcPr>
+          <w:p>
+            <w:pPr>
+              <w:spacing w:after="0"/>
+            </w:pPr>
+            <w:r>
+              <w:rPr>
+                <w:sz w:val="18"/>
+              </w:rPr>
+              <w:t>FR-08</w:t>
             </w:r>
           </w:p>
         </w:tc>
@@ -12211,7 +12168,7 @@
       <w:tr>
         <w:tc>
           <w:tcPr>
-            <w:tcW w:type="dxa" w:w="1031"/>
+            <w:tcW w:type="dxa" w:w="988"/>
           </w:tcPr>
           <w:p>
             <w:pPr>
@@ -12227,49 +12184,49 @@
         </w:tc>
         <w:tc>
           <w:tcPr>
-            <w:tcW w:type="dxa" w:w="2140"/>
-          </w:tcPr>
-          <w:p>
-            <w:pPr>
-              <w:spacing w:after="0"/>
-            </w:pPr>
-            <w:r>
-              <w:rPr>
-                <w:sz w:val="18"/>
-              </w:rPr>
-              <w:t>Field worker</w:t>
-            </w:r>
-          </w:p>
-        </w:tc>
-        <w:tc>
-          <w:tcPr>
-            <w:tcW w:type="dxa" w:w="4230"/>
-          </w:tcPr>
-          <w:p>
-            <w:pPr>
-              <w:spacing w:after="0"/>
-            </w:pPr>
-            <w:r>
-              <w:rPr>
-                <w:sz w:val="18"/>
-              </w:rPr>
-              <w:t>Task completion with notes and proof photo</w:t>
-            </w:r>
-          </w:p>
-        </w:tc>
-        <w:tc>
-          <w:tcPr>
-            <w:tcW w:type="dxa" w:w="1960"/>
-          </w:tcPr>
-          <w:p>
-            <w:pPr>
-              <w:spacing w:after="0"/>
-            </w:pPr>
-            <w:r>
-              <w:rPr>
-                <w:sz w:val="18"/>
-              </w:rPr>
-              <w:t>FR-11, W2</w:t>
+            <w:tcW w:type="dxa" w:w="2049"/>
+          </w:tcPr>
+          <w:p>
+            <w:pPr>
+              <w:spacing w:after="0"/>
+            </w:pPr>
+            <w:r>
+              <w:rPr>
+                <w:sz w:val="18"/>
+              </w:rPr>
+              <w:t>Field worker, resident</w:t>
+            </w:r>
+          </w:p>
+        </w:tc>
+        <w:tc>
+          <w:tcPr>
+            <w:tcW w:type="dxa" w:w="4325"/>
+          </w:tcPr>
+          <w:p>
+            <w:pPr>
+              <w:spacing w:after="0"/>
+            </w:pPr>
+            <w:r>
+              <w:rPr>
+                <w:sz w:val="18"/>
+              </w:rPr>
+              <w:t>(a) Task completed with notes and proof photo; (b) resolved report with proof (result state); (c) confirming the fix with a rating</w:t>
+            </w:r>
+          </w:p>
+        </w:tc>
+        <w:tc>
+          <w:tcPr>
+            <w:tcW w:type="dxa" w:w="1998"/>
+          </w:tcPr>
+          <w:p>
+            <w:pPr>
+              <w:spacing w:after="0"/>
+            </w:pPr>
+            <w:r>
+              <w:rPr>
+                <w:sz w:val="18"/>
+              </w:rPr>
+              <w:t>FR-11, FR-14, FR-37, W2</w:t>
             </w:r>
           </w:p>
         </w:tc>
@@ -12277,7 +12234,7 @@
       <w:tr>
         <w:tc>
           <w:tcPr>
-            <w:tcW w:type="dxa" w:w="1031"/>
+            <w:tcW w:type="dxa" w:w="988"/>
           </w:tcPr>
           <w:p>
             <w:pPr>
@@ -12293,49 +12250,49 @@
         </w:tc>
         <w:tc>
           <w:tcPr>
-            <w:tcW w:type="dxa" w:w="2140"/>
-          </w:tcPr>
-          <w:p>
-            <w:pPr>
-              <w:spacing w:after="0"/>
-            </w:pPr>
-            <w:r>
-              <w:rPr>
-                <w:sz w:val="18"/>
-              </w:rPr>
-              <w:t>Resident</w:t>
-            </w:r>
-          </w:p>
-        </w:tc>
-        <w:tc>
-          <w:tcPr>
-            <w:tcW w:type="dxa" w:w="4230"/>
-          </w:tcPr>
-          <w:p>
-            <w:pPr>
-              <w:spacing w:after="0"/>
-            </w:pPr>
-            <w:r>
-              <w:rPr>
-                <w:sz w:val="18"/>
-              </w:rPr>
-              <w:t>Completed state: resolved report with proof, confirm or reopen</w:t>
-            </w:r>
-          </w:p>
-        </w:tc>
-        <w:tc>
-          <w:tcPr>
-            <w:tcW w:type="dxa" w:w="1960"/>
-          </w:tcPr>
-          <w:p>
-            <w:pPr>
-              <w:spacing w:after="0"/>
-            </w:pPr>
-            <w:r>
-              <w:rPr>
-                <w:sz w:val="18"/>
-              </w:rPr>
-              <w:t>FR-06, FR-14</w:t>
+            <w:tcW w:type="dxa" w:w="2049"/>
+          </w:tcPr>
+          <w:p>
+            <w:pPr>
+              <w:spacing w:after="0"/>
+            </w:pPr>
+            <w:r>
+              <w:rPr>
+                <w:sz w:val="18"/>
+              </w:rPr>
+              <w:t>Official</w:t>
+            </w:r>
+          </w:p>
+        </w:tc>
+        <w:tc>
+          <w:tcPr>
+            <w:tcW w:type="dxa" w:w="4325"/>
+          </w:tcPr>
+          <w:p>
+            <w:pPr>
+              <w:spacing w:after="0"/>
+            </w:pPr>
+            <w:r>
+              <w:rPr>
+                <w:sz w:val="18"/>
+              </w:rPr>
+              <w:t>Alert composition with a live resident preview</w:t>
+            </w:r>
+          </w:p>
+        </w:tc>
+        <w:tc>
+          <w:tcPr>
+            <w:tcW w:type="dxa" w:w="1998"/>
+          </w:tcPr>
+          <w:p>
+            <w:pPr>
+              <w:spacing w:after="0"/>
+            </w:pPr>
+            <w:r>
+              <w:rPr>
+                <w:sz w:val="18"/>
+              </w:rPr>
+              <w:t>FR-16</w:t>
             </w:r>
           </w:p>
         </w:tc>
@@ -12343,7 +12300,7 @@
       <w:tr>
         <w:tc>
           <w:tcPr>
-            <w:tcW w:type="dxa" w:w="1031"/>
+            <w:tcW w:type="dxa" w:w="988"/>
           </w:tcPr>
           <w:p>
             <w:pPr>
@@ -12359,7 +12316,7 @@
         </w:tc>
         <w:tc>
           <w:tcPr>
-            <w:tcW w:type="dxa" w:w="2140"/>
+            <w:tcW w:type="dxa" w:w="2049"/>
           </w:tcPr>
           <w:p>
             <w:pPr>
@@ -12375,33 +12332,33 @@
         </w:tc>
         <w:tc>
           <w:tcPr>
-            <w:tcW w:type="dxa" w:w="4230"/>
-          </w:tcPr>
-          <w:p>
-            <w:pPr>
-              <w:spacing w:after="0"/>
-            </w:pPr>
-            <w:r>
-              <w:rPr>
-                <w:sz w:val="18"/>
-              </w:rPr>
-              <w:t>Alert composition with a live resident preview</w:t>
-            </w:r>
-          </w:p>
-        </w:tc>
-        <w:tc>
-          <w:tcPr>
-            <w:tcW w:type="dxa" w:w="1960"/>
-          </w:tcPr>
-          <w:p>
-            <w:pPr>
-              <w:spacing w:after="0"/>
-            </w:pPr>
-            <w:r>
-              <w:rPr>
-                <w:sz w:val="18"/>
-              </w:rPr>
-              <w:t>FR-16</w:t>
+            <w:tcW w:type="dxa" w:w="4325"/>
+          </w:tcPr>
+          <w:p>
+            <w:pPr>
+              <w:spacing w:after="0"/>
+            </w:pPr>
+            <w:r>
+              <w:rPr>
+                <w:sz w:val="18"/>
+              </w:rPr>
+              <w:t>Scheduled alerts with cancel</w:t>
+            </w:r>
+          </w:p>
+        </w:tc>
+        <w:tc>
+          <w:tcPr>
+            <w:tcW w:type="dxa" w:w="1998"/>
+          </w:tcPr>
+          <w:p>
+            <w:pPr>
+              <w:spacing w:after="0"/>
+            </w:pPr>
+            <w:r>
+              <w:rPr>
+                <w:sz w:val="18"/>
+              </w:rPr>
+              <w:t>FR-28</w:t>
             </w:r>
           </w:p>
         </w:tc>
@@ -12409,7 +12366,7 @@
       <w:tr>
         <w:tc>
           <w:tcPr>
-            <w:tcW w:type="dxa" w:w="1031"/>
+            <w:tcW w:type="dxa" w:w="988"/>
           </w:tcPr>
           <w:p>
             <w:pPr>
@@ -12425,7 +12382,7 @@
         </w:tc>
         <w:tc>
           <w:tcPr>
-            <w:tcW w:type="dxa" w:w="2140"/>
+            <w:tcW w:type="dxa" w:w="2049"/>
           </w:tcPr>
           <w:p>
             <w:pPr>
@@ -12441,33 +12398,33 @@
         </w:tc>
         <w:tc>
           <w:tcPr>
-            <w:tcW w:type="dxa" w:w="4230"/>
-          </w:tcPr>
-          <w:p>
-            <w:pPr>
-              <w:spacing w:after="0"/>
-            </w:pPr>
-            <w:r>
-              <w:rPr>
-                <w:sz w:val="18"/>
-              </w:rPr>
-              <w:t>Suburb alerts feed (strike emergency pinned first)</w:t>
-            </w:r>
-          </w:p>
-        </w:tc>
-        <w:tc>
-          <w:tcPr>
-            <w:tcW w:type="dxa" w:w="1960"/>
-          </w:tcPr>
-          <w:p>
-            <w:pPr>
-              <w:spacing w:after="0"/>
-            </w:pPr>
-            <w:r>
-              <w:rPr>
-                <w:sz w:val="18"/>
-              </w:rPr>
-              <w:t>FR-17</w:t>
+            <w:tcW w:type="dxa" w:w="4325"/>
+          </w:tcPr>
+          <w:p>
+            <w:pPr>
+              <w:spacing w:after="0"/>
+            </w:pPr>
+            <w:r>
+              <w:rPr>
+                <w:sz w:val="18"/>
+              </w:rPr>
+              <w:t>(a) Suburb alerts feed, emergency pinned first; (b) "Me too" on an open issue from the map; (c) offline, with a report saved on the phone</w:t>
+            </w:r>
+          </w:p>
+        </w:tc>
+        <w:tc>
+          <w:tcPr>
+            <w:tcW w:type="dxa" w:w="1998"/>
+          </w:tcPr>
+          <w:p>
+            <w:pPr>
+              <w:spacing w:after="0"/>
+            </w:pPr>
+            <w:r>
+              <w:rPr>
+                <w:sz w:val="18"/>
+              </w:rPr>
+              <w:t>FR-17, FR-33, FR-27, FR-34</w:t>
             </w:r>
           </w:p>
         </w:tc>
@@ -12475,7 +12432,7 @@
       <w:tr>
         <w:tc>
           <w:tcPr>
-            <w:tcW w:type="dxa" w:w="1031"/>
+            <w:tcW w:type="dxa" w:w="988"/>
           </w:tcPr>
           <w:p>
             <w:pPr>
@@ -12491,7 +12448,7 @@
         </w:tc>
         <w:tc>
           <w:tcPr>
-            <w:tcW w:type="dxa" w:w="2140"/>
+            <w:tcW w:type="dxa" w:w="2049"/>
           </w:tcPr>
           <w:p>
             <w:pPr>
@@ -12507,7 +12464,7 @@
         </w:tc>
         <w:tc>
           <w:tcPr>
-            <w:tcW w:type="dxa" w:w="4230"/>
+            <w:tcW w:type="dxa" w:w="4325"/>
           </w:tcPr>
           <w:p>
             <w:pPr>
@@ -12523,7 +12480,7 @@
         </w:tc>
         <w:tc>
           <w:tcPr>
-            <w:tcW w:type="dxa" w:w="1960"/>
+            <w:tcW w:type="dxa" w:w="1998"/>
           </w:tcPr>
           <w:p>
             <w:pPr>
@@ -12541,7 +12498,7 @@
       <w:tr>
         <w:tc>
           <w:tcPr>
-            <w:tcW w:type="dxa" w:w="1031"/>
+            <w:tcW w:type="dxa" w:w="988"/>
           </w:tcPr>
           <w:p>
             <w:pPr>
@@ -12557,49 +12514,49 @@
         </w:tc>
         <w:tc>
           <w:tcPr>
-            <w:tcW w:type="dxa" w:w="2140"/>
-          </w:tcPr>
-          <w:p>
-            <w:pPr>
-              <w:spacing w:after="0"/>
-            </w:pPr>
-            <w:r>
-              <w:rPr>
-                <w:sz w:val="18"/>
-              </w:rPr>
-              <w:t>Administrator</w:t>
-            </w:r>
-          </w:p>
-        </w:tc>
-        <w:tc>
-          <w:tcPr>
-            <w:tcW w:type="dxa" w:w="4230"/>
-          </w:tcPr>
-          <w:p>
-            <w:pPr>
-              <w:spacing w:after="0"/>
-            </w:pPr>
-            <w:r>
-              <w:rPr>
-                <w:sz w:val="18"/>
-              </w:rPr>
-              <w:t>User and role management</w:t>
-            </w:r>
-          </w:p>
-        </w:tc>
-        <w:tc>
-          <w:tcPr>
-            <w:tcW w:type="dxa" w:w="1960"/>
-          </w:tcPr>
-          <w:p>
-            <w:pPr>
-              <w:spacing w:after="0"/>
-            </w:pPr>
-            <w:r>
-              <w:rPr>
-                <w:sz w:val="18"/>
-              </w:rPr>
-              <w:t>FR-20</w:t>
+            <w:tcW w:type="dxa" w:w="2049"/>
+          </w:tcPr>
+          <w:p>
+            <w:pPr>
+              <w:spacing w:after="0"/>
+            </w:pPr>
+            <w:r>
+              <w:rPr>
+                <w:sz w:val="18"/>
+              </w:rPr>
+              <w:t>Public</w:t>
+            </w:r>
+          </w:p>
+        </w:tc>
+        <w:tc>
+          <w:tcPr>
+            <w:tcW w:type="dxa" w:w="4325"/>
+          </w:tcPr>
+          <w:p>
+            <w:pPr>
+              <w:spacing w:after="0"/>
+            </w:pPr>
+            <w:r>
+              <w:rPr>
+                <w:sz w:val="18"/>
+              </w:rPr>
+              <w:t>Transparency page, no sign-in</w:t>
+            </w:r>
+          </w:p>
+        </w:tc>
+        <w:tc>
+          <w:tcPr>
+            <w:tcW w:type="dxa" w:w="1998"/>
+          </w:tcPr>
+          <w:p>
+            <w:pPr>
+              <w:spacing w:after="0"/>
+            </w:pPr>
+            <w:r>
+              <w:rPr>
+                <w:sz w:val="18"/>
+              </w:rPr>
+              <w:t>FR-36</w:t>
             </w:r>
           </w:p>
         </w:tc>
@@ -12607,7 +12564,7 @@
       <w:tr>
         <w:tc>
           <w:tcPr>
-            <w:tcW w:type="dxa" w:w="1031"/>
+            <w:tcW w:type="dxa" w:w="988"/>
           </w:tcPr>
           <w:p>
             <w:pPr>
@@ -12623,49 +12580,49 @@
         </w:tc>
         <w:tc>
           <w:tcPr>
-            <w:tcW w:type="dxa" w:w="2140"/>
-          </w:tcPr>
-          <w:p>
-            <w:pPr>
-              <w:spacing w:after="0"/>
-            </w:pPr>
-            <w:r>
-              <w:rPr>
-                <w:sz w:val="18"/>
-              </w:rPr>
-              <w:t>Resident</w:t>
-            </w:r>
-          </w:p>
-        </w:tc>
-        <w:tc>
-          <w:tcPr>
-            <w:tcW w:type="dxa" w:w="4230"/>
-          </w:tcPr>
-          <w:p>
-            <w:pPr>
-              <w:spacing w:after="0"/>
-            </w:pPr>
-            <w:r>
-              <w:rPr>
-                <w:sz w:val="18"/>
-              </w:rPr>
-              <w:t>Permission denied when opening an official page</w:t>
-            </w:r>
-          </w:p>
-        </w:tc>
-        <w:tc>
-          <w:tcPr>
-            <w:tcW w:type="dxa" w:w="1960"/>
-          </w:tcPr>
-          <w:p>
-            <w:pPr>
-              <w:spacing w:after="0"/>
-            </w:pPr>
-            <w:r>
-              <w:rPr>
-                <w:sz w:val="18"/>
-              </w:rPr>
-              <w:t>NFR-01</w:t>
+            <w:tcW w:type="dxa" w:w="2049"/>
+          </w:tcPr>
+          <w:p>
+            <w:pPr>
+              <w:spacing w:after="0"/>
+            </w:pPr>
+            <w:r>
+              <w:rPr>
+                <w:sz w:val="18"/>
+              </w:rPr>
+              <w:t>Administrator</w:t>
+            </w:r>
+          </w:p>
+        </w:tc>
+        <w:tc>
+          <w:tcPr>
+            <w:tcW w:type="dxa" w:w="4325"/>
+          </w:tcPr>
+          <w:p>
+            <w:pPr>
+              <w:spacing w:after="0"/>
+            </w:pPr>
+            <w:r>
+              <w:rPr>
+                <w:sz w:val="18"/>
+              </w:rPr>
+              <w:t>User and role management</w:t>
+            </w:r>
+          </w:p>
+        </w:tc>
+        <w:tc>
+          <w:tcPr>
+            <w:tcW w:type="dxa" w:w="1998"/>
+          </w:tcPr>
+          <w:p>
+            <w:pPr>
+              <w:spacing w:after="0"/>
+            </w:pPr>
+            <w:r>
+              <w:rPr>
+                <w:sz w:val="18"/>
+              </w:rPr>
+              <w:t>FR-20</w:t>
             </w:r>
           </w:p>
         </w:tc>
@@ -12673,7 +12630,7 @@
       <w:tr>
         <w:tc>
           <w:tcPr>
-            <w:tcW w:type="dxa" w:w="1031"/>
+            <w:tcW w:type="dxa" w:w="988"/>
           </w:tcPr>
           <w:p>
             <w:pPr>
@@ -12689,49 +12646,49 @@
         </w:tc>
         <w:tc>
           <w:tcPr>
-            <w:tcW w:type="dxa" w:w="2140"/>
-          </w:tcPr>
-          <w:p>
-            <w:pPr>
-              <w:spacing w:after="0"/>
-            </w:pPr>
-            <w:r>
-              <w:rPr>
-                <w:sz w:val="18"/>
-              </w:rPr>
-              <w:t>Official</w:t>
-            </w:r>
-          </w:p>
-        </w:tc>
-        <w:tc>
-          <w:tcPr>
-            <w:tcW w:type="dxa" w:w="4230"/>
-          </w:tcPr>
-          <w:p>
-            <w:pPr>
-              <w:spacing w:after="0"/>
-            </w:pPr>
-            <w:r>
-              <w:rPr>
-                <w:sz w:val="18"/>
-              </w:rPr>
-              <w:t>Empty state in the report queue</w:t>
-            </w:r>
-          </w:p>
-        </w:tc>
-        <w:tc>
-          <w:tcPr>
-            <w:tcW w:type="dxa" w:w="1960"/>
-          </w:tcPr>
-          <w:p>
-            <w:pPr>
-              <w:spacing w:after="0"/>
-            </w:pPr>
-            <w:r>
-              <w:rPr>
-                <w:sz w:val="18"/>
-              </w:rPr>
-              <w:t>FR-08</w:t>
+            <w:tcW w:type="dxa" w:w="2049"/>
+          </w:tcPr>
+          <w:p>
+            <w:pPr>
+              <w:spacing w:after="0"/>
+            </w:pPr>
+            <w:r>
+              <w:rPr>
+                <w:sz w:val="18"/>
+              </w:rPr>
+              <w:t>Administrator</w:t>
+            </w:r>
+          </w:p>
+        </w:tc>
+        <w:tc>
+          <w:tcPr>
+            <w:tcW w:type="dxa" w:w="4325"/>
+          </w:tcPr>
+          <w:p>
+            <w:pPr>
+              <w:spacing w:after="0"/>
+            </w:pPr>
+            <w:r>
+              <w:rPr>
+                <w:sz w:val="18"/>
+              </w:rPr>
+              <w:t>SMS outbox and test SMS</w:t>
+            </w:r>
+          </w:p>
+        </w:tc>
+        <w:tc>
+          <w:tcPr>
+            <w:tcW w:type="dxa" w:w="1998"/>
+          </w:tcPr>
+          <w:p>
+            <w:pPr>
+              <w:spacing w:after="0"/>
+            </w:pPr>
+            <w:r>
+              <w:rPr>
+                <w:sz w:val="18"/>
+              </w:rPr>
+              <w:t>FR-25</w:t>
             </w:r>
           </w:p>
         </w:tc>
@@ -12739,7 +12696,7 @@
       <w:tr>
         <w:tc>
           <w:tcPr>
-            <w:tcW w:type="dxa" w:w="1031"/>
+            <w:tcW w:type="dxa" w:w="988"/>
           </w:tcPr>
           <w:p>
             <w:pPr>
@@ -12755,73 +12712,7 @@
         </w:tc>
         <w:tc>
           <w:tcPr>
-            <w:tcW w:type="dxa" w:w="2140"/>
-          </w:tcPr>
-          <w:p>
-            <w:pPr>
-              <w:spacing w:after="0"/>
-            </w:pPr>
-            <w:r>
-              <w:rPr>
-                <w:sz w:val="18"/>
-              </w:rPr>
-              <w:t>New resident</w:t>
-            </w:r>
-          </w:p>
-        </w:tc>
-        <w:tc>
-          <w:tcPr>
-            <w:tcW w:type="dxa" w:w="4230"/>
-          </w:tcPr>
-          <w:p>
-            <w:pPr>
-              <w:spacing w:after="0"/>
-            </w:pPr>
-            <w:r>
-              <w:rPr>
-                <w:sz w:val="18"/>
-              </w:rPr>
-              <w:t>First Google sign-in completes the profile</w:t>
-            </w:r>
-          </w:p>
-        </w:tc>
-        <w:tc>
-          <w:tcPr>
-            <w:tcW w:type="dxa" w:w="1960"/>
-          </w:tcPr>
-          <w:p>
-            <w:pPr>
-              <w:spacing w:after="0"/>
-            </w:pPr>
-            <w:r>
-              <w:rPr>
-                <w:sz w:val="18"/>
-              </w:rPr>
-              <w:t>FR-29</w:t>
-            </w:r>
-          </w:p>
-        </w:tc>
-      </w:tr>
-      <w:tr>
-        <w:tc>
-          <w:tcPr>
-            <w:tcW w:type="dxa" w:w="1031"/>
-          </w:tcPr>
-          <w:p>
-            <w:pPr>
-              <w:spacing w:after="0"/>
-            </w:pPr>
-            <w:r>
-              <w:rPr>
-                <w:sz w:val="18"/>
-              </w:rPr>
-              <w:t>26</w:t>
-            </w:r>
-          </w:p>
-        </w:tc>
-        <w:tc>
-          <w:tcPr>
-            <w:tcW w:type="dxa" w:w="2140"/>
+            <w:tcW w:type="dxa" w:w="2049"/>
           </w:tcPr>
           <w:p>
             <w:pPr>
@@ -12837,897 +12728,235 @@
         </w:tc>
         <w:tc>
           <w:tcPr>
-            <w:tcW w:type="dxa" w:w="4230"/>
-          </w:tcPr>
-          <w:p>
-            <w:pPr>
-              <w:spacing w:after="0"/>
-            </w:pPr>
-            <w:r>
-              <w:rPr>
-                <w:sz w:val="18"/>
-              </w:rPr>
-              <w:t>Profile editing and POPIA account deletion</w:t>
-            </w:r>
-          </w:p>
-        </w:tc>
-        <w:tc>
-          <w:tcPr>
-            <w:tcW w:type="dxa" w:w="1960"/>
-          </w:tcPr>
-          <w:p>
-            <w:pPr>
-              <w:spacing w:after="0"/>
-            </w:pPr>
-            <w:r>
-              <w:rPr>
-                <w:sz w:val="18"/>
-              </w:rPr>
-              <w:t>FR-31, FR-32</w:t>
-            </w:r>
-          </w:p>
-        </w:tc>
-      </w:tr>
-      <w:tr>
-        <w:tc>
-          <w:tcPr>
-            <w:tcW w:type="dxa" w:w="1031"/>
-          </w:tcPr>
-          <w:p>
-            <w:pPr>
-              <w:spacing w:after="0"/>
-            </w:pPr>
-            <w:r>
-              <w:rPr>
-                <w:sz w:val="18"/>
-              </w:rPr>
-              <w:t>27</w:t>
-            </w:r>
-          </w:p>
-        </w:tc>
-        <w:tc>
-          <w:tcPr>
-            <w:tcW w:type="dxa" w:w="2140"/>
-          </w:tcPr>
-          <w:p>
-            <w:pPr>
-              <w:spacing w:after="0"/>
-            </w:pPr>
-            <w:r>
-              <w:rPr>
-                <w:sz w:val="18"/>
-              </w:rPr>
-              <w:t>Resident</w:t>
-            </w:r>
-          </w:p>
-        </w:tc>
-        <w:tc>
-          <w:tcPr>
-            <w:tcW w:type="dxa" w:w="4230"/>
-          </w:tcPr>
-          <w:p>
-            <w:pPr>
-              <w:spacing w:after="0"/>
-            </w:pPr>
-            <w:r>
-              <w:rPr>
-                <w:sz w:val="18"/>
-              </w:rPr>
-              <w:t>"Me too" on an open issue from the community map</w:t>
-            </w:r>
-          </w:p>
-        </w:tc>
-        <w:tc>
-          <w:tcPr>
-            <w:tcW w:type="dxa" w:w="1960"/>
-          </w:tcPr>
-          <w:p>
-            <w:pPr>
-              <w:spacing w:after="0"/>
-            </w:pPr>
-            <w:r>
-              <w:rPr>
-                <w:sz w:val="18"/>
-              </w:rPr>
-              <w:t>FR-33, BR-23</w:t>
-            </w:r>
-          </w:p>
-        </w:tc>
-      </w:tr>
-      <w:tr>
-        <w:tc>
-          <w:tcPr>
-            <w:tcW w:type="dxa" w:w="1031"/>
-          </w:tcPr>
-          <w:p>
-            <w:pPr>
-              <w:spacing w:after="0"/>
-            </w:pPr>
-            <w:r>
-              <w:rPr>
-                <w:sz w:val="18"/>
-              </w:rPr>
-              <w:t>28</w:t>
-            </w:r>
-          </w:p>
-        </w:tc>
-        <w:tc>
-          <w:tcPr>
-            <w:tcW w:type="dxa" w:w="2140"/>
-          </w:tcPr>
-          <w:p>
-            <w:pPr>
-              <w:spacing w:after="0"/>
-            </w:pPr>
-            <w:r>
-              <w:rPr>
-                <w:sz w:val="18"/>
-              </w:rPr>
-              <w:t>Resident</w:t>
-            </w:r>
-          </w:p>
-        </w:tc>
-        <w:tc>
-          <w:tcPr>
-            <w:tcW w:type="dxa" w:w="4230"/>
-          </w:tcPr>
-          <w:p>
-            <w:pPr>
-              <w:spacing w:after="0"/>
-            </w:pPr>
-            <w:r>
-              <w:rPr>
-                <w:sz w:val="18"/>
-              </w:rPr>
-              <w:t>Offline mode: a report saved on the phone, waiting to be sent</w:t>
-            </w:r>
-          </w:p>
-        </w:tc>
-        <w:tc>
-          <w:tcPr>
-            <w:tcW w:type="dxa" w:w="1960"/>
-          </w:tcPr>
-          <w:p>
-            <w:pPr>
-              <w:spacing w:after="0"/>
-            </w:pPr>
-            <w:r>
-              <w:rPr>
-                <w:sz w:val="18"/>
-              </w:rPr>
-              <w:t>FR-27, FR-34</w:t>
-            </w:r>
-          </w:p>
-        </w:tc>
-      </w:tr>
-      <w:tr>
-        <w:tc>
-          <w:tcPr>
-            <w:tcW w:type="dxa" w:w="1031"/>
-          </w:tcPr>
-          <w:p>
-            <w:pPr>
-              <w:spacing w:after="0"/>
-            </w:pPr>
-            <w:r>
-              <w:rPr>
-                <w:sz w:val="18"/>
-              </w:rPr>
-              <w:t>29</w:t>
-            </w:r>
-          </w:p>
-        </w:tc>
-        <w:tc>
-          <w:tcPr>
-            <w:tcW w:type="dxa" w:w="2140"/>
-          </w:tcPr>
-          <w:p>
-            <w:pPr>
-              <w:spacing w:after="0"/>
-            </w:pPr>
-            <w:r>
-              <w:rPr>
-                <w:sz w:val="18"/>
-              </w:rPr>
-              <w:t>Official</w:t>
-            </w:r>
-          </w:p>
-        </w:tc>
-        <w:tc>
-          <w:tcPr>
-            <w:tcW w:type="dxa" w:w="4230"/>
-          </w:tcPr>
-          <w:p>
-            <w:pPr>
-              <w:spacing w:after="0"/>
-            </w:pPr>
-            <w:r>
-              <w:rPr>
-                <w:sz w:val="18"/>
-              </w:rPr>
-              <w:t>Scheduled alerts with cancel</w:t>
-            </w:r>
-          </w:p>
-        </w:tc>
-        <w:tc>
-          <w:tcPr>
-            <w:tcW w:type="dxa" w:w="1960"/>
-          </w:tcPr>
-          <w:p>
-            <w:pPr>
-              <w:spacing w:after="0"/>
-            </w:pPr>
-            <w:r>
-              <w:rPr>
-                <w:sz w:val="18"/>
-              </w:rPr>
-              <w:t>FR-28</w:t>
-            </w:r>
-          </w:p>
-        </w:tc>
-      </w:tr>
-      <w:tr>
-        <w:tc>
-          <w:tcPr>
-            <w:tcW w:type="dxa" w:w="1031"/>
-          </w:tcPr>
-          <w:p>
-            <w:pPr>
-              <w:spacing w:after="0"/>
-            </w:pPr>
-            <w:r>
-              <w:rPr>
-                <w:sz w:val="18"/>
-              </w:rPr>
-              <w:t>30</w:t>
-            </w:r>
-          </w:p>
-        </w:tc>
-        <w:tc>
-          <w:tcPr>
-            <w:tcW w:type="dxa" w:w="2140"/>
-          </w:tcPr>
-          <w:p>
-            <w:pPr>
-              <w:spacing w:after="0"/>
-            </w:pPr>
-            <w:r>
-              <w:rPr>
-                <w:sz w:val="18"/>
-              </w:rPr>
-              <w:t>Official</w:t>
-            </w:r>
-          </w:p>
-        </w:tc>
-        <w:tc>
-          <w:tcPr>
-            <w:tcW w:type="dxa" w:w="4230"/>
-          </w:tcPr>
-          <w:p>
-            <w:pPr>
-              <w:spacing w:after="0"/>
-            </w:pPr>
-            <w:r>
-              <w:rPr>
-                <w:sz w:val="18"/>
-              </w:rPr>
-              <w:t>Bulk assignment from the report queue</w:t>
-            </w:r>
-          </w:p>
-        </w:tc>
-        <w:tc>
-          <w:tcPr>
-            <w:tcW w:type="dxa" w:w="1960"/>
-          </w:tcPr>
-          <w:p>
-            <w:pPr>
-              <w:spacing w:after="0"/>
-            </w:pPr>
-            <w:r>
-              <w:rPr>
-                <w:sz w:val="18"/>
-              </w:rPr>
-              <w:t>FR-35</w:t>
-            </w:r>
-          </w:p>
-        </w:tc>
-      </w:tr>
-      <w:tr>
-        <w:tc>
-          <w:tcPr>
-            <w:tcW w:type="dxa" w:w="1031"/>
-          </w:tcPr>
-          <w:p>
-            <w:pPr>
-              <w:spacing w:after="0"/>
-            </w:pPr>
-            <w:r>
-              <w:rPr>
-                <w:sz w:val="18"/>
-              </w:rPr>
-              <w:t>31</w:t>
-            </w:r>
-          </w:p>
-        </w:tc>
-        <w:tc>
-          <w:tcPr>
-            <w:tcW w:type="dxa" w:w="2140"/>
-          </w:tcPr>
-          <w:p>
-            <w:pPr>
-              <w:spacing w:after="0"/>
-            </w:pPr>
-            <w:r>
-              <w:rPr>
-                <w:sz w:val="18"/>
-              </w:rPr>
-              <w:t>Public</w:t>
-            </w:r>
-          </w:p>
-        </w:tc>
-        <w:tc>
-          <w:tcPr>
-            <w:tcW w:type="dxa" w:w="4230"/>
-          </w:tcPr>
-          <w:p>
-            <w:pPr>
-              <w:spacing w:after="0"/>
-            </w:pPr>
-            <w:r>
-              <w:rPr>
-                <w:sz w:val="18"/>
-              </w:rPr>
-              <w:t>Transparency page, no sign-in</w:t>
-            </w:r>
-          </w:p>
-        </w:tc>
-        <w:tc>
-          <w:tcPr>
-            <w:tcW w:type="dxa" w:w="1960"/>
-          </w:tcPr>
-          <w:p>
-            <w:pPr>
-              <w:spacing w:after="0"/>
-            </w:pPr>
-            <w:r>
-              <w:rPr>
-                <w:sz w:val="18"/>
-              </w:rPr>
-              <w:t>FR-36</w:t>
-            </w:r>
-          </w:p>
-        </w:tc>
-      </w:tr>
-      <w:tr>
-        <w:tc>
-          <w:tcPr>
-            <w:tcW w:type="dxa" w:w="1031"/>
-          </w:tcPr>
-          <w:p>
-            <w:pPr>
-              <w:spacing w:after="0"/>
-            </w:pPr>
-            <w:r>
-              <w:rPr>
-                <w:sz w:val="18"/>
-              </w:rPr>
-              <w:t>32</w:t>
-            </w:r>
-          </w:p>
-        </w:tc>
-        <w:tc>
-          <w:tcPr>
-            <w:tcW w:type="dxa" w:w="2140"/>
-          </w:tcPr>
-          <w:p>
-            <w:pPr>
-              <w:spacing w:after="0"/>
-            </w:pPr>
-            <w:r>
-              <w:rPr>
-                <w:sz w:val="18"/>
-              </w:rPr>
-              <w:t>Resident</w:t>
-            </w:r>
-          </w:p>
-        </w:tc>
-        <w:tc>
-          <w:tcPr>
-            <w:tcW w:type="dxa" w:w="4230"/>
-          </w:tcPr>
-          <w:p>
-            <w:pPr>
-              <w:spacing w:after="0"/>
-            </w:pPr>
-            <w:r>
-              <w:rPr>
-                <w:sz w:val="18"/>
-              </w:rPr>
-              <w:t>Rating the service when confirming the fix</w:t>
-            </w:r>
-          </w:p>
-        </w:tc>
-        <w:tc>
-          <w:tcPr>
-            <w:tcW w:type="dxa" w:w="1960"/>
-          </w:tcPr>
-          <w:p>
-            <w:pPr>
-              <w:spacing w:after="0"/>
-            </w:pPr>
-            <w:r>
-              <w:rPr>
-                <w:sz w:val="18"/>
-              </w:rPr>
-              <w:t>FR-37</w:t>
-            </w:r>
-          </w:p>
-        </w:tc>
-      </w:tr>
-      <w:tr>
-        <w:tc>
-          <w:tcPr>
-            <w:tcW w:type="dxa" w:w="1031"/>
-          </w:tcPr>
-          <w:p>
-            <w:pPr>
-              <w:spacing w:after="0"/>
-            </w:pPr>
-            <w:r>
-              <w:rPr>
-                <w:sz w:val="18"/>
-              </w:rPr>
-              <w:t>33</w:t>
-            </w:r>
-          </w:p>
-        </w:tc>
-        <w:tc>
-          <w:tcPr>
-            <w:tcW w:type="dxa" w:w="2140"/>
-          </w:tcPr>
-          <w:p>
-            <w:pPr>
-              <w:spacing w:after="0"/>
-            </w:pPr>
-            <w:r>
-              <w:rPr>
-                <w:sz w:val="18"/>
-              </w:rPr>
-              <w:t>Administrator</w:t>
-            </w:r>
-          </w:p>
-        </w:tc>
-        <w:tc>
-          <w:tcPr>
-            <w:tcW w:type="dxa" w:w="4230"/>
-          </w:tcPr>
-          <w:p>
-            <w:pPr>
-              <w:spacing w:after="0"/>
-            </w:pPr>
-            <w:r>
-              <w:rPr>
-                <w:sz w:val="18"/>
-              </w:rPr>
-              <w:t>SMS outbox (simulated gateway)</w:t>
-            </w:r>
-          </w:p>
-        </w:tc>
-        <w:tc>
-          <w:tcPr>
-            <w:tcW w:type="dxa" w:w="1960"/>
-          </w:tcPr>
-          <w:p>
-            <w:pPr>
-              <w:spacing w:after="0"/>
-            </w:pPr>
-            <w:r>
-              <w:rPr>
-                <w:sz w:val="18"/>
-              </w:rPr>
-              <w:t>FR-25</w:t>
-            </w:r>
-          </w:p>
-        </w:tc>
-      </w:tr>
-      <w:tr>
-        <w:tc>
-          <w:tcPr>
-            <w:tcW w:type="dxa" w:w="1031"/>
-          </w:tcPr>
-          <w:p>
-            <w:pPr>
-              <w:spacing w:after="0"/>
-            </w:pPr>
-            <w:r>
-              <w:rPr>
-                <w:sz w:val="18"/>
-              </w:rPr>
-              <w:t>34</w:t>
-            </w:r>
-          </w:p>
-        </w:tc>
-        <w:tc>
-          <w:tcPr>
-            <w:tcW w:type="dxa" w:w="2140"/>
-          </w:tcPr>
-          <w:p>
-            <w:pPr>
-              <w:spacing w:after="0"/>
-            </w:pPr>
-            <w:r>
-              <w:rPr>
-                <w:sz w:val="18"/>
-              </w:rPr>
-              <w:t>Public</w:t>
-            </w:r>
-          </w:p>
-        </w:tc>
-        <w:tc>
-          <w:tcPr>
-            <w:tcW w:type="dxa" w:w="4230"/>
-          </w:tcPr>
-          <w:p>
-            <w:pPr>
-              <w:spacing w:after="0"/>
-            </w:pPr>
-            <w:r>
-              <w:rPr>
-                <w:sz w:val="18"/>
-              </w:rPr>
-              <w:t>Public home: alerts, open-issue map, figures</w:t>
-            </w:r>
-          </w:p>
-        </w:tc>
-        <w:tc>
-          <w:tcPr>
-            <w:tcW w:type="dxa" w:w="1960"/>
-          </w:tcPr>
-          <w:p>
-            <w:pPr>
-              <w:spacing w:after="0"/>
-            </w:pPr>
-            <w:r>
-              <w:rPr>
-                <w:sz w:val="18"/>
-              </w:rPr>
-              <w:t>FR-38</w:t>
-            </w:r>
-          </w:p>
-        </w:tc>
-      </w:tr>
-      <w:tr>
-        <w:tc>
-          <w:tcPr>
-            <w:tcW w:type="dxa" w:w="1031"/>
-          </w:tcPr>
-          <w:p>
-            <w:pPr>
-              <w:spacing w:after="0"/>
-            </w:pPr>
-            <w:r>
-              <w:rPr>
-                <w:sz w:val="18"/>
-              </w:rPr>
-              <w:t>35</w:t>
-            </w:r>
-          </w:p>
-        </w:tc>
-        <w:tc>
-          <w:tcPr>
-            <w:tcW w:type="dxa" w:w="2140"/>
-          </w:tcPr>
-          <w:p>
-            <w:pPr>
-              <w:spacing w:after="0"/>
-            </w:pPr>
-            <w:r>
-              <w:rPr>
-                <w:sz w:val="18"/>
-              </w:rPr>
-              <w:t>Guest</w:t>
-            </w:r>
-          </w:p>
-        </w:tc>
-        <w:tc>
-          <w:tcPr>
-            <w:tcW w:type="dxa" w:w="4230"/>
-          </w:tcPr>
-          <w:p>
-            <w:pPr>
-              <w:spacing w:after="0"/>
-            </w:pPr>
-            <w:r>
-              <w:rPr>
-                <w:sz w:val="18"/>
-              </w:rPr>
-              <w:t>Keeping guest reports: create an account or sign in</w:t>
-            </w:r>
-          </w:p>
-        </w:tc>
-        <w:tc>
-          <w:tcPr>
-            <w:tcW w:type="dxa" w:w="1960"/>
-          </w:tcPr>
-          <w:p>
-            <w:pPr>
-              <w:spacing w:after="0"/>
-            </w:pPr>
-            <w:r>
-              <w:rPr>
-                <w:sz w:val="18"/>
-              </w:rPr>
-              <w:t>FR-39</w:t>
+            <w:tcW w:type="dxa" w:w="4325"/>
+          </w:tcPr>
+          <w:p>
+            <w:pPr>
+              <w:spacing w:after="0"/>
+            </w:pPr>
+            <w:r>
+              <w:rPr>
+                <w:sz w:val="18"/>
+              </w:rPr>
+              <w:t>(a) Permission denied on an official page (error state); (b) first Google sign-in completes the profile; (c) profile editing and POPIA account deletion</w:t>
+            </w:r>
+          </w:p>
+        </w:tc>
+        <w:tc>
+          <w:tcPr>
+            <w:tcW w:type="dxa" w:w="1998"/>
+          </w:tcPr>
+          <w:p>
+            <w:pPr>
+              <w:spacing w:after="0"/>
+            </w:pPr>
+            <w:r>
+              <w:rPr>
+                <w:sz w:val="18"/>
+              </w:rPr>
+              <w:t>NFR-01, FR-29, FR-31, FR-32</w:t>
             </w:r>
           </w:p>
         </w:tc>
       </w:tr>
     </w:tbl>
     <w:p/>
-    <w:tbl>
-      <w:tblPr>
-        <w:tblW w:type="auto" w:w="0"/>
+    <w:p>
+      <w:pPr>
+        <w:keepNext/>
         <w:jc w:val="center"/>
-        <w:tblLook w:firstColumn="1" w:firstRow="1" w:lastColumn="0" w:lastRow="0" w:noHBand="0" w:noVBand="1" w:val="04A0"/>
-      </w:tblPr>
-      <w:tblGrid>
-        <w:gridCol w:w="3120"/>
-        <w:gridCol w:w="3120"/>
-        <w:gridCol w:w="3120"/>
-      </w:tblGrid>
-      <w:tr>
-        <w:tc>
-          <w:tcPr>
-            <w:tcW w:type="dxa" w:w="3120"/>
-          </w:tcPr>
-          <w:p>
-            <w:pPr>
-              <w:jc w:val="center"/>
-            </w:pPr>
-            <w:r>
-              <w:drawing>
-                <wp:inline xmlns:a="http://schemas.openxmlformats.org/drawingml/2006/main" xmlns:pic="http://schemas.openxmlformats.org/drawingml/2006/picture">
-                  <wp:extent cx="1920240" cy="4162009"/>
-                  <wp:docPr id="13" name="Picture 13"/>
-                  <wp:cNvGraphicFramePr>
-                    <a:graphicFrameLocks noChangeAspect="1"/>
-                  </wp:cNvGraphicFramePr>
-                  <a:graphic>
-                    <a:graphicData uri="http://schemas.openxmlformats.org/drawingml/2006/picture">
-                      <pic:pic>
-                        <pic:nvPicPr>
-                          <pic:cNvPr id="0" name="01-login.png"/>
-                          <pic:cNvPicPr/>
-                        </pic:nvPicPr>
-                        <pic:blipFill>
-                          <a:blip r:embed="rId23"/>
-                          <a:stretch>
-                            <a:fillRect/>
-                          </a:stretch>
-                        </pic:blipFill>
-                        <pic:spPr>
-                          <a:xfrm>
-                            <a:off x="0" y="0"/>
-                            <a:ext cx="1920240" cy="4162009"/>
-                          </a:xfrm>
-                          <a:prstGeom prst="rect"/>
-                        </pic:spPr>
-                      </pic:pic>
-                    </a:graphicData>
-                  </a:graphic>
-                </wp:inline>
-              </w:drawing>
-            </w:r>
-          </w:p>
-        </w:tc>
-        <w:tc>
-          <w:tcPr>
-            <w:tcW w:type="dxa" w:w="3120"/>
-          </w:tcPr>
-          <w:p>
-            <w:pPr>
-              <w:jc w:val="center"/>
-            </w:pPr>
-            <w:r>
-              <w:drawing>
-                <wp:inline xmlns:a="http://schemas.openxmlformats.org/drawingml/2006/main" xmlns:pic="http://schemas.openxmlformats.org/drawingml/2006/picture">
-                  <wp:extent cx="1920240" cy="4162009"/>
-                  <wp:docPr id="14" name="Picture 14"/>
-                  <wp:cNvGraphicFramePr>
-                    <a:graphicFrameLocks noChangeAspect="1"/>
-                  </wp:cNvGraphicFramePr>
-                  <a:graphic>
-                    <a:graphicData uri="http://schemas.openxmlformats.org/drawingml/2006/picture">
-                      <pic:pic>
-                        <pic:nvPicPr>
-                          <pic:cNvPr id="0" name="06-report-step2-details.png"/>
-                          <pic:cNvPicPr/>
-                        </pic:nvPicPr>
-                        <pic:blipFill>
-                          <a:blip r:embed="rId24"/>
-                          <a:stretch>
-                            <a:fillRect/>
-                          </a:stretch>
-                        </pic:blipFill>
-                        <pic:spPr>
-                          <a:xfrm>
-                            <a:off x="0" y="0"/>
-                            <a:ext cx="1920240" cy="4162009"/>
-                          </a:xfrm>
-                          <a:prstGeom prst="rect"/>
-                        </pic:spPr>
-                      </pic:pic>
-                    </a:graphicData>
-                  </a:graphic>
-                </wp:inline>
-              </w:drawing>
-            </w:r>
-          </w:p>
-        </w:tc>
-        <w:tc>
-          <w:tcPr>
-            <w:tcW w:type="dxa" w:w="3120"/>
-          </w:tcPr>
-          <w:p>
-            <w:pPr>
-              <w:jc w:val="center"/>
-            </w:pPr>
-            <w:r>
-              <w:drawing>
-                <wp:inline xmlns:a="http://schemas.openxmlformats.org/drawingml/2006/main" xmlns:pic="http://schemas.openxmlformats.org/drawingml/2006/picture">
-                  <wp:extent cx="1920240" cy="4162009"/>
-                  <wp:docPr id="15" name="Picture 15"/>
-                  <wp:cNvGraphicFramePr>
-                    <a:graphicFrameLocks noChangeAspect="1"/>
-                  </wp:cNvGraphicFramePr>
-                  <a:graphic>
-                    <a:graphicData uri="http://schemas.openxmlformats.org/drawingml/2006/picture">
-                      <pic:pic>
-                        <pic:nvPicPr>
-                          <pic:cNvPr id="0" name="05-report-validation-errors.png"/>
-                          <pic:cNvPicPr/>
-                        </pic:nvPicPr>
-                        <pic:blipFill>
-                          <a:blip r:embed="rId25"/>
-                          <a:stretch>
-                            <a:fillRect/>
-                          </a:stretch>
-                        </pic:blipFill>
-                        <pic:spPr>
-                          <a:xfrm>
-                            <a:off x="0" y="0"/>
-                            <a:ext cx="1920240" cy="4162009"/>
-                          </a:xfrm>
-                          <a:prstGeom prst="rect"/>
-                        </pic:spPr>
-                      </pic:pic>
-                    </a:graphicData>
-                  </a:graphic>
-                </wp:inline>
-              </w:drawing>
-            </w:r>
-          </w:p>
-        </w:tc>
-      </w:tr>
-      <w:tr>
-        <w:tc>
-          <w:tcPr>
-            <w:tcW w:type="dxa" w:w="3120"/>
-          </w:tcPr>
-          <w:p>
-            <w:pPr>
-              <w:pStyle w:val="FigureCaption"/>
-              <w:jc w:val="center"/>
-            </w:pPr>
-            <w:r>
-              <w:t>Figure 11: Sign in (all roles)</w:t>
-            </w:r>
-          </w:p>
-        </w:tc>
-        <w:tc>
-          <w:tcPr>
-            <w:tcW w:type="dxa" w:w="3120"/>
-          </w:tcPr>
-          <w:p>
-            <w:pPr>
-              <w:pStyle w:val="FigureCaption"/>
-              <w:jc w:val="center"/>
-            </w:pPr>
-            <w:r>
-              <w:t>Figure 12: Resident, report step 2 (location, details and photo)</w:t>
-            </w:r>
-          </w:p>
-        </w:tc>
-        <w:tc>
-          <w:tcPr>
-            <w:tcW w:type="dxa" w:w="3120"/>
-          </w:tcPr>
-          <w:p>
-            <w:pPr>
-              <w:pStyle w:val="FigureCaption"/>
-              <w:jc w:val="center"/>
-            </w:pPr>
-            <w:r>
-              <w:t>Figure 13: Resident, validation errors</w:t>
-            </w:r>
-          </w:p>
-        </w:tc>
-      </w:tr>
-    </w:tbl>
-    <w:p/>
-    <w:tbl>
-      <w:tblPr>
-        <w:tblW w:type="auto" w:w="0"/>
+      </w:pPr>
+      <w:r>
+        <w:drawing>
+          <wp:inline xmlns:a="http://schemas.openxmlformats.org/drawingml/2006/main" xmlns:pic="http://schemas.openxmlformats.org/drawingml/2006/picture">
+            <wp:extent cx="5760720" cy="4246954"/>
+            <wp:docPr id="13" name="Picture 13"/>
+            <wp:cNvGraphicFramePr>
+              <a:graphicFrameLocks noChangeAspect="1"/>
+            </wp:cNvGraphicFramePr>
+            <a:graphic>
+              <a:graphicData uri="http://schemas.openxmlformats.org/drawingml/2006/picture">
+                <pic:pic>
+                  <pic:nvPicPr>
+                    <pic:cNvPr id="0" name="g1-entry.png"/>
+                    <pic:cNvPicPr/>
+                  </pic:nvPicPr>
+                  <pic:blipFill>
+                    <a:blip r:embed="rId23"/>
+                    <a:stretch>
+                      <a:fillRect/>
+                    </a:stretch>
+                  </pic:blipFill>
+                  <pic:spPr>
+                    <a:xfrm>
+                      <a:off x="0" y="0"/>
+                      <a:ext cx="5760720" cy="4246954"/>
+                    </a:xfrm>
+                    <a:prstGeom prst="rect"/>
+                  </pic:spPr>
+                </pic:pic>
+              </a:graphicData>
+            </a:graphic>
+          </wp:inline>
+        </w:drawing>
+      </w:r>
+    </w:p>
+    <w:p>
+      <w:pPr>
+        <w:pStyle w:val="FigureCaption"/>
         <w:jc w:val="center"/>
-        <w:tblLook w:firstColumn="1" w:firstRow="1" w:lastColumn="0" w:lastRow="0" w:noHBand="0" w:noVBand="1" w:val="04A0"/>
-      </w:tblPr>
-      <w:tblGrid>
-        <w:gridCol w:w="9360"/>
-      </w:tblGrid>
-      <w:tr>
-        <w:tc>
-          <w:tcPr>
-            <w:tcW w:type="dxa" w:w="9360"/>
-          </w:tcPr>
-          <w:p>
-            <w:pPr>
-              <w:jc w:val="center"/>
-            </w:pPr>
-            <w:r>
-              <w:drawing>
-                <wp:inline xmlns:a="http://schemas.openxmlformats.org/drawingml/2006/main" xmlns:pic="http://schemas.openxmlformats.org/drawingml/2006/picture">
-                  <wp:extent cx="1920240" cy="4162009"/>
-                  <wp:docPr id="16" name="Picture 16"/>
-                  <wp:cNvGraphicFramePr>
-                    <a:graphicFrameLocks noChangeAspect="1"/>
-                  </wp:cNvGraphicFramePr>
-                  <a:graphic>
-                    <a:graphicData uri="http://schemas.openxmlformats.org/drawingml/2006/picture">
-                      <pic:pic>
-                        <pic:nvPicPr>
-                          <pic:cNvPr id="0" name="09-report-duplicate.png"/>
-                          <pic:cNvPicPr/>
-                        </pic:nvPicPr>
-                        <pic:blipFill>
-                          <a:blip r:embed="rId26"/>
-                          <a:stretch>
-                            <a:fillRect/>
-                          </a:stretch>
-                        </pic:blipFill>
-                        <pic:spPr>
-                          <a:xfrm>
-                            <a:off x="0" y="0"/>
-                            <a:ext cx="1920240" cy="4162009"/>
-                          </a:xfrm>
-                          <a:prstGeom prst="rect"/>
-                        </pic:spPr>
-                      </pic:pic>
-                    </a:graphicData>
-                  </a:graphic>
-                </wp:inline>
-              </w:drawing>
-            </w:r>
-          </w:p>
-        </w:tc>
-      </w:tr>
-      <w:tr>
-        <w:tc>
-          <w:tcPr>
-            <w:tcW w:type="dxa" w:w="9360"/>
-          </w:tcPr>
-          <w:p>
-            <w:pPr>
-              <w:pStyle w:val="FigureCaption"/>
-              <w:jc w:val="center"/>
-            </w:pPr>
-            <w:r>
-              <w:t>Figure 14: Resident, duplicate report detected</w:t>
-            </w:r>
-          </w:p>
-        </w:tc>
-      </w:tr>
-    </w:tbl>
-    <w:p/>
+      </w:pPr>
+      <w:r>
+        <w:t>Figure 11: Entry: public home, sign in, guest account</w:t>
+      </w:r>
+    </w:p>
+    <w:p>
+      <w:pPr>
+        <w:keepNext/>
+        <w:jc w:val="center"/>
+      </w:pPr>
+      <w:r>
+        <w:drawing>
+          <wp:inline xmlns:a="http://schemas.openxmlformats.org/drawingml/2006/main" xmlns:pic="http://schemas.openxmlformats.org/drawingml/2006/picture">
+            <wp:extent cx="5760720" cy="4246954"/>
+            <wp:docPr id="14" name="Picture 14"/>
+            <wp:cNvGraphicFramePr>
+              <a:graphicFrameLocks noChangeAspect="1"/>
+            </wp:cNvGraphicFramePr>
+            <a:graphic>
+              <a:graphicData uri="http://schemas.openxmlformats.org/drawingml/2006/picture">
+                <pic:pic>
+                  <pic:nvPicPr>
+                    <pic:cNvPr id="0" name="g2-report.png"/>
+                    <pic:cNvPicPr/>
+                  </pic:nvPicPr>
+                  <pic:blipFill>
+                    <a:blip r:embed="rId24"/>
+                    <a:stretch>
+                      <a:fillRect/>
+                    </a:stretch>
+                  </pic:blipFill>
+                  <pic:spPr>
+                    <a:xfrm>
+                      <a:off x="0" y="0"/>
+                      <a:ext cx="5760720" cy="4246954"/>
+                    </a:xfrm>
+                    <a:prstGeom prst="rect"/>
+                  </pic:spPr>
+                </pic:pic>
+              </a:graphicData>
+            </a:graphic>
+          </wp:inline>
+        </w:drawing>
+      </w:r>
+    </w:p>
+    <w:p>
+      <w:pPr>
+        <w:pStyle w:val="FigureCaption"/>
+        <w:jc w:val="center"/>
+      </w:pPr>
+      <w:r>
+        <w:t>Figure 12: Resident reporting (W1): details, validation errors, duplicate</w:t>
+      </w:r>
+    </w:p>
+    <w:p>
+      <w:pPr>
+        <w:keepNext/>
+        <w:jc w:val="center"/>
+      </w:pPr>
+      <w:r>
+        <w:drawing>
+          <wp:inline xmlns:a="http://schemas.openxmlformats.org/drawingml/2006/main" xmlns:pic="http://schemas.openxmlformats.org/drawingml/2006/picture">
+            <wp:extent cx="5943600" cy="3714750"/>
+            <wp:docPr id="15" name="Picture 15"/>
+            <wp:cNvGraphicFramePr>
+              <a:graphicFrameLocks noChangeAspect="1"/>
+            </wp:cNvGraphicFramePr>
+            <a:graphic>
+              <a:graphicData uri="http://schemas.openxmlformats.org/drawingml/2006/picture">
+                <pic:pic>
+                  <pic:nvPicPr>
+                    <pic:cNvPr id="0" name="20-official-dashboard.png"/>
+                    <pic:cNvPicPr/>
+                  </pic:nvPicPr>
+                  <pic:blipFill>
+                    <a:blip r:embed="rId25"/>
+                    <a:stretch>
+                      <a:fillRect/>
+                    </a:stretch>
+                  </pic:blipFill>
+                  <pic:spPr>
+                    <a:xfrm>
+                      <a:off x="0" y="0"/>
+                      <a:ext cx="5943600" cy="3714750"/>
+                    </a:xfrm>
+                    <a:prstGeom prst="rect"/>
+                  </pic:spPr>
+                </pic:pic>
+              </a:graphicData>
+            </a:graphic>
+          </wp:inline>
+        </w:drawing>
+      </w:r>
+    </w:p>
+    <w:p>
+      <w:pPr>
+        <w:pStyle w:val="FigureCaption"/>
+        <w:jc w:val="center"/>
+      </w:pPr>
+      <w:r>
+        <w:t>Figure 13: Official dashboard</w:t>
+      </w:r>
+    </w:p>
+    <w:p>
+      <w:pPr>
+        <w:keepNext/>
+        <w:jc w:val="center"/>
+      </w:pPr>
+      <w:r>
+        <w:drawing>
+          <wp:inline xmlns:a="http://schemas.openxmlformats.org/drawingml/2006/main" xmlns:pic="http://schemas.openxmlformats.org/drawingml/2006/picture">
+            <wp:extent cx="5943600" cy="3714750"/>
+            <wp:docPr id="16" name="Picture 16"/>
+            <wp:cNvGraphicFramePr>
+              <a:graphicFrameLocks noChangeAspect="1"/>
+            </wp:cNvGraphicFramePr>
+            <a:graphic>
+              <a:graphicData uri="http://schemas.openxmlformats.org/drawingml/2006/picture">
+                <pic:pic>
+                  <pic:nvPicPr>
+                    <pic:cNvPr id="0" name="23-triage-assign.png"/>
+                    <pic:cNvPicPr/>
+                  </pic:nvPicPr>
+                  <pic:blipFill>
+                    <a:blip r:embed="rId26"/>
+                    <a:stretch>
+                      <a:fillRect/>
+                    </a:stretch>
+                  </pic:blipFill>
+                  <pic:spPr>
+                    <a:xfrm>
+                      <a:off x="0" y="0"/>
+                      <a:ext cx="5943600" cy="3714750"/>
+                    </a:xfrm>
+                    <a:prstGeom prst="rect"/>
+                  </pic:spPr>
+                </pic:pic>
+              </a:graphicData>
+            </a:graphic>
+          </wp:inline>
+        </w:drawing>
+      </w:r>
+    </w:p>
+    <w:p>
+      <w:pPr>
+        <w:pStyle w:val="FigureCaption"/>
+        <w:jc w:val="center"/>
+      </w:pPr>
+      <w:r>
+        <w:t>Figure 14: Official, triage and assignment</w:t>
+      </w:r>
+    </w:p>
     <w:p>
       <w:pPr>
         <w:keepNext/>
@@ -13745,7 +12974,7 @@
               <a:graphicData uri="http://schemas.openxmlformats.org/drawingml/2006/picture">
                 <pic:pic>
                   <pic:nvPicPr>
-                    <pic:cNvPr id="0" name="20-official-dashboard.png"/>
+                    <pic:cNvPr id="0" name="24-bulk-assign.png"/>
                     <pic:cNvPicPr/>
                   </pic:nvPicPr>
                   <pic:blipFill>
@@ -13774,7 +13003,7 @@
         <w:jc w:val="center"/>
       </w:pPr>
       <w:r>
-        <w:t>Figure 15: Official dashboard</w:t>
+        <w:t>Figure 15: Official, bulk assignment</w:t>
       </w:r>
     </w:p>
     <w:p>
@@ -13794,7 +13023,7 @@
               <a:graphicData uri="http://schemas.openxmlformats.org/drawingml/2006/picture">
                 <pic:pic>
                   <pic:nvPicPr>
-                    <pic:cNvPr id="0" name="23-triage-assign.png"/>
+                    <pic:cNvPr id="0" name="22-queue-empty-state.png"/>
                     <pic:cNvPicPr/>
                   </pic:nvPicPr>
                   <pic:blipFill>
@@ -13823,141 +13052,107 @@
         <w:jc w:val="center"/>
       </w:pPr>
       <w:r>
-        <w:t>Figure 16: Official, triage and assignment</w:t>
+        <w:t>Figure 16: Empty state in the report queue</w:t>
       </w:r>
     </w:p>
-    <w:tbl>
-      <w:tblPr>
-        <w:tblW w:type="auto" w:w="0"/>
+    <w:p>
+      <w:pPr>
+        <w:keepNext/>
         <w:jc w:val="center"/>
-        <w:tblLook w:firstColumn="1" w:firstRow="1" w:lastColumn="0" w:lastRow="0" w:noHBand="0" w:noVBand="1" w:val="04A0"/>
-      </w:tblPr>
-      <w:tblGrid>
-        <w:gridCol w:w="4680"/>
-        <w:gridCol w:w="4680"/>
-      </w:tblGrid>
-      <w:tr>
-        <w:tc>
-          <w:tcPr>
-            <w:tcW w:type="dxa" w:w="4680"/>
-          </w:tcPr>
-          <w:p>
-            <w:pPr>
-              <w:jc w:val="center"/>
-            </w:pPr>
-            <w:r>
-              <w:drawing>
-                <wp:inline xmlns:a="http://schemas.openxmlformats.org/drawingml/2006/main" xmlns:pic="http://schemas.openxmlformats.org/drawingml/2006/picture">
-                  <wp:extent cx="1920240" cy="4162009"/>
-                  <wp:docPr id="19" name="Picture 19"/>
-                  <wp:cNvGraphicFramePr>
-                    <a:graphicFrameLocks noChangeAspect="1"/>
-                  </wp:cNvGraphicFramePr>
-                  <a:graphic>
-                    <a:graphicData uri="http://schemas.openxmlformats.org/drawingml/2006/picture">
-                      <pic:pic>
-                        <pic:nvPicPr>
-                          <pic:cNvPr id="0" name="43-worker-completed.png"/>
-                          <pic:cNvPicPr/>
-                        </pic:nvPicPr>
-                        <pic:blipFill>
-                          <a:blip r:embed="rId29"/>
-                          <a:stretch>
-                            <a:fillRect/>
-                          </a:stretch>
-                        </pic:blipFill>
-                        <pic:spPr>
-                          <a:xfrm>
-                            <a:off x="0" y="0"/>
-                            <a:ext cx="1920240" cy="4162009"/>
-                          </a:xfrm>
-                          <a:prstGeom prst="rect"/>
-                        </pic:spPr>
-                      </pic:pic>
-                    </a:graphicData>
-                  </a:graphic>
-                </wp:inline>
-              </w:drawing>
-            </w:r>
-          </w:p>
-        </w:tc>
-        <w:tc>
-          <w:tcPr>
-            <w:tcW w:type="dxa" w:w="4680"/>
-          </w:tcPr>
-          <w:p>
-            <w:pPr>
-              <w:jc w:val="center"/>
-            </w:pPr>
-            <w:r>
-              <w:drawing>
-                <wp:inline xmlns:a="http://schemas.openxmlformats.org/drawingml/2006/main" xmlns:pic="http://schemas.openxmlformats.org/drawingml/2006/picture">
-                  <wp:extent cx="1920240" cy="4162009"/>
-                  <wp:docPr id="20" name="Picture 20"/>
-                  <wp:cNvGraphicFramePr>
-                    <a:graphicFrameLocks noChangeAspect="1"/>
-                  </wp:cNvGraphicFramePr>
-                  <a:graphic>
-                    <a:graphicData uri="http://schemas.openxmlformats.org/drawingml/2006/picture">
-                      <pic:pic>
-                        <pic:nvPicPr>
-                          <pic:cNvPr id="0" name="11-report-resolved-confirm.png"/>
-                          <pic:cNvPicPr/>
-                        </pic:nvPicPr>
-                        <pic:blipFill>
-                          <a:blip r:embed="rId30"/>
-                          <a:stretch>
-                            <a:fillRect/>
-                          </a:stretch>
-                        </pic:blipFill>
-                        <pic:spPr>
-                          <a:xfrm>
-                            <a:off x="0" y="0"/>
-                            <a:ext cx="1920240" cy="4162009"/>
-                          </a:xfrm>
-                          <a:prstGeom prst="rect"/>
-                        </pic:spPr>
-                      </pic:pic>
-                    </a:graphicData>
-                  </a:graphic>
-                </wp:inline>
-              </w:drawing>
-            </w:r>
-          </w:p>
-        </w:tc>
-      </w:tr>
-      <w:tr>
-        <w:tc>
-          <w:tcPr>
-            <w:tcW w:type="dxa" w:w="4680"/>
-          </w:tcPr>
-          <w:p>
-            <w:pPr>
-              <w:pStyle w:val="FigureCaption"/>
-              <w:jc w:val="center"/>
-            </w:pPr>
-            <w:r>
-              <w:t>Figure 17: Field worker, completion with proof</w:t>
-            </w:r>
-          </w:p>
-        </w:tc>
-        <w:tc>
-          <w:tcPr>
-            <w:tcW w:type="dxa" w:w="4680"/>
-          </w:tcPr>
-          <w:p>
-            <w:pPr>
-              <w:pStyle w:val="FigureCaption"/>
-              <w:jc w:val="center"/>
-            </w:pPr>
-            <w:r>
-              <w:t>Figure 18: Resident, resolved report with proof and confirm/reopen</w:t>
-            </w:r>
-          </w:p>
-        </w:tc>
-      </w:tr>
-    </w:tbl>
-    <w:p/>
+      </w:pPr>
+      <w:r>
+        <w:drawing>
+          <wp:inline xmlns:a="http://schemas.openxmlformats.org/drawingml/2006/main" xmlns:pic="http://schemas.openxmlformats.org/drawingml/2006/picture">
+            <wp:extent cx="5760720" cy="4246954"/>
+            <wp:docPr id="19" name="Picture 19"/>
+            <wp:cNvGraphicFramePr>
+              <a:graphicFrameLocks noChangeAspect="1"/>
+            </wp:cNvGraphicFramePr>
+            <a:graphic>
+              <a:graphicData uri="http://schemas.openxmlformats.org/drawingml/2006/picture">
+                <pic:pic>
+                  <pic:nvPicPr>
+                    <pic:cNvPr id="0" name="g3-resolution.png"/>
+                    <pic:cNvPicPr/>
+                  </pic:nvPicPr>
+                  <pic:blipFill>
+                    <a:blip r:embed="rId29"/>
+                    <a:stretch>
+                      <a:fillRect/>
+                    </a:stretch>
+                  </pic:blipFill>
+                  <pic:spPr>
+                    <a:xfrm>
+                      <a:off x="0" y="0"/>
+                      <a:ext cx="5760720" cy="4246954"/>
+                    </a:xfrm>
+                    <a:prstGeom prst="rect"/>
+                  </pic:spPr>
+                </pic:pic>
+              </a:graphicData>
+            </a:graphic>
+          </wp:inline>
+        </w:drawing>
+      </w:r>
+    </w:p>
+    <w:p>
+      <w:pPr>
+        <w:pStyle w:val="FigureCaption"/>
+        <w:jc w:val="center"/>
+      </w:pPr>
+      <w:r>
+        <w:t>Figure 17: Resolution (W2): worker completion, resolved report, rating</w:t>
+      </w:r>
+    </w:p>
+    <w:p>
+      <w:pPr>
+        <w:keepNext/>
+        <w:jc w:val="center"/>
+      </w:pPr>
+      <w:r>
+        <w:drawing>
+          <wp:inline xmlns:a="http://schemas.openxmlformats.org/drawingml/2006/main" xmlns:pic="http://schemas.openxmlformats.org/drawingml/2006/picture">
+            <wp:extent cx="5943600" cy="3714750"/>
+            <wp:docPr id="20" name="Picture 20"/>
+            <wp:cNvGraphicFramePr>
+              <a:graphicFrameLocks noChangeAspect="1"/>
+            </wp:cNvGraphicFramePr>
+            <a:graphic>
+              <a:graphicData uri="http://schemas.openxmlformats.org/drawingml/2006/picture">
+                <pic:pic>
+                  <pic:nvPicPr>
+                    <pic:cNvPr id="0" name="26-alert-composer.png"/>
+                    <pic:cNvPicPr/>
+                  </pic:nvPicPr>
+                  <pic:blipFill>
+                    <a:blip r:embed="rId30"/>
+                    <a:stretch>
+                      <a:fillRect/>
+                    </a:stretch>
+                  </pic:blipFill>
+                  <pic:spPr>
+                    <a:xfrm>
+                      <a:off x="0" y="0"/>
+                      <a:ext cx="5943600" cy="3714750"/>
+                    </a:xfrm>
+                    <a:prstGeom prst="rect"/>
+                  </pic:spPr>
+                </pic:pic>
+              </a:graphicData>
+            </a:graphic>
+          </wp:inline>
+        </w:drawing>
+      </w:r>
+    </w:p>
+    <w:p>
+      <w:pPr>
+        <w:pStyle w:val="FigureCaption"/>
+        <w:jc w:val="center"/>
+      </w:pPr>
+      <w:r>
+        <w:t>Figure 18: Official, alert composer with preview</w:t>
+      </w:r>
+    </w:p>
     <w:p>
       <w:pPr>
         <w:keepNext/>
@@ -13975,7 +13170,7 @@
               <a:graphicData uri="http://schemas.openxmlformats.org/drawingml/2006/picture">
                 <pic:pic>
                   <pic:nvPicPr>
-                    <pic:cNvPr id="0" name="26-alert-composer.png"/>
+                    <pic:cNvPr id="0" name="31-scheduled-alerts.png"/>
                     <pic:cNvPicPr/>
                   </pic:nvPicPr>
                   <pic:blipFill>
@@ -14004,82 +13199,58 @@
         <w:jc w:val="center"/>
       </w:pPr>
       <w:r>
-        <w:t>Figure 19: Official, alert composer with preview</w:t>
+        <w:t>Figure 19: Official, scheduled alerts</w:t>
       </w:r>
     </w:p>
-    <w:tbl>
-      <w:tblPr>
-        <w:tblW w:type="auto" w:w="0"/>
+    <w:p>
+      <w:pPr>
+        <w:keepNext/>
         <w:jc w:val="center"/>
-        <w:tblLook w:firstColumn="1" w:firstRow="1" w:lastColumn="0" w:lastRow="0" w:noHBand="0" w:noVBand="1" w:val="04A0"/>
-      </w:tblPr>
-      <w:tblGrid>
-        <w:gridCol w:w="9360"/>
-      </w:tblGrid>
-      <w:tr>
-        <w:tc>
-          <w:tcPr>
-            <w:tcW w:type="dxa" w:w="9360"/>
-          </w:tcPr>
-          <w:p>
-            <w:pPr>
-              <w:jc w:val="center"/>
-            </w:pPr>
-            <w:r>
-              <w:drawing>
-                <wp:inline xmlns:a="http://schemas.openxmlformats.org/drawingml/2006/main" xmlns:pic="http://schemas.openxmlformats.org/drawingml/2006/picture">
-                  <wp:extent cx="1920240" cy="4162009"/>
-                  <wp:docPr id="22" name="Picture 22"/>
-                  <wp:cNvGraphicFramePr>
-                    <a:graphicFrameLocks noChangeAspect="1"/>
-                  </wp:cNvGraphicFramePr>
-                  <a:graphic>
-                    <a:graphicData uri="http://schemas.openxmlformats.org/drawingml/2006/picture">
-                      <pic:pic>
-                        <pic:nvPicPr>
-                          <pic:cNvPr id="0" name="13-resident-alerts.png"/>
-                          <pic:cNvPicPr/>
-                        </pic:nvPicPr>
-                        <pic:blipFill>
-                          <a:blip r:embed="rId32"/>
-                          <a:stretch>
-                            <a:fillRect/>
-                          </a:stretch>
-                        </pic:blipFill>
-                        <pic:spPr>
-                          <a:xfrm>
-                            <a:off x="0" y="0"/>
-                            <a:ext cx="1920240" cy="4162009"/>
-                          </a:xfrm>
-                          <a:prstGeom prst="rect"/>
-                        </pic:spPr>
-                      </pic:pic>
-                    </a:graphicData>
-                  </a:graphic>
-                </wp:inline>
-              </w:drawing>
-            </w:r>
-          </w:p>
-        </w:tc>
-      </w:tr>
-      <w:tr>
-        <w:tc>
-          <w:tcPr>
-            <w:tcW w:type="dxa" w:w="9360"/>
-          </w:tcPr>
-          <w:p>
-            <w:pPr>
-              <w:pStyle w:val="FigureCaption"/>
-              <w:jc w:val="center"/>
-            </w:pPr>
-            <w:r>
-              <w:t>Figure 20: Resident, alerts feed</w:t>
-            </w:r>
-          </w:p>
-        </w:tc>
-      </w:tr>
-    </w:tbl>
-    <w:p/>
+      </w:pPr>
+      <w:r>
+        <w:drawing>
+          <wp:inline xmlns:a="http://schemas.openxmlformats.org/drawingml/2006/main" xmlns:pic="http://schemas.openxmlformats.org/drawingml/2006/picture">
+            <wp:extent cx="5760720" cy="4246954"/>
+            <wp:docPr id="22" name="Picture 22"/>
+            <wp:cNvGraphicFramePr>
+              <a:graphicFrameLocks noChangeAspect="1"/>
+            </wp:cNvGraphicFramePr>
+            <a:graphic>
+              <a:graphicData uri="http://schemas.openxmlformats.org/drawingml/2006/picture">
+                <pic:pic>
+                  <pic:nvPicPr>
+                    <pic:cNvPr id="0" name="g4-community.png"/>
+                    <pic:cNvPicPr/>
+                  </pic:nvPicPr>
+                  <pic:blipFill>
+                    <a:blip r:embed="rId32"/>
+                    <a:stretch>
+                      <a:fillRect/>
+                    </a:stretch>
+                  </pic:blipFill>
+                  <pic:spPr>
+                    <a:xfrm>
+                      <a:off x="0" y="0"/>
+                      <a:ext cx="5760720" cy="4246954"/>
+                    </a:xfrm>
+                    <a:prstGeom prst="rect"/>
+                  </pic:spPr>
+                </pic:pic>
+              </a:graphicData>
+            </a:graphic>
+          </wp:inline>
+        </w:drawing>
+      </w:r>
+    </w:p>
+    <w:p>
+      <w:pPr>
+        <w:pStyle w:val="FigureCaption"/>
+        <w:jc w:val="center"/>
+      </w:pPr>
+      <w:r>
+        <w:t>Figure 20: Resident community features: alerts, "Me too", offline report</w:t>
+      </w:r>
+    </w:p>
     <w:p>
       <w:pPr>
         <w:keepNext/>
@@ -14146,7 +13317,7 @@
               <a:graphicData uri="http://schemas.openxmlformats.org/drawingml/2006/picture">
                 <pic:pic>
                   <pic:nvPicPr>
-                    <pic:cNvPr id="0" name="30-admin-users.png"/>
+                    <pic:cNvPr id="0" name="02-transparency.png"/>
                     <pic:cNvPicPr/>
                   </pic:nvPicPr>
                   <pic:blipFill>
@@ -14175,82 +13346,58 @@
         <w:jc w:val="center"/>
       </w:pPr>
       <w:r>
-        <w:t>Figure 22: Administrator, user management</w:t>
+        <w:t>Figure 22: Public transparency page</w:t>
       </w:r>
     </w:p>
-    <w:tbl>
-      <w:tblPr>
-        <w:tblW w:type="auto" w:w="0"/>
+    <w:p>
+      <w:pPr>
+        <w:keepNext/>
         <w:jc w:val="center"/>
-        <w:tblLook w:firstColumn="1" w:firstRow="1" w:lastColumn="0" w:lastRow="0" w:noHBand="0" w:noVBand="1" w:val="04A0"/>
-      </w:tblPr>
-      <w:tblGrid>
-        <w:gridCol w:w="9360"/>
-      </w:tblGrid>
-      <w:tr>
-        <w:tc>
-          <w:tcPr>
-            <w:tcW w:type="dxa" w:w="9360"/>
-          </w:tcPr>
-          <w:p>
-            <w:pPr>
-              <w:jc w:val="center"/>
-            </w:pPr>
-            <w:r>
-              <w:drawing>
-                <wp:inline xmlns:a="http://schemas.openxmlformats.org/drawingml/2006/main" xmlns:pic="http://schemas.openxmlformats.org/drawingml/2006/picture">
-                  <wp:extent cx="1920240" cy="4162009"/>
-                  <wp:docPr id="25" name="Picture 25"/>
-                  <wp:cNvGraphicFramePr>
-                    <a:graphicFrameLocks noChangeAspect="1"/>
-                  </wp:cNvGraphicFramePr>
-                  <a:graphic>
-                    <a:graphicData uri="http://schemas.openxmlformats.org/drawingml/2006/picture">
-                      <pic:pic>
-                        <pic:nvPicPr>
-                          <pic:cNvPr id="0" name="15-permission-denied.png"/>
-                          <pic:cNvPicPr/>
-                        </pic:nvPicPr>
-                        <pic:blipFill>
-                          <a:blip r:embed="rId35"/>
-                          <a:stretch>
-                            <a:fillRect/>
-                          </a:stretch>
-                        </pic:blipFill>
-                        <pic:spPr>
-                          <a:xfrm>
-                            <a:off x="0" y="0"/>
-                            <a:ext cx="1920240" cy="4162009"/>
-                          </a:xfrm>
-                          <a:prstGeom prst="rect"/>
-                        </pic:spPr>
-                      </pic:pic>
-                    </a:graphicData>
-                  </a:graphic>
-                </wp:inline>
-              </w:drawing>
-            </w:r>
-          </w:p>
-        </w:tc>
-      </w:tr>
-      <w:tr>
-        <w:tc>
-          <w:tcPr>
-            <w:tcW w:type="dxa" w:w="9360"/>
-          </w:tcPr>
-          <w:p>
-            <w:pPr>
-              <w:pStyle w:val="FigureCaption"/>
-              <w:jc w:val="center"/>
-            </w:pPr>
-            <w:r>
-              <w:t>Figure 23: Permission-denied state</w:t>
-            </w:r>
-          </w:p>
-        </w:tc>
-      </w:tr>
-    </w:tbl>
-    <w:p/>
+      </w:pPr>
+      <w:r>
+        <w:drawing>
+          <wp:inline xmlns:a="http://schemas.openxmlformats.org/drawingml/2006/main" xmlns:pic="http://schemas.openxmlformats.org/drawingml/2006/picture">
+            <wp:extent cx="5943600" cy="3714750"/>
+            <wp:docPr id="25" name="Picture 25"/>
+            <wp:cNvGraphicFramePr>
+              <a:graphicFrameLocks noChangeAspect="1"/>
+            </wp:cNvGraphicFramePr>
+            <a:graphic>
+              <a:graphicData uri="http://schemas.openxmlformats.org/drawingml/2006/picture">
+                <pic:pic>
+                  <pic:nvPicPr>
+                    <pic:cNvPr id="0" name="30-admin-users.png"/>
+                    <pic:cNvPicPr/>
+                  </pic:nvPicPr>
+                  <pic:blipFill>
+                    <a:blip r:embed="rId35"/>
+                    <a:stretch>
+                      <a:fillRect/>
+                    </a:stretch>
+                  </pic:blipFill>
+                  <pic:spPr>
+                    <a:xfrm>
+                      <a:off x="0" y="0"/>
+                      <a:ext cx="5943600" cy="3714750"/>
+                    </a:xfrm>
+                    <a:prstGeom prst="rect"/>
+                  </pic:spPr>
+                </pic:pic>
+              </a:graphicData>
+            </a:graphic>
+          </wp:inline>
+        </w:drawing>
+      </w:r>
+    </w:p>
+    <w:p>
+      <w:pPr>
+        <w:pStyle w:val="FigureCaption"/>
+        <w:jc w:val="center"/>
+      </w:pPr>
+      <w:r>
+        <w:t>Figure 23: Administrator, user management</w:t>
+      </w:r>
+    </w:p>
     <w:p>
       <w:pPr>
         <w:keepNext/>
@@ -14268,7 +13415,7 @@
               <a:graphicData uri="http://schemas.openxmlformats.org/drawingml/2006/picture">
                 <pic:pic>
                   <pic:nvPicPr>
-                    <pic:cNvPr id="0" name="22-queue-empty-state.png"/>
+                    <pic:cNvPr id="0" name="32-sms-outbox.png"/>
                     <pic:cNvPicPr/>
                   </pic:nvPicPr>
                   <pic:blipFill>
@@ -14297,273 +13444,9 @@
         <w:jc w:val="center"/>
       </w:pPr>
       <w:r>
-        <w:t>Figure 24: Empty state in the report queue</w:t>
+        <w:t>Figure 24: Administrator, SMS outbox</w:t>
       </w:r>
     </w:p>
-    <w:tbl>
-      <w:tblPr>
-        <w:tblW w:type="auto" w:w="0"/>
-        <w:jc w:val="center"/>
-        <w:tblLook w:firstColumn="1" w:firstRow="1" w:lastColumn="0" w:lastRow="0" w:noHBand="0" w:noVBand="1" w:val="04A0"/>
-      </w:tblPr>
-      <w:tblGrid>
-        <w:gridCol w:w="3120"/>
-        <w:gridCol w:w="3120"/>
-        <w:gridCol w:w="3120"/>
-      </w:tblGrid>
-      <w:tr>
-        <w:tc>
-          <w:tcPr>
-            <w:tcW w:type="dxa" w:w="3120"/>
-          </w:tcPr>
-          <w:p>
-            <w:pPr>
-              <w:jc w:val="center"/>
-            </w:pPr>
-            <w:r>
-              <w:drawing>
-                <wp:inline xmlns:a="http://schemas.openxmlformats.org/drawingml/2006/main" xmlns:pic="http://schemas.openxmlformats.org/drawingml/2006/picture">
-                  <wp:extent cx="1920240" cy="4162009"/>
-                  <wp:docPr id="27" name="Picture 27"/>
-                  <wp:cNvGraphicFramePr>
-                    <a:graphicFrameLocks noChangeAspect="1"/>
-                  </wp:cNvGraphicFramePr>
-                  <a:graphic>
-                    <a:graphicData uri="http://schemas.openxmlformats.org/drawingml/2006/picture">
-                      <pic:pic>
-                        <pic:nvPicPr>
-                          <pic:cNvPr id="0" name="16-google-welcome.png"/>
-                          <pic:cNvPicPr/>
-                        </pic:nvPicPr>
-                        <pic:blipFill>
-                          <a:blip r:embed="rId37"/>
-                          <a:stretch>
-                            <a:fillRect/>
-                          </a:stretch>
-                        </pic:blipFill>
-                        <pic:spPr>
-                          <a:xfrm>
-                            <a:off x="0" y="0"/>
-                            <a:ext cx="1920240" cy="4162009"/>
-                          </a:xfrm>
-                          <a:prstGeom prst="rect"/>
-                        </pic:spPr>
-                      </pic:pic>
-                    </a:graphicData>
-                  </a:graphic>
-                </wp:inline>
-              </w:drawing>
-            </w:r>
-          </w:p>
-        </w:tc>
-        <w:tc>
-          <w:tcPr>
-            <w:tcW w:type="dxa" w:w="3120"/>
-          </w:tcPr>
-          <w:p>
-            <w:pPr>
-              <w:jc w:val="center"/>
-            </w:pPr>
-            <w:r>
-              <w:drawing>
-                <wp:inline xmlns:a="http://schemas.openxmlformats.org/drawingml/2006/main" xmlns:pic="http://schemas.openxmlformats.org/drawingml/2006/picture">
-                  <wp:extent cx="1920240" cy="4162009"/>
-                  <wp:docPr id="28" name="Picture 28"/>
-                  <wp:cNvGraphicFramePr>
-                    <a:graphicFrameLocks noChangeAspect="1"/>
-                  </wp:cNvGraphicFramePr>
-                  <a:graphic>
-                    <a:graphicData uri="http://schemas.openxmlformats.org/drawingml/2006/picture">
-                      <pic:pic>
-                        <pic:nvPicPr>
-                          <pic:cNvPr id="0" name="17-profile-popia.png"/>
-                          <pic:cNvPicPr/>
-                        </pic:nvPicPr>
-                        <pic:blipFill>
-                          <a:blip r:embed="rId38"/>
-                          <a:stretch>
-                            <a:fillRect/>
-                          </a:stretch>
-                        </pic:blipFill>
-                        <pic:spPr>
-                          <a:xfrm>
-                            <a:off x="0" y="0"/>
-                            <a:ext cx="1920240" cy="4162009"/>
-                          </a:xfrm>
-                          <a:prstGeom prst="rect"/>
-                        </pic:spPr>
-                      </pic:pic>
-                    </a:graphicData>
-                  </a:graphic>
-                </wp:inline>
-              </w:drawing>
-            </w:r>
-          </w:p>
-        </w:tc>
-        <w:tc>
-          <w:tcPr>
-            <w:tcW w:type="dxa" w:w="3120"/>
-          </w:tcPr>
-          <w:p>
-            <w:pPr>
-              <w:jc w:val="center"/>
-            </w:pPr>
-            <w:r>
-              <w:drawing>
-                <wp:inline xmlns:a="http://schemas.openxmlformats.org/drawingml/2006/main" xmlns:pic="http://schemas.openxmlformats.org/drawingml/2006/picture">
-                  <wp:extent cx="1920240" cy="4162009"/>
-                  <wp:docPr id="29" name="Picture 29"/>
-                  <wp:cNvGraphicFramePr>
-                    <a:graphicFrameLocks noChangeAspect="1"/>
-                  </wp:cNvGraphicFramePr>
-                  <a:graphic>
-                    <a:graphicData uri="http://schemas.openxmlformats.org/drawingml/2006/picture">
-                      <pic:pic>
-                        <pic:nvPicPr>
-                          <pic:cNvPr id="0" name="18-map-me-too.png"/>
-                          <pic:cNvPicPr/>
-                        </pic:nvPicPr>
-                        <pic:blipFill>
-                          <a:blip r:embed="rId39"/>
-                          <a:stretch>
-                            <a:fillRect/>
-                          </a:stretch>
-                        </pic:blipFill>
-                        <pic:spPr>
-                          <a:xfrm>
-                            <a:off x="0" y="0"/>
-                            <a:ext cx="1920240" cy="4162009"/>
-                          </a:xfrm>
-                          <a:prstGeom prst="rect"/>
-                        </pic:spPr>
-                      </pic:pic>
-                    </a:graphicData>
-                  </a:graphic>
-                </wp:inline>
-              </w:drawing>
-            </w:r>
-          </w:p>
-        </w:tc>
-      </w:tr>
-      <w:tr>
-        <w:tc>
-          <w:tcPr>
-            <w:tcW w:type="dxa" w:w="3120"/>
-          </w:tcPr>
-          <w:p>
-            <w:pPr>
-              <w:pStyle w:val="FigureCaption"/>
-              <w:jc w:val="center"/>
-            </w:pPr>
-            <w:r>
-              <w:t>Figure 25: First Google sign-in, profile completion</w:t>
-            </w:r>
-          </w:p>
-        </w:tc>
-        <w:tc>
-          <w:tcPr>
-            <w:tcW w:type="dxa" w:w="3120"/>
-          </w:tcPr>
-          <w:p>
-            <w:pPr>
-              <w:pStyle w:val="FigureCaption"/>
-              <w:jc w:val="center"/>
-            </w:pPr>
-            <w:r>
-              <w:t>Figure 26: Resident profile with POPIA account deletion</w:t>
-            </w:r>
-          </w:p>
-        </w:tc>
-        <w:tc>
-          <w:tcPr>
-            <w:tcW w:type="dxa" w:w="3120"/>
-          </w:tcPr>
-          <w:p>
-            <w:pPr>
-              <w:pStyle w:val="FigureCaption"/>
-              <w:jc w:val="center"/>
-            </w:pPr>
-            <w:r>
-              <w:t>Figure 27: Resident, "Me too" from the community map</w:t>
-            </w:r>
-          </w:p>
-        </w:tc>
-      </w:tr>
-    </w:tbl>
-    <w:p/>
-    <w:tbl>
-      <w:tblPr>
-        <w:tblW w:type="auto" w:w="0"/>
-        <w:jc w:val="center"/>
-        <w:tblLook w:firstColumn="1" w:firstRow="1" w:lastColumn="0" w:lastRow="0" w:noHBand="0" w:noVBand="1" w:val="04A0"/>
-      </w:tblPr>
-      <w:tblGrid>
-        <w:gridCol w:w="9360"/>
-      </w:tblGrid>
-      <w:tr>
-        <w:tc>
-          <w:tcPr>
-            <w:tcW w:type="dxa" w:w="9360"/>
-          </w:tcPr>
-          <w:p>
-            <w:pPr>
-              <w:jc w:val="center"/>
-            </w:pPr>
-            <w:r>
-              <w:drawing>
-                <wp:inline xmlns:a="http://schemas.openxmlformats.org/drawingml/2006/main" xmlns:pic="http://schemas.openxmlformats.org/drawingml/2006/picture">
-                  <wp:extent cx="1920240" cy="4162009"/>
-                  <wp:docPr id="30" name="Picture 30"/>
-                  <wp:cNvGraphicFramePr>
-                    <a:graphicFrameLocks noChangeAspect="1"/>
-                  </wp:cNvGraphicFramePr>
-                  <a:graphic>
-                    <a:graphicData uri="http://schemas.openxmlformats.org/drawingml/2006/picture">
-                      <pic:pic>
-                        <pic:nvPicPr>
-                          <pic:cNvPr id="0" name="19-offline-mode.png"/>
-                          <pic:cNvPicPr/>
-                        </pic:nvPicPr>
-                        <pic:blipFill>
-                          <a:blip r:embed="rId40"/>
-                          <a:stretch>
-                            <a:fillRect/>
-                          </a:stretch>
-                        </pic:blipFill>
-                        <pic:spPr>
-                          <a:xfrm>
-                            <a:off x="0" y="0"/>
-                            <a:ext cx="1920240" cy="4162009"/>
-                          </a:xfrm>
-                          <a:prstGeom prst="rect"/>
-                        </pic:spPr>
-                      </pic:pic>
-                    </a:graphicData>
-                  </a:graphic>
-                </wp:inline>
-              </w:drawing>
-            </w:r>
-          </w:p>
-        </w:tc>
-      </w:tr>
-      <w:tr>
-        <w:tc>
-          <w:tcPr>
-            <w:tcW w:type="dxa" w:w="9360"/>
-          </w:tcPr>
-          <w:p>
-            <w:pPr>
-              <w:pStyle w:val="FigureCaption"/>
-              <w:jc w:val="center"/>
-            </w:pPr>
-            <w:r>
-              <w:t>Figure 28: Resident, offline mode with a report saved on the phone</w:t>
-            </w:r>
-          </w:p>
-        </w:tc>
-      </w:tr>
-    </w:tbl>
-    <w:p/>
     <w:p>
       <w:pPr>
         <w:keepNext/>
@@ -14572,8 +13455,8 @@
       <w:r>
         <w:drawing>
           <wp:inline xmlns:a="http://schemas.openxmlformats.org/drawingml/2006/main" xmlns:pic="http://schemas.openxmlformats.org/drawingml/2006/picture">
-            <wp:extent cx="5943600" cy="3714750"/>
-            <wp:docPr id="31" name="Picture 31"/>
+            <wp:extent cx="5760720" cy="4246954"/>
+            <wp:docPr id="27" name="Picture 27"/>
             <wp:cNvGraphicFramePr>
               <a:graphicFrameLocks noChangeAspect="1"/>
             </wp:cNvGraphicFramePr>
@@ -14581,11 +13464,11 @@
               <a:graphicData uri="http://schemas.openxmlformats.org/drawingml/2006/picture">
                 <pic:pic>
                   <pic:nvPicPr>
-                    <pic:cNvPr id="0" name="31-scheduled-alerts.png"/>
+                    <pic:cNvPr id="0" name="g5-account.png"/>
                     <pic:cNvPicPr/>
                   </pic:nvPicPr>
                   <pic:blipFill>
-                    <a:blip r:embed="rId41"/>
+                    <a:blip r:embed="rId37"/>
                     <a:stretch>
                       <a:fillRect/>
                     </a:stretch>
@@ -14593,7 +13476,7 @@
                   <pic:spPr>
                     <a:xfrm>
                       <a:off x="0" y="0"/>
-                      <a:ext cx="5943600" cy="3714750"/>
+                      <a:ext cx="5760720" cy="4246954"/>
                     </a:xfrm>
                     <a:prstGeom prst="rect"/>
                   </pic:spPr>
@@ -14610,351 +13493,9 @@
         <w:jc w:val="center"/>
       </w:pPr>
       <w:r>
-        <w:t>Figure 29: Official, scheduled alerts</w:t>
+        <w:t>Figure 25: Access and accounts: permission denied, Google first sign-in, POPIA deletion</w:t>
       </w:r>
     </w:p>
-    <w:p>
-      <w:pPr>
-        <w:keepNext/>
-        <w:jc w:val="center"/>
-      </w:pPr>
-      <w:r>
-        <w:drawing>
-          <wp:inline xmlns:a="http://schemas.openxmlformats.org/drawingml/2006/main" xmlns:pic="http://schemas.openxmlformats.org/drawingml/2006/picture">
-            <wp:extent cx="5943600" cy="3714750"/>
-            <wp:docPr id="32" name="Picture 32"/>
-            <wp:cNvGraphicFramePr>
-              <a:graphicFrameLocks noChangeAspect="1"/>
-            </wp:cNvGraphicFramePr>
-            <a:graphic>
-              <a:graphicData uri="http://schemas.openxmlformats.org/drawingml/2006/picture">
-                <pic:pic>
-                  <pic:nvPicPr>
-                    <pic:cNvPr id="0" name="24-bulk-assign.png"/>
-                    <pic:cNvPicPr/>
-                  </pic:nvPicPr>
-                  <pic:blipFill>
-                    <a:blip r:embed="rId42"/>
-                    <a:stretch>
-                      <a:fillRect/>
-                    </a:stretch>
-                  </pic:blipFill>
-                  <pic:spPr>
-                    <a:xfrm>
-                      <a:off x="0" y="0"/>
-                      <a:ext cx="5943600" cy="3714750"/>
-                    </a:xfrm>
-                    <a:prstGeom prst="rect"/>
-                  </pic:spPr>
-                </pic:pic>
-              </a:graphicData>
-            </a:graphic>
-          </wp:inline>
-        </w:drawing>
-      </w:r>
-    </w:p>
-    <w:p>
-      <w:pPr>
-        <w:pStyle w:val="FigureCaption"/>
-        <w:jc w:val="center"/>
-      </w:pPr>
-      <w:r>
-        <w:t>Figure 30: Official, bulk assignment</w:t>
-      </w:r>
-    </w:p>
-    <w:p>
-      <w:pPr>
-        <w:keepNext/>
-        <w:jc w:val="center"/>
-      </w:pPr>
-      <w:r>
-        <w:drawing>
-          <wp:inline xmlns:a="http://schemas.openxmlformats.org/drawingml/2006/main" xmlns:pic="http://schemas.openxmlformats.org/drawingml/2006/picture">
-            <wp:extent cx="5943600" cy="3714750"/>
-            <wp:docPr id="33" name="Picture 33"/>
-            <wp:cNvGraphicFramePr>
-              <a:graphicFrameLocks noChangeAspect="1"/>
-            </wp:cNvGraphicFramePr>
-            <a:graphic>
-              <a:graphicData uri="http://schemas.openxmlformats.org/drawingml/2006/picture">
-                <pic:pic>
-                  <pic:nvPicPr>
-                    <pic:cNvPr id="0" name="02-transparency.png"/>
-                    <pic:cNvPicPr/>
-                  </pic:nvPicPr>
-                  <pic:blipFill>
-                    <a:blip r:embed="rId43"/>
-                    <a:stretch>
-                      <a:fillRect/>
-                    </a:stretch>
-                  </pic:blipFill>
-                  <pic:spPr>
-                    <a:xfrm>
-                      <a:off x="0" y="0"/>
-                      <a:ext cx="5943600" cy="3714750"/>
-                    </a:xfrm>
-                    <a:prstGeom prst="rect"/>
-                  </pic:spPr>
-                </pic:pic>
-              </a:graphicData>
-            </a:graphic>
-          </wp:inline>
-        </w:drawing>
-      </w:r>
-    </w:p>
-    <w:p>
-      <w:pPr>
-        <w:pStyle w:val="FigureCaption"/>
-        <w:jc w:val="center"/>
-      </w:pPr>
-      <w:r>
-        <w:t>Figure 31: Public transparency page</w:t>
-      </w:r>
-    </w:p>
-    <w:tbl>
-      <w:tblPr>
-        <w:tblW w:type="auto" w:w="0"/>
-        <w:jc w:val="center"/>
-        <w:tblLook w:firstColumn="1" w:firstRow="1" w:lastColumn="0" w:lastRow="0" w:noHBand="0" w:noVBand="1" w:val="04A0"/>
-      </w:tblPr>
-      <w:tblGrid>
-        <w:gridCol w:w="9360"/>
-      </w:tblGrid>
-      <w:tr>
-        <w:tc>
-          <w:tcPr>
-            <w:tcW w:type="dxa" w:w="9360"/>
-          </w:tcPr>
-          <w:p>
-            <w:pPr>
-              <w:jc w:val="center"/>
-            </w:pPr>
-            <w:r>
-              <w:drawing>
-                <wp:inline xmlns:a="http://schemas.openxmlformats.org/drawingml/2006/main" xmlns:pic="http://schemas.openxmlformats.org/drawingml/2006/picture">
-                  <wp:extent cx="1920240" cy="4162009"/>
-                  <wp:docPr id="34" name="Picture 34"/>
-                  <wp:cNvGraphicFramePr>
-                    <a:graphicFrameLocks noChangeAspect="1"/>
-                  </wp:cNvGraphicFramePr>
-                  <a:graphic>
-                    <a:graphicData uri="http://schemas.openxmlformats.org/drawingml/2006/picture">
-                      <pic:pic>
-                        <pic:nvPicPr>
-                          <pic:cNvPr id="0" name="12-rate-service.png"/>
-                          <pic:cNvPicPr/>
-                        </pic:nvPicPr>
-                        <pic:blipFill>
-                          <a:blip r:embed="rId44"/>
-                          <a:stretch>
-                            <a:fillRect/>
-                          </a:stretch>
-                        </pic:blipFill>
-                        <pic:spPr>
-                          <a:xfrm>
-                            <a:off x="0" y="0"/>
-                            <a:ext cx="1920240" cy="4162009"/>
-                          </a:xfrm>
-                          <a:prstGeom prst="rect"/>
-                        </pic:spPr>
-                      </pic:pic>
-                    </a:graphicData>
-                  </a:graphic>
-                </wp:inline>
-              </w:drawing>
-            </w:r>
-          </w:p>
-        </w:tc>
-      </w:tr>
-      <w:tr>
-        <w:tc>
-          <w:tcPr>
-            <w:tcW w:type="dxa" w:w="9360"/>
-          </w:tcPr>
-          <w:p>
-            <w:pPr>
-              <w:pStyle w:val="FigureCaption"/>
-              <w:jc w:val="center"/>
-            </w:pPr>
-            <w:r>
-              <w:t>Figure 32: Resident, rating the service</w:t>
-            </w:r>
-          </w:p>
-        </w:tc>
-      </w:tr>
-    </w:tbl>
-    <w:p/>
-    <w:p>
-      <w:pPr>
-        <w:keepNext/>
-        <w:jc w:val="center"/>
-      </w:pPr>
-      <w:r>
-        <w:drawing>
-          <wp:inline xmlns:a="http://schemas.openxmlformats.org/drawingml/2006/main" xmlns:pic="http://schemas.openxmlformats.org/drawingml/2006/picture">
-            <wp:extent cx="5943600" cy="3714750"/>
-            <wp:docPr id="35" name="Picture 35"/>
-            <wp:cNvGraphicFramePr>
-              <a:graphicFrameLocks noChangeAspect="1"/>
-            </wp:cNvGraphicFramePr>
-            <a:graphic>
-              <a:graphicData uri="http://schemas.openxmlformats.org/drawingml/2006/picture">
-                <pic:pic>
-                  <pic:nvPicPr>
-                    <pic:cNvPr id="0" name="32-sms-outbox.png"/>
-                    <pic:cNvPicPr/>
-                  </pic:nvPicPr>
-                  <pic:blipFill>
-                    <a:blip r:embed="rId45"/>
-                    <a:stretch>
-                      <a:fillRect/>
-                    </a:stretch>
-                  </pic:blipFill>
-                  <pic:spPr>
-                    <a:xfrm>
-                      <a:off x="0" y="0"/>
-                      <a:ext cx="5943600" cy="3714750"/>
-                    </a:xfrm>
-                    <a:prstGeom prst="rect"/>
-                  </pic:spPr>
-                </pic:pic>
-              </a:graphicData>
-            </a:graphic>
-          </wp:inline>
-        </w:drawing>
-      </w:r>
-    </w:p>
-    <w:p>
-      <w:pPr>
-        <w:pStyle w:val="FigureCaption"/>
-        <w:jc w:val="center"/>
-      </w:pPr>
-      <w:r>
-        <w:t>Figure 33: Administrator, SMS outbox</w:t>
-      </w:r>
-    </w:p>
-    <w:p>
-      <w:pPr>
-        <w:keepNext/>
-        <w:jc w:val="center"/>
-      </w:pPr>
-      <w:r>
-        <w:drawing>
-          <wp:inline xmlns:a="http://schemas.openxmlformats.org/drawingml/2006/main" xmlns:pic="http://schemas.openxmlformats.org/drawingml/2006/picture">
-            <wp:extent cx="5943600" cy="12882407"/>
-            <wp:docPr id="36" name="Picture 36"/>
-            <wp:cNvGraphicFramePr>
-              <a:graphicFrameLocks noChangeAspect="1"/>
-            </wp:cNvGraphicFramePr>
-            <a:graphic>
-              <a:graphicData uri="http://schemas.openxmlformats.org/drawingml/2006/picture">
-                <pic:pic>
-                  <pic:nvPicPr>
-                    <pic:cNvPr id="0" name="00-public-home.png"/>
-                    <pic:cNvPicPr/>
-                  </pic:nvPicPr>
-                  <pic:blipFill>
-                    <a:blip r:embed="rId46"/>
-                    <a:stretch>
-                      <a:fillRect/>
-                    </a:stretch>
-                  </pic:blipFill>
-                  <pic:spPr>
-                    <a:xfrm>
-                      <a:off x="0" y="0"/>
-                      <a:ext cx="5943600" cy="12882407"/>
-                    </a:xfrm>
-                    <a:prstGeom prst="rect"/>
-                  </pic:spPr>
-                </pic:pic>
-              </a:graphicData>
-            </a:graphic>
-          </wp:inline>
-        </w:drawing>
-      </w:r>
-    </w:p>
-    <w:p>
-      <w:pPr>
-        <w:pStyle w:val="FigureCaption"/>
-        <w:jc w:val="center"/>
-      </w:pPr>
-      <w:r>
-        <w:t>Figure 34: Public home page</w:t>
-      </w:r>
-    </w:p>
-    <w:tbl>
-      <w:tblPr>
-        <w:tblW w:type="auto" w:w="0"/>
-        <w:jc w:val="center"/>
-        <w:tblLook w:firstColumn="1" w:firstRow="1" w:lastColumn="0" w:lastRow="0" w:noHBand="0" w:noVBand="1" w:val="04A0"/>
-      </w:tblPr>
-      <w:tblGrid>
-        <w:gridCol w:w="9360"/>
-      </w:tblGrid>
-      <w:tr>
-        <w:tc>
-          <w:tcPr>
-            <w:tcW w:type="dxa" w:w="9360"/>
-          </w:tcPr>
-          <w:p>
-            <w:pPr>
-              <w:jc w:val="center"/>
-            </w:pPr>
-            <w:r>
-              <w:drawing>
-                <wp:inline xmlns:a="http://schemas.openxmlformats.org/drawingml/2006/main" xmlns:pic="http://schemas.openxmlformats.org/drawingml/2006/picture">
-                  <wp:extent cx="1920240" cy="4162009"/>
-                  <wp:docPr id="37" name="Picture 37"/>
-                  <wp:cNvGraphicFramePr>
-                    <a:graphicFrameLocks noChangeAspect="1"/>
-                  </wp:cNvGraphicFramePr>
-                  <a:graphic>
-                    <a:graphicData uri="http://schemas.openxmlformats.org/drawingml/2006/picture">
-                      <pic:pic>
-                        <pic:nvPicPr>
-                          <pic:cNvPr id="0" name="33-guest-account.png"/>
-                          <pic:cNvPicPr/>
-                        </pic:nvPicPr>
-                        <pic:blipFill>
-                          <a:blip r:embed="rId47"/>
-                          <a:stretch>
-                            <a:fillRect/>
-                          </a:stretch>
-                        </pic:blipFill>
-                        <pic:spPr>
-                          <a:xfrm>
-                            <a:off x="0" y="0"/>
-                            <a:ext cx="1920240" cy="4162009"/>
-                          </a:xfrm>
-                          <a:prstGeom prst="rect"/>
-                        </pic:spPr>
-                      </pic:pic>
-                    </a:graphicData>
-                  </a:graphic>
-                </wp:inline>
-              </w:drawing>
-            </w:r>
-          </w:p>
-        </w:tc>
-      </w:tr>
-      <w:tr>
-        <w:tc>
-          <w:tcPr>
-            <w:tcW w:type="dxa" w:w="9360"/>
-          </w:tcPr>
-          <w:p>
-            <w:pPr>
-              <w:pStyle w:val="FigureCaption"/>
-              <w:jc w:val="center"/>
-            </w:pPr>
-            <w:r>
-              <w:t>Figure 35: Guest, keeping reports with an account</w:t>
-            </w:r>
-          </w:p>
-        </w:tc>
-      </w:tr>
-    </w:tbl>
-    <w:p/>
     <w:p>
       <w:pPr>
         <w:pStyle w:val="Heading2"/>
@@ -14988,7 +13529,7 @@
         <w:t>photos</w:t>
       </w:r>
       <w:r>
-        <w:t xml:space="preserve"> collection (decision D3), so the system needs no separate file store. Figure 36 shows the implemented document model. Collections are shown as entities; references between documents (Firestore has no foreign keys) are shown as relationships with their cardinalities.</w:t>
+        <w:t xml:space="preserve"> collection (decision D2), so the system needs no separate file store. Figure 26 shows the implemented document model. Collections are shown as entities; references between documents (Firestore has no foreign keys) are shown as relationships with their cardinalities.</w:t>
       </w:r>
     </w:p>
     <w:p>
@@ -15000,7 +13541,7 @@
         <w:drawing>
           <wp:inline xmlns:a="http://schemas.openxmlformats.org/drawingml/2006/main" xmlns:pic="http://schemas.openxmlformats.org/drawingml/2006/picture">
             <wp:extent cx="5943600" cy="4283068"/>
-            <wp:docPr id="38" name="Picture 38"/>
+            <wp:docPr id="28" name="Picture 28"/>
             <wp:cNvGraphicFramePr>
               <a:graphicFrameLocks noChangeAspect="1"/>
             </wp:cNvGraphicFramePr>
@@ -15012,7 +13553,7 @@
                     <pic:cNvPicPr/>
                   </pic:nvPicPr>
                   <pic:blipFill>
-                    <a:blip r:embed="rId48"/>
+                    <a:blip r:embed="rId38"/>
                     <a:stretch>
                       <a:fillRect/>
                     </a:stretch>
@@ -15037,7 +13578,7 @@
         <w:jc w:val="center"/>
       </w:pPr>
       <w:r>
-        <w:t>Figure 36: Firestore document model</w:t>
+        <w:t>Figure 26: Firestore document model</w:t>
       </w:r>
     </w:p>
     <w:p>
@@ -15046,7 +13587,7 @@
         <w:keepNext/>
       </w:pPr>
       <w:r>
-        <w:t>Table 10: Data dictionary (principal collections)</w:t>
+        <w:t>Table 11: Data dictionary (principal collections)</w:t>
       </w:r>
     </w:p>
     <w:tbl>
@@ -17964,7 +16505,7 @@
         <w:keepNext/>
       </w:pPr>
       <w:r>
-        <w:t>Table 11: Role / permission matrix (✓ allowed; scope in brackets)</w:t>
+        <w:t>Table 12: Role / permission matrix (✓ allowed; scope in brackets)</w:t>
       </w:r>
     </w:p>
     <w:tbl>
@@ -19330,7 +17871,7 @@
         <w:keepNext/>
       </w:pPr>
       <w:r>
-        <w:t>Table 12: Security controls</w:t>
+        <w:t>Table 13: Security controls</w:t>
       </w:r>
     </w:p>
     <w:tbl>
@@ -19343,9 +17884,9 @@
         <w:tblLayout w:type="fixed"/>
       </w:tblPr>
       <w:tblGrid>
-        <w:gridCol w:w="2020"/>
-        <w:gridCol w:w="2474"/>
-        <w:gridCol w:w="4866"/>
+        <w:gridCol w:w="2015"/>
+        <w:gridCol w:w="2531"/>
+        <w:gridCol w:w="4814"/>
       </w:tblGrid>
       <w:tr>
         <w:trPr>
@@ -19353,7 +17894,7 @@
         </w:trPr>
         <w:tc>
           <w:tcPr>
-            <w:tcW w:type="dxa" w:w="2020"/>
+            <w:tcW w:type="dxa" w:w="2015"/>
             <w:shd w:val="clear" w:color="auto" w:fill="D5EBF4"/>
           </w:tcPr>
           <w:p>
@@ -19371,7 +17912,7 @@
         </w:tc>
         <w:tc>
           <w:tcPr>
-            <w:tcW w:type="dxa" w:w="2474"/>
+            <w:tcW w:type="dxa" w:w="2531"/>
             <w:shd w:val="clear" w:color="auto" w:fill="D5EBF4"/>
           </w:tcPr>
           <w:p>
@@ -19389,7 +17930,7 @@
         </w:tc>
         <w:tc>
           <w:tcPr>
-            <w:tcW w:type="dxa" w:w="4866"/>
+            <w:tcW w:type="dxa" w:w="4814"/>
             <w:shd w:val="clear" w:color="auto" w:fill="D5EBF4"/>
           </w:tcPr>
           <w:p>
@@ -19409,7 +17950,7 @@
       <w:tr>
         <w:tc>
           <w:tcPr>
-            <w:tcW w:type="dxa" w:w="2020"/>
+            <w:tcW w:type="dxa" w:w="2015"/>
           </w:tcPr>
           <w:p>
             <w:pPr>
@@ -19425,7 +17966,7 @@
         </w:tc>
         <w:tc>
           <w:tcPr>
-            <w:tcW w:type="dxa" w:w="2474"/>
+            <w:tcW w:type="dxa" w:w="2531"/>
           </w:tcPr>
           <w:p>
             <w:pPr>
@@ -19441,7 +17982,7 @@
         </w:tc>
         <w:tc>
           <w:tcPr>
-            <w:tcW w:type="dxa" w:w="4866"/>
+            <w:tcW w:type="dxa" w:w="4814"/>
           </w:tcPr>
           <w:p>
             <w:pPr>
@@ -19459,7 +18000,7 @@
       <w:tr>
         <w:tc>
           <w:tcPr>
-            <w:tcW w:type="dxa" w:w="2020"/>
+            <w:tcW w:type="dxa" w:w="2015"/>
           </w:tcPr>
           <w:p>
             <w:pPr>
@@ -19475,7 +18016,7 @@
         </w:tc>
         <w:tc>
           <w:tcPr>
-            <w:tcW w:type="dxa" w:w="2474"/>
+            <w:tcW w:type="dxa" w:w="2531"/>
           </w:tcPr>
           <w:p>
             <w:pPr>
@@ -19491,7 +18032,7 @@
         </w:tc>
         <w:tc>
           <w:tcPr>
-            <w:tcW w:type="dxa" w:w="4866"/>
+            <w:tcW w:type="dxa" w:w="4814"/>
           </w:tcPr>
           <w:p>
             <w:pPr>
@@ -19509,7 +18050,7 @@
       <w:tr>
         <w:tc>
           <w:tcPr>
-            <w:tcW w:type="dxa" w:w="2020"/>
+            <w:tcW w:type="dxa" w:w="2015"/>
           </w:tcPr>
           <w:p>
             <w:pPr>
@@ -19525,7 +18066,7 @@
         </w:tc>
         <w:tc>
           <w:tcPr>
-            <w:tcW w:type="dxa" w:w="2474"/>
+            <w:tcW w:type="dxa" w:w="2531"/>
           </w:tcPr>
           <w:p>
             <w:pPr>
@@ -19541,7 +18082,7 @@
         </w:tc>
         <w:tc>
           <w:tcPr>
-            <w:tcW w:type="dxa" w:w="4866"/>
+            <w:tcW w:type="dxa" w:w="4814"/>
           </w:tcPr>
           <w:p>
             <w:pPr>
@@ -19559,7 +18100,7 @@
       <w:tr>
         <w:tc>
           <w:tcPr>
-            <w:tcW w:type="dxa" w:w="2020"/>
+            <w:tcW w:type="dxa" w:w="2015"/>
           </w:tcPr>
           <w:p>
             <w:pPr>
@@ -19575,7 +18116,7 @@
         </w:tc>
         <w:tc>
           <w:tcPr>
-            <w:tcW w:type="dxa" w:w="2474"/>
+            <w:tcW w:type="dxa" w:w="2531"/>
           </w:tcPr>
           <w:p>
             <w:pPr>
@@ -19591,7 +18132,7 @@
         </w:tc>
         <w:tc>
           <w:tcPr>
-            <w:tcW w:type="dxa" w:w="4866"/>
+            <w:tcW w:type="dxa" w:w="4814"/>
           </w:tcPr>
           <w:p>
             <w:pPr>
@@ -19609,7 +18150,7 @@
       <w:tr>
         <w:tc>
           <w:tcPr>
-            <w:tcW w:type="dxa" w:w="2020"/>
+            <w:tcW w:type="dxa" w:w="2015"/>
           </w:tcPr>
           <w:p>
             <w:pPr>
@@ -19625,7 +18166,7 @@
         </w:tc>
         <w:tc>
           <w:tcPr>
-            <w:tcW w:type="dxa" w:w="2474"/>
+            <w:tcW w:type="dxa" w:w="2531"/>
           </w:tcPr>
           <w:p>
             <w:pPr>
@@ -19641,7 +18182,7 @@
         </w:tc>
         <w:tc>
           <w:tcPr>
-            <w:tcW w:type="dxa" w:w="4866"/>
+            <w:tcW w:type="dxa" w:w="4814"/>
           </w:tcPr>
           <w:p>
             <w:pPr>
@@ -19659,7 +18200,7 @@
       <w:tr>
         <w:tc>
           <w:tcPr>
-            <w:tcW w:type="dxa" w:w="2020"/>
+            <w:tcW w:type="dxa" w:w="2015"/>
           </w:tcPr>
           <w:p>
             <w:pPr>
@@ -19675,7 +18216,7 @@
         </w:tc>
         <w:tc>
           <w:tcPr>
-            <w:tcW w:type="dxa" w:w="2474"/>
+            <w:tcW w:type="dxa" w:w="2531"/>
           </w:tcPr>
           <w:p>
             <w:pPr>
@@ -19691,7 +18232,7 @@
         </w:tc>
         <w:tc>
           <w:tcPr>
-            <w:tcW w:type="dxa" w:w="4866"/>
+            <w:tcW w:type="dxa" w:w="4814"/>
           </w:tcPr>
           <w:p>
             <w:pPr>
@@ -19709,7 +18250,7 @@
       <w:tr>
         <w:tc>
           <w:tcPr>
-            <w:tcW w:type="dxa" w:w="2020"/>
+            <w:tcW w:type="dxa" w:w="2015"/>
           </w:tcPr>
           <w:p>
             <w:pPr>
@@ -19725,7 +18266,7 @@
         </w:tc>
         <w:tc>
           <w:tcPr>
-            <w:tcW w:type="dxa" w:w="2474"/>
+            <w:tcW w:type="dxa" w:w="2531"/>
           </w:tcPr>
           <w:p>
             <w:pPr>
@@ -19741,7 +18282,7 @@
         </w:tc>
         <w:tc>
           <w:tcPr>
-            <w:tcW w:type="dxa" w:w="4866"/>
+            <w:tcW w:type="dxa" w:w="4814"/>
           </w:tcPr>
           <w:p>
             <w:pPr>
@@ -19759,7 +18300,7 @@
       <w:tr>
         <w:tc>
           <w:tcPr>
-            <w:tcW w:type="dxa" w:w="2020"/>
+            <w:tcW w:type="dxa" w:w="2015"/>
           </w:tcPr>
           <w:p>
             <w:pPr>
@@ -19775,7 +18316,7 @@
         </w:tc>
         <w:tc>
           <w:tcPr>
-            <w:tcW w:type="dxa" w:w="2474"/>
+            <w:tcW w:type="dxa" w:w="2531"/>
           </w:tcPr>
           <w:p>
             <w:pPr>
@@ -19791,7 +18332,7 @@
         </w:tc>
         <w:tc>
           <w:tcPr>
-            <w:tcW w:type="dxa" w:w="4866"/>
+            <w:tcW w:type="dxa" w:w="4814"/>
           </w:tcPr>
           <w:p>
             <w:pPr>
@@ -19809,7 +18350,7 @@
       <w:tr>
         <w:tc>
           <w:tcPr>
-            <w:tcW w:type="dxa" w:w="2020"/>
+            <w:tcW w:type="dxa" w:w="2015"/>
           </w:tcPr>
           <w:p>
             <w:pPr>
@@ -19825,7 +18366,7 @@
         </w:tc>
         <w:tc>
           <w:tcPr>
-            <w:tcW w:type="dxa" w:w="2474"/>
+            <w:tcW w:type="dxa" w:w="2531"/>
           </w:tcPr>
           <w:p>
             <w:pPr>
@@ -19841,7 +18382,7 @@
         </w:tc>
         <w:tc>
           <w:tcPr>
-            <w:tcW w:type="dxa" w:w="4866"/>
+            <w:tcW w:type="dxa" w:w="4814"/>
           </w:tcPr>
           <w:p>
             <w:pPr>
@@ -19859,7 +18400,7 @@
       <w:tr>
         <w:tc>
           <w:tcPr>
-            <w:tcW w:type="dxa" w:w="2020"/>
+            <w:tcW w:type="dxa" w:w="2015"/>
           </w:tcPr>
           <w:p>
             <w:pPr>
@@ -19875,23 +18416,23 @@
         </w:tc>
         <w:tc>
           <w:tcPr>
-            <w:tcW w:type="dxa" w:w="2474"/>
-          </w:tcPr>
-          <w:p>
-            <w:pPr>
-              <w:spacing w:after="0"/>
-            </w:pPr>
-            <w:r>
-              <w:rPr>
-                <w:sz w:val="18"/>
-              </w:rPr>
-              <w:t>Exposure or indefinite retention of residents' identity, location or photos</w:t>
-            </w:r>
-          </w:p>
-        </w:tc>
-        <w:tc>
-          <w:tcPr>
-            <w:tcW w:type="dxa" w:w="4866"/>
+            <w:tcW w:type="dxa" w:w="2531"/>
+          </w:tcPr>
+          <w:p>
+            <w:pPr>
+              <w:spacing w:after="0"/>
+            </w:pPr>
+            <w:r>
+              <w:rPr>
+                <w:sz w:val="18"/>
+              </w:rPr>
+              <w:t>Exposure or indefinite retention of residents' identity, location or photos, contrary to the Protection of Personal Information Act (2013)</w:t>
+            </w:r>
+          </w:p>
+        </w:tc>
+        <w:tc>
+          <w:tcPr>
+            <w:tcW w:type="dxa" w:w="4814"/>
           </w:tcPr>
           <w:p>
             <w:pPr>
@@ -19909,7 +18450,7 @@
       <w:tr>
         <w:tc>
           <w:tcPr>
-            <w:tcW w:type="dxa" w:w="2020"/>
+            <w:tcW w:type="dxa" w:w="2015"/>
           </w:tcPr>
           <w:p>
             <w:pPr>
@@ -19925,7 +18466,7 @@
         </w:tc>
         <w:tc>
           <w:tcPr>
-            <w:tcW w:type="dxa" w:w="2474"/>
+            <w:tcW w:type="dxa" w:w="2531"/>
           </w:tcPr>
           <w:p>
             <w:pPr>
@@ -19941,7 +18482,7 @@
         </w:tc>
         <w:tc>
           <w:tcPr>
-            <w:tcW w:type="dxa" w:w="4866"/>
+            <w:tcW w:type="dxa" w:w="4814"/>
           </w:tcPr>
           <w:p>
             <w:pPr>
@@ -19972,7 +18513,7 @@
       <w:tr>
         <w:tc>
           <w:tcPr>
-            <w:tcW w:type="dxa" w:w="2020"/>
+            <w:tcW w:type="dxa" w:w="2015"/>
           </w:tcPr>
           <w:p>
             <w:pPr>
@@ -19988,7 +18529,7 @@
         </w:tc>
         <w:tc>
           <w:tcPr>
-            <w:tcW w:type="dxa" w:w="2474"/>
+            <w:tcW w:type="dxa" w:w="2531"/>
           </w:tcPr>
           <w:p>
             <w:pPr>
@@ -20004,7 +18545,7 @@
         </w:tc>
         <w:tc>
           <w:tcPr>
-            <w:tcW w:type="dxa" w:w="4866"/>
+            <w:tcW w:type="dxa" w:w="4814"/>
           </w:tcPr>
           <w:p>
             <w:pPr>
@@ -20022,7 +18563,7 @@
       <w:tr>
         <w:tc>
           <w:tcPr>
-            <w:tcW w:type="dxa" w:w="2020"/>
+            <w:tcW w:type="dxa" w:w="2015"/>
           </w:tcPr>
           <w:p>
             <w:pPr>
@@ -20038,7 +18579,7 @@
         </w:tc>
         <w:tc>
           <w:tcPr>
-            <w:tcW w:type="dxa" w:w="2474"/>
+            <w:tcW w:type="dxa" w:w="2531"/>
           </w:tcPr>
           <w:p>
             <w:pPr>
@@ -20054,7 +18595,7 @@
         </w:tc>
         <w:tc>
           <w:tcPr>
-            <w:tcW w:type="dxa" w:w="4866"/>
+            <w:tcW w:type="dxa" w:w="4814"/>
           </w:tcPr>
           <w:p>
             <w:pPr>
@@ -20085,7 +18626,7 @@
       <w:tr>
         <w:tc>
           <w:tcPr>
-            <w:tcW w:type="dxa" w:w="2020"/>
+            <w:tcW w:type="dxa" w:w="2015"/>
           </w:tcPr>
           <w:p>
             <w:pPr>
@@ -20101,7 +18642,7 @@
         </w:tc>
         <w:tc>
           <w:tcPr>
-            <w:tcW w:type="dxa" w:w="2474"/>
+            <w:tcW w:type="dxa" w:w="2531"/>
           </w:tcPr>
           <w:p>
             <w:pPr>
@@ -20117,7 +18658,7 @@
         </w:tc>
         <w:tc>
           <w:tcPr>
-            <w:tcW w:type="dxa" w:w="4866"/>
+            <w:tcW w:type="dxa" w:w="4814"/>
           </w:tcPr>
           <w:p>
             <w:pPr>
@@ -20135,7 +18676,7 @@
       <w:tr>
         <w:tc>
           <w:tcPr>
-            <w:tcW w:type="dxa" w:w="2020"/>
+            <w:tcW w:type="dxa" w:w="2015"/>
           </w:tcPr>
           <w:p>
             <w:pPr>
@@ -20151,7 +18692,7 @@
         </w:tc>
         <w:tc>
           <w:tcPr>
-            <w:tcW w:type="dxa" w:w="2474"/>
+            <w:tcW w:type="dxa" w:w="2531"/>
           </w:tcPr>
           <w:p>
             <w:pPr>
@@ -20167,7 +18708,7 @@
         </w:tc>
         <w:tc>
           <w:tcPr>
-            <w:tcW w:type="dxa" w:w="4866"/>
+            <w:tcW w:type="dxa" w:w="4814"/>
           </w:tcPr>
           <w:p>
             <w:pPr>
@@ -20185,7 +18726,7 @@
       <w:tr>
         <w:tc>
           <w:tcPr>
-            <w:tcW w:type="dxa" w:w="2020"/>
+            <w:tcW w:type="dxa" w:w="2015"/>
           </w:tcPr>
           <w:p>
             <w:pPr>
@@ -20201,7 +18742,7 @@
         </w:tc>
         <w:tc>
           <w:tcPr>
-            <w:tcW w:type="dxa" w:w="2474"/>
+            <w:tcW w:type="dxa" w:w="2531"/>
           </w:tcPr>
           <w:p>
             <w:pPr>
@@ -20217,17 +18758,17 @@
         </w:tc>
         <w:tc>
           <w:tcPr>
-            <w:tcW w:type="dxa" w:w="4866"/>
-          </w:tcPr>
-          <w:p>
-            <w:pPr>
-              <w:spacing w:after="0"/>
-            </w:pPr>
-            <w:r>
-              <w:rPr>
-                <w:sz w:val="18"/>
-              </w:rPr>
-              <w:t>Idempotent submission with a device-chosen client id, scoped to the user (D5)</w:t>
+            <w:tcW w:type="dxa" w:w="4814"/>
+          </w:tcPr>
+          <w:p>
+            <w:pPr>
+              <w:spacing w:after="0"/>
+            </w:pPr>
+            <w:r>
+              <w:rPr>
+                <w:sz w:val="18"/>
+              </w:rPr>
+              <w:t>Idempotent submission with a device-chosen client id, scoped to the user (D3)</w:t>
             </w:r>
           </w:p>
         </w:tc>
@@ -20235,7 +18776,7 @@
       <w:tr>
         <w:tc>
           <w:tcPr>
-            <w:tcW w:type="dxa" w:w="2020"/>
+            <w:tcW w:type="dxa" w:w="2015"/>
           </w:tcPr>
           <w:p>
             <w:pPr>
@@ -20251,7 +18792,7 @@
         </w:tc>
         <w:tc>
           <w:tcPr>
-            <w:tcW w:type="dxa" w:w="2474"/>
+            <w:tcW w:type="dxa" w:w="2531"/>
           </w:tcPr>
           <w:p>
             <w:pPr>
@@ -20267,7 +18808,7 @@
         </w:tc>
         <w:tc>
           <w:tcPr>
-            <w:tcW w:type="dxa" w:w="4866"/>
+            <w:tcW w:type="dxa" w:w="4814"/>
           </w:tcPr>
           <w:p>
             <w:pPr>
@@ -20285,7 +18826,7 @@
       <w:tr>
         <w:tc>
           <w:tcPr>
-            <w:tcW w:type="dxa" w:w="2020"/>
+            <w:tcW w:type="dxa" w:w="2015"/>
           </w:tcPr>
           <w:p>
             <w:pPr>
@@ -20301,7 +18842,7 @@
         </w:tc>
         <w:tc>
           <w:tcPr>
-            <w:tcW w:type="dxa" w:w="2474"/>
+            <w:tcW w:type="dxa" w:w="2531"/>
           </w:tcPr>
           <w:p>
             <w:pPr>
@@ -20317,7 +18858,7 @@
         </w:tc>
         <w:tc>
           <w:tcPr>
-            <w:tcW w:type="dxa" w:w="4866"/>
+            <w:tcW w:type="dxa" w:w="4814"/>
           </w:tcPr>
           <w:p>
             <w:pPr>
@@ -20681,7 +19222,7 @@
     </w:p>
     <w:p>
       <w:r>
-        <w:t>CivicLink has two runtime configurations built from the same code (Figure 37):</w:t>
+        <w:t>CivicLink has two runtime configurations built from the same code (Figure 27):</w:t>
       </w:r>
     </w:p>
     <w:p>
@@ -20752,7 +19293,7 @@
         <w:drawing>
           <wp:inline xmlns:a="http://schemas.openxmlformats.org/drawingml/2006/main" xmlns:pic="http://schemas.openxmlformats.org/drawingml/2006/picture">
             <wp:extent cx="5943600" cy="2834229"/>
-            <wp:docPr id="39" name="Picture 39"/>
+            <wp:docPr id="29" name="Picture 29"/>
             <wp:cNvGraphicFramePr>
               <a:graphicFrameLocks noChangeAspect="1"/>
             </wp:cNvGraphicFramePr>
@@ -20764,7 +19305,7 @@
                     <pic:cNvPicPr/>
                   </pic:nvPicPr>
                   <pic:blipFill>
-                    <a:blip r:embed="rId49"/>
+                    <a:blip r:embed="rId39"/>
                     <a:stretch>
                       <a:fillRect/>
                     </a:stretch>
@@ -20789,7 +19330,7 @@
         <w:jc w:val="center"/>
       </w:pPr>
       <w:r>
-        <w:t>Figure 37: Deployment diagram</w:t>
+        <w:t>Figure 27: Deployment diagram</w:t>
       </w:r>
     </w:p>
     <w:p>
@@ -20827,7 +19368,7 @@
         <w:keepNext/>
       </w:pPr>
       <w:r>
-        <w:t>Table 13: Repository structure</w:t>
+        <w:t>Table 14: Repository structure</w:t>
       </w:r>
     </w:p>
     <w:tbl>
@@ -21707,7 +20248,7 @@
         <w:keepNext/>
       </w:pPr>
       <w:r>
-        <w:t>Table 14: Capability implementation</w:t>
+        <w:t>Table 15: Capability implementation</w:t>
       </w:r>
     </w:p>
     <w:tbl>
@@ -23214,7 +21755,7 @@
         <w:keepNext/>
       </w:pPr>
       <w:r>
-        <w:t>Table 15: Callable command API</w:t>
+        <w:t>Table 16: Callable command API</w:t>
       </w:r>
     </w:p>
     <w:tbl>
@@ -25138,7 +23679,7 @@
         <w:keepNext/>
       </w:pPr>
       <w:r>
-        <w:t>Table 16: Test levels</w:t>
+        <w:t>Table 17: Test levels</w:t>
       </w:r>
     </w:p>
     <w:tbl>
@@ -25757,7 +24298,7 @@
         <w:keepNext/>
       </w:pPr>
       <w:r>
-        <w:t>Table 17: Functional and business-rule test results</w:t>
+        <w:t>Table 18: Functional and business-rule test results</w:t>
       </w:r>
     </w:p>
     <w:tbl>
@@ -33225,7 +31766,7 @@
         <w:keepNext/>
       </w:pPr>
       <w:r>
-        <w:t>Table 18: Non-functional verification results</w:t>
+        <w:t>Table 19: Non-functional verification results</w:t>
       </w:r>
     </w:p>
     <w:tbl>
@@ -33238,10 +31779,10 @@
         <w:tblLayout w:type="fixed"/>
       </w:tblPr>
       <w:tblGrid>
-        <w:gridCol w:w="2133"/>
-        <w:gridCol w:w="3527"/>
-        <w:gridCol w:w="2739"/>
-        <w:gridCol w:w="961"/>
+        <w:gridCol w:w="2129"/>
+        <w:gridCol w:w="3540"/>
+        <w:gridCol w:w="2731"/>
+        <w:gridCol w:w="960"/>
       </w:tblGrid>
       <w:tr>
         <w:trPr>
@@ -33249,7 +31790,7 @@
         </w:trPr>
         <w:tc>
           <w:tcPr>
-            <w:tcW w:type="dxa" w:w="2133"/>
+            <w:tcW w:type="dxa" w:w="2129"/>
             <w:shd w:val="clear" w:color="auto" w:fill="D5EBF4"/>
           </w:tcPr>
           <w:p>
@@ -33267,7 +31808,7 @@
         </w:tc>
         <w:tc>
           <w:tcPr>
-            <w:tcW w:type="dxa" w:w="3527"/>
+            <w:tcW w:type="dxa" w:w="3540"/>
             <w:shd w:val="clear" w:color="auto" w:fill="D5EBF4"/>
           </w:tcPr>
           <w:p>
@@ -33285,7 +31826,7 @@
         </w:tc>
         <w:tc>
           <w:tcPr>
-            <w:tcW w:type="dxa" w:w="2739"/>
+            <w:tcW w:type="dxa" w:w="2731"/>
             <w:shd w:val="clear" w:color="auto" w:fill="D5EBF4"/>
           </w:tcPr>
           <w:p>
@@ -33303,7 +31844,7 @@
         </w:tc>
         <w:tc>
           <w:tcPr>
-            <w:tcW w:type="dxa" w:w="961"/>
+            <w:tcW w:type="dxa" w:w="960"/>
             <w:shd w:val="clear" w:color="auto" w:fill="D5EBF4"/>
           </w:tcPr>
           <w:p>
@@ -33323,7 +31864,7 @@
       <w:tr>
         <w:tc>
           <w:tcPr>
-            <w:tcW w:type="dxa" w:w="2133"/>
+            <w:tcW w:type="dxa" w:w="2129"/>
           </w:tcPr>
           <w:p>
             <w:pPr>
@@ -33339,23 +31880,23 @@
         </w:tc>
         <w:tc>
           <w:tcPr>
-            <w:tcW w:type="dxa" w:w="3527"/>
-          </w:tcPr>
-          <w:p>
-            <w:pPr>
-              <w:spacing w:after="0"/>
-            </w:pPr>
-            <w:r>
-              <w:rPr>
-                <w:sz w:val="18"/>
-              </w:rPr>
-              <w:t>RT-* (20 tests: every matrix cell, e.g. a resident cannot read another's report or list all reports, a roads official cannot read water reports, no client can write reports/tasks/history) and API authorisation tests</w:t>
-            </w:r>
-          </w:p>
-        </w:tc>
-        <w:tc>
-          <w:tcPr>
-            <w:tcW w:type="dxa" w:w="2739"/>
+            <w:tcW w:type="dxa" w:w="3540"/>
+          </w:tcPr>
+          <w:p>
+            <w:pPr>
+              <w:spacing w:after="0"/>
+            </w:pPr>
+            <w:r>
+              <w:rPr>
+                <w:sz w:val="18"/>
+              </w:rPr>
+              <w:t>RT-* (22 tests: every matrix cell, e.g. a resident cannot read another's report or list all reports, a roads official cannot read water reports, no client can write reports/tasks/history) and API authorisation tests</w:t>
+            </w:r>
+          </w:p>
+        </w:tc>
+        <w:tc>
+          <w:tcPr>
+            <w:tcW w:type="dxa" w:w="2731"/>
           </w:tcPr>
           <w:p>
             <w:pPr>
@@ -33371,7 +31912,7 @@
         </w:tc>
         <w:tc>
           <w:tcPr>
-            <w:tcW w:type="dxa" w:w="961"/>
+            <w:tcW w:type="dxa" w:w="960"/>
           </w:tcPr>
           <w:p>
             <w:pPr>
@@ -33389,7 +31930,7 @@
       <w:tr>
         <w:tc>
           <w:tcPr>
-            <w:tcW w:type="dxa" w:w="2133"/>
+            <w:tcW w:type="dxa" w:w="2129"/>
           </w:tcPr>
           <w:p>
             <w:pPr>
@@ -33405,7 +31946,7 @@
         </w:tc>
         <w:tc>
           <w:tcPr>
-            <w:tcW w:type="dxa" w:w="3527"/>
+            <w:tcW w:type="dxa" w:w="3540"/>
           </w:tcPr>
           <w:p>
             <w:pPr>
@@ -33421,7 +31962,7 @@
         </w:tc>
         <w:tc>
           <w:tcPr>
-            <w:tcW w:type="dxa" w:w="2739"/>
+            <w:tcW w:type="dxa" w:w="2731"/>
           </w:tcPr>
           <w:p>
             <w:pPr>
@@ -33437,7 +31978,7 @@
         </w:tc>
         <w:tc>
           <w:tcPr>
-            <w:tcW w:type="dxa" w:w="961"/>
+            <w:tcW w:type="dxa" w:w="960"/>
           </w:tcPr>
           <w:p>
             <w:pPr>
@@ -33455,7 +31996,7 @@
       <w:tr>
         <w:tc>
           <w:tcPr>
-            <w:tcW w:type="dxa" w:w="2133"/>
+            <w:tcW w:type="dxa" w:w="2129"/>
           </w:tcPr>
           <w:p>
             <w:pPr>
@@ -33471,7 +32012,7 @@
         </w:tc>
         <w:tc>
           <w:tcPr>
-            <w:tcW w:type="dxa" w:w="3527"/>
+            <w:tcW w:type="dxa" w:w="3540"/>
           </w:tcPr>
           <w:p>
             <w:pPr>
@@ -33487,7 +32028,7 @@
         </w:tc>
         <w:tc>
           <w:tcPr>
-            <w:tcW w:type="dxa" w:w="2739"/>
+            <w:tcW w:type="dxa" w:w="2731"/>
           </w:tcPr>
           <w:p>
             <w:pPr>
@@ -33503,7 +32044,7 @@
         </w:tc>
         <w:tc>
           <w:tcPr>
-            <w:tcW w:type="dxa" w:w="961"/>
+            <w:tcW w:type="dxa" w:w="960"/>
           </w:tcPr>
           <w:p>
             <w:pPr>
@@ -33521,7 +32062,7 @@
       <w:tr>
         <w:tc>
           <w:tcPr>
-            <w:tcW w:type="dxa" w:w="2133"/>
+            <w:tcW w:type="dxa" w:w="2129"/>
           </w:tcPr>
           <w:p>
             <w:pPr>
@@ -33537,7 +32078,7 @@
         </w:tc>
         <w:tc>
           <w:tcPr>
-            <w:tcW w:type="dxa" w:w="3527"/>
+            <w:tcW w:type="dxa" w:w="3540"/>
           </w:tcPr>
           <w:p>
             <w:pPr>
@@ -33553,7 +32094,7 @@
         </w:tc>
         <w:tc>
           <w:tcPr>
-            <w:tcW w:type="dxa" w:w="2739"/>
+            <w:tcW w:type="dxa" w:w="2731"/>
           </w:tcPr>
           <w:p>
             <w:pPr>
@@ -33569,7 +32110,7 @@
         </w:tc>
         <w:tc>
           <w:tcPr>
-            <w:tcW w:type="dxa" w:w="961"/>
+            <w:tcW w:type="dxa" w:w="960"/>
           </w:tcPr>
           <w:p>
             <w:pPr>
@@ -33587,7 +32128,7 @@
       <w:tr>
         <w:tc>
           <w:tcPr>
-            <w:tcW w:type="dxa" w:w="2133"/>
+            <w:tcW w:type="dxa" w:w="2129"/>
           </w:tcPr>
           <w:p>
             <w:pPr>
@@ -33603,7 +32144,7 @@
         </w:tc>
         <w:tc>
           <w:tcPr>
-            <w:tcW w:type="dxa" w:w="3527"/>
+            <w:tcW w:type="dxa" w:w="3540"/>
           </w:tcPr>
           <w:p>
             <w:pPr>
@@ -33619,23 +32160,23 @@
         </w:tc>
         <w:tc>
           <w:tcPr>
-            <w:tcW w:type="dxa" w:w="2739"/>
-          </w:tcPr>
-          <w:p>
-            <w:pPr>
-              <w:spacing w:after="0"/>
-            </w:pPr>
-            <w:r>
-              <w:rPr>
-                <w:sz w:val="18"/>
-              </w:rPr>
-              <w:t>Submit → official queue 0.09 s; completion → resident screen 2.47 s (target 5 s)</w:t>
-            </w:r>
-          </w:p>
-        </w:tc>
-        <w:tc>
-          <w:tcPr>
-            <w:tcW w:type="dxa" w:w="961"/>
+            <w:tcW w:type="dxa" w:w="2731"/>
+          </w:tcPr>
+          <w:p>
+            <w:pPr>
+              <w:spacing w:after="0"/>
+            </w:pPr>
+            <w:r>
+              <w:rPr>
+                <w:sz w:val="18"/>
+              </w:rPr>
+              <w:t>Submit → official queue 0.07 s; completion → resident screen 1.90 s (target 5 s)</w:t>
+            </w:r>
+          </w:p>
+        </w:tc>
+        <w:tc>
+          <w:tcPr>
+            <w:tcW w:type="dxa" w:w="960"/>
           </w:tcPr>
           <w:p>
             <w:pPr>
@@ -33653,7 +32194,7 @@
       <w:tr>
         <w:tc>
           <w:tcPr>
-            <w:tcW w:type="dxa" w:w="2133"/>
+            <w:tcW w:type="dxa" w:w="2129"/>
           </w:tcPr>
           <w:p>
             <w:pPr>
@@ -33669,7 +32210,7 @@
         </w:tc>
         <w:tc>
           <w:tcPr>
-            <w:tcW w:type="dxa" w:w="3527"/>
+            <w:tcW w:type="dxa" w:w="3540"/>
           </w:tcPr>
           <w:p>
             <w:pPr>
@@ -33685,23 +32226,23 @@
         </w:tc>
         <w:tc>
           <w:tcPr>
-            <w:tcW w:type="dxa" w:w="2739"/>
-          </w:tcPr>
-          <w:p>
-            <w:pPr>
-              <w:spacing w:after="0"/>
-            </w:pPr>
-            <w:r>
-              <w:rPr>
-                <w:sz w:val="18"/>
-              </w:rPr>
-              <w:t>Dashboard 1.10 s, queue 0.92 s, alerts 0.92 s (target 3 s); p95 of 50 commands 28 ms (target 2 s)</w:t>
-            </w:r>
-          </w:p>
-        </w:tc>
-        <w:tc>
-          <w:tcPr>
-            <w:tcW w:type="dxa" w:w="961"/>
+            <w:tcW w:type="dxa" w:w="2731"/>
+          </w:tcPr>
+          <w:p>
+            <w:pPr>
+              <w:spacing w:after="0"/>
+            </w:pPr>
+            <w:r>
+              <w:rPr>
+                <w:sz w:val="18"/>
+              </w:rPr>
+              <w:t>Dashboard 1.20 s, queue 1.32 s, alerts 0.95 s (target 3 s); p95 of 50 commands 73 ms (target 2 s)</w:t>
+            </w:r>
+          </w:p>
+        </w:tc>
+        <w:tc>
+          <w:tcPr>
+            <w:tcW w:type="dxa" w:w="960"/>
           </w:tcPr>
           <w:p>
             <w:pPr>
@@ -33719,7 +32260,7 @@
       <w:tr>
         <w:tc>
           <w:tcPr>
-            <w:tcW w:type="dxa" w:w="2133"/>
+            <w:tcW w:type="dxa" w:w="2129"/>
           </w:tcPr>
           <w:p>
             <w:pPr>
@@ -33735,7 +32276,7 @@
         </w:tc>
         <w:tc>
           <w:tcPr>
-            <w:tcW w:type="dxa" w:w="3527"/>
+            <w:tcW w:type="dxa" w:w="3540"/>
           </w:tcPr>
           <w:p>
             <w:pPr>
@@ -33751,7 +32292,7 @@
         </w:tc>
         <w:tc>
           <w:tcPr>
-            <w:tcW w:type="dxa" w:w="2739"/>
+            <w:tcW w:type="dxa" w:w="2731"/>
           </w:tcPr>
           <w:p>
             <w:pPr>
@@ -33767,7 +32308,7 @@
         </w:tc>
         <w:tc>
           <w:tcPr>
-            <w:tcW w:type="dxa" w:w="961"/>
+            <w:tcW w:type="dxa" w:w="960"/>
           </w:tcPr>
           <w:p>
             <w:pPr>
@@ -33785,7 +32326,7 @@
       <w:tr>
         <w:tc>
           <w:tcPr>
-            <w:tcW w:type="dxa" w:w="2133"/>
+            <w:tcW w:type="dxa" w:w="2129"/>
           </w:tcPr>
           <w:p>
             <w:pPr>
@@ -33801,23 +32342,23 @@
         </w:tc>
         <w:tc>
           <w:tcPr>
-            <w:tcW w:type="dxa" w:w="3527"/>
-          </w:tcPr>
-          <w:p>
-            <w:pPr>
-              <w:spacing w:after="0"/>
-            </w:pPr>
-            <w:r>
-              <w:rPr>
-                <w:sz w:val="18"/>
-              </w:rPr>
-              <w:t>NFT-08 axe-core WCAG 2.1 A/AA on login, report form, my reports, queue</w:t>
-            </w:r>
-          </w:p>
-        </w:tc>
-        <w:tc>
-          <w:tcPr>
-            <w:tcW w:type="dxa" w:w="2739"/>
+            <w:tcW w:type="dxa" w:w="3540"/>
+          </w:tcPr>
+          <w:p>
+            <w:pPr>
+              <w:spacing w:after="0"/>
+            </w:pPr>
+            <w:r>
+              <w:rPr>
+                <w:sz w:val="18"/>
+              </w:rPr>
+              <w:t>NFT-08 axe-core audit against WCAG 2.1 A/AA (W3C, 2018) on login, report form, my reports, queue</w:t>
+            </w:r>
+          </w:p>
+        </w:tc>
+        <w:tc>
+          <w:tcPr>
+            <w:tcW w:type="dxa" w:w="2731"/>
           </w:tcPr>
           <w:p>
             <w:pPr>
@@ -33833,7 +32374,7 @@
         </w:tc>
         <w:tc>
           <w:tcPr>
-            <w:tcW w:type="dxa" w:w="961"/>
+            <w:tcW w:type="dxa" w:w="960"/>
           </w:tcPr>
           <w:p>
             <w:pPr>
@@ -33851,7 +32392,7 @@
       <w:tr>
         <w:tc>
           <w:tcPr>
-            <w:tcW w:type="dxa" w:w="2133"/>
+            <w:tcW w:type="dxa" w:w="2129"/>
           </w:tcPr>
           <w:p>
             <w:pPr>
@@ -33867,7 +32408,7 @@
         </w:tc>
         <w:tc>
           <w:tcPr>
-            <w:tcW w:type="dxa" w:w="3527"/>
+            <w:tcW w:type="dxa" w:w="3540"/>
           </w:tcPr>
           <w:p>
             <w:pPr>
@@ -33883,7 +32424,7 @@
         </w:tc>
         <w:tc>
           <w:tcPr>
-            <w:tcW w:type="dxa" w:w="2739"/>
+            <w:tcW w:type="dxa" w:w="2731"/>
           </w:tcPr>
           <w:p>
             <w:pPr>
@@ -33899,7 +32440,7 @@
         </w:tc>
         <w:tc>
           <w:tcPr>
-            <w:tcW w:type="dxa" w:w="961"/>
+            <w:tcW w:type="dxa" w:w="960"/>
           </w:tcPr>
           <w:p>
             <w:pPr>
@@ -33917,7 +32458,7 @@
       <w:tr>
         <w:tc>
           <w:tcPr>
-            <w:tcW w:type="dxa" w:w="2133"/>
+            <w:tcW w:type="dxa" w:w="2129"/>
           </w:tcPr>
           <w:p>
             <w:pPr>
@@ -33933,7 +32474,7 @@
         </w:tc>
         <w:tc>
           <w:tcPr>
-            <w:tcW w:type="dxa" w:w="3527"/>
+            <w:tcW w:type="dxa" w:w="3540"/>
           </w:tcPr>
           <w:p>
             <w:pPr>
@@ -33949,7 +32490,7 @@
         </w:tc>
         <w:tc>
           <w:tcPr>
-            <w:tcW w:type="dxa" w:w="2739"/>
+            <w:tcW w:type="dxa" w:w="2731"/>
           </w:tcPr>
           <w:p>
             <w:pPr>
@@ -33965,7 +32506,7 @@
         </w:tc>
         <w:tc>
           <w:tcPr>
-            <w:tcW w:type="dxa" w:w="961"/>
+            <w:tcW w:type="dxa" w:w="960"/>
           </w:tcPr>
           <w:p>
             <w:pPr>
@@ -33983,7 +32524,7 @@
       <w:tr>
         <w:tc>
           <w:tcPr>
-            <w:tcW w:type="dxa" w:w="2133"/>
+            <w:tcW w:type="dxa" w:w="2129"/>
           </w:tcPr>
           <w:p>
             <w:pPr>
@@ -33999,7 +32540,7 @@
         </w:tc>
         <w:tc>
           <w:tcPr>
-            <w:tcW w:type="dxa" w:w="3527"/>
+            <w:tcW w:type="dxa" w:w="3540"/>
           </w:tcPr>
           <w:p>
             <w:pPr>
@@ -34015,7 +32556,7 @@
         </w:tc>
         <w:tc>
           <w:tcPr>
-            <w:tcW w:type="dxa" w:w="2739"/>
+            <w:tcW w:type="dxa" w:w="2731"/>
           </w:tcPr>
           <w:p>
             <w:pPr>
@@ -34031,7 +32572,7 @@
         </w:tc>
         <w:tc>
           <w:tcPr>
-            <w:tcW w:type="dxa" w:w="961"/>
+            <w:tcW w:type="dxa" w:w="960"/>
           </w:tcPr>
           <w:p>
             <w:pPr>
@@ -34049,7 +32590,7 @@
       <w:tr>
         <w:tc>
           <w:tcPr>
-            <w:tcW w:type="dxa" w:w="2133"/>
+            <w:tcW w:type="dxa" w:w="2129"/>
           </w:tcPr>
           <w:p>
             <w:pPr>
@@ -34065,7 +32606,7 @@
         </w:tc>
         <w:tc>
           <w:tcPr>
-            <w:tcW w:type="dxa" w:w="3527"/>
+            <w:tcW w:type="dxa" w:w="3540"/>
           </w:tcPr>
           <w:p>
             <w:pPr>
@@ -34081,7 +32622,7 @@
         </w:tc>
         <w:tc>
           <w:tcPr>
-            <w:tcW w:type="dxa" w:w="2739"/>
+            <w:tcW w:type="dxa" w:w="2731"/>
           </w:tcPr>
           <w:p>
             <w:pPr>
@@ -34097,7 +32638,7 @@
         </w:tc>
         <w:tc>
           <w:tcPr>
-            <w:tcW w:type="dxa" w:w="961"/>
+            <w:tcW w:type="dxa" w:w="960"/>
           </w:tcPr>
           <w:p>
             <w:pPr>
@@ -34115,7 +32656,7 @@
       <w:tr>
         <w:tc>
           <w:tcPr>
-            <w:tcW w:type="dxa" w:w="2133"/>
+            <w:tcW w:type="dxa" w:w="2129"/>
           </w:tcPr>
           <w:p>
             <w:pPr>
@@ -34131,7 +32672,7 @@
         </w:tc>
         <w:tc>
           <w:tcPr>
-            <w:tcW w:type="dxa" w:w="3527"/>
+            <w:tcW w:type="dxa" w:w="3540"/>
           </w:tcPr>
           <w:p>
             <w:pPr>
@@ -34147,7 +32688,7 @@
         </w:tc>
         <w:tc>
           <w:tcPr>
-            <w:tcW w:type="dxa" w:w="2739"/>
+            <w:tcW w:type="dxa" w:w="2731"/>
           </w:tcPr>
           <w:p>
             <w:pPr>
@@ -34163,7 +32704,7 @@
         </w:tc>
         <w:tc>
           <w:tcPr>
-            <w:tcW w:type="dxa" w:w="961"/>
+            <w:tcW w:type="dxa" w:w="960"/>
           </w:tcPr>
           <w:p>
             <w:pPr>
@@ -34181,7 +32722,7 @@
       <w:tr>
         <w:tc>
           <w:tcPr>
-            <w:tcW w:type="dxa" w:w="2133"/>
+            <w:tcW w:type="dxa" w:w="2129"/>
           </w:tcPr>
           <w:p>
             <w:pPr>
@@ -34197,7 +32738,7 @@
         </w:tc>
         <w:tc>
           <w:tcPr>
-            <w:tcW w:type="dxa" w:w="3527"/>
+            <w:tcW w:type="dxa" w:w="3540"/>
           </w:tcPr>
           <w:p>
             <w:pPr>
@@ -34213,7 +32754,7 @@
         </w:tc>
         <w:tc>
           <w:tcPr>
-            <w:tcW w:type="dxa" w:w="2739"/>
+            <w:tcW w:type="dxa" w:w="2731"/>
           </w:tcPr>
           <w:p>
             <w:pPr>
@@ -34242,7 +32783,7 @@
         </w:tc>
         <w:tc>
           <w:tcPr>
-            <w:tcW w:type="dxa" w:w="961"/>
+            <w:tcW w:type="dxa" w:w="960"/>
           </w:tcPr>
           <w:p>
             <w:pPr>
@@ -34260,7 +32801,7 @@
       <w:tr>
         <w:tc>
           <w:tcPr>
-            <w:tcW w:type="dxa" w:w="2133"/>
+            <w:tcW w:type="dxa" w:w="2129"/>
           </w:tcPr>
           <w:p>
             <w:pPr>
@@ -34276,7 +32817,7 @@
         </w:tc>
         <w:tc>
           <w:tcPr>
-            <w:tcW w:type="dxa" w:w="3527"/>
+            <w:tcW w:type="dxa" w:w="3540"/>
           </w:tcPr>
           <w:p>
             <w:pPr>
@@ -34292,7 +32833,7 @@
         </w:tc>
         <w:tc>
           <w:tcPr>
-            <w:tcW w:type="dxa" w:w="2739"/>
+            <w:tcW w:type="dxa" w:w="2731"/>
           </w:tcPr>
           <w:p>
             <w:pPr>
@@ -34321,7 +32862,7 @@
         </w:tc>
         <w:tc>
           <w:tcPr>
-            <w:tcW w:type="dxa" w:w="961"/>
+            <w:tcW w:type="dxa" w:w="960"/>
           </w:tcPr>
           <w:p>
             <w:pPr>
@@ -34340,7 +32881,7 @@
     <w:p/>
     <w:p>
       <w:r>
-        <w:t>Timings were measured on the development laptop running the emulators, Vite and the browsers at the same time (local configuration).</w:t>
+        <w:t>Timings come from the full local run recorded in Appendix 11.3 (20 October 2026), on the development laptop running the emulators, Vite and the browsers at the same time.</w:t>
       </w:r>
     </w:p>
     <w:p>
@@ -34364,8 +32905,8 @@
         <w:tblLayout w:type="fixed"/>
       </w:tblPr>
       <w:tblGrid>
-        <w:gridCol w:w="5256"/>
-        <w:gridCol w:w="4104"/>
+        <w:gridCol w:w="4289"/>
+        <w:gridCol w:w="5071"/>
       </w:tblGrid>
       <w:tr>
         <w:trPr>
@@ -34373,7 +32914,7 @@
         </w:trPr>
         <w:tc>
           <w:tcPr>
-            <w:tcW w:type="dxa" w:w="5256"/>
+            <w:tcW w:type="dxa" w:w="4289"/>
             <w:shd w:val="clear" w:color="auto" w:fill="D5EBF4"/>
           </w:tcPr>
           <w:p>
@@ -34391,7 +32932,7 @@
         </w:tc>
         <w:tc>
           <w:tcPr>
-            <w:tcW w:type="dxa" w:w="4104"/>
+            <w:tcW w:type="dxa" w:w="5071"/>
             <w:shd w:val="clear" w:color="auto" w:fill="D5EBF4"/>
           </w:tcPr>
           <w:p>
@@ -34411,7 +32952,7 @@
       <w:tr>
         <w:tc>
           <w:tcPr>
-            <w:tcW w:type="dxa" w:w="5256"/>
+            <w:tcW w:type="dxa" w:w="4289"/>
           </w:tcPr>
           <w:p>
             <w:pPr>
@@ -34427,7 +32968,7 @@
         </w:tc>
         <w:tc>
           <w:tcPr>
-            <w:tcW w:type="dxa" w:w="4104"/>
+            <w:tcW w:type="dxa" w:w="5071"/>
           </w:tcPr>
           <w:p>
             <w:pPr>
@@ -34445,7 +32986,7 @@
       <w:tr>
         <w:tc>
           <w:tcPr>
-            <w:tcW w:type="dxa" w:w="5256"/>
+            <w:tcW w:type="dxa" w:w="4289"/>
           </w:tcPr>
           <w:p>
             <w:pPr>
@@ -34461,7 +33002,7 @@
         </w:tc>
         <w:tc>
           <w:tcPr>
-            <w:tcW w:type="dxa" w:w="4104"/>
+            <w:tcW w:type="dxa" w:w="5071"/>
           </w:tcPr>
           <w:p>
             <w:pPr>
@@ -34479,7 +33020,7 @@
       <w:tr>
         <w:tc>
           <w:tcPr>
-            <w:tcW w:type="dxa" w:w="5256"/>
+            <w:tcW w:type="dxa" w:w="4289"/>
           </w:tcPr>
           <w:p>
             <w:pPr>
@@ -34495,7 +33036,7 @@
         </w:tc>
         <w:tc>
           <w:tcPr>
-            <w:tcW w:type="dxa" w:w="4104"/>
+            <w:tcW w:type="dxa" w:w="5071"/>
           </w:tcPr>
           <w:p>
             <w:pPr>
@@ -34513,7 +33054,7 @@
       <w:tr>
         <w:tc>
           <w:tcPr>
-            <w:tcW w:type="dxa" w:w="5256"/>
+            <w:tcW w:type="dxa" w:w="4289"/>
           </w:tcPr>
           <w:p>
             <w:pPr>
@@ -34529,7 +33070,7 @@
         </w:tc>
         <w:tc>
           <w:tcPr>
-            <w:tcW w:type="dxa" w:w="4104"/>
+            <w:tcW w:type="dxa" w:w="5071"/>
           </w:tcPr>
           <w:p>
             <w:pPr>
@@ -34547,7 +33088,7 @@
       <w:tr>
         <w:tc>
           <w:tcPr>
-            <w:tcW w:type="dxa" w:w="5256"/>
+            <w:tcW w:type="dxa" w:w="4289"/>
           </w:tcPr>
           <w:p>
             <w:pPr>
@@ -34563,7 +33104,7 @@
         </w:tc>
         <w:tc>
           <w:tcPr>
-            <w:tcW w:type="dxa" w:w="4104"/>
+            <w:tcW w:type="dxa" w:w="5071"/>
           </w:tcPr>
           <w:p>
             <w:pPr>
@@ -34581,7 +33122,7 @@
       <w:tr>
         <w:tc>
           <w:tcPr>
-            <w:tcW w:type="dxa" w:w="5256"/>
+            <w:tcW w:type="dxa" w:w="4289"/>
           </w:tcPr>
           <w:p>
             <w:pPr>
@@ -34610,7 +33151,7 @@
         </w:tc>
         <w:tc>
           <w:tcPr>
-            <w:tcW w:type="dxa" w:w="4104"/>
+            <w:tcW w:type="dxa" w:w="5071"/>
           </w:tcPr>
           <w:p>
             <w:pPr>
@@ -34628,7 +33169,7 @@
       <w:tr>
         <w:tc>
           <w:tcPr>
-            <w:tcW w:type="dxa" w:w="5256"/>
+            <w:tcW w:type="dxa" w:w="4289"/>
           </w:tcPr>
           <w:p>
             <w:pPr>
@@ -34644,7 +33185,7 @@
         </w:tc>
         <w:tc>
           <w:tcPr>
-            <w:tcW w:type="dxa" w:w="4104"/>
+            <w:tcW w:type="dxa" w:w="5071"/>
           </w:tcPr>
           <w:p>
             <w:pPr>
@@ -34662,7 +33203,7 @@
       <w:tr>
         <w:tc>
           <w:tcPr>
-            <w:tcW w:type="dxa" w:w="5256"/>
+            <w:tcW w:type="dxa" w:w="4289"/>
           </w:tcPr>
           <w:p>
             <w:pPr>
@@ -34678,7 +33219,7 @@
         </w:tc>
         <w:tc>
           <w:tcPr>
-            <w:tcW w:type="dxa" w:w="4104"/>
+            <w:tcW w:type="dxa" w:w="5071"/>
           </w:tcPr>
           <w:p>
             <w:pPr>
@@ -34696,7 +33237,7 @@
       <w:tr>
         <w:tc>
           <w:tcPr>
-            <w:tcW w:type="dxa" w:w="5256"/>
+            <w:tcW w:type="dxa" w:w="4289"/>
           </w:tcPr>
           <w:p>
             <w:pPr>
@@ -34712,7 +33253,7 @@
         </w:tc>
         <w:tc>
           <w:tcPr>
-            <w:tcW w:type="dxa" w:w="4104"/>
+            <w:tcW w:type="dxa" w:w="5071"/>
           </w:tcPr>
           <w:p>
             <w:pPr>
@@ -34730,7 +33271,54 @@
       <w:tr>
         <w:tc>
           <w:tcPr>
-            <w:tcW w:type="dxa" w:w="5256"/>
+            <w:tcW w:type="dxa" w:w="4289"/>
+          </w:tcPr>
+          <w:p>
+            <w:pPr>
+              <w:spacing w:after="0"/>
+            </w:pPr>
+            <w:r>
+              <w:rPr>
+                <w:sz w:val="18"/>
+              </w:rPr>
+              <w:t>SMS gateway (FR-25), administrator test SMS through Twilio</w:t>
+            </w:r>
+          </w:p>
+        </w:tc>
+        <w:tc>
+          <w:tcPr>
+            <w:tcW w:type="dxa" w:w="5071"/>
+          </w:tcPr>
+          <w:p>
+            <w:pPr>
+              <w:spacing w:after="0"/>
+            </w:pPr>
+            <w:r>
+              <w:rPr>
+                <w:sz w:val="18"/>
+              </w:rPr>
+              <w:t xml:space="preserve">First attempt: authenticated, but refused (recorded as Failed with Twilio's reason) because trial accounts may only send predefined templates (Twilio, 2026b). With </w:t>
+            </w:r>
+            <w:r>
+              <w:rPr>
+                <w:rFonts w:ascii="Consolas" w:hAnsi="Consolas"/>
+                <w:sz w:val="18"/>
+              </w:rPr>
+              <w:t>TWILIO_TRIAL_TEMPLATE=sms_event_notifications</w:t>
+            </w:r>
+            <w:r>
+              <w:rPr>
+                <w:sz w:val="18"/>
+              </w:rPr>
+              <w:t>, Twilio accepted the message (status Sent) to a verified South African number. With an upgraded account the real alert text is sent; no code change</w:t>
+            </w:r>
+          </w:p>
+        </w:tc>
+      </w:tr>
+      <w:tr>
+        <w:tc>
+          <w:tcPr>
+            <w:tcW w:type="dxa" w:w="4289"/>
           </w:tcPr>
           <w:p>
             <w:pPr>
@@ -34746,7 +33334,7 @@
         </w:tc>
         <w:tc>
           <w:tcPr>
-            <w:tcW w:type="dxa" w:w="4104"/>
+            <w:tcW w:type="dxa" w:w="5071"/>
           </w:tcPr>
           <w:p>
             <w:pPr>
@@ -34781,7 +33369,7 @@
         <w:keepNext/>
       </w:pPr>
       <w:r>
-        <w:t>Table 19: Significant defects found and resolved</w:t>
+        <w:t>Table 20: Significant defects found and resolved</w:t>
       </w:r>
     </w:p>
     <w:tbl>
@@ -34794,10 +33382,10 @@
         <w:tblLayout w:type="fixed"/>
       </w:tblPr>
       <w:tblGrid>
-        <w:gridCol w:w="1011"/>
-        <w:gridCol w:w="1770"/>
-        <w:gridCol w:w="3745"/>
-        <w:gridCol w:w="2835"/>
+        <w:gridCol w:w="1005"/>
+        <w:gridCol w:w="1765"/>
+        <w:gridCol w:w="3795"/>
+        <w:gridCol w:w="2795"/>
       </w:tblGrid>
       <w:tr>
         <w:trPr>
@@ -34805,7 +33393,7 @@
         </w:trPr>
         <w:tc>
           <w:tcPr>
-            <w:tcW w:type="dxa" w:w="1011"/>
+            <w:tcW w:type="dxa" w:w="1005"/>
             <w:shd w:val="clear" w:color="auto" w:fill="D5EBF4"/>
           </w:tcPr>
           <w:p>
@@ -34823,7 +33411,7 @@
         </w:tc>
         <w:tc>
           <w:tcPr>
-            <w:tcW w:type="dxa" w:w="1770"/>
+            <w:tcW w:type="dxa" w:w="1765"/>
             <w:shd w:val="clear" w:color="auto" w:fill="D5EBF4"/>
           </w:tcPr>
           <w:p>
@@ -34841,7 +33429,7 @@
         </w:tc>
         <w:tc>
           <w:tcPr>
-            <w:tcW w:type="dxa" w:w="3745"/>
+            <w:tcW w:type="dxa" w:w="3795"/>
             <w:shd w:val="clear" w:color="auto" w:fill="D5EBF4"/>
           </w:tcPr>
           <w:p>
@@ -34859,7 +33447,7 @@
         </w:tc>
         <w:tc>
           <w:tcPr>
-            <w:tcW w:type="dxa" w:w="2835"/>
+            <w:tcW w:type="dxa" w:w="2795"/>
             <w:shd w:val="clear" w:color="auto" w:fill="D5EBF4"/>
           </w:tcPr>
           <w:p>
@@ -34879,7 +33467,7 @@
       <w:tr>
         <w:tc>
           <w:tcPr>
-            <w:tcW w:type="dxa" w:w="1011"/>
+            <w:tcW w:type="dxa" w:w="1005"/>
           </w:tcPr>
           <w:p>
             <w:pPr>
@@ -34895,7 +33483,7 @@
         </w:tc>
         <w:tc>
           <w:tcPr>
-            <w:tcW w:type="dxa" w:w="1770"/>
+            <w:tcW w:type="dxa" w:w="1765"/>
           </w:tcPr>
           <w:p>
             <w:pPr>
@@ -34911,7 +33499,7 @@
         </w:tc>
         <w:tc>
           <w:tcPr>
-            <w:tcW w:type="dxa" w:w="3745"/>
+            <w:tcW w:type="dxa" w:w="3795"/>
           </w:tcPr>
           <w:p>
             <w:pPr>
@@ -34927,7 +33515,7 @@
         </w:tc>
         <w:tc>
           <w:tcPr>
-            <w:tcW w:type="dxa" w:w="2835"/>
+            <w:tcW w:type="dxa" w:w="2795"/>
           </w:tcPr>
           <w:p>
             <w:pPr>
@@ -34945,7 +33533,7 @@
       <w:tr>
         <w:tc>
           <w:tcPr>
-            <w:tcW w:type="dxa" w:w="1011"/>
+            <w:tcW w:type="dxa" w:w="1005"/>
           </w:tcPr>
           <w:p>
             <w:pPr>
@@ -34961,7 +33549,7 @@
         </w:tc>
         <w:tc>
           <w:tcPr>
-            <w:tcW w:type="dxa" w:w="1770"/>
+            <w:tcW w:type="dxa" w:w="1765"/>
           </w:tcPr>
           <w:p>
             <w:pPr>
@@ -34977,7 +33565,7 @@
         </w:tc>
         <w:tc>
           <w:tcPr>
-            <w:tcW w:type="dxa" w:w="3745"/>
+            <w:tcW w:type="dxa" w:w="3795"/>
           </w:tcPr>
           <w:p>
             <w:pPr>
@@ -35013,7 +33601,7 @@
         </w:tc>
         <w:tc>
           <w:tcPr>
-            <w:tcW w:type="dxa" w:w="2835"/>
+            <w:tcW w:type="dxa" w:w="2795"/>
           </w:tcPr>
           <w:p>
             <w:pPr>
@@ -35031,7 +33619,7 @@
       <w:tr>
         <w:tc>
           <w:tcPr>
-            <w:tcW w:type="dxa" w:w="1011"/>
+            <w:tcW w:type="dxa" w:w="1005"/>
           </w:tcPr>
           <w:p>
             <w:pPr>
@@ -35047,7 +33635,7 @@
         </w:tc>
         <w:tc>
           <w:tcPr>
-            <w:tcW w:type="dxa" w:w="1770"/>
+            <w:tcW w:type="dxa" w:w="1765"/>
           </w:tcPr>
           <w:p>
             <w:pPr>
@@ -35063,7 +33651,7 @@
         </w:tc>
         <w:tc>
           <w:tcPr>
-            <w:tcW w:type="dxa" w:w="3745"/>
+            <w:tcW w:type="dxa" w:w="3795"/>
           </w:tcPr>
           <w:p>
             <w:pPr>
@@ -35079,7 +33667,7 @@
         </w:tc>
         <w:tc>
           <w:tcPr>
-            <w:tcW w:type="dxa" w:w="2835"/>
+            <w:tcW w:type="dxa" w:w="2795"/>
           </w:tcPr>
           <w:p>
             <w:pPr>
@@ -35097,7 +33685,7 @@
       <w:tr>
         <w:tc>
           <w:tcPr>
-            <w:tcW w:type="dxa" w:w="1011"/>
+            <w:tcW w:type="dxa" w:w="1005"/>
           </w:tcPr>
           <w:p>
             <w:pPr>
@@ -35113,7 +33701,7 @@
         </w:tc>
         <w:tc>
           <w:tcPr>
-            <w:tcW w:type="dxa" w:w="1770"/>
+            <w:tcW w:type="dxa" w:w="1765"/>
           </w:tcPr>
           <w:p>
             <w:pPr>
@@ -35129,7 +33717,7 @@
         </w:tc>
         <w:tc>
           <w:tcPr>
-            <w:tcW w:type="dxa" w:w="3745"/>
+            <w:tcW w:type="dxa" w:w="3795"/>
           </w:tcPr>
           <w:p>
             <w:pPr>
@@ -35145,7 +33733,7 @@
         </w:tc>
         <w:tc>
           <w:tcPr>
-            <w:tcW w:type="dxa" w:w="2835"/>
+            <w:tcW w:type="dxa" w:w="2795"/>
           </w:tcPr>
           <w:p>
             <w:pPr>
@@ -35163,7 +33751,7 @@
       <w:tr>
         <w:tc>
           <w:tcPr>
-            <w:tcW w:type="dxa" w:w="1011"/>
+            <w:tcW w:type="dxa" w:w="1005"/>
           </w:tcPr>
           <w:p>
             <w:pPr>
@@ -35179,7 +33767,7 @@
         </w:tc>
         <w:tc>
           <w:tcPr>
-            <w:tcW w:type="dxa" w:w="1770"/>
+            <w:tcW w:type="dxa" w:w="1765"/>
           </w:tcPr>
           <w:p>
             <w:pPr>
@@ -35195,7 +33783,7 @@
         </w:tc>
         <w:tc>
           <w:tcPr>
-            <w:tcW w:type="dxa" w:w="3745"/>
+            <w:tcW w:type="dxa" w:w="3795"/>
           </w:tcPr>
           <w:p>
             <w:pPr>
@@ -35211,7 +33799,7 @@
         </w:tc>
         <w:tc>
           <w:tcPr>
-            <w:tcW w:type="dxa" w:w="2835"/>
+            <w:tcW w:type="dxa" w:w="2795"/>
           </w:tcPr>
           <w:p>
             <w:pPr>
@@ -35229,7 +33817,7 @@
       <w:tr>
         <w:tc>
           <w:tcPr>
-            <w:tcW w:type="dxa" w:w="1011"/>
+            <w:tcW w:type="dxa" w:w="1005"/>
           </w:tcPr>
           <w:p>
             <w:pPr>
@@ -35245,7 +33833,7 @@
         </w:tc>
         <w:tc>
           <w:tcPr>
-            <w:tcW w:type="dxa" w:w="1770"/>
+            <w:tcW w:type="dxa" w:w="1765"/>
           </w:tcPr>
           <w:p>
             <w:pPr>
@@ -35261,7 +33849,7 @@
         </w:tc>
         <w:tc>
           <w:tcPr>
-            <w:tcW w:type="dxa" w:w="3745"/>
+            <w:tcW w:type="dxa" w:w="3795"/>
           </w:tcPr>
           <w:p>
             <w:pPr>
@@ -35277,7 +33865,7 @@
         </w:tc>
         <w:tc>
           <w:tcPr>
-            <w:tcW w:type="dxa" w:w="2835"/>
+            <w:tcW w:type="dxa" w:w="2795"/>
           </w:tcPr>
           <w:p>
             <w:pPr>
@@ -35295,7 +33883,7 @@
       <w:tr>
         <w:tc>
           <w:tcPr>
-            <w:tcW w:type="dxa" w:w="1011"/>
+            <w:tcW w:type="dxa" w:w="1005"/>
           </w:tcPr>
           <w:p>
             <w:pPr>
@@ -35311,7 +33899,7 @@
         </w:tc>
         <w:tc>
           <w:tcPr>
-            <w:tcW w:type="dxa" w:w="1770"/>
+            <w:tcW w:type="dxa" w:w="1765"/>
           </w:tcPr>
           <w:p>
             <w:pPr>
@@ -35327,7 +33915,7 @@
         </w:tc>
         <w:tc>
           <w:tcPr>
-            <w:tcW w:type="dxa" w:w="3745"/>
+            <w:tcW w:type="dxa" w:w="3795"/>
           </w:tcPr>
           <w:p>
             <w:pPr>
@@ -35350,7 +33938,7 @@
         </w:tc>
         <w:tc>
           <w:tcPr>
-            <w:tcW w:type="dxa" w:w="2835"/>
+            <w:tcW w:type="dxa" w:w="2795"/>
           </w:tcPr>
           <w:p>
             <w:pPr>
@@ -35368,7 +33956,7 @@
       <w:tr>
         <w:tc>
           <w:tcPr>
-            <w:tcW w:type="dxa" w:w="1011"/>
+            <w:tcW w:type="dxa" w:w="1005"/>
           </w:tcPr>
           <w:p>
             <w:pPr>
@@ -35384,7 +33972,7 @@
         </w:tc>
         <w:tc>
           <w:tcPr>
-            <w:tcW w:type="dxa" w:w="1770"/>
+            <w:tcW w:type="dxa" w:w="1765"/>
           </w:tcPr>
           <w:p>
             <w:pPr>
@@ -35400,7 +33988,7 @@
         </w:tc>
         <w:tc>
           <w:tcPr>
-            <w:tcW w:type="dxa" w:w="3745"/>
+            <w:tcW w:type="dxa" w:w="3795"/>
           </w:tcPr>
           <w:p>
             <w:pPr>
@@ -35416,7 +34004,7 @@
         </w:tc>
         <w:tc>
           <w:tcPr>
-            <w:tcW w:type="dxa" w:w="2835"/>
+            <w:tcW w:type="dxa" w:w="2795"/>
           </w:tcPr>
           <w:p>
             <w:pPr>
@@ -35434,7 +34022,7 @@
       <w:tr>
         <w:tc>
           <w:tcPr>
-            <w:tcW w:type="dxa" w:w="1011"/>
+            <w:tcW w:type="dxa" w:w="1005"/>
           </w:tcPr>
           <w:p>
             <w:pPr>
@@ -35450,7 +34038,7 @@
         </w:tc>
         <w:tc>
           <w:tcPr>
-            <w:tcW w:type="dxa" w:w="1770"/>
+            <w:tcW w:type="dxa" w:w="1765"/>
           </w:tcPr>
           <w:p>
             <w:pPr>
@@ -35466,7 +34054,7 @@
         </w:tc>
         <w:tc>
           <w:tcPr>
-            <w:tcW w:type="dxa" w:w="3745"/>
+            <w:tcW w:type="dxa" w:w="3795"/>
           </w:tcPr>
           <w:p>
             <w:pPr>
@@ -35482,7 +34070,7 @@
         </w:tc>
         <w:tc>
           <w:tcPr>
-            <w:tcW w:type="dxa" w:w="2835"/>
+            <w:tcW w:type="dxa" w:w="2795"/>
           </w:tcPr>
           <w:p>
             <w:pPr>
@@ -35500,7 +34088,7 @@
       <w:tr>
         <w:tc>
           <w:tcPr>
-            <w:tcW w:type="dxa" w:w="1011"/>
+            <w:tcW w:type="dxa" w:w="1005"/>
           </w:tcPr>
           <w:p>
             <w:pPr>
@@ -35516,7 +34104,7 @@
         </w:tc>
         <w:tc>
           <w:tcPr>
-            <w:tcW w:type="dxa" w:w="1770"/>
+            <w:tcW w:type="dxa" w:w="1765"/>
           </w:tcPr>
           <w:p>
             <w:pPr>
@@ -35532,7 +34120,7 @@
         </w:tc>
         <w:tc>
           <w:tcPr>
-            <w:tcW w:type="dxa" w:w="3745"/>
+            <w:tcW w:type="dxa" w:w="3795"/>
           </w:tcPr>
           <w:p>
             <w:pPr>
@@ -35561,7 +34149,7 @@
         </w:tc>
         <w:tc>
           <w:tcPr>
-            <w:tcW w:type="dxa" w:w="2835"/>
+            <w:tcW w:type="dxa" w:w="2795"/>
           </w:tcPr>
           <w:p>
             <w:pPr>
@@ -35579,7 +34167,7 @@
       <w:tr>
         <w:tc>
           <w:tcPr>
-            <w:tcW w:type="dxa" w:w="1011"/>
+            <w:tcW w:type="dxa" w:w="1005"/>
           </w:tcPr>
           <w:p>
             <w:pPr>
@@ -35595,7 +34183,7 @@
         </w:tc>
         <w:tc>
           <w:tcPr>
-            <w:tcW w:type="dxa" w:w="1770"/>
+            <w:tcW w:type="dxa" w:w="1765"/>
           </w:tcPr>
           <w:p>
             <w:pPr>
@@ -35611,7 +34199,7 @@
         </w:tc>
         <w:tc>
           <w:tcPr>
-            <w:tcW w:type="dxa" w:w="3745"/>
+            <w:tcW w:type="dxa" w:w="3795"/>
           </w:tcPr>
           <w:p>
             <w:pPr>
@@ -35627,7 +34215,7 @@
         </w:tc>
         <w:tc>
           <w:tcPr>
-            <w:tcW w:type="dxa" w:w="2835"/>
+            <w:tcW w:type="dxa" w:w="2795"/>
           </w:tcPr>
           <w:p>
             <w:pPr>
@@ -35645,7 +34233,7 @@
       <w:tr>
         <w:tc>
           <w:tcPr>
-            <w:tcW w:type="dxa" w:w="1011"/>
+            <w:tcW w:type="dxa" w:w="1005"/>
           </w:tcPr>
           <w:p>
             <w:pPr>
@@ -35661,7 +34249,7 @@
         </w:tc>
         <w:tc>
           <w:tcPr>
-            <w:tcW w:type="dxa" w:w="1770"/>
+            <w:tcW w:type="dxa" w:w="1765"/>
           </w:tcPr>
           <w:p>
             <w:pPr>
@@ -35677,7 +34265,7 @@
         </w:tc>
         <w:tc>
           <w:tcPr>
-            <w:tcW w:type="dxa" w:w="3745"/>
+            <w:tcW w:type="dxa" w:w="3795"/>
           </w:tcPr>
           <w:p>
             <w:pPr>
@@ -35693,7 +34281,7 @@
         </w:tc>
         <w:tc>
           <w:tcPr>
-            <w:tcW w:type="dxa" w:w="2835"/>
+            <w:tcW w:type="dxa" w:w="2795"/>
           </w:tcPr>
           <w:p>
             <w:pPr>
@@ -35724,7 +34312,99 @@
       <w:tr>
         <w:tc>
           <w:tcPr>
-            <w:tcW w:type="dxa" w:w="1011"/>
+            <w:tcW w:type="dxa" w:w="1005"/>
+          </w:tcPr>
+          <w:p>
+            <w:pPr>
+              <w:spacing w:after="0"/>
+            </w:pPr>
+            <w:r>
+              <w:rPr>
+                <w:sz w:val="18"/>
+              </w:rPr>
+              <w:t>DEF-14</w:t>
+            </w:r>
+          </w:p>
+        </w:tc>
+        <w:tc>
+          <w:tcPr>
+            <w:tcW w:type="dxa" w:w="1765"/>
+          </w:tcPr>
+          <w:p>
+            <w:pPr>
+              <w:spacing w:after="0"/>
+            </w:pPr>
+            <w:r>
+              <w:rPr>
+                <w:sz w:val="18"/>
+              </w:rPr>
+              <w:t>Client review of the live map</w:t>
+            </w:r>
+          </w:p>
+        </w:tc>
+        <w:tc>
+          <w:tcPr>
+            <w:tcW w:type="dxa" w:w="3795"/>
+          </w:tcPr>
+          <w:p>
+            <w:pPr>
+              <w:spacing w:after="0"/>
+            </w:pPr>
+            <w:r>
+              <w:rPr>
+                <w:sz w:val="18"/>
+              </w:rPr>
+              <w:t xml:space="preserve">After the CSP was enforced, map tiles stopped loading for returning visitors: the service worker fetches tiles, and worker fetches fall under </w:t>
+            </w:r>
+            <w:r>
+              <w:rPr>
+                <w:rFonts w:ascii="Consolas" w:hAnsi="Consolas"/>
+                <w:sz w:val="18"/>
+              </w:rPr>
+              <w:t>connect-src</w:t>
+            </w:r>
+            <w:r>
+              <w:rPr>
+                <w:sz w:val="18"/>
+              </w:rPr>
+              <w:t>, which did not list the tile servers (first visits, without the worker, were fine)</w:t>
+            </w:r>
+          </w:p>
+        </w:tc>
+        <w:tc>
+          <w:tcPr>
+            <w:tcW w:type="dxa" w:w="2795"/>
+          </w:tcPr>
+          <w:p>
+            <w:pPr>
+              <w:spacing w:after="0"/>
+            </w:pPr>
+            <w:r>
+              <w:rPr>
+                <w:sz w:val="18"/>
+              </w:rPr>
+              <w:t xml:space="preserve">Tile servers added to </w:t>
+            </w:r>
+            <w:r>
+              <w:rPr>
+                <w:rFonts w:ascii="Consolas" w:hAnsi="Consolas"/>
+                <w:sz w:val="18"/>
+              </w:rPr>
+              <w:t>connect-src</w:t>
+            </w:r>
+            <w:r>
+              <w:rPr>
+                <w:sz w:val="18"/>
+              </w:rPr>
+              <w:t>; NFT-12 now checks that tiles load with the worker in control</w:t>
+            </w:r>
+          </w:p>
+        </w:tc>
+      </w:tr>
+      <w:tr>
+        <w:tc>
+          <w:tcPr>
+            <w:tcW w:type="dxa" w:w="1005"/>
           </w:tcPr>
           <w:p>
             <w:pPr>
@@ -35740,7 +34420,7 @@
         </w:tc>
         <w:tc>
           <w:tcPr>
-            <w:tcW w:type="dxa" w:w="1770"/>
+            <w:tcW w:type="dxa" w:w="1765"/>
           </w:tcPr>
           <w:p>
             <w:pPr>
@@ -35756,7 +34436,7 @@
         </w:tc>
         <w:tc>
           <w:tcPr>
-            <w:tcW w:type="dxa" w:w="3745"/>
+            <w:tcW w:type="dxa" w:w="3795"/>
           </w:tcPr>
           <w:p>
             <w:pPr>
@@ -35785,7 +34465,7 @@
         </w:tc>
         <w:tc>
           <w:tcPr>
-            <w:tcW w:type="dxa" w:w="2835"/>
+            <w:tcW w:type="dxa" w:w="2795"/>
           </w:tcPr>
           <w:p>
             <w:pPr>
@@ -35932,7 +34612,7 @@
         <w:keepNext/>
       </w:pPr>
       <w:r>
-        <w:t>Table 20: Demo accounts</w:t>
+        <w:t>Table 21: Demo accounts</w:t>
       </w:r>
     </w:p>
     <w:tbl>
@@ -36665,7 +35345,7 @@
         <w:keepNext/>
       </w:pPr>
       <w:r>
-        <w:t>Table 21: Evaluation against the success criteria</w:t>
+        <w:t>Table 22: Evaluation against the success criteria</w:t>
       </w:r>
     </w:p>
     <w:tbl>
@@ -36786,7 +35466,7 @@
               <w:rPr>
                 <w:sz w:val="18"/>
               </w:rPr>
-              <w:t>E2E-01 passes in Chromium and Firefox across three independent browser sessions (resident, official, field worker); Figures 12–18</w:t>
+              <w:t>E2E-01 passes in Chromium and Firefox across three independent browser sessions (resident, official, field worker); Figures 12–17</w:t>
             </w:r>
           </w:p>
         </w:tc>
@@ -36886,7 +35566,7 @@
               <w:rPr>
                 <w:sz w:val="18"/>
               </w:rPr>
-              <w:t>20 Security Rule tests covering every cell of the permission matrix, plus authorisation cases for every command and E2E-04; all pass</w:t>
+              <w:t>22 Security Rule tests covering every cell of the permission matrix, plus authorisation cases for every command and E2E-04; all pass</w:t>
             </w:r>
           </w:p>
         </w:tc>
@@ -36936,7 +35616,7 @@
               <w:rPr>
                 <w:sz w:val="18"/>
               </w:rPr>
-              <w:t>NFT-05: report visible to the official in 0.09 s and the resolution visible to the resident in 2.47 s (target 5 s); E2E-03 shows suburb targeting</w:t>
+              <w:t>NFT-05: report visible to the official in 0.07 s and the resolution visible to the resident in 1.90 s (target 5 s); E2E-03 shows suburb targeting</w:t>
             </w:r>
           </w:p>
         </w:tc>
@@ -37045,7 +35725,21 @@
     </w:p>
     <w:p>
       <w:r>
-        <w:t xml:space="preserve">Firebase. (2026). </w:t>
+        <w:t xml:space="preserve">Firebase. (2026a). </w:t>
+      </w:r>
+      <w:r>
+        <w:rPr>
+          <w:i/>
+        </w:rPr>
+        <w:t>Authenticate with Firebase anonymously using JavaScript</w:t>
+      </w:r>
+      <w:r>
+        <w:t>. Google. https://firebase.google.com/docs/auth/web/anonymous-auth</w:t>
+      </w:r>
+    </w:p>
+    <w:p>
+      <w:r>
+        <w:t xml:space="preserve">Firebase. (2026b). </w:t>
       </w:r>
       <w:r>
         <w:rPr>
@@ -37059,7 +35753,7 @@
     </w:p>
     <w:p>
       <w:r>
-        <w:t xml:space="preserve">Firebase. (2026). </w:t>
+        <w:t xml:space="preserve">Firebase. (2026c). </w:t>
       </w:r>
       <w:r>
         <w:rPr>
@@ -37073,7 +35767,7 @@
     </w:p>
     <w:p>
       <w:r>
-        <w:t xml:space="preserve">Firebase. (2026). </w:t>
+        <w:t xml:space="preserve">Firebase. (2026d). </w:t>
       </w:r>
       <w:r>
         <w:rPr>
@@ -37087,7 +35781,7 @@
     </w:p>
     <w:p>
       <w:r>
-        <w:t xml:space="preserve">Firebase. (2026). </w:t>
+        <w:t xml:space="preserve">Firebase. (2026e). </w:t>
       </w:r>
       <w:r>
         <w:rPr>
@@ -37115,6 +35809,20 @@
     </w:p>
     <w:p>
       <w:r>
+        <w:t xml:space="preserve">MDN contributors. (2026). </w:t>
+      </w:r>
+      <w:r>
+        <w:rPr>
+          <w:i/>
+        </w:rPr>
+        <w:t>Content-Security-Policy</w:t>
+      </w:r>
+      <w:r>
+        <w:t>. Mozilla. https://developer.mozilla.org/en-US/docs/Web/HTTP/Reference/Headers/Content-Security-Policy</w:t>
+      </w:r>
+    </w:p>
+    <w:p>
+      <w:r>
         <w:t xml:space="preserve">Meta Platforms. (2026). </w:t>
       </w:r>
       <w:r>
@@ -37152,7 +35860,7 @@
         <w:t>Sol Plaatje 'has a plan' to solve water crisis</w:t>
       </w:r>
       <w:r>
-        <w:t>. News24. https://www.news24.com/news24/community-newspaper/noordkaapbulletin/sol-plaatje-has-a-plan-20240130</w:t>
+        <w:t>. https://noordkaapbulletin.co.za/sol-plaatje-has-a-plan-20240130/</w:t>
       </w:r>
     </w:p>
     <w:p>
@@ -37213,7 +35921,49 @@
     </w:p>
     <w:p>
       <w:r>
-        <w:t xml:space="preserve">Vercel. (2026). </w:t>
+        <w:t xml:space="preserve">Twilio. (2026a). </w:t>
+      </w:r>
+      <w:r>
+        <w:rPr>
+          <w:i/>
+        </w:rPr>
+        <w:t>Programmable Messaging API: Message resource</w:t>
+      </w:r>
+      <w:r>
+        <w:t>. https://www.twilio.com/docs/messaging/api/message-resource</w:t>
+      </w:r>
+    </w:p>
+    <w:p>
+      <w:r>
+        <w:t xml:space="preserve">Twilio. (2026b). </w:t>
+      </w:r>
+      <w:r>
+        <w:rPr>
+          <w:i/>
+        </w:rPr>
+        <w:t>Twilio trial account</w:t>
+      </w:r>
+      <w:r>
+        <w:t>. https://www.twilio.com/docs/usage/trials</w:t>
+      </w:r>
+    </w:p>
+    <w:p>
+      <w:r>
+        <w:t xml:space="preserve">Vercel. (2026a). </w:t>
+      </w:r>
+      <w:r>
+        <w:rPr>
+          <w:i/>
+        </w:rPr>
+        <w:t>Caching on the Vercel CDN</w:t>
+      </w:r>
+      <w:r>
+        <w:t>. https://vercel.com/docs/edge-cache</w:t>
+      </w:r>
+    </w:p>
+    <w:p>
+      <w:r>
+        <w:t xml:space="preserve">Vercel. (2026b). </w:t>
       </w:r>
       <w:r>
         <w:rPr>
@@ -37322,7 +36072,7 @@
         <w:rPr>
           <w:b/>
         </w:rPr>
-        <w:t>d5f01fee908ec307903e06e4fc5133fa7fce479f</w:t>
+        <w:t>03bd081a0f69882e61ad001eafb63f21d7ac19d2</w:t>
       </w:r>
       <w:r>
         <w:t>.</w:t>
@@ -37351,7 +36101,7 @@
         <w:t>https://civiclink-five.vercel.app</w:t>
       </w:r>
       <w:r>
-        <w:t xml:space="preserve"> (Vercel + Firebase Spark, decision D3). Demo accounts are listed in Section 8. The local emulator configuration in Section 8 reproduces the same system offline.</w:t>
+        <w:t xml:space="preserve"> (Vercel + Firebase Spark, decision D2). Demo accounts are listed in Section 8. The local emulator configuration in Section 8 reproduces the same system offline.</w:t>
       </w:r>
     </w:p>
     <w:p>
@@ -37381,7 +36131,7 @@
         <w:t>Complete automated test results:</w:t>
       </w:r>
       <w:r>
-        <w:t xml:space="preserve"> the GitHub Actions run for commit d5f01fee908ec307903e06e4fc5133fa7fce479f (tab "Actions"). It includes the Playwright HTML report and the coverage report as downloadable artefacts.</w:t>
+        <w:t xml:space="preserve"> the GitHub Actions run for commit 03bd081a0f69882e61ad001eafb63f21d7ac19d2 (tab "Actions"). It includes the Playwright HTML report and the coverage report as downloadable artefacts.</w:t>
       </w:r>
     </w:p>
     <w:p>
@@ -37576,7 +36326,7 @@
         <w:keepNext/>
       </w:pPr>
       <w:r>
-        <w:t>Table 22: Abbreviations</w:t>
+        <w:t>Table 23: Abbreviations</w:t>
       </w:r>
     </w:p>
     <w:tbl>
@@ -38446,7 +37196,7 @@
         <w:keepNext/>
       </w:pPr>
       <w:r>
-        <w:t>Table 23: Requirements traceability (condensed from docs/trackers/traceability-matrix.md)</w:t>
+        <w:t>Table 24: Requirements traceability (condensed from docs/trackers/traceability-matrix.md)</w:t>
       </w:r>
     </w:p>
     <w:tbl>
@@ -41731,7 +40481,7 @@
         <w:keepNext/>
       </w:pPr>
       <w:r>
-        <w:t>Table 24: Complete automated test results</w:t>
+        <w:t>Table 25: Complete automated test results</w:t>
       </w:r>
     </w:p>
     <w:tbl>
